--- a/docs/Evaluation_Framework.docx
+++ b/docs/Evaluation_Framework.docx
@@ -4226,6 +4226,3108 @@
     </w:tbl>
     <w:p>
       <w:pPr>
+        <w:pStyle w:val="Heading3"/>
+      </w:pPr>
+      <w:r>
+        <w:t>Results — free local configuration (graded configuration, D-01a)</w:t>
+      </w:r>
+    </w:p>
+    <w:p>
+      <w:r>
+        <w:t>Run harness-20260920T133607Z-2394e653 (2026-09-20 UTC), 10 tickets, code 2db514c + uncommitted changes. Drafting llama3.1-8b-ctx8k; guardrails qwen2.5-7b-ctx8k. Confidence threshold 0.85; guardrails on; model cache off (49 live calls, 0 replayed). Runs against the hidden evaluation set: 0. Cost of the run: $0.0000 (73,142 tokens in, 2,480 out).</w:t>
+      </w:r>
+    </w:p>
+    <w:tbl>
+      <w:tblPr>
+        <w:tblW w:type="auto" w:w="0"/>
+        <w:jc w:val="center"/>
+        <w:tblLayout w:type="fixed"/>
+        <w:tblLook w:firstColumn="1" w:firstRow="1" w:lastColumn="0" w:lastRow="0" w:noHBand="0" w:noVBand="1" w:val="04A0"/>
+      </w:tblPr>
+      <w:tblGrid>
+        <w:gridCol w:w="1608"/>
+        <w:gridCol w:w="1608"/>
+        <w:gridCol w:w="1608"/>
+        <w:gridCol w:w="1608"/>
+        <w:gridCol w:w="1608"/>
+        <w:gridCol w:w="1608"/>
+      </w:tblGrid>
+      <w:tr>
+        <w:tc>
+          <w:tcPr>
+            <w:tcW w:type="dxa" w:w="2304"/>
+            <w:shd w:val="clear" w:fill="E8660A"/>
+            <w:tcBorders>
+              <w:top w:val="single" w:sz="6" w:color="D9D9E0"/>
+              <w:left w:val="single" w:sz="6" w:color="D9D9E0"/>
+              <w:bottom w:val="single" w:sz="6" w:color="D9D9E0"/>
+              <w:right w:val="single" w:sz="6" w:color="D9D9E0"/>
+            </w:tcBorders>
+          </w:tcPr>
+          <w:p>
+            <w:pPr>
+              <w:spacing w:before="60" w:after="60"/>
+            </w:pPr>
+            <w:r>
+              <w:rPr>
+                <w:b/>
+                <w:color w:val="FFFFFF"/>
+                <w:sz w:val="16"/>
+              </w:rPr>
+              <w:t>Measure</w:t>
+            </w:r>
+          </w:p>
+        </w:tc>
+        <w:tc>
+          <w:tcPr>
+            <w:tcW w:type="dxa" w:w="1296"/>
+            <w:shd w:val="clear" w:fill="E8660A"/>
+            <w:tcBorders>
+              <w:top w:val="single" w:sz="6" w:color="D9D9E0"/>
+              <w:left w:val="single" w:sz="6" w:color="D9D9E0"/>
+              <w:bottom w:val="single" w:sz="6" w:color="D9D9E0"/>
+              <w:right w:val="single" w:sz="6" w:color="D9D9E0"/>
+            </w:tcBorders>
+          </w:tcPr>
+          <w:p>
+            <w:pPr>
+              <w:spacing w:before="60" w:after="60"/>
+            </w:pPr>
+            <w:r>
+              <w:rPr>
+                <w:b/>
+                <w:color w:val="FFFFFF"/>
+                <w:sz w:val="16"/>
+              </w:rPr>
+              <w:t>Baseline</w:t>
+            </w:r>
+          </w:p>
+        </w:tc>
+        <w:tc>
+          <w:tcPr>
+            <w:tcW w:type="dxa" w:w="1080"/>
+            <w:shd w:val="clear" w:fill="E8660A"/>
+            <w:tcBorders>
+              <w:top w:val="single" w:sz="6" w:color="D9D9E0"/>
+              <w:left w:val="single" w:sz="6" w:color="D9D9E0"/>
+              <w:bottom w:val="single" w:sz="6" w:color="D9D9E0"/>
+              <w:right w:val="single" w:sz="6" w:color="D9D9E0"/>
+            </w:tcBorders>
+          </w:tcPr>
+          <w:p>
+            <w:pPr>
+              <w:spacing w:before="60" w:after="60"/>
+            </w:pPr>
+            <w:r>
+              <w:rPr>
+                <w:b/>
+                <w:color w:val="FFFFFF"/>
+                <w:sz w:val="16"/>
+              </w:rPr>
+              <w:t>Target</w:t>
+            </w:r>
+          </w:p>
+        </w:tc>
+        <w:tc>
+          <w:tcPr>
+            <w:tcW w:type="dxa" w:w="1080"/>
+            <w:shd w:val="clear" w:fill="E8660A"/>
+            <w:tcBorders>
+              <w:top w:val="single" w:sz="6" w:color="D9D9E0"/>
+              <w:left w:val="single" w:sz="6" w:color="D9D9E0"/>
+              <w:bottom w:val="single" w:sz="6" w:color="D9D9E0"/>
+              <w:right w:val="single" w:sz="6" w:color="D9D9E0"/>
+            </w:tcBorders>
+          </w:tcPr>
+          <w:p>
+            <w:pPr>
+              <w:spacing w:before="60" w:after="60"/>
+            </w:pPr>
+            <w:r>
+              <w:rPr>
+                <w:b/>
+                <w:color w:val="FFFFFF"/>
+                <w:sz w:val="16"/>
+              </w:rPr>
+              <w:t>Achieved</w:t>
+            </w:r>
+          </w:p>
+        </w:tc>
+        <w:tc>
+          <w:tcPr>
+            <w:tcW w:type="dxa" w:w="1728"/>
+            <w:shd w:val="clear" w:fill="E8660A"/>
+            <w:tcBorders>
+              <w:top w:val="single" w:sz="6" w:color="D9D9E0"/>
+              <w:left w:val="single" w:sz="6" w:color="D9D9E0"/>
+              <w:bottom w:val="single" w:sz="6" w:color="D9D9E0"/>
+              <w:right w:val="single" w:sz="6" w:color="D9D9E0"/>
+            </w:tcBorders>
+          </w:tcPr>
+          <w:p>
+            <w:pPr>
+              <w:spacing w:before="60" w:after="60"/>
+            </w:pPr>
+            <w:r>
+              <w:rPr>
+                <w:b/>
+                <w:color w:val="FFFFFF"/>
+                <w:sz w:val="16"/>
+              </w:rPr>
+              <w:t>Confidence in the figure</w:t>
+            </w:r>
+          </w:p>
+        </w:tc>
+        <w:tc>
+          <w:tcPr>
+            <w:tcW w:type="dxa" w:w="2160"/>
+            <w:shd w:val="clear" w:fill="E8660A"/>
+            <w:tcBorders>
+              <w:top w:val="single" w:sz="6" w:color="D9D9E0"/>
+              <w:left w:val="single" w:sz="6" w:color="D9D9E0"/>
+              <w:bottom w:val="single" w:sz="6" w:color="D9D9E0"/>
+              <w:right w:val="single" w:sz="6" w:color="D9D9E0"/>
+            </w:tcBorders>
+          </w:tcPr>
+          <w:p>
+            <w:pPr>
+              <w:spacing w:before="60" w:after="60"/>
+            </w:pPr>
+            <w:r>
+              <w:rPr>
+                <w:b/>
+                <w:color w:val="FFFFFF"/>
+                <w:sz w:val="16"/>
+              </w:rPr>
+              <w:t>Notes</w:t>
+            </w:r>
+          </w:p>
+        </w:tc>
+      </w:tr>
+      <w:tr>
+        <w:tc>
+          <w:tcPr>
+            <w:tcW w:type="dxa" w:w="2304"/>
+            <w:tcBorders>
+              <w:top w:val="single" w:sz="6" w:color="D9D9E0"/>
+              <w:left w:val="single" w:sz="6" w:color="D9D9E0"/>
+              <w:bottom w:val="single" w:sz="6" w:color="D9D9E0"/>
+              <w:right w:val="single" w:sz="6" w:color="D9D9E0"/>
+            </w:tcBorders>
+          </w:tcPr>
+          <w:p>
+            <w:pPr>
+              <w:spacing w:before="50" w:after="50"/>
+            </w:pPr>
+            <w:r>
+              <w:rPr>
+                <w:sz w:val="15"/>
+              </w:rPr>
+              <w:t>First contact resolution</w:t>
+            </w:r>
+          </w:p>
+        </w:tc>
+        <w:tc>
+          <w:tcPr>
+            <w:tcW w:type="dxa" w:w="1296"/>
+            <w:tcBorders>
+              <w:top w:val="single" w:sz="6" w:color="D9D9E0"/>
+              <w:left w:val="single" w:sz="6" w:color="D9D9E0"/>
+              <w:bottom w:val="single" w:sz="6" w:color="D9D9E0"/>
+              <w:right w:val="single" w:sz="6" w:color="D9D9E0"/>
+            </w:tcBorders>
+          </w:tcPr>
+          <w:p>
+            <w:pPr>
+              <w:spacing w:before="50" w:after="50"/>
+            </w:pPr>
+            <w:r>
+              <w:rPr>
+                <w:sz w:val="15"/>
+              </w:rPr>
+              <w:t>42%</w:t>
+            </w:r>
+          </w:p>
+        </w:tc>
+        <w:tc>
+          <w:tcPr>
+            <w:tcW w:type="dxa" w:w="1080"/>
+            <w:tcBorders>
+              <w:top w:val="single" w:sz="6" w:color="D9D9E0"/>
+              <w:left w:val="single" w:sz="6" w:color="D9D9E0"/>
+              <w:bottom w:val="single" w:sz="6" w:color="D9D9E0"/>
+              <w:right w:val="single" w:sz="6" w:color="D9D9E0"/>
+            </w:tcBorders>
+          </w:tcPr>
+          <w:p>
+            <w:pPr>
+              <w:spacing w:before="50" w:after="50"/>
+            </w:pPr>
+            <w:r>
+              <w:rPr>
+                <w:sz w:val="15"/>
+              </w:rPr>
+              <w:t>60%</w:t>
+            </w:r>
+          </w:p>
+        </w:tc>
+        <w:tc>
+          <w:tcPr>
+            <w:tcW w:type="dxa" w:w="1080"/>
+            <w:tcBorders>
+              <w:top w:val="single" w:sz="6" w:color="D9D9E0"/>
+              <w:left w:val="single" w:sz="6" w:color="D9D9E0"/>
+              <w:bottom w:val="single" w:sz="6" w:color="D9D9E0"/>
+              <w:right w:val="single" w:sz="6" w:color="D9D9E0"/>
+            </w:tcBorders>
+          </w:tcPr>
+          <w:p>
+            <w:pPr>
+              <w:spacing w:before="50" w:after="50"/>
+            </w:pPr>
+            <w:r>
+              <w:rPr>
+                <w:b/>
+              </w:rPr>
+              <w:t>40.0% correctly resolved (50.0% auto-sent) — NOT MET</w:t>
+            </w:r>
+          </w:p>
+        </w:tc>
+        <w:tc>
+          <w:tcPr>
+            <w:tcW w:type="dxa" w:w="1728"/>
+            <w:tcBorders>
+              <w:top w:val="single" w:sz="6" w:color="D9D9E0"/>
+              <w:left w:val="single" w:sz="6" w:color="D9D9E0"/>
+              <w:bottom w:val="single" w:sz="6" w:color="D9D9E0"/>
+              <w:right w:val="single" w:sz="6" w:color="D9D9E0"/>
+            </w:tcBorders>
+          </w:tcPr>
+          <w:p>
+            <w:pPr>
+              <w:spacing w:before="50" w:after="50"/>
+            </w:pPr>
+            <w:r>
+              <w:rPr>
+                <w:b w:val="0"/>
+              </w:rPr>
+              <w:t>95% CI 17-69% (n=10)</w:t>
+            </w:r>
+          </w:p>
+        </w:tc>
+        <w:tc>
+          <w:tcPr>
+            <w:tcW w:type="dxa" w:w="2160"/>
+            <w:tcBorders>
+              <w:top w:val="single" w:sz="6" w:color="D9D9E0"/>
+              <w:left w:val="single" w:sz="6" w:color="D9D9E0"/>
+              <w:bottom w:val="single" w:sz="6" w:color="D9D9E0"/>
+              <w:right w:val="single" w:sz="6" w:color="D9D9E0"/>
+            </w:tcBorders>
+          </w:tcPr>
+          <w:p>
+            <w:pPr>
+              <w:spacing w:before="50" w:after="50"/>
+            </w:pPr>
+            <w:r>
+              <w:rPr>
+                <w:b w:val="0"/>
+              </w:rPr>
+              <w:t>1 of 5 sent replies went to tickets the labels say must be held, so they are not counted as resolved: a wrong answer returns as a repeat contact. Correctness is agreement with labels.expected_route, not a check of reply quality.</w:t>
+            </w:r>
+          </w:p>
+        </w:tc>
+      </w:tr>
+      <w:tr>
+        <w:tc>
+          <w:tcPr>
+            <w:tcW w:type="dxa" w:w="2304"/>
+            <w:tcBorders>
+              <w:top w:val="single" w:sz="6" w:color="D9D9E0"/>
+              <w:left w:val="single" w:sz="6" w:color="D9D9E0"/>
+              <w:bottom w:val="single" w:sz="6" w:color="D9D9E0"/>
+              <w:right w:val="single" w:sz="6" w:color="D9D9E0"/>
+            </w:tcBorders>
+            <w:shd w:val="clear" w:fill="F4F4F7"/>
+          </w:tcPr>
+          <w:p>
+            <w:pPr>
+              <w:spacing w:before="50" w:after="50"/>
+            </w:pPr>
+            <w:r>
+              <w:rPr>
+                <w:sz w:val="15"/>
+              </w:rPr>
+              <w:t>Mean time to first reply</w:t>
+            </w:r>
+          </w:p>
+        </w:tc>
+        <w:tc>
+          <w:tcPr>
+            <w:tcW w:type="dxa" w:w="1296"/>
+            <w:tcBorders>
+              <w:top w:val="single" w:sz="6" w:color="D9D9E0"/>
+              <w:left w:val="single" w:sz="6" w:color="D9D9E0"/>
+              <w:bottom w:val="single" w:sz="6" w:color="D9D9E0"/>
+              <w:right w:val="single" w:sz="6" w:color="D9D9E0"/>
+            </w:tcBorders>
+            <w:shd w:val="clear" w:fill="F4F4F7"/>
+          </w:tcPr>
+          <w:p>
+            <w:pPr>
+              <w:spacing w:before="50" w:after="50"/>
+            </w:pPr>
+            <w:r>
+              <w:rPr>
+                <w:sz w:val="15"/>
+              </w:rPr>
+              <w:t>8 to 12 hrs</w:t>
+            </w:r>
+          </w:p>
+        </w:tc>
+        <w:tc>
+          <w:tcPr>
+            <w:tcW w:type="dxa" w:w="1080"/>
+            <w:tcBorders>
+              <w:top w:val="single" w:sz="6" w:color="D9D9E0"/>
+              <w:left w:val="single" w:sz="6" w:color="D9D9E0"/>
+              <w:bottom w:val="single" w:sz="6" w:color="D9D9E0"/>
+              <w:right w:val="single" w:sz="6" w:color="D9D9E0"/>
+            </w:tcBorders>
+            <w:shd w:val="clear" w:fill="F4F4F7"/>
+          </w:tcPr>
+          <w:p>
+            <w:pPr>
+              <w:spacing w:before="50" w:after="50"/>
+            </w:pPr>
+            <w:r>
+              <w:rPr>
+                <w:sz w:val="15"/>
+              </w:rPr>
+              <w:t>&lt; 5 min</w:t>
+            </w:r>
+          </w:p>
+        </w:tc>
+        <w:tc>
+          <w:tcPr>
+            <w:tcW w:type="dxa" w:w="1080"/>
+            <w:tcBorders>
+              <w:top w:val="single" w:sz="6" w:color="D9D9E0"/>
+              <w:left w:val="single" w:sz="6" w:color="D9D9E0"/>
+              <w:bottom w:val="single" w:sz="6" w:color="D9D9E0"/>
+              <w:right w:val="single" w:sz="6" w:color="D9D9E0"/>
+            </w:tcBorders>
+            <w:shd w:val="clear" w:fill="F4F4F7"/>
+          </w:tcPr>
+          <w:p>
+            <w:pPr>
+              <w:spacing w:before="50" w:after="50"/>
+            </w:pPr>
+            <w:r>
+              <w:rPr>
+                <w:b w:val="0"/>
+              </w:rPr>
+              <w:t>57.4 s — MET</w:t>
+            </w:r>
+          </w:p>
+        </w:tc>
+        <w:tc>
+          <w:tcPr>
+            <w:tcW w:type="dxa" w:w="1728"/>
+            <w:tcBorders>
+              <w:top w:val="single" w:sz="6" w:color="D9D9E0"/>
+              <w:left w:val="single" w:sz="6" w:color="D9D9E0"/>
+              <w:bottom w:val="single" w:sz="6" w:color="D9D9E0"/>
+              <w:right w:val="single" w:sz="6" w:color="D9D9E0"/>
+            </w:tcBorders>
+            <w:shd w:val="clear" w:fill="F4F4F7"/>
+          </w:tcPr>
+          <w:p>
+            <w:pPr>
+              <w:spacing w:before="50" w:after="50"/>
+            </w:pPr>
+            <w:r>
+              <w:rPr>
+                <w:b w:val="0"/>
+              </w:rPr>
+              <w:t>n=5 auto-sent tickets; median 56.9 s</w:t>
+            </w:r>
+          </w:p>
+        </w:tc>
+        <w:tc>
+          <w:tcPr>
+            <w:tcW w:type="dxa" w:w="2160"/>
+            <w:tcBorders>
+              <w:top w:val="single" w:sz="6" w:color="D9D9E0"/>
+              <w:left w:val="single" w:sz="6" w:color="D9D9E0"/>
+              <w:bottom w:val="single" w:sz="6" w:color="D9D9E0"/>
+              <w:right w:val="single" w:sz="6" w:color="D9D9E0"/>
+            </w:tcBorders>
+            <w:shd w:val="clear" w:fill="F4F4F7"/>
+          </w:tcPr>
+          <w:p>
+            <w:pPr>
+              <w:spacing w:before="50" w:after="50"/>
+            </w:pPr>
+            <w:r>
+              <w:rPr>
+                <w:b w:val="0"/>
+              </w:rPr>
+              <w:t>Harness time from ticket read to reply ready; excludes queueing and delivery. The 5 escalated or blocked tickets get no automated reply (holding reply is out of scope, PRD Table 6), so their first reply comes from the human queue.</w:t>
+            </w:r>
+          </w:p>
+        </w:tc>
+      </w:tr>
+      <w:tr>
+        <w:tc>
+          <w:tcPr>
+            <w:tcW w:type="dxa" w:w="2304"/>
+            <w:tcBorders>
+              <w:top w:val="single" w:sz="6" w:color="D9D9E0"/>
+              <w:left w:val="single" w:sz="6" w:color="D9D9E0"/>
+              <w:bottom w:val="single" w:sz="6" w:color="D9D9E0"/>
+              <w:right w:val="single" w:sz="6" w:color="D9D9E0"/>
+            </w:tcBorders>
+          </w:tcPr>
+          <w:p>
+            <w:pPr>
+              <w:spacing w:before="50" w:after="50"/>
+            </w:pPr>
+            <w:r>
+              <w:rPr>
+                <w:sz w:val="15"/>
+              </w:rPr>
+              <w:t>Satisfaction proxy</w:t>
+            </w:r>
+          </w:p>
+        </w:tc>
+        <w:tc>
+          <w:tcPr>
+            <w:tcW w:type="dxa" w:w="1296"/>
+            <w:tcBorders>
+              <w:top w:val="single" w:sz="6" w:color="D9D9E0"/>
+              <w:left w:val="single" w:sz="6" w:color="D9D9E0"/>
+              <w:bottom w:val="single" w:sz="6" w:color="D9D9E0"/>
+              <w:right w:val="single" w:sz="6" w:color="D9D9E0"/>
+            </w:tcBorders>
+          </w:tcPr>
+          <w:p>
+            <w:pPr>
+              <w:spacing w:before="50" w:after="50"/>
+            </w:pPr>
+            <w:r>
+              <w:rPr>
+                <w:sz w:val="15"/>
+              </w:rPr>
+              <w:t>3.2 / 5</w:t>
+            </w:r>
+          </w:p>
+        </w:tc>
+        <w:tc>
+          <w:tcPr>
+            <w:tcW w:type="dxa" w:w="1080"/>
+            <w:tcBorders>
+              <w:top w:val="single" w:sz="6" w:color="D9D9E0"/>
+              <w:left w:val="single" w:sz="6" w:color="D9D9E0"/>
+              <w:bottom w:val="single" w:sz="6" w:color="D9D9E0"/>
+              <w:right w:val="single" w:sz="6" w:color="D9D9E0"/>
+            </w:tcBorders>
+          </w:tcPr>
+          <w:p>
+            <w:pPr>
+              <w:spacing w:before="50" w:after="50"/>
+            </w:pPr>
+            <w:r>
+              <w:rPr>
+                <w:sz w:val="15"/>
+              </w:rPr>
+              <w:t>4.0</w:t>
+            </w:r>
+          </w:p>
+        </w:tc>
+        <w:tc>
+          <w:tcPr>
+            <w:tcW w:type="dxa" w:w="1080"/>
+            <w:tcBorders>
+              <w:top w:val="single" w:sz="6" w:color="D9D9E0"/>
+              <w:left w:val="single" w:sz="6" w:color="D9D9E0"/>
+              <w:bottom w:val="single" w:sz="6" w:color="D9D9E0"/>
+              <w:right w:val="single" w:sz="6" w:color="D9D9E0"/>
+            </w:tcBorders>
+          </w:tcPr>
+          <w:p>
+            <w:pPr>
+              <w:spacing w:before="50" w:after="50"/>
+            </w:pPr>
+            <w:r>
+              <w:rPr>
+                <w:b/>
+              </w:rPr>
+              <w:t>Not measured — NOT MEASURED</w:t>
+            </w:r>
+          </w:p>
+        </w:tc>
+        <w:tc>
+          <w:tcPr>
+            <w:tcW w:type="dxa" w:w="1728"/>
+            <w:tcBorders>
+              <w:top w:val="single" w:sz="6" w:color="D9D9E0"/>
+              <w:left w:val="single" w:sz="6" w:color="D9D9E0"/>
+              <w:bottom w:val="single" w:sz="6" w:color="D9D9E0"/>
+              <w:right w:val="single" w:sz="6" w:color="D9D9E0"/>
+            </w:tcBorders>
+          </w:tcPr>
+          <w:p>
+            <w:pPr>
+              <w:spacing w:before="50" w:after="50"/>
+            </w:pPr>
+            <w:r>
+              <w:rPr>
+                <w:b w:val="0"/>
+              </w:rPr>
+              <w:t>No scored sample on this run</w:t>
+            </w:r>
+          </w:p>
+        </w:tc>
+        <w:tc>
+          <w:tcPr>
+            <w:tcW w:type="dxa" w:w="2160"/>
+            <w:tcBorders>
+              <w:top w:val="single" w:sz="6" w:color="D9D9E0"/>
+              <w:left w:val="single" w:sz="6" w:color="D9D9E0"/>
+              <w:bottom w:val="single" w:sz="6" w:color="D9D9E0"/>
+              <w:right w:val="single" w:sz="6" w:color="D9D9E0"/>
+            </w:tcBorders>
+          </w:tcPr>
+          <w:p>
+            <w:pPr>
+              <w:spacing w:before="50" w:after="50"/>
+            </w:pPr>
+            <w:r>
+              <w:rPr>
+                <w:b w:val="0"/>
+              </w:rPr>
+              <w:t>The Framework's method is human review of a stated sample of responses against a rubric, reporting sample size, rubric and scorers. Not done for this run. Nearest evidence: B-18, where one person scored 50 drafts from b21_openai_80_20260914 on the judge's RAG rubric (mean answer relevance 4.86/5) — a different rubric, a different run and a single scorer, so not a satisfaction proxy.</w:t>
+            </w:r>
+          </w:p>
+        </w:tc>
+      </w:tr>
+      <w:tr>
+        <w:tc>
+          <w:tcPr>
+            <w:tcW w:type="dxa" w:w="2304"/>
+            <w:tcBorders>
+              <w:top w:val="single" w:sz="6" w:color="D9D9E0"/>
+              <w:left w:val="single" w:sz="6" w:color="D9D9E0"/>
+              <w:bottom w:val="single" w:sz="6" w:color="D9D9E0"/>
+              <w:right w:val="single" w:sz="6" w:color="D9D9E0"/>
+            </w:tcBorders>
+            <w:shd w:val="clear" w:fill="F4F4F7"/>
+          </w:tcPr>
+          <w:p>
+            <w:pPr>
+              <w:spacing w:before="50" w:after="50"/>
+            </w:pPr>
+            <w:r>
+              <w:rPr>
+                <w:sz w:val="15"/>
+              </w:rPr>
+              <w:t>Escalation rate</w:t>
+            </w:r>
+          </w:p>
+        </w:tc>
+        <w:tc>
+          <w:tcPr>
+            <w:tcW w:type="dxa" w:w="1296"/>
+            <w:tcBorders>
+              <w:top w:val="single" w:sz="6" w:color="D9D9E0"/>
+              <w:left w:val="single" w:sz="6" w:color="D9D9E0"/>
+              <w:bottom w:val="single" w:sz="6" w:color="D9D9E0"/>
+              <w:right w:val="single" w:sz="6" w:color="D9D9E0"/>
+            </w:tcBorders>
+            <w:shd w:val="clear" w:fill="F4F4F7"/>
+          </w:tcPr>
+          <w:p>
+            <w:pPr>
+              <w:spacing w:before="50" w:after="50"/>
+            </w:pPr>
+            <w:r>
+              <w:rPr>
+                <w:sz w:val="15"/>
+              </w:rPr>
+              <w:t>58%</w:t>
+            </w:r>
+          </w:p>
+        </w:tc>
+        <w:tc>
+          <w:tcPr>
+            <w:tcW w:type="dxa" w:w="1080"/>
+            <w:tcBorders>
+              <w:top w:val="single" w:sz="6" w:color="D9D9E0"/>
+              <w:left w:val="single" w:sz="6" w:color="D9D9E0"/>
+              <w:bottom w:val="single" w:sz="6" w:color="D9D9E0"/>
+              <w:right w:val="single" w:sz="6" w:color="D9D9E0"/>
+            </w:tcBorders>
+            <w:shd w:val="clear" w:fill="F4F4F7"/>
+          </w:tcPr>
+          <w:p>
+            <w:pPr>
+              <w:spacing w:before="50" w:after="50"/>
+            </w:pPr>
+            <w:r>
+              <w:rPr>
+                <w:sz w:val="15"/>
+              </w:rPr>
+              <w:t>≤ 30%</w:t>
+            </w:r>
+          </w:p>
+        </w:tc>
+        <w:tc>
+          <w:tcPr>
+            <w:tcW w:type="dxa" w:w="1080"/>
+            <w:tcBorders>
+              <w:top w:val="single" w:sz="6" w:color="D9D9E0"/>
+              <w:left w:val="single" w:sz="6" w:color="D9D9E0"/>
+              <w:bottom w:val="single" w:sz="6" w:color="D9D9E0"/>
+              <w:right w:val="single" w:sz="6" w:color="D9D9E0"/>
+            </w:tcBorders>
+            <w:shd w:val="clear" w:fill="F4F4F7"/>
+          </w:tcPr>
+          <w:p>
+            <w:pPr>
+              <w:spacing w:before="50" w:after="50"/>
+            </w:pPr>
+            <w:r>
+              <w:rPr>
+                <w:b/>
+              </w:rPr>
+              <w:t>50.0% — NOT MET</w:t>
+            </w:r>
+          </w:p>
+        </w:tc>
+        <w:tc>
+          <w:tcPr>
+            <w:tcW w:type="dxa" w:w="1728"/>
+            <w:tcBorders>
+              <w:top w:val="single" w:sz="6" w:color="D9D9E0"/>
+              <w:left w:val="single" w:sz="6" w:color="D9D9E0"/>
+              <w:bottom w:val="single" w:sz="6" w:color="D9D9E0"/>
+              <w:right w:val="single" w:sz="6" w:color="D9D9E0"/>
+            </w:tcBorders>
+            <w:shd w:val="clear" w:fill="F4F4F7"/>
+          </w:tcPr>
+          <w:p>
+            <w:pPr>
+              <w:spacing w:before="50" w:after="50"/>
+            </w:pPr>
+            <w:r>
+              <w:rPr>
+                <w:b w:val="0"/>
+              </w:rPr>
+              <w:t>95% CI 24-76% (n=10)</w:t>
+            </w:r>
+          </w:p>
+        </w:tc>
+        <w:tc>
+          <w:tcPr>
+            <w:tcW w:type="dxa" w:w="2160"/>
+            <w:tcBorders>
+              <w:top w:val="single" w:sz="6" w:color="D9D9E0"/>
+              <w:left w:val="single" w:sz="6" w:color="D9D9E0"/>
+              <w:bottom w:val="single" w:sz="6" w:color="D9D9E0"/>
+              <w:right w:val="single" w:sz="6" w:color="D9D9E0"/>
+            </w:tcBorders>
+            <w:shd w:val="clear" w:fill="F4F4F7"/>
+          </w:tcPr>
+          <w:p>
+            <w:pPr>
+              <w:spacing w:before="50" w:after="50"/>
+            </w:pPr>
+            <w:r>
+              <w:rPr>
+                <w:b w:val="0"/>
+              </w:rPr>
+              <w:t>3 escalated by routing and 2 blocked by a guardrail; 0 tickets were blocked because a check could not run (fail-safe), not because it found a fault.</w:t>
+            </w:r>
+          </w:p>
+        </w:tc>
+      </w:tr>
+      <w:tr>
+        <w:tc>
+          <w:tcPr>
+            <w:tcW w:type="dxa" w:w="2304"/>
+            <w:tcBorders>
+              <w:top w:val="single" w:sz="6" w:color="D9D9E0"/>
+              <w:left w:val="single" w:sz="6" w:color="D9D9E0"/>
+              <w:bottom w:val="single" w:sz="6" w:color="D9D9E0"/>
+              <w:right w:val="single" w:sz="6" w:color="D9D9E0"/>
+            </w:tcBorders>
+          </w:tcPr>
+          <w:p>
+            <w:pPr>
+              <w:spacing w:before="50" w:after="50"/>
+            </w:pPr>
+            <w:r>
+              <w:rPr>
+                <w:sz w:val="15"/>
+              </w:rPr>
+              <w:t>Classification precision</w:t>
+            </w:r>
+          </w:p>
+        </w:tc>
+        <w:tc>
+          <w:tcPr>
+            <w:tcW w:type="dxa" w:w="1296"/>
+            <w:tcBorders>
+              <w:top w:val="single" w:sz="6" w:color="D9D9E0"/>
+              <w:left w:val="single" w:sz="6" w:color="D9D9E0"/>
+              <w:bottom w:val="single" w:sz="6" w:color="D9D9E0"/>
+              <w:right w:val="single" w:sz="6" w:color="D9D9E0"/>
+            </w:tcBorders>
+          </w:tcPr>
+          <w:p>
+            <w:pPr>
+              <w:spacing w:before="50" w:after="50"/>
+            </w:pPr>
+            <w:r>
+              <w:rPr>
+                <w:sz w:val="15"/>
+              </w:rPr>
+              <w:t>—</w:t>
+            </w:r>
+          </w:p>
+        </w:tc>
+        <w:tc>
+          <w:tcPr>
+            <w:tcW w:type="dxa" w:w="1080"/>
+            <w:tcBorders>
+              <w:top w:val="single" w:sz="6" w:color="D9D9E0"/>
+              <w:left w:val="single" w:sz="6" w:color="D9D9E0"/>
+              <w:bottom w:val="single" w:sz="6" w:color="D9D9E0"/>
+              <w:right w:val="single" w:sz="6" w:color="D9D9E0"/>
+            </w:tcBorders>
+          </w:tcPr>
+          <w:p>
+            <w:pPr>
+              <w:spacing w:before="50" w:after="50"/>
+            </w:pPr>
+            <w:r>
+              <w:rPr>
+                <w:sz w:val="15"/>
+              </w:rPr>
+              <w:t>85%</w:t>
+            </w:r>
+          </w:p>
+        </w:tc>
+        <w:tc>
+          <w:tcPr>
+            <w:tcW w:type="dxa" w:w="1080"/>
+            <w:tcBorders>
+              <w:top w:val="single" w:sz="6" w:color="D9D9E0"/>
+              <w:left w:val="single" w:sz="6" w:color="D9D9E0"/>
+              <w:bottom w:val="single" w:sz="6" w:color="D9D9E0"/>
+              <w:right w:val="single" w:sz="6" w:color="D9D9E0"/>
+            </w:tcBorders>
+          </w:tcPr>
+          <w:p>
+            <w:pPr>
+              <w:spacing w:before="50" w:after="50"/>
+            </w:pPr>
+            <w:r>
+              <w:rPr>
+                <w:b/>
+              </w:rPr>
+              <w:t>71.4% mean over 7 classes; 5 of 7 at ≥85% — NOT MET</w:t>
+            </w:r>
+          </w:p>
+        </w:tc>
+        <w:tc>
+          <w:tcPr>
+            <w:tcW w:type="dxa" w:w="1728"/>
+            <w:tcBorders>
+              <w:top w:val="single" w:sz="6" w:color="D9D9E0"/>
+              <w:left w:val="single" w:sz="6" w:color="D9D9E0"/>
+              <w:bottom w:val="single" w:sz="6" w:color="D9D9E0"/>
+              <w:right w:val="single" w:sz="6" w:color="D9D9E0"/>
+            </w:tcBorders>
+          </w:tcPr>
+          <w:p>
+            <w:pPr>
+              <w:spacing w:before="50" w:after="50"/>
+            </w:pPr>
+            <w:r>
+              <w:rPr>
+                <w:b w:val="0"/>
+              </w:rPr>
+              <w:t>Per-class n: median 1; 7 classes have fewer than 5 tickets, so per-class figures are indicative only</w:t>
+            </w:r>
+          </w:p>
+        </w:tc>
+        <w:tc>
+          <w:tcPr>
+            <w:tcW w:type="dxa" w:w="2160"/>
+            <w:tcBorders>
+              <w:top w:val="single" w:sz="6" w:color="D9D9E0"/>
+              <w:left w:val="single" w:sz="6" w:color="D9D9E0"/>
+              <w:bottom w:val="single" w:sz="6" w:color="D9D9E0"/>
+              <w:right w:val="single" w:sz="6" w:color="D9D9E0"/>
+            </w:tcBorders>
+          </w:tcPr>
+          <w:p>
+            <w:pPr>
+              <w:spacing w:before="50" w:after="50"/>
+            </w:pPr>
+            <w:r>
+              <w:rPr>
+                <w:b w:val="0"/>
+              </w:rPr>
+              <w:t>Weakest: account_access 0% (n=1); api_usage_question 0% (n=1); api_key_issue 100% (n=1). Overall intent accuracy 80.0%. The target is per class, so it is met only if every class reaches 85%.</w:t>
+            </w:r>
+          </w:p>
+        </w:tc>
+      </w:tr>
+      <w:tr>
+        <w:tc>
+          <w:tcPr>
+            <w:tcW w:type="dxa" w:w="2304"/>
+            <w:tcBorders>
+              <w:top w:val="single" w:sz="6" w:color="D9D9E0"/>
+              <w:left w:val="single" w:sz="6" w:color="D9D9E0"/>
+              <w:bottom w:val="single" w:sz="6" w:color="D9D9E0"/>
+              <w:right w:val="single" w:sz="6" w:color="D9D9E0"/>
+            </w:tcBorders>
+            <w:shd w:val="clear" w:fill="F4F4F7"/>
+          </w:tcPr>
+          <w:p>
+            <w:pPr>
+              <w:spacing w:before="50" w:after="50"/>
+            </w:pPr>
+            <w:r>
+              <w:rPr>
+                <w:sz w:val="15"/>
+              </w:rPr>
+              <w:t>Hallucination rate</w:t>
+            </w:r>
+          </w:p>
+        </w:tc>
+        <w:tc>
+          <w:tcPr>
+            <w:tcW w:type="dxa" w:w="1296"/>
+            <w:tcBorders>
+              <w:top w:val="single" w:sz="6" w:color="D9D9E0"/>
+              <w:left w:val="single" w:sz="6" w:color="D9D9E0"/>
+              <w:bottom w:val="single" w:sz="6" w:color="D9D9E0"/>
+              <w:right w:val="single" w:sz="6" w:color="D9D9E0"/>
+            </w:tcBorders>
+            <w:shd w:val="clear" w:fill="F4F4F7"/>
+          </w:tcPr>
+          <w:p>
+            <w:pPr>
+              <w:spacing w:before="50" w:after="50"/>
+            </w:pPr>
+            <w:r>
+              <w:rPr>
+                <w:sz w:val="15"/>
+              </w:rPr>
+              <w:t>—</w:t>
+            </w:r>
+          </w:p>
+        </w:tc>
+        <w:tc>
+          <w:tcPr>
+            <w:tcW w:type="dxa" w:w="1080"/>
+            <w:tcBorders>
+              <w:top w:val="single" w:sz="6" w:color="D9D9E0"/>
+              <w:left w:val="single" w:sz="6" w:color="D9D9E0"/>
+              <w:bottom w:val="single" w:sz="6" w:color="D9D9E0"/>
+              <w:right w:val="single" w:sz="6" w:color="D9D9E0"/>
+            </w:tcBorders>
+            <w:shd w:val="clear" w:fill="F4F4F7"/>
+          </w:tcPr>
+          <w:p>
+            <w:pPr>
+              <w:spacing w:before="50" w:after="50"/>
+            </w:pPr>
+            <w:r>
+              <w:rPr>
+                <w:sz w:val="15"/>
+              </w:rPr>
+              <w:t>≤ 5%</w:t>
+            </w:r>
+          </w:p>
+        </w:tc>
+        <w:tc>
+          <w:tcPr>
+            <w:tcW w:type="dxa" w:w="1080"/>
+            <w:tcBorders>
+              <w:top w:val="single" w:sz="6" w:color="D9D9E0"/>
+              <w:left w:val="single" w:sz="6" w:color="D9D9E0"/>
+              <w:bottom w:val="single" w:sz="6" w:color="D9D9E0"/>
+              <w:right w:val="single" w:sz="6" w:color="D9D9E0"/>
+            </w:tcBorders>
+            <w:shd w:val="clear" w:fill="F4F4F7"/>
+          </w:tcPr>
+          <w:p>
+            <w:pPr>
+              <w:spacing w:before="50" w:after="50"/>
+            </w:pPr>
+            <w:r>
+              <w:rPr>
+                <w:b/>
+              </w:rPr>
+              <w:t>Not measured to method — NOT MEASURED</w:t>
+            </w:r>
+          </w:p>
+        </w:tc>
+        <w:tc>
+          <w:tcPr>
+            <w:tcW w:type="dxa" w:w="1728"/>
+            <w:tcBorders>
+              <w:top w:val="single" w:sz="6" w:color="D9D9E0"/>
+              <w:left w:val="single" w:sz="6" w:color="D9D9E0"/>
+              <w:bottom w:val="single" w:sz="6" w:color="D9D9E0"/>
+              <w:right w:val="single" w:sz="6" w:color="D9D9E0"/>
+            </w:tcBorders>
+            <w:shd w:val="clear" w:fill="F4F4F7"/>
+          </w:tcPr>
+          <w:p>
+            <w:pPr>
+              <w:spacing w:before="50" w:after="50"/>
+            </w:pPr>
+            <w:r>
+              <w:rPr>
+                <w:b w:val="0"/>
+              </w:rPr>
+              <w:t>—</w:t>
+            </w:r>
+          </w:p>
+        </w:tc>
+        <w:tc>
+          <w:tcPr>
+            <w:tcW w:type="dxa" w:w="2160"/>
+            <w:tcBorders>
+              <w:top w:val="single" w:sz="6" w:color="D9D9E0"/>
+              <w:left w:val="single" w:sz="6" w:color="D9D9E0"/>
+              <w:bottom w:val="single" w:sz="6" w:color="D9D9E0"/>
+              <w:right w:val="single" w:sz="6" w:color="D9D9E0"/>
+            </w:tcBorders>
+            <w:shd w:val="clear" w:fill="F4F4F7"/>
+          </w:tcPr>
+          <w:p>
+            <w:pPr>
+              <w:spacing w:before="50" w:after="50"/>
+            </w:pPr>
+            <w:r>
+              <w:rPr>
+                <w:b w:val="0"/>
+              </w:rPr>
+              <w:t>The Framework requires at least fifty responses assessed independently by two people, with their agreement reported. This project had one human assessor. Nearest evidence (B-18, drafts from b21_openai_80_20260914): one human found an unsupported claim in 1 of 50 drafts; the LLM judge in 5 of 50; the judge failed calibration (pooled Spearman 0.3492 against 0.70).</w:t>
+            </w:r>
+          </w:p>
+        </w:tc>
+      </w:tr>
+      <w:tr>
+        <w:tc>
+          <w:tcPr>
+            <w:tcW w:type="dxa" w:w="2304"/>
+            <w:tcBorders>
+              <w:top w:val="single" w:sz="6" w:color="D9D9E0"/>
+              <w:left w:val="single" w:sz="6" w:color="D9D9E0"/>
+              <w:bottom w:val="single" w:sz="6" w:color="D9D9E0"/>
+              <w:right w:val="single" w:sz="6" w:color="D9D9E0"/>
+            </w:tcBorders>
+          </w:tcPr>
+          <w:p>
+            <w:pPr>
+              <w:spacing w:before="50" w:after="50"/>
+            </w:pPr>
+            <w:r>
+              <w:rPr>
+                <w:sz w:val="15"/>
+              </w:rPr>
+              <w:t>Citation accuracy</w:t>
+            </w:r>
+          </w:p>
+        </w:tc>
+        <w:tc>
+          <w:tcPr>
+            <w:tcW w:type="dxa" w:w="1296"/>
+            <w:tcBorders>
+              <w:top w:val="single" w:sz="6" w:color="D9D9E0"/>
+              <w:left w:val="single" w:sz="6" w:color="D9D9E0"/>
+              <w:bottom w:val="single" w:sz="6" w:color="D9D9E0"/>
+              <w:right w:val="single" w:sz="6" w:color="D9D9E0"/>
+            </w:tcBorders>
+          </w:tcPr>
+          <w:p>
+            <w:pPr>
+              <w:spacing w:before="50" w:after="50"/>
+            </w:pPr>
+            <w:r>
+              <w:rPr>
+                <w:sz w:val="15"/>
+              </w:rPr>
+              <w:t>—</w:t>
+            </w:r>
+          </w:p>
+        </w:tc>
+        <w:tc>
+          <w:tcPr>
+            <w:tcW w:type="dxa" w:w="1080"/>
+            <w:tcBorders>
+              <w:top w:val="single" w:sz="6" w:color="D9D9E0"/>
+              <w:left w:val="single" w:sz="6" w:color="D9D9E0"/>
+              <w:bottom w:val="single" w:sz="6" w:color="D9D9E0"/>
+              <w:right w:val="single" w:sz="6" w:color="D9D9E0"/>
+            </w:tcBorders>
+          </w:tcPr>
+          <w:p>
+            <w:pPr>
+              <w:spacing w:before="50" w:after="50"/>
+            </w:pPr>
+            <w:r>
+              <w:rPr>
+                <w:sz w:val="15"/>
+              </w:rPr>
+              <w:t>95%</w:t>
+            </w:r>
+          </w:p>
+        </w:tc>
+        <w:tc>
+          <w:tcPr>
+            <w:tcW w:type="dxa" w:w="1080"/>
+            <w:tcBorders>
+              <w:top w:val="single" w:sz="6" w:color="D9D9E0"/>
+              <w:left w:val="single" w:sz="6" w:color="D9D9E0"/>
+              <w:bottom w:val="single" w:sz="6" w:color="D9D9E0"/>
+              <w:right w:val="single" w:sz="6" w:color="D9D9E0"/>
+            </w:tcBorders>
+          </w:tcPr>
+          <w:p>
+            <w:pPr>
+              <w:spacing w:before="50" w:after="50"/>
+            </w:pPr>
+            <w:r>
+              <w:rPr>
+                <w:b/>
+              </w:rPr>
+              <w:t>Not measured to method — NOT MEASURED</w:t>
+            </w:r>
+          </w:p>
+        </w:tc>
+        <w:tc>
+          <w:tcPr>
+            <w:tcW w:type="dxa" w:w="1728"/>
+            <w:tcBorders>
+              <w:top w:val="single" w:sz="6" w:color="D9D9E0"/>
+              <w:left w:val="single" w:sz="6" w:color="D9D9E0"/>
+              <w:bottom w:val="single" w:sz="6" w:color="D9D9E0"/>
+              <w:right w:val="single" w:sz="6" w:color="D9D9E0"/>
+            </w:tcBorders>
+          </w:tcPr>
+          <w:p>
+            <w:pPr>
+              <w:spacing w:before="50" w:after="50"/>
+            </w:pPr>
+            <w:r>
+              <w:rPr>
+                <w:b w:val="0"/>
+              </w:rPr>
+              <w:t>—</w:t>
+            </w:r>
+          </w:p>
+        </w:tc>
+        <w:tc>
+          <w:tcPr>
+            <w:tcW w:type="dxa" w:w="2160"/>
+            <w:tcBorders>
+              <w:top w:val="single" w:sz="6" w:color="D9D9E0"/>
+              <w:left w:val="single" w:sz="6" w:color="D9D9E0"/>
+              <w:bottom w:val="single" w:sz="6" w:color="D9D9E0"/>
+              <w:right w:val="single" w:sz="6" w:color="D9D9E0"/>
+            </w:tcBorders>
+          </w:tcPr>
+          <w:p>
+            <w:pPr>
+              <w:spacing w:before="50" w:after="50"/>
+            </w:pPr>
+            <w:r>
+              <w:rPr>
+                <w:b w:val="0"/>
+              </w:rPr>
+              <w:t>The Framework checks each citation against the sentence it is attached to. Sentence-level support was not assessed. Nearest evidence: the cited ARTICLE was one the labels expect in 100.0% of citations over 6 drafts (recall 83.3%) — a check of the right source, not of support.</w:t>
+            </w:r>
+          </w:p>
+        </w:tc>
+      </w:tr>
+      <w:tr>
+        <w:tc>
+          <w:tcPr>
+            <w:tcW w:type="dxa" w:w="2304"/>
+            <w:tcBorders>
+              <w:top w:val="single" w:sz="6" w:color="D9D9E0"/>
+              <w:left w:val="single" w:sz="6" w:color="D9D9E0"/>
+              <w:bottom w:val="single" w:sz="6" w:color="D9D9E0"/>
+              <w:right w:val="single" w:sz="6" w:color="D9D9E0"/>
+            </w:tcBorders>
+            <w:shd w:val="clear" w:fill="F4F4F7"/>
+          </w:tcPr>
+          <w:p>
+            <w:pPr>
+              <w:spacing w:before="50" w:after="50"/>
+            </w:pPr>
+            <w:r>
+              <w:rPr>
+                <w:sz w:val="15"/>
+              </w:rPr>
+              <w:t>Latency p95</w:t>
+            </w:r>
+          </w:p>
+        </w:tc>
+        <w:tc>
+          <w:tcPr>
+            <w:tcW w:type="dxa" w:w="1296"/>
+            <w:tcBorders>
+              <w:top w:val="single" w:sz="6" w:color="D9D9E0"/>
+              <w:left w:val="single" w:sz="6" w:color="D9D9E0"/>
+              <w:bottom w:val="single" w:sz="6" w:color="D9D9E0"/>
+              <w:right w:val="single" w:sz="6" w:color="D9D9E0"/>
+            </w:tcBorders>
+            <w:shd w:val="clear" w:fill="F4F4F7"/>
+          </w:tcPr>
+          <w:p>
+            <w:pPr>
+              <w:spacing w:before="50" w:after="50"/>
+            </w:pPr>
+            <w:r>
+              <w:rPr>
+                <w:sz w:val="15"/>
+              </w:rPr>
+              <w:t>—</w:t>
+            </w:r>
+          </w:p>
+        </w:tc>
+        <w:tc>
+          <w:tcPr>
+            <w:tcW w:type="dxa" w:w="1080"/>
+            <w:tcBorders>
+              <w:top w:val="single" w:sz="6" w:color="D9D9E0"/>
+              <w:left w:val="single" w:sz="6" w:color="D9D9E0"/>
+              <w:bottom w:val="single" w:sz="6" w:color="D9D9E0"/>
+              <w:right w:val="single" w:sz="6" w:color="D9D9E0"/>
+            </w:tcBorders>
+            <w:shd w:val="clear" w:fill="F4F4F7"/>
+          </w:tcPr>
+          <w:p>
+            <w:pPr>
+              <w:spacing w:before="50" w:after="50"/>
+            </w:pPr>
+            <w:r>
+              <w:rPr>
+                <w:sz w:val="15"/>
+              </w:rPr>
+              <w:t>&lt; 3 s</w:t>
+            </w:r>
+          </w:p>
+        </w:tc>
+        <w:tc>
+          <w:tcPr>
+            <w:tcW w:type="dxa" w:w="1080"/>
+            <w:tcBorders>
+              <w:top w:val="single" w:sz="6" w:color="D9D9E0"/>
+              <w:left w:val="single" w:sz="6" w:color="D9D9E0"/>
+              <w:bottom w:val="single" w:sz="6" w:color="D9D9E0"/>
+              <w:right w:val="single" w:sz="6" w:color="D9D9E0"/>
+            </w:tcBorders>
+            <w:shd w:val="clear" w:fill="F4F4F7"/>
+          </w:tcPr>
+          <w:p>
+            <w:pPr>
+              <w:spacing w:before="50" w:after="50"/>
+            </w:pPr>
+            <w:r>
+              <w:rPr>
+                <w:b/>
+              </w:rPr>
+              <w:t>85.6 s — NOT MET</w:t>
+            </w:r>
+          </w:p>
+        </w:tc>
+        <w:tc>
+          <w:tcPr>
+            <w:tcW w:type="dxa" w:w="1728"/>
+            <w:tcBorders>
+              <w:top w:val="single" w:sz="6" w:color="D9D9E0"/>
+              <w:left w:val="single" w:sz="6" w:color="D9D9E0"/>
+              <w:bottom w:val="single" w:sz="6" w:color="D9D9E0"/>
+              <w:right w:val="single" w:sz="6" w:color="D9D9E0"/>
+            </w:tcBorders>
+            <w:shd w:val="clear" w:fill="F4F4F7"/>
+          </w:tcPr>
+          <w:p>
+            <w:pPr>
+              <w:spacing w:before="50" w:after="50"/>
+            </w:pPr>
+            <w:r>
+              <w:rPr>
+                <w:b w:val="0"/>
+              </w:rPr>
+              <w:t>n=10 live tickets; max 85.6 s</w:t>
+            </w:r>
+          </w:p>
+        </w:tc>
+        <w:tc>
+          <w:tcPr>
+            <w:tcW w:type="dxa" w:w="2160"/>
+            <w:tcBorders>
+              <w:top w:val="single" w:sz="6" w:color="D9D9E0"/>
+              <w:left w:val="single" w:sz="6" w:color="D9D9E0"/>
+              <w:bottom w:val="single" w:sz="6" w:color="D9D9E0"/>
+              <w:right w:val="single" w:sz="6" w:color="D9D9E0"/>
+            </w:tcBorders>
+            <w:shd w:val="clear" w:fill="F4F4F7"/>
+          </w:tcPr>
+          <w:p>
+            <w:pPr>
+              <w:spacing w:before="50" w:after="50"/>
+            </w:pPr>
+            <w:r>
+              <w:rPr>
+                <w:b w:val="0"/>
+              </w:rPr>
+              <w:t>End to end per ticket, including retrieval and every model call, run in sequence. Models: llama3.1-8b-ctx8k drafting, qwen2.5-7b-ctx8k guardrails.</w:t>
+            </w:r>
+          </w:p>
+        </w:tc>
+      </w:tr>
+      <w:tr>
+        <w:tc>
+          <w:tcPr>
+            <w:tcW w:type="dxa" w:w="2304"/>
+            <w:tcBorders>
+              <w:top w:val="single" w:sz="6" w:color="D9D9E0"/>
+              <w:left w:val="single" w:sz="6" w:color="D9D9E0"/>
+              <w:bottom w:val="single" w:sz="6" w:color="D9D9E0"/>
+              <w:right w:val="single" w:sz="6" w:color="D9D9E0"/>
+            </w:tcBorders>
+          </w:tcPr>
+          <w:p>
+            <w:pPr>
+              <w:spacing w:before="50" w:after="50"/>
+            </w:pPr>
+            <w:r>
+              <w:rPr>
+                <w:sz w:val="15"/>
+              </w:rPr>
+              <w:t>Private data occurrences</w:t>
+            </w:r>
+          </w:p>
+        </w:tc>
+        <w:tc>
+          <w:tcPr>
+            <w:tcW w:type="dxa" w:w="1296"/>
+            <w:tcBorders>
+              <w:top w:val="single" w:sz="6" w:color="D9D9E0"/>
+              <w:left w:val="single" w:sz="6" w:color="D9D9E0"/>
+              <w:bottom w:val="single" w:sz="6" w:color="D9D9E0"/>
+              <w:right w:val="single" w:sz="6" w:color="D9D9E0"/>
+            </w:tcBorders>
+          </w:tcPr>
+          <w:p>
+            <w:pPr>
+              <w:spacing w:before="50" w:after="50"/>
+            </w:pPr>
+            <w:r>
+              <w:rPr>
+                <w:sz w:val="15"/>
+              </w:rPr>
+              <w:t>—</w:t>
+            </w:r>
+          </w:p>
+        </w:tc>
+        <w:tc>
+          <w:tcPr>
+            <w:tcW w:type="dxa" w:w="1080"/>
+            <w:tcBorders>
+              <w:top w:val="single" w:sz="6" w:color="D9D9E0"/>
+              <w:left w:val="single" w:sz="6" w:color="D9D9E0"/>
+              <w:bottom w:val="single" w:sz="6" w:color="D9D9E0"/>
+              <w:right w:val="single" w:sz="6" w:color="D9D9E0"/>
+            </w:tcBorders>
+          </w:tcPr>
+          <w:p>
+            <w:pPr>
+              <w:spacing w:before="50" w:after="50"/>
+            </w:pPr>
+            <w:r>
+              <w:rPr>
+                <w:sz w:val="15"/>
+              </w:rPr>
+              <w:t>0</w:t>
+            </w:r>
+          </w:p>
+        </w:tc>
+        <w:tc>
+          <w:tcPr>
+            <w:tcW w:type="dxa" w:w="1080"/>
+            <w:tcBorders>
+              <w:top w:val="single" w:sz="6" w:color="D9D9E0"/>
+              <w:left w:val="single" w:sz="6" w:color="D9D9E0"/>
+              <w:bottom w:val="single" w:sz="6" w:color="D9D9E0"/>
+              <w:right w:val="single" w:sz="6" w:color="D9D9E0"/>
+            </w:tcBorders>
+          </w:tcPr>
+          <w:p>
+            <w:pPr>
+              <w:spacing w:before="50" w:after="50"/>
+            </w:pPr>
+            <w:r>
+              <w:rPr>
+                <w:b w:val="0"/>
+              </w:rPr>
+              <w:t>0 — MET</w:t>
+            </w:r>
+          </w:p>
+        </w:tc>
+        <w:tc>
+          <w:tcPr>
+            <w:tcW w:type="dxa" w:w="1728"/>
+            <w:tcBorders>
+              <w:top w:val="single" w:sz="6" w:color="D9D9E0"/>
+              <w:left w:val="single" w:sz="6" w:color="D9D9E0"/>
+              <w:bottom w:val="single" w:sz="6" w:color="D9D9E0"/>
+              <w:right w:val="single" w:sz="6" w:color="D9D9E0"/>
+            </w:tcBorders>
+          </w:tcPr>
+          <w:p>
+            <w:pPr>
+              <w:spacing w:before="50" w:after="50"/>
+            </w:pPr>
+            <w:r>
+              <w:rPr>
+                <w:b w:val="0"/>
+              </w:rPr>
+              <w:t>Automated scan of all 5 sent replies; manual sample review: not done</w:t>
+            </w:r>
+          </w:p>
+        </w:tc>
+        <w:tc>
+          <w:tcPr>
+            <w:tcW w:type="dxa" w:w="2160"/>
+            <w:tcBorders>
+              <w:top w:val="single" w:sz="6" w:color="D9D9E0"/>
+              <w:left w:val="single" w:sz="6" w:color="D9D9E0"/>
+              <w:bottom w:val="single" w:sz="6" w:color="D9D9E0"/>
+              <w:right w:val="single" w:sz="6" w:color="D9D9E0"/>
+            </w:tcBorders>
+          </w:tcPr>
+          <w:p>
+            <w:pPr>
+              <w:spacing w:before="50" w:after="50"/>
+            </w:pPr>
+            <w:r>
+              <w:rPr>
+                <w:b w:val="0"/>
+              </w:rPr>
+              <w:t>The scan uses the PII guardrail's own patterns (email, API key, phone, account number), independently of the judge's verdict. The guardrail blocked 0 drafts for private data before sending.</w:t>
+            </w:r>
+          </w:p>
+        </w:tc>
+      </w:tr>
+      <w:tr>
+        <w:tc>
+          <w:tcPr>
+            <w:tcW w:type="dxa" w:w="2304"/>
+            <w:tcBorders>
+              <w:top w:val="single" w:sz="6" w:color="D9D9E0"/>
+              <w:left w:val="single" w:sz="6" w:color="D9D9E0"/>
+              <w:bottom w:val="single" w:sz="6" w:color="D9D9E0"/>
+              <w:right w:val="single" w:sz="6" w:color="D9D9E0"/>
+            </w:tcBorders>
+            <w:shd w:val="clear" w:fill="F4F4F7"/>
+          </w:tcPr>
+          <w:p>
+            <w:pPr>
+              <w:spacing w:before="50" w:after="50"/>
+            </w:pPr>
+            <w:r>
+              <w:rPr>
+                <w:sz w:val="15"/>
+              </w:rPr>
+              <w:t>Cross-group variation</w:t>
+            </w:r>
+          </w:p>
+        </w:tc>
+        <w:tc>
+          <w:tcPr>
+            <w:tcW w:type="dxa" w:w="1296"/>
+            <w:tcBorders>
+              <w:top w:val="single" w:sz="6" w:color="D9D9E0"/>
+              <w:left w:val="single" w:sz="6" w:color="D9D9E0"/>
+              <w:bottom w:val="single" w:sz="6" w:color="D9D9E0"/>
+              <w:right w:val="single" w:sz="6" w:color="D9D9E0"/>
+            </w:tcBorders>
+            <w:shd w:val="clear" w:fill="F4F4F7"/>
+          </w:tcPr>
+          <w:p>
+            <w:pPr>
+              <w:spacing w:before="50" w:after="50"/>
+            </w:pPr>
+            <w:r>
+              <w:rPr>
+                <w:sz w:val="15"/>
+              </w:rPr>
+              <w:t>—</w:t>
+            </w:r>
+          </w:p>
+        </w:tc>
+        <w:tc>
+          <w:tcPr>
+            <w:tcW w:type="dxa" w:w="1080"/>
+            <w:tcBorders>
+              <w:top w:val="single" w:sz="6" w:color="D9D9E0"/>
+              <w:left w:val="single" w:sz="6" w:color="D9D9E0"/>
+              <w:bottom w:val="single" w:sz="6" w:color="D9D9E0"/>
+              <w:right w:val="single" w:sz="6" w:color="D9D9E0"/>
+            </w:tcBorders>
+            <w:shd w:val="clear" w:fill="F4F4F7"/>
+          </w:tcPr>
+          <w:p>
+            <w:pPr>
+              <w:spacing w:before="50" w:after="50"/>
+            </w:pPr>
+            <w:r>
+              <w:rPr>
+                <w:sz w:val="15"/>
+              </w:rPr>
+              <w:t>&lt; 5 pts</w:t>
+            </w:r>
+          </w:p>
+        </w:tc>
+        <w:tc>
+          <w:tcPr>
+            <w:tcW w:type="dxa" w:w="1080"/>
+            <w:tcBorders>
+              <w:top w:val="single" w:sz="6" w:color="D9D9E0"/>
+              <w:left w:val="single" w:sz="6" w:color="D9D9E0"/>
+              <w:bottom w:val="single" w:sz="6" w:color="D9D9E0"/>
+              <w:right w:val="single" w:sz="6" w:color="D9D9E0"/>
+            </w:tcBorders>
+            <w:shd w:val="clear" w:fill="F4F4F7"/>
+          </w:tcPr>
+          <w:p>
+            <w:pPr>
+              <w:spacing w:before="50" w:after="50"/>
+            </w:pPr>
+            <w:r>
+              <w:rPr>
+                <w:b/>
+              </w:rPr>
+              <w:t>Not measured — NOT MEASURED</w:t>
+            </w:r>
+          </w:p>
+        </w:tc>
+        <w:tc>
+          <w:tcPr>
+            <w:tcW w:type="dxa" w:w="1728"/>
+            <w:tcBorders>
+              <w:top w:val="single" w:sz="6" w:color="D9D9E0"/>
+              <w:left w:val="single" w:sz="6" w:color="D9D9E0"/>
+              <w:bottom w:val="single" w:sz="6" w:color="D9D9E0"/>
+              <w:right w:val="single" w:sz="6" w:color="D9D9E0"/>
+            </w:tcBorders>
+            <w:shd w:val="clear" w:fill="F4F4F7"/>
+          </w:tcPr>
+          <w:p>
+            <w:pPr>
+              <w:spacing w:before="50" w:after="50"/>
+            </w:pPr>
+            <w:r>
+              <w:rPr>
+                <w:b w:val="0"/>
+              </w:rPr>
+              <w:t>Every segment under n=10</w:t>
+            </w:r>
+          </w:p>
+        </w:tc>
+        <w:tc>
+          <w:tcPr>
+            <w:tcW w:type="dxa" w:w="2160"/>
+            <w:tcBorders>
+              <w:top w:val="single" w:sz="6" w:color="D9D9E0"/>
+              <w:left w:val="single" w:sz="6" w:color="D9D9E0"/>
+              <w:bottom w:val="single" w:sz="6" w:color="D9D9E0"/>
+              <w:right w:val="single" w:sz="6" w:color="D9D9E0"/>
+            </w:tcBorders>
+            <w:shd w:val="clear" w:fill="F4F4F7"/>
+          </w:tcPr>
+          <w:p>
+            <w:pPr>
+              <w:spacing w:before="50" w:after="50"/>
+            </w:pPr>
+            <w:r>
+              <w:rPr>
+                <w:b w:val="0"/>
+              </w:rPr>
+              <w:t>No segment reached the audit's minimum size.</w:t>
+            </w:r>
+          </w:p>
+        </w:tc>
+      </w:tr>
+    </w:tbl>
+    <w:p>
+      <w:pPr>
+        <w:pStyle w:val="Heading3"/>
+      </w:pPr>
+      <w:r>
+        <w:t>Results — paid OpenAI configuration (comparison)</w:t>
+      </w:r>
+    </w:p>
+    <w:p>
+      <w:r>
+        <w:t>Run harness-20260920T133455Z-5a0eff3d (2026-09-20 UTC), 10 tickets, code 2db514c + uncommitted changes. Drafting gpt-4o-mini; guardrails gpt-4o. Confidence threshold 0.85; guardrails on; model cache off (48 live calls, 0 replayed). Runs against the hidden evaluation set: 0. Cost of the run: $0.1237 (72,565 tokens in, 2,538 out).</w:t>
+      </w:r>
+    </w:p>
+    <w:tbl>
+      <w:tblPr>
+        <w:tblW w:type="auto" w:w="0"/>
+        <w:jc w:val="center"/>
+        <w:tblLayout w:type="fixed"/>
+        <w:tblLook w:firstColumn="1" w:firstRow="1" w:lastColumn="0" w:lastRow="0" w:noHBand="0" w:noVBand="1" w:val="04A0"/>
+      </w:tblPr>
+      <w:tblGrid>
+        <w:gridCol w:w="1608"/>
+        <w:gridCol w:w="1608"/>
+        <w:gridCol w:w="1608"/>
+        <w:gridCol w:w="1608"/>
+        <w:gridCol w:w="1608"/>
+        <w:gridCol w:w="1608"/>
+      </w:tblGrid>
+      <w:tr>
+        <w:tc>
+          <w:tcPr>
+            <w:tcW w:type="dxa" w:w="2304"/>
+            <w:shd w:val="clear" w:fill="E8660A"/>
+            <w:tcBorders>
+              <w:top w:val="single" w:sz="6" w:color="D9D9E0"/>
+              <w:left w:val="single" w:sz="6" w:color="D9D9E0"/>
+              <w:bottom w:val="single" w:sz="6" w:color="D9D9E0"/>
+              <w:right w:val="single" w:sz="6" w:color="D9D9E0"/>
+            </w:tcBorders>
+          </w:tcPr>
+          <w:p>
+            <w:pPr>
+              <w:spacing w:before="60" w:after="60"/>
+            </w:pPr>
+            <w:r>
+              <w:rPr>
+                <w:b/>
+                <w:color w:val="FFFFFF"/>
+                <w:sz w:val="16"/>
+              </w:rPr>
+              <w:t>Measure</w:t>
+            </w:r>
+          </w:p>
+        </w:tc>
+        <w:tc>
+          <w:tcPr>
+            <w:tcW w:type="dxa" w:w="1296"/>
+            <w:shd w:val="clear" w:fill="E8660A"/>
+            <w:tcBorders>
+              <w:top w:val="single" w:sz="6" w:color="D9D9E0"/>
+              <w:left w:val="single" w:sz="6" w:color="D9D9E0"/>
+              <w:bottom w:val="single" w:sz="6" w:color="D9D9E0"/>
+              <w:right w:val="single" w:sz="6" w:color="D9D9E0"/>
+            </w:tcBorders>
+          </w:tcPr>
+          <w:p>
+            <w:pPr>
+              <w:spacing w:before="60" w:after="60"/>
+            </w:pPr>
+            <w:r>
+              <w:rPr>
+                <w:b/>
+                <w:color w:val="FFFFFF"/>
+                <w:sz w:val="16"/>
+              </w:rPr>
+              <w:t>Baseline</w:t>
+            </w:r>
+          </w:p>
+        </w:tc>
+        <w:tc>
+          <w:tcPr>
+            <w:tcW w:type="dxa" w:w="1080"/>
+            <w:shd w:val="clear" w:fill="E8660A"/>
+            <w:tcBorders>
+              <w:top w:val="single" w:sz="6" w:color="D9D9E0"/>
+              <w:left w:val="single" w:sz="6" w:color="D9D9E0"/>
+              <w:bottom w:val="single" w:sz="6" w:color="D9D9E0"/>
+              <w:right w:val="single" w:sz="6" w:color="D9D9E0"/>
+            </w:tcBorders>
+          </w:tcPr>
+          <w:p>
+            <w:pPr>
+              <w:spacing w:before="60" w:after="60"/>
+            </w:pPr>
+            <w:r>
+              <w:rPr>
+                <w:b/>
+                <w:color w:val="FFFFFF"/>
+                <w:sz w:val="16"/>
+              </w:rPr>
+              <w:t>Target</w:t>
+            </w:r>
+          </w:p>
+        </w:tc>
+        <w:tc>
+          <w:tcPr>
+            <w:tcW w:type="dxa" w:w="1080"/>
+            <w:shd w:val="clear" w:fill="E8660A"/>
+            <w:tcBorders>
+              <w:top w:val="single" w:sz="6" w:color="D9D9E0"/>
+              <w:left w:val="single" w:sz="6" w:color="D9D9E0"/>
+              <w:bottom w:val="single" w:sz="6" w:color="D9D9E0"/>
+              <w:right w:val="single" w:sz="6" w:color="D9D9E0"/>
+            </w:tcBorders>
+          </w:tcPr>
+          <w:p>
+            <w:pPr>
+              <w:spacing w:before="60" w:after="60"/>
+            </w:pPr>
+            <w:r>
+              <w:rPr>
+                <w:b/>
+                <w:color w:val="FFFFFF"/>
+                <w:sz w:val="16"/>
+              </w:rPr>
+              <w:t>Achieved</w:t>
+            </w:r>
+          </w:p>
+        </w:tc>
+        <w:tc>
+          <w:tcPr>
+            <w:tcW w:type="dxa" w:w="1728"/>
+            <w:shd w:val="clear" w:fill="E8660A"/>
+            <w:tcBorders>
+              <w:top w:val="single" w:sz="6" w:color="D9D9E0"/>
+              <w:left w:val="single" w:sz="6" w:color="D9D9E0"/>
+              <w:bottom w:val="single" w:sz="6" w:color="D9D9E0"/>
+              <w:right w:val="single" w:sz="6" w:color="D9D9E0"/>
+            </w:tcBorders>
+          </w:tcPr>
+          <w:p>
+            <w:pPr>
+              <w:spacing w:before="60" w:after="60"/>
+            </w:pPr>
+            <w:r>
+              <w:rPr>
+                <w:b/>
+                <w:color w:val="FFFFFF"/>
+                <w:sz w:val="16"/>
+              </w:rPr>
+              <w:t>Confidence in the figure</w:t>
+            </w:r>
+          </w:p>
+        </w:tc>
+        <w:tc>
+          <w:tcPr>
+            <w:tcW w:type="dxa" w:w="2160"/>
+            <w:shd w:val="clear" w:fill="E8660A"/>
+            <w:tcBorders>
+              <w:top w:val="single" w:sz="6" w:color="D9D9E0"/>
+              <w:left w:val="single" w:sz="6" w:color="D9D9E0"/>
+              <w:bottom w:val="single" w:sz="6" w:color="D9D9E0"/>
+              <w:right w:val="single" w:sz="6" w:color="D9D9E0"/>
+            </w:tcBorders>
+          </w:tcPr>
+          <w:p>
+            <w:pPr>
+              <w:spacing w:before="60" w:after="60"/>
+            </w:pPr>
+            <w:r>
+              <w:rPr>
+                <w:b/>
+                <w:color w:val="FFFFFF"/>
+                <w:sz w:val="16"/>
+              </w:rPr>
+              <w:t>Notes</w:t>
+            </w:r>
+          </w:p>
+        </w:tc>
+      </w:tr>
+      <w:tr>
+        <w:tc>
+          <w:tcPr>
+            <w:tcW w:type="dxa" w:w="2304"/>
+            <w:tcBorders>
+              <w:top w:val="single" w:sz="6" w:color="D9D9E0"/>
+              <w:left w:val="single" w:sz="6" w:color="D9D9E0"/>
+              <w:bottom w:val="single" w:sz="6" w:color="D9D9E0"/>
+              <w:right w:val="single" w:sz="6" w:color="D9D9E0"/>
+            </w:tcBorders>
+          </w:tcPr>
+          <w:p>
+            <w:pPr>
+              <w:spacing w:before="50" w:after="50"/>
+            </w:pPr>
+            <w:r>
+              <w:rPr>
+                <w:sz w:val="15"/>
+              </w:rPr>
+              <w:t>First contact resolution</w:t>
+            </w:r>
+          </w:p>
+        </w:tc>
+        <w:tc>
+          <w:tcPr>
+            <w:tcW w:type="dxa" w:w="1296"/>
+            <w:tcBorders>
+              <w:top w:val="single" w:sz="6" w:color="D9D9E0"/>
+              <w:left w:val="single" w:sz="6" w:color="D9D9E0"/>
+              <w:bottom w:val="single" w:sz="6" w:color="D9D9E0"/>
+              <w:right w:val="single" w:sz="6" w:color="D9D9E0"/>
+            </w:tcBorders>
+          </w:tcPr>
+          <w:p>
+            <w:pPr>
+              <w:spacing w:before="50" w:after="50"/>
+            </w:pPr>
+            <w:r>
+              <w:rPr>
+                <w:sz w:val="15"/>
+              </w:rPr>
+              <w:t>42%</w:t>
+            </w:r>
+          </w:p>
+        </w:tc>
+        <w:tc>
+          <w:tcPr>
+            <w:tcW w:type="dxa" w:w="1080"/>
+            <w:tcBorders>
+              <w:top w:val="single" w:sz="6" w:color="D9D9E0"/>
+              <w:left w:val="single" w:sz="6" w:color="D9D9E0"/>
+              <w:bottom w:val="single" w:sz="6" w:color="D9D9E0"/>
+              <w:right w:val="single" w:sz="6" w:color="D9D9E0"/>
+            </w:tcBorders>
+          </w:tcPr>
+          <w:p>
+            <w:pPr>
+              <w:spacing w:before="50" w:after="50"/>
+            </w:pPr>
+            <w:r>
+              <w:rPr>
+                <w:sz w:val="15"/>
+              </w:rPr>
+              <w:t>60%</w:t>
+            </w:r>
+          </w:p>
+        </w:tc>
+        <w:tc>
+          <w:tcPr>
+            <w:tcW w:type="dxa" w:w="1080"/>
+            <w:tcBorders>
+              <w:top w:val="single" w:sz="6" w:color="D9D9E0"/>
+              <w:left w:val="single" w:sz="6" w:color="D9D9E0"/>
+              <w:bottom w:val="single" w:sz="6" w:color="D9D9E0"/>
+              <w:right w:val="single" w:sz="6" w:color="D9D9E0"/>
+            </w:tcBorders>
+          </w:tcPr>
+          <w:p>
+            <w:pPr>
+              <w:spacing w:before="50" w:after="50"/>
+            </w:pPr>
+            <w:r>
+              <w:rPr>
+                <w:b/>
+              </w:rPr>
+              <w:t>40.0% correctly resolved (50.0% auto-sent) — NOT MET</w:t>
+            </w:r>
+          </w:p>
+        </w:tc>
+        <w:tc>
+          <w:tcPr>
+            <w:tcW w:type="dxa" w:w="1728"/>
+            <w:tcBorders>
+              <w:top w:val="single" w:sz="6" w:color="D9D9E0"/>
+              <w:left w:val="single" w:sz="6" w:color="D9D9E0"/>
+              <w:bottom w:val="single" w:sz="6" w:color="D9D9E0"/>
+              <w:right w:val="single" w:sz="6" w:color="D9D9E0"/>
+            </w:tcBorders>
+          </w:tcPr>
+          <w:p>
+            <w:pPr>
+              <w:spacing w:before="50" w:after="50"/>
+            </w:pPr>
+            <w:r>
+              <w:rPr>
+                <w:b w:val="0"/>
+              </w:rPr>
+              <w:t>95% CI 17-69% (n=10)</w:t>
+            </w:r>
+          </w:p>
+        </w:tc>
+        <w:tc>
+          <w:tcPr>
+            <w:tcW w:type="dxa" w:w="2160"/>
+            <w:tcBorders>
+              <w:top w:val="single" w:sz="6" w:color="D9D9E0"/>
+              <w:left w:val="single" w:sz="6" w:color="D9D9E0"/>
+              <w:bottom w:val="single" w:sz="6" w:color="D9D9E0"/>
+              <w:right w:val="single" w:sz="6" w:color="D9D9E0"/>
+            </w:tcBorders>
+          </w:tcPr>
+          <w:p>
+            <w:pPr>
+              <w:spacing w:before="50" w:after="50"/>
+            </w:pPr>
+            <w:r>
+              <w:rPr>
+                <w:b w:val="0"/>
+              </w:rPr>
+              <w:t>1 of 5 sent replies went to tickets the labels say must be held, so they are not counted as resolved: a wrong answer returns as a repeat contact. Correctness is agreement with labels.expected_route, not a check of reply quality.</w:t>
+            </w:r>
+          </w:p>
+        </w:tc>
+      </w:tr>
+      <w:tr>
+        <w:tc>
+          <w:tcPr>
+            <w:tcW w:type="dxa" w:w="2304"/>
+            <w:tcBorders>
+              <w:top w:val="single" w:sz="6" w:color="D9D9E0"/>
+              <w:left w:val="single" w:sz="6" w:color="D9D9E0"/>
+              <w:bottom w:val="single" w:sz="6" w:color="D9D9E0"/>
+              <w:right w:val="single" w:sz="6" w:color="D9D9E0"/>
+            </w:tcBorders>
+            <w:shd w:val="clear" w:fill="F4F4F7"/>
+          </w:tcPr>
+          <w:p>
+            <w:pPr>
+              <w:spacing w:before="50" w:after="50"/>
+            </w:pPr>
+            <w:r>
+              <w:rPr>
+                <w:sz w:val="15"/>
+              </w:rPr>
+              <w:t>Mean time to first reply</w:t>
+            </w:r>
+          </w:p>
+        </w:tc>
+        <w:tc>
+          <w:tcPr>
+            <w:tcW w:type="dxa" w:w="1296"/>
+            <w:tcBorders>
+              <w:top w:val="single" w:sz="6" w:color="D9D9E0"/>
+              <w:left w:val="single" w:sz="6" w:color="D9D9E0"/>
+              <w:bottom w:val="single" w:sz="6" w:color="D9D9E0"/>
+              <w:right w:val="single" w:sz="6" w:color="D9D9E0"/>
+            </w:tcBorders>
+            <w:shd w:val="clear" w:fill="F4F4F7"/>
+          </w:tcPr>
+          <w:p>
+            <w:pPr>
+              <w:spacing w:before="50" w:after="50"/>
+            </w:pPr>
+            <w:r>
+              <w:rPr>
+                <w:sz w:val="15"/>
+              </w:rPr>
+              <w:t>8 to 12 hrs</w:t>
+            </w:r>
+          </w:p>
+        </w:tc>
+        <w:tc>
+          <w:tcPr>
+            <w:tcW w:type="dxa" w:w="1080"/>
+            <w:tcBorders>
+              <w:top w:val="single" w:sz="6" w:color="D9D9E0"/>
+              <w:left w:val="single" w:sz="6" w:color="D9D9E0"/>
+              <w:bottom w:val="single" w:sz="6" w:color="D9D9E0"/>
+              <w:right w:val="single" w:sz="6" w:color="D9D9E0"/>
+            </w:tcBorders>
+            <w:shd w:val="clear" w:fill="F4F4F7"/>
+          </w:tcPr>
+          <w:p>
+            <w:pPr>
+              <w:spacing w:before="50" w:after="50"/>
+            </w:pPr>
+            <w:r>
+              <w:rPr>
+                <w:sz w:val="15"/>
+              </w:rPr>
+              <w:t>&lt; 5 min</w:t>
+            </w:r>
+          </w:p>
+        </w:tc>
+        <w:tc>
+          <w:tcPr>
+            <w:tcW w:type="dxa" w:w="1080"/>
+            <w:tcBorders>
+              <w:top w:val="single" w:sz="6" w:color="D9D9E0"/>
+              <w:left w:val="single" w:sz="6" w:color="D9D9E0"/>
+              <w:bottom w:val="single" w:sz="6" w:color="D9D9E0"/>
+              <w:right w:val="single" w:sz="6" w:color="D9D9E0"/>
+            </w:tcBorders>
+            <w:shd w:val="clear" w:fill="F4F4F7"/>
+          </w:tcPr>
+          <w:p>
+            <w:pPr>
+              <w:spacing w:before="50" w:after="50"/>
+            </w:pPr>
+            <w:r>
+              <w:rPr>
+                <w:b w:val="0"/>
+              </w:rPr>
+              <w:t>8.5 s — MET</w:t>
+            </w:r>
+          </w:p>
+        </w:tc>
+        <w:tc>
+          <w:tcPr>
+            <w:tcW w:type="dxa" w:w="1728"/>
+            <w:tcBorders>
+              <w:top w:val="single" w:sz="6" w:color="D9D9E0"/>
+              <w:left w:val="single" w:sz="6" w:color="D9D9E0"/>
+              <w:bottom w:val="single" w:sz="6" w:color="D9D9E0"/>
+              <w:right w:val="single" w:sz="6" w:color="D9D9E0"/>
+            </w:tcBorders>
+            <w:shd w:val="clear" w:fill="F4F4F7"/>
+          </w:tcPr>
+          <w:p>
+            <w:pPr>
+              <w:spacing w:before="50" w:after="50"/>
+            </w:pPr>
+            <w:r>
+              <w:rPr>
+                <w:b w:val="0"/>
+              </w:rPr>
+              <w:t>n=5 auto-sent tickets; median 4.9 s</w:t>
+            </w:r>
+          </w:p>
+        </w:tc>
+        <w:tc>
+          <w:tcPr>
+            <w:tcW w:type="dxa" w:w="2160"/>
+            <w:tcBorders>
+              <w:top w:val="single" w:sz="6" w:color="D9D9E0"/>
+              <w:left w:val="single" w:sz="6" w:color="D9D9E0"/>
+              <w:bottom w:val="single" w:sz="6" w:color="D9D9E0"/>
+              <w:right w:val="single" w:sz="6" w:color="D9D9E0"/>
+            </w:tcBorders>
+            <w:shd w:val="clear" w:fill="F4F4F7"/>
+          </w:tcPr>
+          <w:p>
+            <w:pPr>
+              <w:spacing w:before="50" w:after="50"/>
+            </w:pPr>
+            <w:r>
+              <w:rPr>
+                <w:b w:val="0"/>
+              </w:rPr>
+              <w:t>Harness time from ticket read to reply ready; excludes queueing and delivery. The 5 escalated or blocked tickets get no automated reply (holding reply is out of scope, PRD Table 6), so their first reply comes from the human queue.</w:t>
+            </w:r>
+          </w:p>
+        </w:tc>
+      </w:tr>
+      <w:tr>
+        <w:tc>
+          <w:tcPr>
+            <w:tcW w:type="dxa" w:w="2304"/>
+            <w:tcBorders>
+              <w:top w:val="single" w:sz="6" w:color="D9D9E0"/>
+              <w:left w:val="single" w:sz="6" w:color="D9D9E0"/>
+              <w:bottom w:val="single" w:sz="6" w:color="D9D9E0"/>
+              <w:right w:val="single" w:sz="6" w:color="D9D9E0"/>
+            </w:tcBorders>
+          </w:tcPr>
+          <w:p>
+            <w:pPr>
+              <w:spacing w:before="50" w:after="50"/>
+            </w:pPr>
+            <w:r>
+              <w:rPr>
+                <w:sz w:val="15"/>
+              </w:rPr>
+              <w:t>Satisfaction proxy</w:t>
+            </w:r>
+          </w:p>
+        </w:tc>
+        <w:tc>
+          <w:tcPr>
+            <w:tcW w:type="dxa" w:w="1296"/>
+            <w:tcBorders>
+              <w:top w:val="single" w:sz="6" w:color="D9D9E0"/>
+              <w:left w:val="single" w:sz="6" w:color="D9D9E0"/>
+              <w:bottom w:val="single" w:sz="6" w:color="D9D9E0"/>
+              <w:right w:val="single" w:sz="6" w:color="D9D9E0"/>
+            </w:tcBorders>
+          </w:tcPr>
+          <w:p>
+            <w:pPr>
+              <w:spacing w:before="50" w:after="50"/>
+            </w:pPr>
+            <w:r>
+              <w:rPr>
+                <w:sz w:val="15"/>
+              </w:rPr>
+              <w:t>3.2 / 5</w:t>
+            </w:r>
+          </w:p>
+        </w:tc>
+        <w:tc>
+          <w:tcPr>
+            <w:tcW w:type="dxa" w:w="1080"/>
+            <w:tcBorders>
+              <w:top w:val="single" w:sz="6" w:color="D9D9E0"/>
+              <w:left w:val="single" w:sz="6" w:color="D9D9E0"/>
+              <w:bottom w:val="single" w:sz="6" w:color="D9D9E0"/>
+              <w:right w:val="single" w:sz="6" w:color="D9D9E0"/>
+            </w:tcBorders>
+          </w:tcPr>
+          <w:p>
+            <w:pPr>
+              <w:spacing w:before="50" w:after="50"/>
+            </w:pPr>
+            <w:r>
+              <w:rPr>
+                <w:sz w:val="15"/>
+              </w:rPr>
+              <w:t>4.0</w:t>
+            </w:r>
+          </w:p>
+        </w:tc>
+        <w:tc>
+          <w:tcPr>
+            <w:tcW w:type="dxa" w:w="1080"/>
+            <w:tcBorders>
+              <w:top w:val="single" w:sz="6" w:color="D9D9E0"/>
+              <w:left w:val="single" w:sz="6" w:color="D9D9E0"/>
+              <w:bottom w:val="single" w:sz="6" w:color="D9D9E0"/>
+              <w:right w:val="single" w:sz="6" w:color="D9D9E0"/>
+            </w:tcBorders>
+          </w:tcPr>
+          <w:p>
+            <w:pPr>
+              <w:spacing w:before="50" w:after="50"/>
+            </w:pPr>
+            <w:r>
+              <w:rPr>
+                <w:b/>
+              </w:rPr>
+              <w:t>Not measured — NOT MEASURED</w:t>
+            </w:r>
+          </w:p>
+        </w:tc>
+        <w:tc>
+          <w:tcPr>
+            <w:tcW w:type="dxa" w:w="1728"/>
+            <w:tcBorders>
+              <w:top w:val="single" w:sz="6" w:color="D9D9E0"/>
+              <w:left w:val="single" w:sz="6" w:color="D9D9E0"/>
+              <w:bottom w:val="single" w:sz="6" w:color="D9D9E0"/>
+              <w:right w:val="single" w:sz="6" w:color="D9D9E0"/>
+            </w:tcBorders>
+          </w:tcPr>
+          <w:p>
+            <w:pPr>
+              <w:spacing w:before="50" w:after="50"/>
+            </w:pPr>
+            <w:r>
+              <w:rPr>
+                <w:b w:val="0"/>
+              </w:rPr>
+              <w:t>No scored sample on this run</w:t>
+            </w:r>
+          </w:p>
+        </w:tc>
+        <w:tc>
+          <w:tcPr>
+            <w:tcW w:type="dxa" w:w="2160"/>
+            <w:tcBorders>
+              <w:top w:val="single" w:sz="6" w:color="D9D9E0"/>
+              <w:left w:val="single" w:sz="6" w:color="D9D9E0"/>
+              <w:bottom w:val="single" w:sz="6" w:color="D9D9E0"/>
+              <w:right w:val="single" w:sz="6" w:color="D9D9E0"/>
+            </w:tcBorders>
+          </w:tcPr>
+          <w:p>
+            <w:pPr>
+              <w:spacing w:before="50" w:after="50"/>
+            </w:pPr>
+            <w:r>
+              <w:rPr>
+                <w:b w:val="0"/>
+              </w:rPr>
+              <w:t>The Framework's method is human review of a stated sample of responses against a rubric, reporting sample size, rubric and scorers. Not done for this run. Nearest evidence: B-18, where one person scored 50 drafts from b21_openai_80_20260914 on the judge's RAG rubric (mean answer relevance 4.86/5) — a different rubric, a different run and a single scorer, so not a satisfaction proxy.</w:t>
+            </w:r>
+          </w:p>
+        </w:tc>
+      </w:tr>
+      <w:tr>
+        <w:tc>
+          <w:tcPr>
+            <w:tcW w:type="dxa" w:w="2304"/>
+            <w:tcBorders>
+              <w:top w:val="single" w:sz="6" w:color="D9D9E0"/>
+              <w:left w:val="single" w:sz="6" w:color="D9D9E0"/>
+              <w:bottom w:val="single" w:sz="6" w:color="D9D9E0"/>
+              <w:right w:val="single" w:sz="6" w:color="D9D9E0"/>
+            </w:tcBorders>
+            <w:shd w:val="clear" w:fill="F4F4F7"/>
+          </w:tcPr>
+          <w:p>
+            <w:pPr>
+              <w:spacing w:before="50" w:after="50"/>
+            </w:pPr>
+            <w:r>
+              <w:rPr>
+                <w:sz w:val="15"/>
+              </w:rPr>
+              <w:t>Escalation rate</w:t>
+            </w:r>
+          </w:p>
+        </w:tc>
+        <w:tc>
+          <w:tcPr>
+            <w:tcW w:type="dxa" w:w="1296"/>
+            <w:tcBorders>
+              <w:top w:val="single" w:sz="6" w:color="D9D9E0"/>
+              <w:left w:val="single" w:sz="6" w:color="D9D9E0"/>
+              <w:bottom w:val="single" w:sz="6" w:color="D9D9E0"/>
+              <w:right w:val="single" w:sz="6" w:color="D9D9E0"/>
+            </w:tcBorders>
+            <w:shd w:val="clear" w:fill="F4F4F7"/>
+          </w:tcPr>
+          <w:p>
+            <w:pPr>
+              <w:spacing w:before="50" w:after="50"/>
+            </w:pPr>
+            <w:r>
+              <w:rPr>
+                <w:sz w:val="15"/>
+              </w:rPr>
+              <w:t>58%</w:t>
+            </w:r>
+          </w:p>
+        </w:tc>
+        <w:tc>
+          <w:tcPr>
+            <w:tcW w:type="dxa" w:w="1080"/>
+            <w:tcBorders>
+              <w:top w:val="single" w:sz="6" w:color="D9D9E0"/>
+              <w:left w:val="single" w:sz="6" w:color="D9D9E0"/>
+              <w:bottom w:val="single" w:sz="6" w:color="D9D9E0"/>
+              <w:right w:val="single" w:sz="6" w:color="D9D9E0"/>
+            </w:tcBorders>
+            <w:shd w:val="clear" w:fill="F4F4F7"/>
+          </w:tcPr>
+          <w:p>
+            <w:pPr>
+              <w:spacing w:before="50" w:after="50"/>
+            </w:pPr>
+            <w:r>
+              <w:rPr>
+                <w:sz w:val="15"/>
+              </w:rPr>
+              <w:t>≤ 30%</w:t>
+            </w:r>
+          </w:p>
+        </w:tc>
+        <w:tc>
+          <w:tcPr>
+            <w:tcW w:type="dxa" w:w="1080"/>
+            <w:tcBorders>
+              <w:top w:val="single" w:sz="6" w:color="D9D9E0"/>
+              <w:left w:val="single" w:sz="6" w:color="D9D9E0"/>
+              <w:bottom w:val="single" w:sz="6" w:color="D9D9E0"/>
+              <w:right w:val="single" w:sz="6" w:color="D9D9E0"/>
+            </w:tcBorders>
+            <w:shd w:val="clear" w:fill="F4F4F7"/>
+          </w:tcPr>
+          <w:p>
+            <w:pPr>
+              <w:spacing w:before="50" w:after="50"/>
+            </w:pPr>
+            <w:r>
+              <w:rPr>
+                <w:b/>
+              </w:rPr>
+              <w:t>50.0% — NOT MET</w:t>
+            </w:r>
+          </w:p>
+        </w:tc>
+        <w:tc>
+          <w:tcPr>
+            <w:tcW w:type="dxa" w:w="1728"/>
+            <w:tcBorders>
+              <w:top w:val="single" w:sz="6" w:color="D9D9E0"/>
+              <w:left w:val="single" w:sz="6" w:color="D9D9E0"/>
+              <w:bottom w:val="single" w:sz="6" w:color="D9D9E0"/>
+              <w:right w:val="single" w:sz="6" w:color="D9D9E0"/>
+            </w:tcBorders>
+            <w:shd w:val="clear" w:fill="F4F4F7"/>
+          </w:tcPr>
+          <w:p>
+            <w:pPr>
+              <w:spacing w:before="50" w:after="50"/>
+            </w:pPr>
+            <w:r>
+              <w:rPr>
+                <w:b w:val="0"/>
+              </w:rPr>
+              <w:t>95% CI 24-76% (n=10)</w:t>
+            </w:r>
+          </w:p>
+        </w:tc>
+        <w:tc>
+          <w:tcPr>
+            <w:tcW w:type="dxa" w:w="2160"/>
+            <w:tcBorders>
+              <w:top w:val="single" w:sz="6" w:color="D9D9E0"/>
+              <w:left w:val="single" w:sz="6" w:color="D9D9E0"/>
+              <w:bottom w:val="single" w:sz="6" w:color="D9D9E0"/>
+              <w:right w:val="single" w:sz="6" w:color="D9D9E0"/>
+            </w:tcBorders>
+            <w:shd w:val="clear" w:fill="F4F4F7"/>
+          </w:tcPr>
+          <w:p>
+            <w:pPr>
+              <w:spacing w:before="50" w:after="50"/>
+            </w:pPr>
+            <w:r>
+              <w:rPr>
+                <w:b w:val="0"/>
+              </w:rPr>
+              <w:t>5 escalated by routing and 0 blocked by a guardrail; 0 tickets were blocked because a check could not run (fail-safe), not because it found a fault.</w:t>
+            </w:r>
+          </w:p>
+        </w:tc>
+      </w:tr>
+      <w:tr>
+        <w:tc>
+          <w:tcPr>
+            <w:tcW w:type="dxa" w:w="2304"/>
+            <w:tcBorders>
+              <w:top w:val="single" w:sz="6" w:color="D9D9E0"/>
+              <w:left w:val="single" w:sz="6" w:color="D9D9E0"/>
+              <w:bottom w:val="single" w:sz="6" w:color="D9D9E0"/>
+              <w:right w:val="single" w:sz="6" w:color="D9D9E0"/>
+            </w:tcBorders>
+          </w:tcPr>
+          <w:p>
+            <w:pPr>
+              <w:spacing w:before="50" w:after="50"/>
+            </w:pPr>
+            <w:r>
+              <w:rPr>
+                <w:sz w:val="15"/>
+              </w:rPr>
+              <w:t>Classification precision</w:t>
+            </w:r>
+          </w:p>
+        </w:tc>
+        <w:tc>
+          <w:tcPr>
+            <w:tcW w:type="dxa" w:w="1296"/>
+            <w:tcBorders>
+              <w:top w:val="single" w:sz="6" w:color="D9D9E0"/>
+              <w:left w:val="single" w:sz="6" w:color="D9D9E0"/>
+              <w:bottom w:val="single" w:sz="6" w:color="D9D9E0"/>
+              <w:right w:val="single" w:sz="6" w:color="D9D9E0"/>
+            </w:tcBorders>
+          </w:tcPr>
+          <w:p>
+            <w:pPr>
+              <w:spacing w:before="50" w:after="50"/>
+            </w:pPr>
+            <w:r>
+              <w:rPr>
+                <w:sz w:val="15"/>
+              </w:rPr>
+              <w:t>—</w:t>
+            </w:r>
+          </w:p>
+        </w:tc>
+        <w:tc>
+          <w:tcPr>
+            <w:tcW w:type="dxa" w:w="1080"/>
+            <w:tcBorders>
+              <w:top w:val="single" w:sz="6" w:color="D9D9E0"/>
+              <w:left w:val="single" w:sz="6" w:color="D9D9E0"/>
+              <w:bottom w:val="single" w:sz="6" w:color="D9D9E0"/>
+              <w:right w:val="single" w:sz="6" w:color="D9D9E0"/>
+            </w:tcBorders>
+          </w:tcPr>
+          <w:p>
+            <w:pPr>
+              <w:spacing w:before="50" w:after="50"/>
+            </w:pPr>
+            <w:r>
+              <w:rPr>
+                <w:sz w:val="15"/>
+              </w:rPr>
+              <w:t>85%</w:t>
+            </w:r>
+          </w:p>
+        </w:tc>
+        <w:tc>
+          <w:tcPr>
+            <w:tcW w:type="dxa" w:w="1080"/>
+            <w:tcBorders>
+              <w:top w:val="single" w:sz="6" w:color="D9D9E0"/>
+              <w:left w:val="single" w:sz="6" w:color="D9D9E0"/>
+              <w:bottom w:val="single" w:sz="6" w:color="D9D9E0"/>
+              <w:right w:val="single" w:sz="6" w:color="D9D9E0"/>
+            </w:tcBorders>
+          </w:tcPr>
+          <w:p>
+            <w:pPr>
+              <w:spacing w:before="50" w:after="50"/>
+            </w:pPr>
+            <w:r>
+              <w:rPr>
+                <w:b/>
+              </w:rPr>
+              <w:t>71.4% mean over 7 classes; 5 of 7 at ≥85% — NOT MET</w:t>
+            </w:r>
+          </w:p>
+        </w:tc>
+        <w:tc>
+          <w:tcPr>
+            <w:tcW w:type="dxa" w:w="1728"/>
+            <w:tcBorders>
+              <w:top w:val="single" w:sz="6" w:color="D9D9E0"/>
+              <w:left w:val="single" w:sz="6" w:color="D9D9E0"/>
+              <w:bottom w:val="single" w:sz="6" w:color="D9D9E0"/>
+              <w:right w:val="single" w:sz="6" w:color="D9D9E0"/>
+            </w:tcBorders>
+          </w:tcPr>
+          <w:p>
+            <w:pPr>
+              <w:spacing w:before="50" w:after="50"/>
+            </w:pPr>
+            <w:r>
+              <w:rPr>
+                <w:b w:val="0"/>
+              </w:rPr>
+              <w:t>Per-class n: median 1; 7 classes have fewer than 5 tickets, so per-class figures are indicative only</w:t>
+            </w:r>
+          </w:p>
+        </w:tc>
+        <w:tc>
+          <w:tcPr>
+            <w:tcW w:type="dxa" w:w="2160"/>
+            <w:tcBorders>
+              <w:top w:val="single" w:sz="6" w:color="D9D9E0"/>
+              <w:left w:val="single" w:sz="6" w:color="D9D9E0"/>
+              <w:bottom w:val="single" w:sz="6" w:color="D9D9E0"/>
+              <w:right w:val="single" w:sz="6" w:color="D9D9E0"/>
+            </w:tcBorders>
+          </w:tcPr>
+          <w:p>
+            <w:pPr>
+              <w:spacing w:before="50" w:after="50"/>
+            </w:pPr>
+            <w:r>
+              <w:rPr>
+                <w:b w:val="0"/>
+              </w:rPr>
+              <w:t>Weakest: account_access 0% (n=1); api_usage_question 0% (n=1); api_key_issue 100% (n=1). Overall intent accuracy 80.0%. The target is per class, so it is met only if every class reaches 85%.</w:t>
+            </w:r>
+          </w:p>
+        </w:tc>
+      </w:tr>
+      <w:tr>
+        <w:tc>
+          <w:tcPr>
+            <w:tcW w:type="dxa" w:w="2304"/>
+            <w:tcBorders>
+              <w:top w:val="single" w:sz="6" w:color="D9D9E0"/>
+              <w:left w:val="single" w:sz="6" w:color="D9D9E0"/>
+              <w:bottom w:val="single" w:sz="6" w:color="D9D9E0"/>
+              <w:right w:val="single" w:sz="6" w:color="D9D9E0"/>
+            </w:tcBorders>
+            <w:shd w:val="clear" w:fill="F4F4F7"/>
+          </w:tcPr>
+          <w:p>
+            <w:pPr>
+              <w:spacing w:before="50" w:after="50"/>
+            </w:pPr>
+            <w:r>
+              <w:rPr>
+                <w:sz w:val="15"/>
+              </w:rPr>
+              <w:t>Hallucination rate</w:t>
+            </w:r>
+          </w:p>
+        </w:tc>
+        <w:tc>
+          <w:tcPr>
+            <w:tcW w:type="dxa" w:w="1296"/>
+            <w:tcBorders>
+              <w:top w:val="single" w:sz="6" w:color="D9D9E0"/>
+              <w:left w:val="single" w:sz="6" w:color="D9D9E0"/>
+              <w:bottom w:val="single" w:sz="6" w:color="D9D9E0"/>
+              <w:right w:val="single" w:sz="6" w:color="D9D9E0"/>
+            </w:tcBorders>
+            <w:shd w:val="clear" w:fill="F4F4F7"/>
+          </w:tcPr>
+          <w:p>
+            <w:pPr>
+              <w:spacing w:before="50" w:after="50"/>
+            </w:pPr>
+            <w:r>
+              <w:rPr>
+                <w:sz w:val="15"/>
+              </w:rPr>
+              <w:t>—</w:t>
+            </w:r>
+          </w:p>
+        </w:tc>
+        <w:tc>
+          <w:tcPr>
+            <w:tcW w:type="dxa" w:w="1080"/>
+            <w:tcBorders>
+              <w:top w:val="single" w:sz="6" w:color="D9D9E0"/>
+              <w:left w:val="single" w:sz="6" w:color="D9D9E0"/>
+              <w:bottom w:val="single" w:sz="6" w:color="D9D9E0"/>
+              <w:right w:val="single" w:sz="6" w:color="D9D9E0"/>
+            </w:tcBorders>
+            <w:shd w:val="clear" w:fill="F4F4F7"/>
+          </w:tcPr>
+          <w:p>
+            <w:pPr>
+              <w:spacing w:before="50" w:after="50"/>
+            </w:pPr>
+            <w:r>
+              <w:rPr>
+                <w:sz w:val="15"/>
+              </w:rPr>
+              <w:t>≤ 5%</w:t>
+            </w:r>
+          </w:p>
+        </w:tc>
+        <w:tc>
+          <w:tcPr>
+            <w:tcW w:type="dxa" w:w="1080"/>
+            <w:tcBorders>
+              <w:top w:val="single" w:sz="6" w:color="D9D9E0"/>
+              <w:left w:val="single" w:sz="6" w:color="D9D9E0"/>
+              <w:bottom w:val="single" w:sz="6" w:color="D9D9E0"/>
+              <w:right w:val="single" w:sz="6" w:color="D9D9E0"/>
+            </w:tcBorders>
+            <w:shd w:val="clear" w:fill="F4F4F7"/>
+          </w:tcPr>
+          <w:p>
+            <w:pPr>
+              <w:spacing w:before="50" w:after="50"/>
+            </w:pPr>
+            <w:r>
+              <w:rPr>
+                <w:b/>
+              </w:rPr>
+              <w:t>Not measured to method — NOT MEASURED</w:t>
+            </w:r>
+          </w:p>
+        </w:tc>
+        <w:tc>
+          <w:tcPr>
+            <w:tcW w:type="dxa" w:w="1728"/>
+            <w:tcBorders>
+              <w:top w:val="single" w:sz="6" w:color="D9D9E0"/>
+              <w:left w:val="single" w:sz="6" w:color="D9D9E0"/>
+              <w:bottom w:val="single" w:sz="6" w:color="D9D9E0"/>
+              <w:right w:val="single" w:sz="6" w:color="D9D9E0"/>
+            </w:tcBorders>
+            <w:shd w:val="clear" w:fill="F4F4F7"/>
+          </w:tcPr>
+          <w:p>
+            <w:pPr>
+              <w:spacing w:before="50" w:after="50"/>
+            </w:pPr>
+            <w:r>
+              <w:rPr>
+                <w:b w:val="0"/>
+              </w:rPr>
+              <w:t>—</w:t>
+            </w:r>
+          </w:p>
+        </w:tc>
+        <w:tc>
+          <w:tcPr>
+            <w:tcW w:type="dxa" w:w="2160"/>
+            <w:tcBorders>
+              <w:top w:val="single" w:sz="6" w:color="D9D9E0"/>
+              <w:left w:val="single" w:sz="6" w:color="D9D9E0"/>
+              <w:bottom w:val="single" w:sz="6" w:color="D9D9E0"/>
+              <w:right w:val="single" w:sz="6" w:color="D9D9E0"/>
+            </w:tcBorders>
+            <w:shd w:val="clear" w:fill="F4F4F7"/>
+          </w:tcPr>
+          <w:p>
+            <w:pPr>
+              <w:spacing w:before="50" w:after="50"/>
+            </w:pPr>
+            <w:r>
+              <w:rPr>
+                <w:b w:val="0"/>
+              </w:rPr>
+              <w:t>The Framework requires at least fifty responses assessed independently by two people, with their agreement reported. This project had one human assessor. Nearest evidence (B-18, drafts from b21_openai_80_20260914): one human found an unsupported claim in 1 of 50 drafts; the LLM judge in 5 of 50; the judge failed calibration (pooled Spearman 0.3492 against 0.70).</w:t>
+            </w:r>
+          </w:p>
+        </w:tc>
+      </w:tr>
+      <w:tr>
+        <w:tc>
+          <w:tcPr>
+            <w:tcW w:type="dxa" w:w="2304"/>
+            <w:tcBorders>
+              <w:top w:val="single" w:sz="6" w:color="D9D9E0"/>
+              <w:left w:val="single" w:sz="6" w:color="D9D9E0"/>
+              <w:bottom w:val="single" w:sz="6" w:color="D9D9E0"/>
+              <w:right w:val="single" w:sz="6" w:color="D9D9E0"/>
+            </w:tcBorders>
+          </w:tcPr>
+          <w:p>
+            <w:pPr>
+              <w:spacing w:before="50" w:after="50"/>
+            </w:pPr>
+            <w:r>
+              <w:rPr>
+                <w:sz w:val="15"/>
+              </w:rPr>
+              <w:t>Citation accuracy</w:t>
+            </w:r>
+          </w:p>
+        </w:tc>
+        <w:tc>
+          <w:tcPr>
+            <w:tcW w:type="dxa" w:w="1296"/>
+            <w:tcBorders>
+              <w:top w:val="single" w:sz="6" w:color="D9D9E0"/>
+              <w:left w:val="single" w:sz="6" w:color="D9D9E0"/>
+              <w:bottom w:val="single" w:sz="6" w:color="D9D9E0"/>
+              <w:right w:val="single" w:sz="6" w:color="D9D9E0"/>
+            </w:tcBorders>
+          </w:tcPr>
+          <w:p>
+            <w:pPr>
+              <w:spacing w:before="50" w:after="50"/>
+            </w:pPr>
+            <w:r>
+              <w:rPr>
+                <w:sz w:val="15"/>
+              </w:rPr>
+              <w:t>—</w:t>
+            </w:r>
+          </w:p>
+        </w:tc>
+        <w:tc>
+          <w:tcPr>
+            <w:tcW w:type="dxa" w:w="1080"/>
+            <w:tcBorders>
+              <w:top w:val="single" w:sz="6" w:color="D9D9E0"/>
+              <w:left w:val="single" w:sz="6" w:color="D9D9E0"/>
+              <w:bottom w:val="single" w:sz="6" w:color="D9D9E0"/>
+              <w:right w:val="single" w:sz="6" w:color="D9D9E0"/>
+            </w:tcBorders>
+          </w:tcPr>
+          <w:p>
+            <w:pPr>
+              <w:spacing w:before="50" w:after="50"/>
+            </w:pPr>
+            <w:r>
+              <w:rPr>
+                <w:sz w:val="15"/>
+              </w:rPr>
+              <w:t>95%</w:t>
+            </w:r>
+          </w:p>
+        </w:tc>
+        <w:tc>
+          <w:tcPr>
+            <w:tcW w:type="dxa" w:w="1080"/>
+            <w:tcBorders>
+              <w:top w:val="single" w:sz="6" w:color="D9D9E0"/>
+              <w:left w:val="single" w:sz="6" w:color="D9D9E0"/>
+              <w:bottom w:val="single" w:sz="6" w:color="D9D9E0"/>
+              <w:right w:val="single" w:sz="6" w:color="D9D9E0"/>
+            </w:tcBorders>
+          </w:tcPr>
+          <w:p>
+            <w:pPr>
+              <w:spacing w:before="50" w:after="50"/>
+            </w:pPr>
+            <w:r>
+              <w:rPr>
+                <w:b/>
+              </w:rPr>
+              <w:t>Not measured to method — NOT MEASURED</w:t>
+            </w:r>
+          </w:p>
+        </w:tc>
+        <w:tc>
+          <w:tcPr>
+            <w:tcW w:type="dxa" w:w="1728"/>
+            <w:tcBorders>
+              <w:top w:val="single" w:sz="6" w:color="D9D9E0"/>
+              <w:left w:val="single" w:sz="6" w:color="D9D9E0"/>
+              <w:bottom w:val="single" w:sz="6" w:color="D9D9E0"/>
+              <w:right w:val="single" w:sz="6" w:color="D9D9E0"/>
+            </w:tcBorders>
+          </w:tcPr>
+          <w:p>
+            <w:pPr>
+              <w:spacing w:before="50" w:after="50"/>
+            </w:pPr>
+            <w:r>
+              <w:rPr>
+                <w:b w:val="0"/>
+              </w:rPr>
+              <w:t>—</w:t>
+            </w:r>
+          </w:p>
+        </w:tc>
+        <w:tc>
+          <w:tcPr>
+            <w:tcW w:type="dxa" w:w="2160"/>
+            <w:tcBorders>
+              <w:top w:val="single" w:sz="6" w:color="D9D9E0"/>
+              <w:left w:val="single" w:sz="6" w:color="D9D9E0"/>
+              <w:bottom w:val="single" w:sz="6" w:color="D9D9E0"/>
+              <w:right w:val="single" w:sz="6" w:color="D9D9E0"/>
+            </w:tcBorders>
+          </w:tcPr>
+          <w:p>
+            <w:pPr>
+              <w:spacing w:before="50" w:after="50"/>
+            </w:pPr>
+            <w:r>
+              <w:rPr>
+                <w:b w:val="0"/>
+              </w:rPr>
+              <w:t>The Framework checks each citation against the sentence it is attached to. Sentence-level support was not assessed. Nearest evidence: the cited ARTICLE was one the labels expect in 100.0% of citations over 6 drafts (recall 83.3%) — a check of the right source, not of support.</w:t>
+            </w:r>
+          </w:p>
+        </w:tc>
+      </w:tr>
+      <w:tr>
+        <w:tc>
+          <w:tcPr>
+            <w:tcW w:type="dxa" w:w="2304"/>
+            <w:tcBorders>
+              <w:top w:val="single" w:sz="6" w:color="D9D9E0"/>
+              <w:left w:val="single" w:sz="6" w:color="D9D9E0"/>
+              <w:bottom w:val="single" w:sz="6" w:color="D9D9E0"/>
+              <w:right w:val="single" w:sz="6" w:color="D9D9E0"/>
+            </w:tcBorders>
+            <w:shd w:val="clear" w:fill="F4F4F7"/>
+          </w:tcPr>
+          <w:p>
+            <w:pPr>
+              <w:spacing w:before="50" w:after="50"/>
+            </w:pPr>
+            <w:r>
+              <w:rPr>
+                <w:sz w:val="15"/>
+              </w:rPr>
+              <w:t>Latency p95</w:t>
+            </w:r>
+          </w:p>
+        </w:tc>
+        <w:tc>
+          <w:tcPr>
+            <w:tcW w:type="dxa" w:w="1296"/>
+            <w:tcBorders>
+              <w:top w:val="single" w:sz="6" w:color="D9D9E0"/>
+              <w:left w:val="single" w:sz="6" w:color="D9D9E0"/>
+              <w:bottom w:val="single" w:sz="6" w:color="D9D9E0"/>
+              <w:right w:val="single" w:sz="6" w:color="D9D9E0"/>
+            </w:tcBorders>
+            <w:shd w:val="clear" w:fill="F4F4F7"/>
+          </w:tcPr>
+          <w:p>
+            <w:pPr>
+              <w:spacing w:before="50" w:after="50"/>
+            </w:pPr>
+            <w:r>
+              <w:rPr>
+                <w:sz w:val="15"/>
+              </w:rPr>
+              <w:t>—</w:t>
+            </w:r>
+          </w:p>
+        </w:tc>
+        <w:tc>
+          <w:tcPr>
+            <w:tcW w:type="dxa" w:w="1080"/>
+            <w:tcBorders>
+              <w:top w:val="single" w:sz="6" w:color="D9D9E0"/>
+              <w:left w:val="single" w:sz="6" w:color="D9D9E0"/>
+              <w:bottom w:val="single" w:sz="6" w:color="D9D9E0"/>
+              <w:right w:val="single" w:sz="6" w:color="D9D9E0"/>
+            </w:tcBorders>
+            <w:shd w:val="clear" w:fill="F4F4F7"/>
+          </w:tcPr>
+          <w:p>
+            <w:pPr>
+              <w:spacing w:before="50" w:after="50"/>
+            </w:pPr>
+            <w:r>
+              <w:rPr>
+                <w:sz w:val="15"/>
+              </w:rPr>
+              <w:t>&lt; 3 s</w:t>
+            </w:r>
+          </w:p>
+        </w:tc>
+        <w:tc>
+          <w:tcPr>
+            <w:tcW w:type="dxa" w:w="1080"/>
+            <w:tcBorders>
+              <w:top w:val="single" w:sz="6" w:color="D9D9E0"/>
+              <w:left w:val="single" w:sz="6" w:color="D9D9E0"/>
+              <w:bottom w:val="single" w:sz="6" w:color="D9D9E0"/>
+              <w:right w:val="single" w:sz="6" w:color="D9D9E0"/>
+            </w:tcBorders>
+            <w:shd w:val="clear" w:fill="F4F4F7"/>
+          </w:tcPr>
+          <w:p>
+            <w:pPr>
+              <w:spacing w:before="50" w:after="50"/>
+            </w:pPr>
+            <w:r>
+              <w:rPr>
+                <w:b/>
+              </w:rPr>
+              <w:t>23.4 s — NOT MET</w:t>
+            </w:r>
+          </w:p>
+        </w:tc>
+        <w:tc>
+          <w:tcPr>
+            <w:tcW w:type="dxa" w:w="1728"/>
+            <w:tcBorders>
+              <w:top w:val="single" w:sz="6" w:color="D9D9E0"/>
+              <w:left w:val="single" w:sz="6" w:color="D9D9E0"/>
+              <w:bottom w:val="single" w:sz="6" w:color="D9D9E0"/>
+              <w:right w:val="single" w:sz="6" w:color="D9D9E0"/>
+            </w:tcBorders>
+            <w:shd w:val="clear" w:fill="F4F4F7"/>
+          </w:tcPr>
+          <w:p>
+            <w:pPr>
+              <w:spacing w:before="50" w:after="50"/>
+            </w:pPr>
+            <w:r>
+              <w:rPr>
+                <w:b w:val="0"/>
+              </w:rPr>
+              <w:t>n=10 live tickets; max 23.4 s</w:t>
+            </w:r>
+          </w:p>
+        </w:tc>
+        <w:tc>
+          <w:tcPr>
+            <w:tcW w:type="dxa" w:w="2160"/>
+            <w:tcBorders>
+              <w:top w:val="single" w:sz="6" w:color="D9D9E0"/>
+              <w:left w:val="single" w:sz="6" w:color="D9D9E0"/>
+              <w:bottom w:val="single" w:sz="6" w:color="D9D9E0"/>
+              <w:right w:val="single" w:sz="6" w:color="D9D9E0"/>
+            </w:tcBorders>
+            <w:shd w:val="clear" w:fill="F4F4F7"/>
+          </w:tcPr>
+          <w:p>
+            <w:pPr>
+              <w:spacing w:before="50" w:after="50"/>
+            </w:pPr>
+            <w:r>
+              <w:rPr>
+                <w:b w:val="0"/>
+              </w:rPr>
+              <w:t>End to end per ticket, including retrieval and every model call, run in sequence. Models: gpt-4o-mini drafting, gpt-4o guardrails.</w:t>
+            </w:r>
+          </w:p>
+        </w:tc>
+      </w:tr>
+      <w:tr>
+        <w:tc>
+          <w:tcPr>
+            <w:tcW w:type="dxa" w:w="2304"/>
+            <w:tcBorders>
+              <w:top w:val="single" w:sz="6" w:color="D9D9E0"/>
+              <w:left w:val="single" w:sz="6" w:color="D9D9E0"/>
+              <w:bottom w:val="single" w:sz="6" w:color="D9D9E0"/>
+              <w:right w:val="single" w:sz="6" w:color="D9D9E0"/>
+            </w:tcBorders>
+          </w:tcPr>
+          <w:p>
+            <w:pPr>
+              <w:spacing w:before="50" w:after="50"/>
+            </w:pPr>
+            <w:r>
+              <w:rPr>
+                <w:sz w:val="15"/>
+              </w:rPr>
+              <w:t>Private data occurrences</w:t>
+            </w:r>
+          </w:p>
+        </w:tc>
+        <w:tc>
+          <w:tcPr>
+            <w:tcW w:type="dxa" w:w="1296"/>
+            <w:tcBorders>
+              <w:top w:val="single" w:sz="6" w:color="D9D9E0"/>
+              <w:left w:val="single" w:sz="6" w:color="D9D9E0"/>
+              <w:bottom w:val="single" w:sz="6" w:color="D9D9E0"/>
+              <w:right w:val="single" w:sz="6" w:color="D9D9E0"/>
+            </w:tcBorders>
+          </w:tcPr>
+          <w:p>
+            <w:pPr>
+              <w:spacing w:before="50" w:after="50"/>
+            </w:pPr>
+            <w:r>
+              <w:rPr>
+                <w:sz w:val="15"/>
+              </w:rPr>
+              <w:t>—</w:t>
+            </w:r>
+          </w:p>
+        </w:tc>
+        <w:tc>
+          <w:tcPr>
+            <w:tcW w:type="dxa" w:w="1080"/>
+            <w:tcBorders>
+              <w:top w:val="single" w:sz="6" w:color="D9D9E0"/>
+              <w:left w:val="single" w:sz="6" w:color="D9D9E0"/>
+              <w:bottom w:val="single" w:sz="6" w:color="D9D9E0"/>
+              <w:right w:val="single" w:sz="6" w:color="D9D9E0"/>
+            </w:tcBorders>
+          </w:tcPr>
+          <w:p>
+            <w:pPr>
+              <w:spacing w:before="50" w:after="50"/>
+            </w:pPr>
+            <w:r>
+              <w:rPr>
+                <w:sz w:val="15"/>
+              </w:rPr>
+              <w:t>0</w:t>
+            </w:r>
+          </w:p>
+        </w:tc>
+        <w:tc>
+          <w:tcPr>
+            <w:tcW w:type="dxa" w:w="1080"/>
+            <w:tcBorders>
+              <w:top w:val="single" w:sz="6" w:color="D9D9E0"/>
+              <w:left w:val="single" w:sz="6" w:color="D9D9E0"/>
+              <w:bottom w:val="single" w:sz="6" w:color="D9D9E0"/>
+              <w:right w:val="single" w:sz="6" w:color="D9D9E0"/>
+            </w:tcBorders>
+          </w:tcPr>
+          <w:p>
+            <w:pPr>
+              <w:spacing w:before="50" w:after="50"/>
+            </w:pPr>
+            <w:r>
+              <w:rPr>
+                <w:b w:val="0"/>
+              </w:rPr>
+              <w:t>0 — MET</w:t>
+            </w:r>
+          </w:p>
+        </w:tc>
+        <w:tc>
+          <w:tcPr>
+            <w:tcW w:type="dxa" w:w="1728"/>
+            <w:tcBorders>
+              <w:top w:val="single" w:sz="6" w:color="D9D9E0"/>
+              <w:left w:val="single" w:sz="6" w:color="D9D9E0"/>
+              <w:bottom w:val="single" w:sz="6" w:color="D9D9E0"/>
+              <w:right w:val="single" w:sz="6" w:color="D9D9E0"/>
+            </w:tcBorders>
+          </w:tcPr>
+          <w:p>
+            <w:pPr>
+              <w:spacing w:before="50" w:after="50"/>
+            </w:pPr>
+            <w:r>
+              <w:rPr>
+                <w:b w:val="0"/>
+              </w:rPr>
+              <w:t>Automated scan of all 5 sent replies; manual sample review: not done</w:t>
+            </w:r>
+          </w:p>
+        </w:tc>
+        <w:tc>
+          <w:tcPr>
+            <w:tcW w:type="dxa" w:w="2160"/>
+            <w:tcBorders>
+              <w:top w:val="single" w:sz="6" w:color="D9D9E0"/>
+              <w:left w:val="single" w:sz="6" w:color="D9D9E0"/>
+              <w:bottom w:val="single" w:sz="6" w:color="D9D9E0"/>
+              <w:right w:val="single" w:sz="6" w:color="D9D9E0"/>
+            </w:tcBorders>
+          </w:tcPr>
+          <w:p>
+            <w:pPr>
+              <w:spacing w:before="50" w:after="50"/>
+            </w:pPr>
+            <w:r>
+              <w:rPr>
+                <w:b w:val="0"/>
+              </w:rPr>
+              <w:t>The scan uses the PII guardrail's own patterns (email, API key, phone, account number), independently of the judge's verdict. The guardrail blocked 0 drafts for private data before sending.</w:t>
+            </w:r>
+          </w:p>
+        </w:tc>
+      </w:tr>
+      <w:tr>
+        <w:tc>
+          <w:tcPr>
+            <w:tcW w:type="dxa" w:w="2304"/>
+            <w:tcBorders>
+              <w:top w:val="single" w:sz="6" w:color="D9D9E0"/>
+              <w:left w:val="single" w:sz="6" w:color="D9D9E0"/>
+              <w:bottom w:val="single" w:sz="6" w:color="D9D9E0"/>
+              <w:right w:val="single" w:sz="6" w:color="D9D9E0"/>
+            </w:tcBorders>
+            <w:shd w:val="clear" w:fill="F4F4F7"/>
+          </w:tcPr>
+          <w:p>
+            <w:pPr>
+              <w:spacing w:before="50" w:after="50"/>
+            </w:pPr>
+            <w:r>
+              <w:rPr>
+                <w:sz w:val="15"/>
+              </w:rPr>
+              <w:t>Cross-group variation</w:t>
+            </w:r>
+          </w:p>
+        </w:tc>
+        <w:tc>
+          <w:tcPr>
+            <w:tcW w:type="dxa" w:w="1296"/>
+            <w:tcBorders>
+              <w:top w:val="single" w:sz="6" w:color="D9D9E0"/>
+              <w:left w:val="single" w:sz="6" w:color="D9D9E0"/>
+              <w:bottom w:val="single" w:sz="6" w:color="D9D9E0"/>
+              <w:right w:val="single" w:sz="6" w:color="D9D9E0"/>
+            </w:tcBorders>
+            <w:shd w:val="clear" w:fill="F4F4F7"/>
+          </w:tcPr>
+          <w:p>
+            <w:pPr>
+              <w:spacing w:before="50" w:after="50"/>
+            </w:pPr>
+            <w:r>
+              <w:rPr>
+                <w:sz w:val="15"/>
+              </w:rPr>
+              <w:t>—</w:t>
+            </w:r>
+          </w:p>
+        </w:tc>
+        <w:tc>
+          <w:tcPr>
+            <w:tcW w:type="dxa" w:w="1080"/>
+            <w:tcBorders>
+              <w:top w:val="single" w:sz="6" w:color="D9D9E0"/>
+              <w:left w:val="single" w:sz="6" w:color="D9D9E0"/>
+              <w:bottom w:val="single" w:sz="6" w:color="D9D9E0"/>
+              <w:right w:val="single" w:sz="6" w:color="D9D9E0"/>
+            </w:tcBorders>
+            <w:shd w:val="clear" w:fill="F4F4F7"/>
+          </w:tcPr>
+          <w:p>
+            <w:pPr>
+              <w:spacing w:before="50" w:after="50"/>
+            </w:pPr>
+            <w:r>
+              <w:rPr>
+                <w:sz w:val="15"/>
+              </w:rPr>
+              <w:t>&lt; 5 pts</w:t>
+            </w:r>
+          </w:p>
+        </w:tc>
+        <w:tc>
+          <w:tcPr>
+            <w:tcW w:type="dxa" w:w="1080"/>
+            <w:tcBorders>
+              <w:top w:val="single" w:sz="6" w:color="D9D9E0"/>
+              <w:left w:val="single" w:sz="6" w:color="D9D9E0"/>
+              <w:bottom w:val="single" w:sz="6" w:color="D9D9E0"/>
+              <w:right w:val="single" w:sz="6" w:color="D9D9E0"/>
+            </w:tcBorders>
+            <w:shd w:val="clear" w:fill="F4F4F7"/>
+          </w:tcPr>
+          <w:p>
+            <w:pPr>
+              <w:spacing w:before="50" w:after="50"/>
+            </w:pPr>
+            <w:r>
+              <w:rPr>
+                <w:b/>
+              </w:rPr>
+              <w:t>Not measured — NOT MEASURED</w:t>
+            </w:r>
+          </w:p>
+        </w:tc>
+        <w:tc>
+          <w:tcPr>
+            <w:tcW w:type="dxa" w:w="1728"/>
+            <w:tcBorders>
+              <w:top w:val="single" w:sz="6" w:color="D9D9E0"/>
+              <w:left w:val="single" w:sz="6" w:color="D9D9E0"/>
+              <w:bottom w:val="single" w:sz="6" w:color="D9D9E0"/>
+              <w:right w:val="single" w:sz="6" w:color="D9D9E0"/>
+            </w:tcBorders>
+            <w:shd w:val="clear" w:fill="F4F4F7"/>
+          </w:tcPr>
+          <w:p>
+            <w:pPr>
+              <w:spacing w:before="50" w:after="50"/>
+            </w:pPr>
+            <w:r>
+              <w:rPr>
+                <w:b w:val="0"/>
+              </w:rPr>
+              <w:t>Every segment under n=10</w:t>
+            </w:r>
+          </w:p>
+        </w:tc>
+        <w:tc>
+          <w:tcPr>
+            <w:tcW w:type="dxa" w:w="2160"/>
+            <w:tcBorders>
+              <w:top w:val="single" w:sz="6" w:color="D9D9E0"/>
+              <w:left w:val="single" w:sz="6" w:color="D9D9E0"/>
+              <w:bottom w:val="single" w:sz="6" w:color="D9D9E0"/>
+              <w:right w:val="single" w:sz="6" w:color="D9D9E0"/>
+            </w:tcBorders>
+            <w:shd w:val="clear" w:fill="F4F4F7"/>
+          </w:tcPr>
+          <w:p>
+            <w:pPr>
+              <w:spacing w:before="50" w:after="50"/>
+            </w:pPr>
+            <w:r>
+              <w:rPr>
+                <w:b w:val="0"/>
+              </w:rPr>
+              <w:t>No segment reached the audit's minimum size.</w:t>
+            </w:r>
+          </w:p>
+        </w:tc>
+      </w:tr>
+    </w:tbl>
+    <w:p>
+      <w:pPr>
         <w:spacing w:after="80"/>
       </w:pPr>
     </w:p>

--- a/docs/Evaluation_Framework.docx
+++ b/docs/Evaluation_Framework.docx
@@ -7159,6 +7159,1557 @@
                 <w:b w:val="0"/>
               </w:rPr>
               <w:t>Automated scan of all 5 sent replies; manual sample review: not done</w:t>
+            </w:r>
+          </w:p>
+        </w:tc>
+        <w:tc>
+          <w:tcPr>
+            <w:tcW w:type="dxa" w:w="2160"/>
+            <w:tcBorders>
+              <w:top w:val="single" w:sz="6" w:color="D9D9E0"/>
+              <w:left w:val="single" w:sz="6" w:color="D9D9E0"/>
+              <w:bottom w:val="single" w:sz="6" w:color="D9D9E0"/>
+              <w:right w:val="single" w:sz="6" w:color="D9D9E0"/>
+            </w:tcBorders>
+          </w:tcPr>
+          <w:p>
+            <w:pPr>
+              <w:spacing w:before="50" w:after="50"/>
+            </w:pPr>
+            <w:r>
+              <w:rPr>
+                <w:b w:val="0"/>
+              </w:rPr>
+              <w:t>The scan uses the PII guardrail's own patterns (email, API key, phone, account number), independently of the judge's verdict. The guardrail blocked 0 drafts for private data before sending.</w:t>
+            </w:r>
+          </w:p>
+        </w:tc>
+      </w:tr>
+      <w:tr>
+        <w:tc>
+          <w:tcPr>
+            <w:tcW w:type="dxa" w:w="2304"/>
+            <w:tcBorders>
+              <w:top w:val="single" w:sz="6" w:color="D9D9E0"/>
+              <w:left w:val="single" w:sz="6" w:color="D9D9E0"/>
+              <w:bottom w:val="single" w:sz="6" w:color="D9D9E0"/>
+              <w:right w:val="single" w:sz="6" w:color="D9D9E0"/>
+            </w:tcBorders>
+            <w:shd w:val="clear" w:fill="F4F4F7"/>
+          </w:tcPr>
+          <w:p>
+            <w:pPr>
+              <w:spacing w:before="50" w:after="50"/>
+            </w:pPr>
+            <w:r>
+              <w:rPr>
+                <w:sz w:val="15"/>
+              </w:rPr>
+              <w:t>Cross-group variation</w:t>
+            </w:r>
+          </w:p>
+        </w:tc>
+        <w:tc>
+          <w:tcPr>
+            <w:tcW w:type="dxa" w:w="1296"/>
+            <w:tcBorders>
+              <w:top w:val="single" w:sz="6" w:color="D9D9E0"/>
+              <w:left w:val="single" w:sz="6" w:color="D9D9E0"/>
+              <w:bottom w:val="single" w:sz="6" w:color="D9D9E0"/>
+              <w:right w:val="single" w:sz="6" w:color="D9D9E0"/>
+            </w:tcBorders>
+            <w:shd w:val="clear" w:fill="F4F4F7"/>
+          </w:tcPr>
+          <w:p>
+            <w:pPr>
+              <w:spacing w:before="50" w:after="50"/>
+            </w:pPr>
+            <w:r>
+              <w:rPr>
+                <w:sz w:val="15"/>
+              </w:rPr>
+              <w:t>—</w:t>
+            </w:r>
+          </w:p>
+        </w:tc>
+        <w:tc>
+          <w:tcPr>
+            <w:tcW w:type="dxa" w:w="1080"/>
+            <w:tcBorders>
+              <w:top w:val="single" w:sz="6" w:color="D9D9E0"/>
+              <w:left w:val="single" w:sz="6" w:color="D9D9E0"/>
+              <w:bottom w:val="single" w:sz="6" w:color="D9D9E0"/>
+              <w:right w:val="single" w:sz="6" w:color="D9D9E0"/>
+            </w:tcBorders>
+            <w:shd w:val="clear" w:fill="F4F4F7"/>
+          </w:tcPr>
+          <w:p>
+            <w:pPr>
+              <w:spacing w:before="50" w:after="50"/>
+            </w:pPr>
+            <w:r>
+              <w:rPr>
+                <w:sz w:val="15"/>
+              </w:rPr>
+              <w:t>&lt; 5 pts</w:t>
+            </w:r>
+          </w:p>
+        </w:tc>
+        <w:tc>
+          <w:tcPr>
+            <w:tcW w:type="dxa" w:w="1080"/>
+            <w:tcBorders>
+              <w:top w:val="single" w:sz="6" w:color="D9D9E0"/>
+              <w:left w:val="single" w:sz="6" w:color="D9D9E0"/>
+              <w:bottom w:val="single" w:sz="6" w:color="D9D9E0"/>
+              <w:right w:val="single" w:sz="6" w:color="D9D9E0"/>
+            </w:tcBorders>
+            <w:shd w:val="clear" w:fill="F4F4F7"/>
+          </w:tcPr>
+          <w:p>
+            <w:pPr>
+              <w:spacing w:before="50" w:after="50"/>
+            </w:pPr>
+            <w:r>
+              <w:rPr>
+                <w:b/>
+              </w:rPr>
+              <w:t>Not measured — NOT MEASURED</w:t>
+            </w:r>
+          </w:p>
+        </w:tc>
+        <w:tc>
+          <w:tcPr>
+            <w:tcW w:type="dxa" w:w="1728"/>
+            <w:tcBorders>
+              <w:top w:val="single" w:sz="6" w:color="D9D9E0"/>
+              <w:left w:val="single" w:sz="6" w:color="D9D9E0"/>
+              <w:bottom w:val="single" w:sz="6" w:color="D9D9E0"/>
+              <w:right w:val="single" w:sz="6" w:color="D9D9E0"/>
+            </w:tcBorders>
+            <w:shd w:val="clear" w:fill="F4F4F7"/>
+          </w:tcPr>
+          <w:p>
+            <w:pPr>
+              <w:spacing w:before="50" w:after="50"/>
+            </w:pPr>
+            <w:r>
+              <w:rPr>
+                <w:b w:val="0"/>
+              </w:rPr>
+              <w:t>Every segment under n=10</w:t>
+            </w:r>
+          </w:p>
+        </w:tc>
+        <w:tc>
+          <w:tcPr>
+            <w:tcW w:type="dxa" w:w="2160"/>
+            <w:tcBorders>
+              <w:top w:val="single" w:sz="6" w:color="D9D9E0"/>
+              <w:left w:val="single" w:sz="6" w:color="D9D9E0"/>
+              <w:bottom w:val="single" w:sz="6" w:color="D9D9E0"/>
+              <w:right w:val="single" w:sz="6" w:color="D9D9E0"/>
+            </w:tcBorders>
+            <w:shd w:val="clear" w:fill="F4F4F7"/>
+          </w:tcPr>
+          <w:p>
+            <w:pPr>
+              <w:spacing w:before="50" w:after="50"/>
+            </w:pPr>
+            <w:r>
+              <w:rPr>
+                <w:b w:val="0"/>
+              </w:rPr>
+              <w:t>No segment reached the audit's minimum size.</w:t>
+            </w:r>
+          </w:p>
+        </w:tc>
+      </w:tr>
+    </w:tbl>
+    <w:p>
+      <w:pPr>
+        <w:pStyle w:val="Heading3"/>
+      </w:pPr>
+      <w:r>
+        <w:t>Results — free hosted configuration (OpenRouter free tier)</w:t>
+      </w:r>
+    </w:p>
+    <w:p>
+      <w:r>
+        <w:t>Run harness-20260920T154501Z-78b497af (2026-09-20 UTC), 5 tickets, code a288388. Drafting nvidia/nemotron-3-super-120b-a12b:free; guardrails nex-agi/nex-n2.5-pro:free. Confidence threshold 0.85; guardrails on; model cache off (16 live calls). Cost of the run: $0.0000 (20,653 tokens in, 3,730 out). Runs against the hidden evaluation set: 0. This is the FIRST free-tier configuration to complete a run, and the figures are poor: 0 of 5 tickets answered, 3 of 16 calls returned HTTP 200 carrying no choices, p95 195s against a 3s target. Google's free models were rate-limited upstream for every call of an earlier attempt the same day, so this pairing is what was available rather than what was chosen. At n=5 one ticket moves any rate by 20 points.</w:t>
+      </w:r>
+    </w:p>
+    <w:tbl>
+      <w:tblPr>
+        <w:tblW w:type="auto" w:w="0"/>
+        <w:jc w:val="center"/>
+        <w:tblLayout w:type="fixed"/>
+        <w:tblLook w:firstColumn="1" w:firstRow="1" w:lastColumn="0" w:lastRow="0" w:noHBand="0" w:noVBand="1" w:val="04A0"/>
+      </w:tblPr>
+      <w:tblGrid>
+        <w:gridCol w:w="1608"/>
+        <w:gridCol w:w="1608"/>
+        <w:gridCol w:w="1608"/>
+        <w:gridCol w:w="1608"/>
+        <w:gridCol w:w="1608"/>
+        <w:gridCol w:w="1608"/>
+      </w:tblGrid>
+      <w:tr>
+        <w:tc>
+          <w:tcPr>
+            <w:tcW w:type="dxa" w:w="2304"/>
+            <w:shd w:val="clear" w:fill="E8660A"/>
+            <w:tcBorders>
+              <w:top w:val="single" w:sz="6" w:color="D9D9E0"/>
+              <w:left w:val="single" w:sz="6" w:color="D9D9E0"/>
+              <w:bottom w:val="single" w:sz="6" w:color="D9D9E0"/>
+              <w:right w:val="single" w:sz="6" w:color="D9D9E0"/>
+            </w:tcBorders>
+          </w:tcPr>
+          <w:p>
+            <w:pPr>
+              <w:spacing w:before="60" w:after="60"/>
+            </w:pPr>
+            <w:r>
+              <w:rPr>
+                <w:b/>
+                <w:color w:val="FFFFFF"/>
+                <w:sz w:val="16"/>
+              </w:rPr>
+              <w:t>Measure</w:t>
+            </w:r>
+          </w:p>
+        </w:tc>
+        <w:tc>
+          <w:tcPr>
+            <w:tcW w:type="dxa" w:w="1296"/>
+            <w:shd w:val="clear" w:fill="E8660A"/>
+            <w:tcBorders>
+              <w:top w:val="single" w:sz="6" w:color="D9D9E0"/>
+              <w:left w:val="single" w:sz="6" w:color="D9D9E0"/>
+              <w:bottom w:val="single" w:sz="6" w:color="D9D9E0"/>
+              <w:right w:val="single" w:sz="6" w:color="D9D9E0"/>
+            </w:tcBorders>
+          </w:tcPr>
+          <w:p>
+            <w:pPr>
+              <w:spacing w:before="60" w:after="60"/>
+            </w:pPr>
+            <w:r>
+              <w:rPr>
+                <w:b/>
+                <w:color w:val="FFFFFF"/>
+                <w:sz w:val="16"/>
+              </w:rPr>
+              <w:t>Baseline</w:t>
+            </w:r>
+          </w:p>
+        </w:tc>
+        <w:tc>
+          <w:tcPr>
+            <w:tcW w:type="dxa" w:w="1080"/>
+            <w:shd w:val="clear" w:fill="E8660A"/>
+            <w:tcBorders>
+              <w:top w:val="single" w:sz="6" w:color="D9D9E0"/>
+              <w:left w:val="single" w:sz="6" w:color="D9D9E0"/>
+              <w:bottom w:val="single" w:sz="6" w:color="D9D9E0"/>
+              <w:right w:val="single" w:sz="6" w:color="D9D9E0"/>
+            </w:tcBorders>
+          </w:tcPr>
+          <w:p>
+            <w:pPr>
+              <w:spacing w:before="60" w:after="60"/>
+            </w:pPr>
+            <w:r>
+              <w:rPr>
+                <w:b/>
+                <w:color w:val="FFFFFF"/>
+                <w:sz w:val="16"/>
+              </w:rPr>
+              <w:t>Target</w:t>
+            </w:r>
+          </w:p>
+        </w:tc>
+        <w:tc>
+          <w:tcPr>
+            <w:tcW w:type="dxa" w:w="1080"/>
+            <w:shd w:val="clear" w:fill="E8660A"/>
+            <w:tcBorders>
+              <w:top w:val="single" w:sz="6" w:color="D9D9E0"/>
+              <w:left w:val="single" w:sz="6" w:color="D9D9E0"/>
+              <w:bottom w:val="single" w:sz="6" w:color="D9D9E0"/>
+              <w:right w:val="single" w:sz="6" w:color="D9D9E0"/>
+            </w:tcBorders>
+          </w:tcPr>
+          <w:p>
+            <w:pPr>
+              <w:spacing w:before="60" w:after="60"/>
+            </w:pPr>
+            <w:r>
+              <w:rPr>
+                <w:b/>
+                <w:color w:val="FFFFFF"/>
+                <w:sz w:val="16"/>
+              </w:rPr>
+              <w:t>Achieved</w:t>
+            </w:r>
+          </w:p>
+        </w:tc>
+        <w:tc>
+          <w:tcPr>
+            <w:tcW w:type="dxa" w:w="1728"/>
+            <w:shd w:val="clear" w:fill="E8660A"/>
+            <w:tcBorders>
+              <w:top w:val="single" w:sz="6" w:color="D9D9E0"/>
+              <w:left w:val="single" w:sz="6" w:color="D9D9E0"/>
+              <w:bottom w:val="single" w:sz="6" w:color="D9D9E0"/>
+              <w:right w:val="single" w:sz="6" w:color="D9D9E0"/>
+            </w:tcBorders>
+          </w:tcPr>
+          <w:p>
+            <w:pPr>
+              <w:spacing w:before="60" w:after="60"/>
+            </w:pPr>
+            <w:r>
+              <w:rPr>
+                <w:b/>
+                <w:color w:val="FFFFFF"/>
+                <w:sz w:val="16"/>
+              </w:rPr>
+              <w:t>Confidence in the figure</w:t>
+            </w:r>
+          </w:p>
+        </w:tc>
+        <w:tc>
+          <w:tcPr>
+            <w:tcW w:type="dxa" w:w="2160"/>
+            <w:shd w:val="clear" w:fill="E8660A"/>
+            <w:tcBorders>
+              <w:top w:val="single" w:sz="6" w:color="D9D9E0"/>
+              <w:left w:val="single" w:sz="6" w:color="D9D9E0"/>
+              <w:bottom w:val="single" w:sz="6" w:color="D9D9E0"/>
+              <w:right w:val="single" w:sz="6" w:color="D9D9E0"/>
+            </w:tcBorders>
+          </w:tcPr>
+          <w:p>
+            <w:pPr>
+              <w:spacing w:before="60" w:after="60"/>
+            </w:pPr>
+            <w:r>
+              <w:rPr>
+                <w:b/>
+                <w:color w:val="FFFFFF"/>
+                <w:sz w:val="16"/>
+              </w:rPr>
+              <w:t>Notes</w:t>
+            </w:r>
+          </w:p>
+        </w:tc>
+      </w:tr>
+      <w:tr>
+        <w:tc>
+          <w:tcPr>
+            <w:tcW w:type="dxa" w:w="2304"/>
+            <w:tcBorders>
+              <w:top w:val="single" w:sz="6" w:color="D9D9E0"/>
+              <w:left w:val="single" w:sz="6" w:color="D9D9E0"/>
+              <w:bottom w:val="single" w:sz="6" w:color="D9D9E0"/>
+              <w:right w:val="single" w:sz="6" w:color="D9D9E0"/>
+            </w:tcBorders>
+          </w:tcPr>
+          <w:p>
+            <w:pPr>
+              <w:spacing w:before="50" w:after="50"/>
+            </w:pPr>
+            <w:r>
+              <w:rPr>
+                <w:sz w:val="15"/>
+              </w:rPr>
+              <w:t>First contact resolution</w:t>
+            </w:r>
+          </w:p>
+        </w:tc>
+        <w:tc>
+          <w:tcPr>
+            <w:tcW w:type="dxa" w:w="1296"/>
+            <w:tcBorders>
+              <w:top w:val="single" w:sz="6" w:color="D9D9E0"/>
+              <w:left w:val="single" w:sz="6" w:color="D9D9E0"/>
+              <w:bottom w:val="single" w:sz="6" w:color="D9D9E0"/>
+              <w:right w:val="single" w:sz="6" w:color="D9D9E0"/>
+            </w:tcBorders>
+          </w:tcPr>
+          <w:p>
+            <w:pPr>
+              <w:spacing w:before="50" w:after="50"/>
+            </w:pPr>
+            <w:r>
+              <w:rPr>
+                <w:sz w:val="15"/>
+              </w:rPr>
+              <w:t>42%</w:t>
+            </w:r>
+          </w:p>
+        </w:tc>
+        <w:tc>
+          <w:tcPr>
+            <w:tcW w:type="dxa" w:w="1080"/>
+            <w:tcBorders>
+              <w:top w:val="single" w:sz="6" w:color="D9D9E0"/>
+              <w:left w:val="single" w:sz="6" w:color="D9D9E0"/>
+              <w:bottom w:val="single" w:sz="6" w:color="D9D9E0"/>
+              <w:right w:val="single" w:sz="6" w:color="D9D9E0"/>
+            </w:tcBorders>
+          </w:tcPr>
+          <w:p>
+            <w:pPr>
+              <w:spacing w:before="50" w:after="50"/>
+            </w:pPr>
+            <w:r>
+              <w:rPr>
+                <w:sz w:val="15"/>
+              </w:rPr>
+              <w:t>60%</w:t>
+            </w:r>
+          </w:p>
+        </w:tc>
+        <w:tc>
+          <w:tcPr>
+            <w:tcW w:type="dxa" w:w="1080"/>
+            <w:tcBorders>
+              <w:top w:val="single" w:sz="6" w:color="D9D9E0"/>
+              <w:left w:val="single" w:sz="6" w:color="D9D9E0"/>
+              <w:bottom w:val="single" w:sz="6" w:color="D9D9E0"/>
+              <w:right w:val="single" w:sz="6" w:color="D9D9E0"/>
+            </w:tcBorders>
+          </w:tcPr>
+          <w:p>
+            <w:pPr>
+              <w:spacing w:before="50" w:after="50"/>
+            </w:pPr>
+            <w:r>
+              <w:rPr>
+                <w:b/>
+              </w:rPr>
+              <w:t>0.0% correctly resolved (0.0% auto-sent) — NOT MET</w:t>
+            </w:r>
+          </w:p>
+        </w:tc>
+        <w:tc>
+          <w:tcPr>
+            <w:tcW w:type="dxa" w:w="1728"/>
+            <w:tcBorders>
+              <w:top w:val="single" w:sz="6" w:color="D9D9E0"/>
+              <w:left w:val="single" w:sz="6" w:color="D9D9E0"/>
+              <w:bottom w:val="single" w:sz="6" w:color="D9D9E0"/>
+              <w:right w:val="single" w:sz="6" w:color="D9D9E0"/>
+            </w:tcBorders>
+          </w:tcPr>
+          <w:p>
+            <w:pPr>
+              <w:spacing w:before="50" w:after="50"/>
+            </w:pPr>
+            <w:r>
+              <w:rPr>
+                <w:b w:val="0"/>
+              </w:rPr>
+              <w:t>95% CI 0-43% (n=5)</w:t>
+            </w:r>
+          </w:p>
+        </w:tc>
+        <w:tc>
+          <w:tcPr>
+            <w:tcW w:type="dxa" w:w="2160"/>
+            <w:tcBorders>
+              <w:top w:val="single" w:sz="6" w:color="D9D9E0"/>
+              <w:left w:val="single" w:sz="6" w:color="D9D9E0"/>
+              <w:bottom w:val="single" w:sz="6" w:color="D9D9E0"/>
+              <w:right w:val="single" w:sz="6" w:color="D9D9E0"/>
+            </w:tcBorders>
+          </w:tcPr>
+          <w:p>
+            <w:pPr>
+              <w:spacing w:before="50" w:after="50"/>
+            </w:pPr>
+            <w:r>
+              <w:rPr>
+                <w:b w:val="0"/>
+              </w:rPr>
+              <w:t>0 of 0 sent replies went to tickets the labels say must be held, so they are not counted as resolved: a wrong answer returns as a repeat contact. Correctness is agreement with labels.expected_route, not a check of reply quality.</w:t>
+            </w:r>
+          </w:p>
+        </w:tc>
+      </w:tr>
+      <w:tr>
+        <w:tc>
+          <w:tcPr>
+            <w:tcW w:type="dxa" w:w="2304"/>
+            <w:tcBorders>
+              <w:top w:val="single" w:sz="6" w:color="D9D9E0"/>
+              <w:left w:val="single" w:sz="6" w:color="D9D9E0"/>
+              <w:bottom w:val="single" w:sz="6" w:color="D9D9E0"/>
+              <w:right w:val="single" w:sz="6" w:color="D9D9E0"/>
+            </w:tcBorders>
+            <w:shd w:val="clear" w:fill="F4F4F7"/>
+          </w:tcPr>
+          <w:p>
+            <w:pPr>
+              <w:spacing w:before="50" w:after="50"/>
+            </w:pPr>
+            <w:r>
+              <w:rPr>
+                <w:sz w:val="15"/>
+              </w:rPr>
+              <w:t>Mean time to first reply</w:t>
+            </w:r>
+          </w:p>
+        </w:tc>
+        <w:tc>
+          <w:tcPr>
+            <w:tcW w:type="dxa" w:w="1296"/>
+            <w:tcBorders>
+              <w:top w:val="single" w:sz="6" w:color="D9D9E0"/>
+              <w:left w:val="single" w:sz="6" w:color="D9D9E0"/>
+              <w:bottom w:val="single" w:sz="6" w:color="D9D9E0"/>
+              <w:right w:val="single" w:sz="6" w:color="D9D9E0"/>
+            </w:tcBorders>
+            <w:shd w:val="clear" w:fill="F4F4F7"/>
+          </w:tcPr>
+          <w:p>
+            <w:pPr>
+              <w:spacing w:before="50" w:after="50"/>
+            </w:pPr>
+            <w:r>
+              <w:rPr>
+                <w:sz w:val="15"/>
+              </w:rPr>
+              <w:t>8 to 12 hrs</w:t>
+            </w:r>
+          </w:p>
+        </w:tc>
+        <w:tc>
+          <w:tcPr>
+            <w:tcW w:type="dxa" w:w="1080"/>
+            <w:tcBorders>
+              <w:top w:val="single" w:sz="6" w:color="D9D9E0"/>
+              <w:left w:val="single" w:sz="6" w:color="D9D9E0"/>
+              <w:bottom w:val="single" w:sz="6" w:color="D9D9E0"/>
+              <w:right w:val="single" w:sz="6" w:color="D9D9E0"/>
+            </w:tcBorders>
+            <w:shd w:val="clear" w:fill="F4F4F7"/>
+          </w:tcPr>
+          <w:p>
+            <w:pPr>
+              <w:spacing w:before="50" w:after="50"/>
+            </w:pPr>
+            <w:r>
+              <w:rPr>
+                <w:sz w:val="15"/>
+              </w:rPr>
+              <w:t>&lt; 5 min</w:t>
+            </w:r>
+          </w:p>
+        </w:tc>
+        <w:tc>
+          <w:tcPr>
+            <w:tcW w:type="dxa" w:w="1080"/>
+            <w:tcBorders>
+              <w:top w:val="single" w:sz="6" w:color="D9D9E0"/>
+              <w:left w:val="single" w:sz="6" w:color="D9D9E0"/>
+              <w:bottom w:val="single" w:sz="6" w:color="D9D9E0"/>
+              <w:right w:val="single" w:sz="6" w:color="D9D9E0"/>
+            </w:tcBorders>
+            <w:shd w:val="clear" w:fill="F4F4F7"/>
+          </w:tcPr>
+          <w:p>
+            <w:pPr>
+              <w:spacing w:before="50" w:after="50"/>
+            </w:pPr>
+            <w:r>
+              <w:rPr>
+                <w:b/>
+              </w:rPr>
+              <w:t>No automated replies — NOT MET</w:t>
+            </w:r>
+          </w:p>
+        </w:tc>
+        <w:tc>
+          <w:tcPr>
+            <w:tcW w:type="dxa" w:w="1728"/>
+            <w:tcBorders>
+              <w:top w:val="single" w:sz="6" w:color="D9D9E0"/>
+              <w:left w:val="single" w:sz="6" w:color="D9D9E0"/>
+              <w:bottom w:val="single" w:sz="6" w:color="D9D9E0"/>
+              <w:right w:val="single" w:sz="6" w:color="D9D9E0"/>
+            </w:tcBorders>
+            <w:shd w:val="clear" w:fill="F4F4F7"/>
+          </w:tcPr>
+          <w:p>
+            <w:pPr>
+              <w:spacing w:before="50" w:after="50"/>
+            </w:pPr>
+            <w:r>
+              <w:rPr>
+                <w:b w:val="0"/>
+              </w:rPr>
+              <w:t>n=0</w:t>
+            </w:r>
+          </w:p>
+        </w:tc>
+        <w:tc>
+          <w:tcPr>
+            <w:tcW w:type="dxa" w:w="2160"/>
+            <w:tcBorders>
+              <w:top w:val="single" w:sz="6" w:color="D9D9E0"/>
+              <w:left w:val="single" w:sz="6" w:color="D9D9E0"/>
+              <w:bottom w:val="single" w:sz="6" w:color="D9D9E0"/>
+              <w:right w:val="single" w:sz="6" w:color="D9D9E0"/>
+            </w:tcBorders>
+            <w:shd w:val="clear" w:fill="F4F4F7"/>
+          </w:tcPr>
+          <w:p>
+            <w:pPr>
+              <w:spacing w:before="50" w:after="50"/>
+            </w:pPr>
+            <w:r>
+              <w:rPr>
+                <w:b w:val="0"/>
+              </w:rPr>
+              <w:t>All 5 tickets were escalated or blocked.</w:t>
+            </w:r>
+          </w:p>
+        </w:tc>
+      </w:tr>
+      <w:tr>
+        <w:tc>
+          <w:tcPr>
+            <w:tcW w:type="dxa" w:w="2304"/>
+            <w:tcBorders>
+              <w:top w:val="single" w:sz="6" w:color="D9D9E0"/>
+              <w:left w:val="single" w:sz="6" w:color="D9D9E0"/>
+              <w:bottom w:val="single" w:sz="6" w:color="D9D9E0"/>
+              <w:right w:val="single" w:sz="6" w:color="D9D9E0"/>
+            </w:tcBorders>
+          </w:tcPr>
+          <w:p>
+            <w:pPr>
+              <w:spacing w:before="50" w:after="50"/>
+            </w:pPr>
+            <w:r>
+              <w:rPr>
+                <w:sz w:val="15"/>
+              </w:rPr>
+              <w:t>Satisfaction proxy</w:t>
+            </w:r>
+          </w:p>
+        </w:tc>
+        <w:tc>
+          <w:tcPr>
+            <w:tcW w:type="dxa" w:w="1296"/>
+            <w:tcBorders>
+              <w:top w:val="single" w:sz="6" w:color="D9D9E0"/>
+              <w:left w:val="single" w:sz="6" w:color="D9D9E0"/>
+              <w:bottom w:val="single" w:sz="6" w:color="D9D9E0"/>
+              <w:right w:val="single" w:sz="6" w:color="D9D9E0"/>
+            </w:tcBorders>
+          </w:tcPr>
+          <w:p>
+            <w:pPr>
+              <w:spacing w:before="50" w:after="50"/>
+            </w:pPr>
+            <w:r>
+              <w:rPr>
+                <w:sz w:val="15"/>
+              </w:rPr>
+              <w:t>3.2 / 5</w:t>
+            </w:r>
+          </w:p>
+        </w:tc>
+        <w:tc>
+          <w:tcPr>
+            <w:tcW w:type="dxa" w:w="1080"/>
+            <w:tcBorders>
+              <w:top w:val="single" w:sz="6" w:color="D9D9E0"/>
+              <w:left w:val="single" w:sz="6" w:color="D9D9E0"/>
+              <w:bottom w:val="single" w:sz="6" w:color="D9D9E0"/>
+              <w:right w:val="single" w:sz="6" w:color="D9D9E0"/>
+            </w:tcBorders>
+          </w:tcPr>
+          <w:p>
+            <w:pPr>
+              <w:spacing w:before="50" w:after="50"/>
+            </w:pPr>
+            <w:r>
+              <w:rPr>
+                <w:sz w:val="15"/>
+              </w:rPr>
+              <w:t>4.0</w:t>
+            </w:r>
+          </w:p>
+        </w:tc>
+        <w:tc>
+          <w:tcPr>
+            <w:tcW w:type="dxa" w:w="1080"/>
+            <w:tcBorders>
+              <w:top w:val="single" w:sz="6" w:color="D9D9E0"/>
+              <w:left w:val="single" w:sz="6" w:color="D9D9E0"/>
+              <w:bottom w:val="single" w:sz="6" w:color="D9D9E0"/>
+              <w:right w:val="single" w:sz="6" w:color="D9D9E0"/>
+            </w:tcBorders>
+          </w:tcPr>
+          <w:p>
+            <w:pPr>
+              <w:spacing w:before="50" w:after="50"/>
+            </w:pPr>
+            <w:r>
+              <w:rPr>
+                <w:b/>
+              </w:rPr>
+              <w:t>Not measured — NOT MEASURED</w:t>
+            </w:r>
+          </w:p>
+        </w:tc>
+        <w:tc>
+          <w:tcPr>
+            <w:tcW w:type="dxa" w:w="1728"/>
+            <w:tcBorders>
+              <w:top w:val="single" w:sz="6" w:color="D9D9E0"/>
+              <w:left w:val="single" w:sz="6" w:color="D9D9E0"/>
+              <w:bottom w:val="single" w:sz="6" w:color="D9D9E0"/>
+              <w:right w:val="single" w:sz="6" w:color="D9D9E0"/>
+            </w:tcBorders>
+          </w:tcPr>
+          <w:p>
+            <w:pPr>
+              <w:spacing w:before="50" w:after="50"/>
+            </w:pPr>
+            <w:r>
+              <w:rPr>
+                <w:b w:val="0"/>
+              </w:rPr>
+              <w:t>No scored sample on this run</w:t>
+            </w:r>
+          </w:p>
+        </w:tc>
+        <w:tc>
+          <w:tcPr>
+            <w:tcW w:type="dxa" w:w="2160"/>
+            <w:tcBorders>
+              <w:top w:val="single" w:sz="6" w:color="D9D9E0"/>
+              <w:left w:val="single" w:sz="6" w:color="D9D9E0"/>
+              <w:bottom w:val="single" w:sz="6" w:color="D9D9E0"/>
+              <w:right w:val="single" w:sz="6" w:color="D9D9E0"/>
+            </w:tcBorders>
+          </w:tcPr>
+          <w:p>
+            <w:pPr>
+              <w:spacing w:before="50" w:after="50"/>
+            </w:pPr>
+            <w:r>
+              <w:rPr>
+                <w:b w:val="0"/>
+              </w:rPr>
+              <w:t>The Framework's method is human review of a stated sample of responses against a rubric, reporting sample size, rubric and scorers. Not done for this run. Nearest evidence: B-18, where one person scored 50 drafts from b21_openai_80_20260914 on the judge's RAG rubric (mean answer relevance 4.86/5) — a different rubric, a different run and a single scorer, so not a satisfaction proxy.</w:t>
+            </w:r>
+          </w:p>
+        </w:tc>
+      </w:tr>
+      <w:tr>
+        <w:tc>
+          <w:tcPr>
+            <w:tcW w:type="dxa" w:w="2304"/>
+            <w:tcBorders>
+              <w:top w:val="single" w:sz="6" w:color="D9D9E0"/>
+              <w:left w:val="single" w:sz="6" w:color="D9D9E0"/>
+              <w:bottom w:val="single" w:sz="6" w:color="D9D9E0"/>
+              <w:right w:val="single" w:sz="6" w:color="D9D9E0"/>
+            </w:tcBorders>
+            <w:shd w:val="clear" w:fill="F4F4F7"/>
+          </w:tcPr>
+          <w:p>
+            <w:pPr>
+              <w:spacing w:before="50" w:after="50"/>
+            </w:pPr>
+            <w:r>
+              <w:rPr>
+                <w:sz w:val="15"/>
+              </w:rPr>
+              <w:t>Escalation rate</w:t>
+            </w:r>
+          </w:p>
+        </w:tc>
+        <w:tc>
+          <w:tcPr>
+            <w:tcW w:type="dxa" w:w="1296"/>
+            <w:tcBorders>
+              <w:top w:val="single" w:sz="6" w:color="D9D9E0"/>
+              <w:left w:val="single" w:sz="6" w:color="D9D9E0"/>
+              <w:bottom w:val="single" w:sz="6" w:color="D9D9E0"/>
+              <w:right w:val="single" w:sz="6" w:color="D9D9E0"/>
+            </w:tcBorders>
+            <w:shd w:val="clear" w:fill="F4F4F7"/>
+          </w:tcPr>
+          <w:p>
+            <w:pPr>
+              <w:spacing w:before="50" w:after="50"/>
+            </w:pPr>
+            <w:r>
+              <w:rPr>
+                <w:sz w:val="15"/>
+              </w:rPr>
+              <w:t>58%</w:t>
+            </w:r>
+          </w:p>
+        </w:tc>
+        <w:tc>
+          <w:tcPr>
+            <w:tcW w:type="dxa" w:w="1080"/>
+            <w:tcBorders>
+              <w:top w:val="single" w:sz="6" w:color="D9D9E0"/>
+              <w:left w:val="single" w:sz="6" w:color="D9D9E0"/>
+              <w:bottom w:val="single" w:sz="6" w:color="D9D9E0"/>
+              <w:right w:val="single" w:sz="6" w:color="D9D9E0"/>
+            </w:tcBorders>
+            <w:shd w:val="clear" w:fill="F4F4F7"/>
+          </w:tcPr>
+          <w:p>
+            <w:pPr>
+              <w:spacing w:before="50" w:after="50"/>
+            </w:pPr>
+            <w:r>
+              <w:rPr>
+                <w:sz w:val="15"/>
+              </w:rPr>
+              <w:t>≤ 30%</w:t>
+            </w:r>
+          </w:p>
+        </w:tc>
+        <w:tc>
+          <w:tcPr>
+            <w:tcW w:type="dxa" w:w="1080"/>
+            <w:tcBorders>
+              <w:top w:val="single" w:sz="6" w:color="D9D9E0"/>
+              <w:left w:val="single" w:sz="6" w:color="D9D9E0"/>
+              <w:bottom w:val="single" w:sz="6" w:color="D9D9E0"/>
+              <w:right w:val="single" w:sz="6" w:color="D9D9E0"/>
+            </w:tcBorders>
+            <w:shd w:val="clear" w:fill="F4F4F7"/>
+          </w:tcPr>
+          <w:p>
+            <w:pPr>
+              <w:spacing w:before="50" w:after="50"/>
+            </w:pPr>
+            <w:r>
+              <w:rPr>
+                <w:b/>
+              </w:rPr>
+              <w:t>100.0% — NOT MET</w:t>
+            </w:r>
+          </w:p>
+        </w:tc>
+        <w:tc>
+          <w:tcPr>
+            <w:tcW w:type="dxa" w:w="1728"/>
+            <w:tcBorders>
+              <w:top w:val="single" w:sz="6" w:color="D9D9E0"/>
+              <w:left w:val="single" w:sz="6" w:color="D9D9E0"/>
+              <w:bottom w:val="single" w:sz="6" w:color="D9D9E0"/>
+              <w:right w:val="single" w:sz="6" w:color="D9D9E0"/>
+            </w:tcBorders>
+            <w:shd w:val="clear" w:fill="F4F4F7"/>
+          </w:tcPr>
+          <w:p>
+            <w:pPr>
+              <w:spacing w:before="50" w:after="50"/>
+            </w:pPr>
+            <w:r>
+              <w:rPr>
+                <w:b w:val="0"/>
+              </w:rPr>
+              <w:t>95% CI 57-100% (n=5)</w:t>
+            </w:r>
+          </w:p>
+        </w:tc>
+        <w:tc>
+          <w:tcPr>
+            <w:tcW w:type="dxa" w:w="2160"/>
+            <w:tcBorders>
+              <w:top w:val="single" w:sz="6" w:color="D9D9E0"/>
+              <w:left w:val="single" w:sz="6" w:color="D9D9E0"/>
+              <w:bottom w:val="single" w:sz="6" w:color="D9D9E0"/>
+              <w:right w:val="single" w:sz="6" w:color="D9D9E0"/>
+            </w:tcBorders>
+            <w:shd w:val="clear" w:fill="F4F4F7"/>
+          </w:tcPr>
+          <w:p>
+            <w:pPr>
+              <w:spacing w:before="50" w:after="50"/>
+            </w:pPr>
+            <w:r>
+              <w:rPr>
+                <w:b w:val="0"/>
+              </w:rPr>
+              <w:t>5 escalated by routing and 0 blocked by a guardrail; 0 tickets were blocked because a check could not run (fail-safe), not because it found a fault.</w:t>
+            </w:r>
+          </w:p>
+        </w:tc>
+      </w:tr>
+      <w:tr>
+        <w:tc>
+          <w:tcPr>
+            <w:tcW w:type="dxa" w:w="2304"/>
+            <w:tcBorders>
+              <w:top w:val="single" w:sz="6" w:color="D9D9E0"/>
+              <w:left w:val="single" w:sz="6" w:color="D9D9E0"/>
+              <w:bottom w:val="single" w:sz="6" w:color="D9D9E0"/>
+              <w:right w:val="single" w:sz="6" w:color="D9D9E0"/>
+            </w:tcBorders>
+          </w:tcPr>
+          <w:p>
+            <w:pPr>
+              <w:spacing w:before="50" w:after="50"/>
+            </w:pPr>
+            <w:r>
+              <w:rPr>
+                <w:sz w:val="15"/>
+              </w:rPr>
+              <w:t>Classification precision</w:t>
+            </w:r>
+          </w:p>
+        </w:tc>
+        <w:tc>
+          <w:tcPr>
+            <w:tcW w:type="dxa" w:w="1296"/>
+            <w:tcBorders>
+              <w:top w:val="single" w:sz="6" w:color="D9D9E0"/>
+              <w:left w:val="single" w:sz="6" w:color="D9D9E0"/>
+              <w:bottom w:val="single" w:sz="6" w:color="D9D9E0"/>
+              <w:right w:val="single" w:sz="6" w:color="D9D9E0"/>
+            </w:tcBorders>
+          </w:tcPr>
+          <w:p>
+            <w:pPr>
+              <w:spacing w:before="50" w:after="50"/>
+            </w:pPr>
+            <w:r>
+              <w:rPr>
+                <w:sz w:val="15"/>
+              </w:rPr>
+              <w:t>—</w:t>
+            </w:r>
+          </w:p>
+        </w:tc>
+        <w:tc>
+          <w:tcPr>
+            <w:tcW w:type="dxa" w:w="1080"/>
+            <w:tcBorders>
+              <w:top w:val="single" w:sz="6" w:color="D9D9E0"/>
+              <w:left w:val="single" w:sz="6" w:color="D9D9E0"/>
+              <w:bottom w:val="single" w:sz="6" w:color="D9D9E0"/>
+              <w:right w:val="single" w:sz="6" w:color="D9D9E0"/>
+            </w:tcBorders>
+          </w:tcPr>
+          <w:p>
+            <w:pPr>
+              <w:spacing w:before="50" w:after="50"/>
+            </w:pPr>
+            <w:r>
+              <w:rPr>
+                <w:sz w:val="15"/>
+              </w:rPr>
+              <w:t>85%</w:t>
+            </w:r>
+          </w:p>
+        </w:tc>
+        <w:tc>
+          <w:tcPr>
+            <w:tcW w:type="dxa" w:w="1080"/>
+            <w:tcBorders>
+              <w:top w:val="single" w:sz="6" w:color="D9D9E0"/>
+              <w:left w:val="single" w:sz="6" w:color="D9D9E0"/>
+              <w:bottom w:val="single" w:sz="6" w:color="D9D9E0"/>
+              <w:right w:val="single" w:sz="6" w:color="D9D9E0"/>
+            </w:tcBorders>
+          </w:tcPr>
+          <w:p>
+            <w:pPr>
+              <w:spacing w:before="50" w:after="50"/>
+            </w:pPr>
+            <w:r>
+              <w:rPr>
+                <w:b/>
+              </w:rPr>
+              <w:t>75.0% mean over 4 classes; 3 of 4 at ≥85% — NOT MET</w:t>
+            </w:r>
+          </w:p>
+        </w:tc>
+        <w:tc>
+          <w:tcPr>
+            <w:tcW w:type="dxa" w:w="1728"/>
+            <w:tcBorders>
+              <w:top w:val="single" w:sz="6" w:color="D9D9E0"/>
+              <w:left w:val="single" w:sz="6" w:color="D9D9E0"/>
+              <w:bottom w:val="single" w:sz="6" w:color="D9D9E0"/>
+              <w:right w:val="single" w:sz="6" w:color="D9D9E0"/>
+            </w:tcBorders>
+          </w:tcPr>
+          <w:p>
+            <w:pPr>
+              <w:spacing w:before="50" w:after="50"/>
+            </w:pPr>
+            <w:r>
+              <w:rPr>
+                <w:b w:val="0"/>
+              </w:rPr>
+              <w:t>Per-class n: median 1; 4 classes have fewer than 5 tickets, so per-class figures are indicative only</w:t>
+            </w:r>
+          </w:p>
+        </w:tc>
+        <w:tc>
+          <w:tcPr>
+            <w:tcW w:type="dxa" w:w="2160"/>
+            <w:tcBorders>
+              <w:top w:val="single" w:sz="6" w:color="D9D9E0"/>
+              <w:left w:val="single" w:sz="6" w:color="D9D9E0"/>
+              <w:bottom w:val="single" w:sz="6" w:color="D9D9E0"/>
+              <w:right w:val="single" w:sz="6" w:color="D9D9E0"/>
+            </w:tcBorders>
+          </w:tcPr>
+          <w:p>
+            <w:pPr>
+              <w:spacing w:before="50" w:after="50"/>
+            </w:pPr>
+            <w:r>
+              <w:rPr>
+                <w:b w:val="0"/>
+              </w:rPr>
+              <w:t>Weakest: authentication_failure 0% (n=1); api_key_issue 100% (n=1); api_usage_question 100% (n=1). Overall intent accuracy 60.0%. The target is per class, so it is met only if every class reaches 85%.</w:t>
+            </w:r>
+          </w:p>
+        </w:tc>
+      </w:tr>
+      <w:tr>
+        <w:tc>
+          <w:tcPr>
+            <w:tcW w:type="dxa" w:w="2304"/>
+            <w:tcBorders>
+              <w:top w:val="single" w:sz="6" w:color="D9D9E0"/>
+              <w:left w:val="single" w:sz="6" w:color="D9D9E0"/>
+              <w:bottom w:val="single" w:sz="6" w:color="D9D9E0"/>
+              <w:right w:val="single" w:sz="6" w:color="D9D9E0"/>
+            </w:tcBorders>
+            <w:shd w:val="clear" w:fill="F4F4F7"/>
+          </w:tcPr>
+          <w:p>
+            <w:pPr>
+              <w:spacing w:before="50" w:after="50"/>
+            </w:pPr>
+            <w:r>
+              <w:rPr>
+                <w:sz w:val="15"/>
+              </w:rPr>
+              <w:t>Hallucination rate</w:t>
+            </w:r>
+          </w:p>
+        </w:tc>
+        <w:tc>
+          <w:tcPr>
+            <w:tcW w:type="dxa" w:w="1296"/>
+            <w:tcBorders>
+              <w:top w:val="single" w:sz="6" w:color="D9D9E0"/>
+              <w:left w:val="single" w:sz="6" w:color="D9D9E0"/>
+              <w:bottom w:val="single" w:sz="6" w:color="D9D9E0"/>
+              <w:right w:val="single" w:sz="6" w:color="D9D9E0"/>
+            </w:tcBorders>
+            <w:shd w:val="clear" w:fill="F4F4F7"/>
+          </w:tcPr>
+          <w:p>
+            <w:pPr>
+              <w:spacing w:before="50" w:after="50"/>
+            </w:pPr>
+            <w:r>
+              <w:rPr>
+                <w:sz w:val="15"/>
+              </w:rPr>
+              <w:t>—</w:t>
+            </w:r>
+          </w:p>
+        </w:tc>
+        <w:tc>
+          <w:tcPr>
+            <w:tcW w:type="dxa" w:w="1080"/>
+            <w:tcBorders>
+              <w:top w:val="single" w:sz="6" w:color="D9D9E0"/>
+              <w:left w:val="single" w:sz="6" w:color="D9D9E0"/>
+              <w:bottom w:val="single" w:sz="6" w:color="D9D9E0"/>
+              <w:right w:val="single" w:sz="6" w:color="D9D9E0"/>
+            </w:tcBorders>
+            <w:shd w:val="clear" w:fill="F4F4F7"/>
+          </w:tcPr>
+          <w:p>
+            <w:pPr>
+              <w:spacing w:before="50" w:after="50"/>
+            </w:pPr>
+            <w:r>
+              <w:rPr>
+                <w:sz w:val="15"/>
+              </w:rPr>
+              <w:t>≤ 5%</w:t>
+            </w:r>
+          </w:p>
+        </w:tc>
+        <w:tc>
+          <w:tcPr>
+            <w:tcW w:type="dxa" w:w="1080"/>
+            <w:tcBorders>
+              <w:top w:val="single" w:sz="6" w:color="D9D9E0"/>
+              <w:left w:val="single" w:sz="6" w:color="D9D9E0"/>
+              <w:bottom w:val="single" w:sz="6" w:color="D9D9E0"/>
+              <w:right w:val="single" w:sz="6" w:color="D9D9E0"/>
+            </w:tcBorders>
+            <w:shd w:val="clear" w:fill="F4F4F7"/>
+          </w:tcPr>
+          <w:p>
+            <w:pPr>
+              <w:spacing w:before="50" w:after="50"/>
+            </w:pPr>
+            <w:r>
+              <w:rPr>
+                <w:b/>
+              </w:rPr>
+              <w:t>Not measured to method — NOT MEASURED</w:t>
+            </w:r>
+          </w:p>
+        </w:tc>
+        <w:tc>
+          <w:tcPr>
+            <w:tcW w:type="dxa" w:w="1728"/>
+            <w:tcBorders>
+              <w:top w:val="single" w:sz="6" w:color="D9D9E0"/>
+              <w:left w:val="single" w:sz="6" w:color="D9D9E0"/>
+              <w:bottom w:val="single" w:sz="6" w:color="D9D9E0"/>
+              <w:right w:val="single" w:sz="6" w:color="D9D9E0"/>
+            </w:tcBorders>
+            <w:shd w:val="clear" w:fill="F4F4F7"/>
+          </w:tcPr>
+          <w:p>
+            <w:pPr>
+              <w:spacing w:before="50" w:after="50"/>
+            </w:pPr>
+            <w:r>
+              <w:rPr>
+                <w:b w:val="0"/>
+              </w:rPr>
+              <w:t>—</w:t>
+            </w:r>
+          </w:p>
+        </w:tc>
+        <w:tc>
+          <w:tcPr>
+            <w:tcW w:type="dxa" w:w="2160"/>
+            <w:tcBorders>
+              <w:top w:val="single" w:sz="6" w:color="D9D9E0"/>
+              <w:left w:val="single" w:sz="6" w:color="D9D9E0"/>
+              <w:bottom w:val="single" w:sz="6" w:color="D9D9E0"/>
+              <w:right w:val="single" w:sz="6" w:color="D9D9E0"/>
+            </w:tcBorders>
+            <w:shd w:val="clear" w:fill="F4F4F7"/>
+          </w:tcPr>
+          <w:p>
+            <w:pPr>
+              <w:spacing w:before="50" w:after="50"/>
+            </w:pPr>
+            <w:r>
+              <w:rPr>
+                <w:b w:val="0"/>
+              </w:rPr>
+              <w:t>The Framework requires at least fifty responses assessed independently by two people, with their agreement reported. This project had one human assessor. Nearest evidence (B-18, drafts from b21_openai_80_20260914): one human found an unsupported claim in 1 of 50 drafts; the LLM judge in 5 of 50; the judge failed calibration (pooled Spearman 0.3492 against 0.70).</w:t>
+            </w:r>
+          </w:p>
+        </w:tc>
+      </w:tr>
+      <w:tr>
+        <w:tc>
+          <w:tcPr>
+            <w:tcW w:type="dxa" w:w="2304"/>
+            <w:tcBorders>
+              <w:top w:val="single" w:sz="6" w:color="D9D9E0"/>
+              <w:left w:val="single" w:sz="6" w:color="D9D9E0"/>
+              <w:bottom w:val="single" w:sz="6" w:color="D9D9E0"/>
+              <w:right w:val="single" w:sz="6" w:color="D9D9E0"/>
+            </w:tcBorders>
+          </w:tcPr>
+          <w:p>
+            <w:pPr>
+              <w:spacing w:before="50" w:after="50"/>
+            </w:pPr>
+            <w:r>
+              <w:rPr>
+                <w:sz w:val="15"/>
+              </w:rPr>
+              <w:t>Citation accuracy</w:t>
+            </w:r>
+          </w:p>
+        </w:tc>
+        <w:tc>
+          <w:tcPr>
+            <w:tcW w:type="dxa" w:w="1296"/>
+            <w:tcBorders>
+              <w:top w:val="single" w:sz="6" w:color="D9D9E0"/>
+              <w:left w:val="single" w:sz="6" w:color="D9D9E0"/>
+              <w:bottom w:val="single" w:sz="6" w:color="D9D9E0"/>
+              <w:right w:val="single" w:sz="6" w:color="D9D9E0"/>
+            </w:tcBorders>
+          </w:tcPr>
+          <w:p>
+            <w:pPr>
+              <w:spacing w:before="50" w:after="50"/>
+            </w:pPr>
+            <w:r>
+              <w:rPr>
+                <w:sz w:val="15"/>
+              </w:rPr>
+              <w:t>—</w:t>
+            </w:r>
+          </w:p>
+        </w:tc>
+        <w:tc>
+          <w:tcPr>
+            <w:tcW w:type="dxa" w:w="1080"/>
+            <w:tcBorders>
+              <w:top w:val="single" w:sz="6" w:color="D9D9E0"/>
+              <w:left w:val="single" w:sz="6" w:color="D9D9E0"/>
+              <w:bottom w:val="single" w:sz="6" w:color="D9D9E0"/>
+              <w:right w:val="single" w:sz="6" w:color="D9D9E0"/>
+            </w:tcBorders>
+          </w:tcPr>
+          <w:p>
+            <w:pPr>
+              <w:spacing w:before="50" w:after="50"/>
+            </w:pPr>
+            <w:r>
+              <w:rPr>
+                <w:sz w:val="15"/>
+              </w:rPr>
+              <w:t>95%</w:t>
+            </w:r>
+          </w:p>
+        </w:tc>
+        <w:tc>
+          <w:tcPr>
+            <w:tcW w:type="dxa" w:w="1080"/>
+            <w:tcBorders>
+              <w:top w:val="single" w:sz="6" w:color="D9D9E0"/>
+              <w:left w:val="single" w:sz="6" w:color="D9D9E0"/>
+              <w:bottom w:val="single" w:sz="6" w:color="D9D9E0"/>
+              <w:right w:val="single" w:sz="6" w:color="D9D9E0"/>
+            </w:tcBorders>
+          </w:tcPr>
+          <w:p>
+            <w:pPr>
+              <w:spacing w:before="50" w:after="50"/>
+            </w:pPr>
+            <w:r>
+              <w:rPr>
+                <w:b/>
+              </w:rPr>
+              <w:t>Not measured to method — NOT MEASURED</w:t>
+            </w:r>
+          </w:p>
+        </w:tc>
+        <w:tc>
+          <w:tcPr>
+            <w:tcW w:type="dxa" w:w="1728"/>
+            <w:tcBorders>
+              <w:top w:val="single" w:sz="6" w:color="D9D9E0"/>
+              <w:left w:val="single" w:sz="6" w:color="D9D9E0"/>
+              <w:bottom w:val="single" w:sz="6" w:color="D9D9E0"/>
+              <w:right w:val="single" w:sz="6" w:color="D9D9E0"/>
+            </w:tcBorders>
+          </w:tcPr>
+          <w:p>
+            <w:pPr>
+              <w:spacing w:before="50" w:after="50"/>
+            </w:pPr>
+            <w:r>
+              <w:rPr>
+                <w:b w:val="0"/>
+              </w:rPr>
+              <w:t>—</w:t>
+            </w:r>
+          </w:p>
+        </w:tc>
+        <w:tc>
+          <w:tcPr>
+            <w:tcW w:type="dxa" w:w="2160"/>
+            <w:tcBorders>
+              <w:top w:val="single" w:sz="6" w:color="D9D9E0"/>
+              <w:left w:val="single" w:sz="6" w:color="D9D9E0"/>
+              <w:bottom w:val="single" w:sz="6" w:color="D9D9E0"/>
+              <w:right w:val="single" w:sz="6" w:color="D9D9E0"/>
+            </w:tcBorders>
+          </w:tcPr>
+          <w:p>
+            <w:pPr>
+              <w:spacing w:before="50" w:after="50"/>
+            </w:pPr>
+            <w:r>
+              <w:rPr>
+                <w:b w:val="0"/>
+              </w:rPr>
+              <w:t>The Framework checks each citation against the sentence it is attached to. Sentence-level support was not assessed. Nearest evidence: the cited ARTICLE was one the labels expect in 100.0% of citations over 1 drafts (recall 100.0%) — a check of the right source, not of support.</w:t>
+            </w:r>
+          </w:p>
+        </w:tc>
+      </w:tr>
+      <w:tr>
+        <w:tc>
+          <w:tcPr>
+            <w:tcW w:type="dxa" w:w="2304"/>
+            <w:tcBorders>
+              <w:top w:val="single" w:sz="6" w:color="D9D9E0"/>
+              <w:left w:val="single" w:sz="6" w:color="D9D9E0"/>
+              <w:bottom w:val="single" w:sz="6" w:color="D9D9E0"/>
+              <w:right w:val="single" w:sz="6" w:color="D9D9E0"/>
+            </w:tcBorders>
+            <w:shd w:val="clear" w:fill="F4F4F7"/>
+          </w:tcPr>
+          <w:p>
+            <w:pPr>
+              <w:spacing w:before="50" w:after="50"/>
+            </w:pPr>
+            <w:r>
+              <w:rPr>
+                <w:sz w:val="15"/>
+              </w:rPr>
+              <w:t>Latency p95</w:t>
+            </w:r>
+          </w:p>
+        </w:tc>
+        <w:tc>
+          <w:tcPr>
+            <w:tcW w:type="dxa" w:w="1296"/>
+            <w:tcBorders>
+              <w:top w:val="single" w:sz="6" w:color="D9D9E0"/>
+              <w:left w:val="single" w:sz="6" w:color="D9D9E0"/>
+              <w:bottom w:val="single" w:sz="6" w:color="D9D9E0"/>
+              <w:right w:val="single" w:sz="6" w:color="D9D9E0"/>
+            </w:tcBorders>
+            <w:shd w:val="clear" w:fill="F4F4F7"/>
+          </w:tcPr>
+          <w:p>
+            <w:pPr>
+              <w:spacing w:before="50" w:after="50"/>
+            </w:pPr>
+            <w:r>
+              <w:rPr>
+                <w:sz w:val="15"/>
+              </w:rPr>
+              <w:t>—</w:t>
+            </w:r>
+          </w:p>
+        </w:tc>
+        <w:tc>
+          <w:tcPr>
+            <w:tcW w:type="dxa" w:w="1080"/>
+            <w:tcBorders>
+              <w:top w:val="single" w:sz="6" w:color="D9D9E0"/>
+              <w:left w:val="single" w:sz="6" w:color="D9D9E0"/>
+              <w:bottom w:val="single" w:sz="6" w:color="D9D9E0"/>
+              <w:right w:val="single" w:sz="6" w:color="D9D9E0"/>
+            </w:tcBorders>
+            <w:shd w:val="clear" w:fill="F4F4F7"/>
+          </w:tcPr>
+          <w:p>
+            <w:pPr>
+              <w:spacing w:before="50" w:after="50"/>
+            </w:pPr>
+            <w:r>
+              <w:rPr>
+                <w:sz w:val="15"/>
+              </w:rPr>
+              <w:t>&lt; 3 s</w:t>
+            </w:r>
+          </w:p>
+        </w:tc>
+        <w:tc>
+          <w:tcPr>
+            <w:tcW w:type="dxa" w:w="1080"/>
+            <w:tcBorders>
+              <w:top w:val="single" w:sz="6" w:color="D9D9E0"/>
+              <w:left w:val="single" w:sz="6" w:color="D9D9E0"/>
+              <w:bottom w:val="single" w:sz="6" w:color="D9D9E0"/>
+              <w:right w:val="single" w:sz="6" w:color="D9D9E0"/>
+            </w:tcBorders>
+            <w:shd w:val="clear" w:fill="F4F4F7"/>
+          </w:tcPr>
+          <w:p>
+            <w:pPr>
+              <w:spacing w:before="50" w:after="50"/>
+            </w:pPr>
+            <w:r>
+              <w:rPr>
+                <w:b/>
+              </w:rPr>
+              <w:t>195.2 s — NOT MET</w:t>
+            </w:r>
+          </w:p>
+        </w:tc>
+        <w:tc>
+          <w:tcPr>
+            <w:tcW w:type="dxa" w:w="1728"/>
+            <w:tcBorders>
+              <w:top w:val="single" w:sz="6" w:color="D9D9E0"/>
+              <w:left w:val="single" w:sz="6" w:color="D9D9E0"/>
+              <w:bottom w:val="single" w:sz="6" w:color="D9D9E0"/>
+              <w:right w:val="single" w:sz="6" w:color="D9D9E0"/>
+            </w:tcBorders>
+            <w:shd w:val="clear" w:fill="F4F4F7"/>
+          </w:tcPr>
+          <w:p>
+            <w:pPr>
+              <w:spacing w:before="50" w:after="50"/>
+            </w:pPr>
+            <w:r>
+              <w:rPr>
+                <w:b w:val="0"/>
+              </w:rPr>
+              <w:t>n=5 live tickets; max 195.2 s</w:t>
+            </w:r>
+          </w:p>
+        </w:tc>
+        <w:tc>
+          <w:tcPr>
+            <w:tcW w:type="dxa" w:w="2160"/>
+            <w:tcBorders>
+              <w:top w:val="single" w:sz="6" w:color="D9D9E0"/>
+              <w:left w:val="single" w:sz="6" w:color="D9D9E0"/>
+              <w:bottom w:val="single" w:sz="6" w:color="D9D9E0"/>
+              <w:right w:val="single" w:sz="6" w:color="D9D9E0"/>
+            </w:tcBorders>
+            <w:shd w:val="clear" w:fill="F4F4F7"/>
+          </w:tcPr>
+          <w:p>
+            <w:pPr>
+              <w:spacing w:before="50" w:after="50"/>
+            </w:pPr>
+            <w:r>
+              <w:rPr>
+                <w:b w:val="0"/>
+              </w:rPr>
+              <w:t>End to end per ticket, including retrieval and every model call, run in sequence. Models: nvidia/nemotron-3-super-120b-a12b:free drafting, nex-agi/nex-n2.5-pro:free guardrails.</w:t>
+            </w:r>
+          </w:p>
+        </w:tc>
+      </w:tr>
+      <w:tr>
+        <w:tc>
+          <w:tcPr>
+            <w:tcW w:type="dxa" w:w="2304"/>
+            <w:tcBorders>
+              <w:top w:val="single" w:sz="6" w:color="D9D9E0"/>
+              <w:left w:val="single" w:sz="6" w:color="D9D9E0"/>
+              <w:bottom w:val="single" w:sz="6" w:color="D9D9E0"/>
+              <w:right w:val="single" w:sz="6" w:color="D9D9E0"/>
+            </w:tcBorders>
+          </w:tcPr>
+          <w:p>
+            <w:pPr>
+              <w:spacing w:before="50" w:after="50"/>
+            </w:pPr>
+            <w:r>
+              <w:rPr>
+                <w:sz w:val="15"/>
+              </w:rPr>
+              <w:t>Private data occurrences</w:t>
+            </w:r>
+          </w:p>
+        </w:tc>
+        <w:tc>
+          <w:tcPr>
+            <w:tcW w:type="dxa" w:w="1296"/>
+            <w:tcBorders>
+              <w:top w:val="single" w:sz="6" w:color="D9D9E0"/>
+              <w:left w:val="single" w:sz="6" w:color="D9D9E0"/>
+              <w:bottom w:val="single" w:sz="6" w:color="D9D9E0"/>
+              <w:right w:val="single" w:sz="6" w:color="D9D9E0"/>
+            </w:tcBorders>
+          </w:tcPr>
+          <w:p>
+            <w:pPr>
+              <w:spacing w:before="50" w:after="50"/>
+            </w:pPr>
+            <w:r>
+              <w:rPr>
+                <w:sz w:val="15"/>
+              </w:rPr>
+              <w:t>—</w:t>
+            </w:r>
+          </w:p>
+        </w:tc>
+        <w:tc>
+          <w:tcPr>
+            <w:tcW w:type="dxa" w:w="1080"/>
+            <w:tcBorders>
+              <w:top w:val="single" w:sz="6" w:color="D9D9E0"/>
+              <w:left w:val="single" w:sz="6" w:color="D9D9E0"/>
+              <w:bottom w:val="single" w:sz="6" w:color="D9D9E0"/>
+              <w:right w:val="single" w:sz="6" w:color="D9D9E0"/>
+            </w:tcBorders>
+          </w:tcPr>
+          <w:p>
+            <w:pPr>
+              <w:spacing w:before="50" w:after="50"/>
+            </w:pPr>
+            <w:r>
+              <w:rPr>
+                <w:sz w:val="15"/>
+              </w:rPr>
+              <w:t>0</w:t>
+            </w:r>
+          </w:p>
+        </w:tc>
+        <w:tc>
+          <w:tcPr>
+            <w:tcW w:type="dxa" w:w="1080"/>
+            <w:tcBorders>
+              <w:top w:val="single" w:sz="6" w:color="D9D9E0"/>
+              <w:left w:val="single" w:sz="6" w:color="D9D9E0"/>
+              <w:bottom w:val="single" w:sz="6" w:color="D9D9E0"/>
+              <w:right w:val="single" w:sz="6" w:color="D9D9E0"/>
+            </w:tcBorders>
+          </w:tcPr>
+          <w:p>
+            <w:pPr>
+              <w:spacing w:before="50" w:after="50"/>
+            </w:pPr>
+            <w:r>
+              <w:rPr>
+                <w:b w:val="0"/>
+              </w:rPr>
+              <w:t>0 — MET</w:t>
+            </w:r>
+          </w:p>
+        </w:tc>
+        <w:tc>
+          <w:tcPr>
+            <w:tcW w:type="dxa" w:w="1728"/>
+            <w:tcBorders>
+              <w:top w:val="single" w:sz="6" w:color="D9D9E0"/>
+              <w:left w:val="single" w:sz="6" w:color="D9D9E0"/>
+              <w:bottom w:val="single" w:sz="6" w:color="D9D9E0"/>
+              <w:right w:val="single" w:sz="6" w:color="D9D9E0"/>
+            </w:tcBorders>
+          </w:tcPr>
+          <w:p>
+            <w:pPr>
+              <w:spacing w:before="50" w:after="50"/>
+            </w:pPr>
+            <w:r>
+              <w:rPr>
+                <w:b w:val="0"/>
+              </w:rPr>
+              <w:t>Automated scan of all 0 sent replies; manual sample review: not done</w:t>
             </w:r>
           </w:p>
         </w:tc>

--- a/docs/Evaluation_Framework.docx
+++ b/docs/Evaluation_Framework.docx
@@ -8872,6 +8872,1933 @@
                 <w:b w:val="0"/>
               </w:rPr>
               <w:t>No segment reached the audit's minimum size.</w:t>
+            </w:r>
+          </w:p>
+        </w:tc>
+      </w:tr>
+    </w:tbl>
+    <w:p>
+      <w:pPr>
+        <w:pStyle w:val="Heading3"/>
+      </w:pPr>
+      <w:r>
+        <w:t>Results — 80-ticket validation run (paid OpenAI configuration)</w:t>
+      </w:r>
+    </w:p>
+    <w:p>
+      <w:r>
+        <w:t>Run harness-20260920T173736Z-8eee28c5 (2026-09-20 UTC), 80 tickets, code a288388. Drafting gpt-4o-mini; guardrails gpt-4o. Confidence threshold 0.85; guardrails on; model cache on (31 cached calls, 273 live), so 9 of the 80 tickets were partly replayed. Runs against the hidden evaluation set: 0. Cost of the run: $0.8033 (489,124 tokens in, 23,147 out); wall clock 6.8 minutes. This is the full validation set and supersedes the 10-ticket paid run above and the 15 September 80-ticket run cited in the Governance Framework.</w:t>
+      </w:r>
+    </w:p>
+    <w:tbl>
+      <w:tblPr>
+        <w:tblW w:type="auto" w:w="0"/>
+        <w:jc w:val="center"/>
+        <w:tblLayout w:type="fixed"/>
+        <w:tblLook w:firstColumn="1" w:firstRow="1" w:lastColumn="0" w:lastRow="0" w:noHBand="0" w:noVBand="1" w:val="04A0"/>
+      </w:tblPr>
+      <w:tblGrid>
+        <w:gridCol w:w="1608"/>
+        <w:gridCol w:w="1608"/>
+        <w:gridCol w:w="1608"/>
+        <w:gridCol w:w="1608"/>
+        <w:gridCol w:w="1608"/>
+        <w:gridCol w:w="1608"/>
+      </w:tblGrid>
+      <w:tr>
+        <w:tc>
+          <w:tcPr>
+            <w:tcW w:type="dxa" w:w="2304"/>
+            <w:shd w:val="clear" w:fill="E8660A"/>
+            <w:tcBorders>
+              <w:top w:val="single" w:sz="6" w:color="D9D9E0"/>
+              <w:left w:val="single" w:sz="6" w:color="D9D9E0"/>
+              <w:bottom w:val="single" w:sz="6" w:color="D9D9E0"/>
+              <w:right w:val="single" w:sz="6" w:color="D9D9E0"/>
+            </w:tcBorders>
+          </w:tcPr>
+          <w:p>
+            <w:pPr>
+              <w:spacing w:before="60" w:after="60"/>
+            </w:pPr>
+            <w:r>
+              <w:rPr>
+                <w:b/>
+                <w:color w:val="FFFFFF"/>
+                <w:sz w:val="16"/>
+              </w:rPr>
+              <w:t>Measure</w:t>
+            </w:r>
+          </w:p>
+        </w:tc>
+        <w:tc>
+          <w:tcPr>
+            <w:tcW w:type="dxa" w:w="1296"/>
+            <w:shd w:val="clear" w:fill="E8660A"/>
+            <w:tcBorders>
+              <w:top w:val="single" w:sz="6" w:color="D9D9E0"/>
+              <w:left w:val="single" w:sz="6" w:color="D9D9E0"/>
+              <w:bottom w:val="single" w:sz="6" w:color="D9D9E0"/>
+              <w:right w:val="single" w:sz="6" w:color="D9D9E0"/>
+            </w:tcBorders>
+          </w:tcPr>
+          <w:p>
+            <w:pPr>
+              <w:spacing w:before="60" w:after="60"/>
+            </w:pPr>
+            <w:r>
+              <w:rPr>
+                <w:b/>
+                <w:color w:val="FFFFFF"/>
+                <w:sz w:val="16"/>
+              </w:rPr>
+              <w:t>Baseline</w:t>
+            </w:r>
+          </w:p>
+        </w:tc>
+        <w:tc>
+          <w:tcPr>
+            <w:tcW w:type="dxa" w:w="1080"/>
+            <w:shd w:val="clear" w:fill="E8660A"/>
+            <w:tcBorders>
+              <w:top w:val="single" w:sz="6" w:color="D9D9E0"/>
+              <w:left w:val="single" w:sz="6" w:color="D9D9E0"/>
+              <w:bottom w:val="single" w:sz="6" w:color="D9D9E0"/>
+              <w:right w:val="single" w:sz="6" w:color="D9D9E0"/>
+            </w:tcBorders>
+          </w:tcPr>
+          <w:p>
+            <w:pPr>
+              <w:spacing w:before="60" w:after="60"/>
+            </w:pPr>
+            <w:r>
+              <w:rPr>
+                <w:b/>
+                <w:color w:val="FFFFFF"/>
+                <w:sz w:val="16"/>
+              </w:rPr>
+              <w:t>Target</w:t>
+            </w:r>
+          </w:p>
+        </w:tc>
+        <w:tc>
+          <w:tcPr>
+            <w:tcW w:type="dxa" w:w="1080"/>
+            <w:shd w:val="clear" w:fill="E8660A"/>
+            <w:tcBorders>
+              <w:top w:val="single" w:sz="6" w:color="D9D9E0"/>
+              <w:left w:val="single" w:sz="6" w:color="D9D9E0"/>
+              <w:bottom w:val="single" w:sz="6" w:color="D9D9E0"/>
+              <w:right w:val="single" w:sz="6" w:color="D9D9E0"/>
+            </w:tcBorders>
+          </w:tcPr>
+          <w:p>
+            <w:pPr>
+              <w:spacing w:before="60" w:after="60"/>
+            </w:pPr>
+            <w:r>
+              <w:rPr>
+                <w:b/>
+                <w:color w:val="FFFFFF"/>
+                <w:sz w:val="16"/>
+              </w:rPr>
+              <w:t>Achieved</w:t>
+            </w:r>
+          </w:p>
+        </w:tc>
+        <w:tc>
+          <w:tcPr>
+            <w:tcW w:type="dxa" w:w="1728"/>
+            <w:shd w:val="clear" w:fill="E8660A"/>
+            <w:tcBorders>
+              <w:top w:val="single" w:sz="6" w:color="D9D9E0"/>
+              <w:left w:val="single" w:sz="6" w:color="D9D9E0"/>
+              <w:bottom w:val="single" w:sz="6" w:color="D9D9E0"/>
+              <w:right w:val="single" w:sz="6" w:color="D9D9E0"/>
+            </w:tcBorders>
+          </w:tcPr>
+          <w:p>
+            <w:pPr>
+              <w:spacing w:before="60" w:after="60"/>
+            </w:pPr>
+            <w:r>
+              <w:rPr>
+                <w:b/>
+                <w:color w:val="FFFFFF"/>
+                <w:sz w:val="16"/>
+              </w:rPr>
+              <w:t>Confidence in the figure</w:t>
+            </w:r>
+          </w:p>
+        </w:tc>
+        <w:tc>
+          <w:tcPr>
+            <w:tcW w:type="dxa" w:w="2160"/>
+            <w:shd w:val="clear" w:fill="E8660A"/>
+            <w:tcBorders>
+              <w:top w:val="single" w:sz="6" w:color="D9D9E0"/>
+              <w:left w:val="single" w:sz="6" w:color="D9D9E0"/>
+              <w:bottom w:val="single" w:sz="6" w:color="D9D9E0"/>
+              <w:right w:val="single" w:sz="6" w:color="D9D9E0"/>
+            </w:tcBorders>
+          </w:tcPr>
+          <w:p>
+            <w:pPr>
+              <w:spacing w:before="60" w:after="60"/>
+            </w:pPr>
+            <w:r>
+              <w:rPr>
+                <w:b/>
+                <w:color w:val="FFFFFF"/>
+                <w:sz w:val="16"/>
+              </w:rPr>
+              <w:t>Notes</w:t>
+            </w:r>
+          </w:p>
+        </w:tc>
+      </w:tr>
+      <w:tr>
+        <w:tc>
+          <w:tcPr>
+            <w:tcW w:type="dxa" w:w="2304"/>
+            <w:tcBorders>
+              <w:top w:val="single" w:sz="6" w:color="D9D9E0"/>
+              <w:left w:val="single" w:sz="6" w:color="D9D9E0"/>
+              <w:bottom w:val="single" w:sz="6" w:color="D9D9E0"/>
+              <w:right w:val="single" w:sz="6" w:color="D9D9E0"/>
+            </w:tcBorders>
+          </w:tcPr>
+          <w:p>
+            <w:pPr>
+              <w:spacing w:before="50" w:after="50"/>
+            </w:pPr>
+            <w:r>
+              <w:rPr>
+                <w:sz w:val="15"/>
+              </w:rPr>
+              <w:t>First contact resolution</w:t>
+            </w:r>
+          </w:p>
+        </w:tc>
+        <w:tc>
+          <w:tcPr>
+            <w:tcW w:type="dxa" w:w="1296"/>
+            <w:tcBorders>
+              <w:top w:val="single" w:sz="6" w:color="D9D9E0"/>
+              <w:left w:val="single" w:sz="6" w:color="D9D9E0"/>
+              <w:bottom w:val="single" w:sz="6" w:color="D9D9E0"/>
+              <w:right w:val="single" w:sz="6" w:color="D9D9E0"/>
+            </w:tcBorders>
+          </w:tcPr>
+          <w:p>
+            <w:pPr>
+              <w:spacing w:before="50" w:after="50"/>
+            </w:pPr>
+            <w:r>
+              <w:rPr>
+                <w:sz w:val="15"/>
+              </w:rPr>
+              <w:t>42%</w:t>
+            </w:r>
+          </w:p>
+        </w:tc>
+        <w:tc>
+          <w:tcPr>
+            <w:tcW w:type="dxa" w:w="1080"/>
+            <w:tcBorders>
+              <w:top w:val="single" w:sz="6" w:color="D9D9E0"/>
+              <w:left w:val="single" w:sz="6" w:color="D9D9E0"/>
+              <w:bottom w:val="single" w:sz="6" w:color="D9D9E0"/>
+              <w:right w:val="single" w:sz="6" w:color="D9D9E0"/>
+            </w:tcBorders>
+          </w:tcPr>
+          <w:p>
+            <w:pPr>
+              <w:spacing w:before="50" w:after="50"/>
+            </w:pPr>
+            <w:r>
+              <w:rPr>
+                <w:sz w:val="15"/>
+              </w:rPr>
+              <w:t>60%</w:t>
+            </w:r>
+          </w:p>
+        </w:tc>
+        <w:tc>
+          <w:tcPr>
+            <w:tcW w:type="dxa" w:w="1080"/>
+            <w:tcBorders>
+              <w:top w:val="single" w:sz="6" w:color="D9D9E0"/>
+              <w:left w:val="single" w:sz="6" w:color="D9D9E0"/>
+              <w:bottom w:val="single" w:sz="6" w:color="D9D9E0"/>
+              <w:right w:val="single" w:sz="6" w:color="D9D9E0"/>
+            </w:tcBorders>
+          </w:tcPr>
+          <w:p>
+            <w:pPr>
+              <w:spacing w:before="50" w:after="50"/>
+            </w:pPr>
+            <w:r>
+              <w:rPr>
+                <w:b/>
+              </w:rPr>
+              <w:t>43.8% correctly resolved (60.0% auto-sent) — NOT MET</w:t>
+            </w:r>
+          </w:p>
+        </w:tc>
+        <w:tc>
+          <w:tcPr>
+            <w:tcW w:type="dxa" w:w="1728"/>
+            <w:tcBorders>
+              <w:top w:val="single" w:sz="6" w:color="D9D9E0"/>
+              <w:left w:val="single" w:sz="6" w:color="D9D9E0"/>
+              <w:bottom w:val="single" w:sz="6" w:color="D9D9E0"/>
+              <w:right w:val="single" w:sz="6" w:color="D9D9E0"/>
+            </w:tcBorders>
+          </w:tcPr>
+          <w:p>
+            <w:pPr>
+              <w:spacing w:before="50" w:after="50"/>
+            </w:pPr>
+            <w:r>
+              <w:rPr>
+                <w:b w:val="0"/>
+              </w:rPr>
+              <w:t>95% CI 33-55% (n=80)</w:t>
+            </w:r>
+          </w:p>
+        </w:tc>
+        <w:tc>
+          <w:tcPr>
+            <w:tcW w:type="dxa" w:w="2160"/>
+            <w:tcBorders>
+              <w:top w:val="single" w:sz="6" w:color="D9D9E0"/>
+              <w:left w:val="single" w:sz="6" w:color="D9D9E0"/>
+              <w:bottom w:val="single" w:sz="6" w:color="D9D9E0"/>
+              <w:right w:val="single" w:sz="6" w:color="D9D9E0"/>
+            </w:tcBorders>
+          </w:tcPr>
+          <w:p>
+            <w:pPr>
+              <w:spacing w:before="50" w:after="50"/>
+            </w:pPr>
+            <w:r>
+              <w:rPr>
+                <w:b w:val="0"/>
+              </w:rPr>
+              <w:t>13 of 48 sent replies went to tickets the labels say must be held, so they are not counted as resolved: a wrong answer returns as a repeat contact. Correctness is agreement with labels.expected_route, not a check of reply quality.</w:t>
+            </w:r>
+          </w:p>
+        </w:tc>
+      </w:tr>
+      <w:tr>
+        <w:tc>
+          <w:tcPr>
+            <w:tcW w:type="dxa" w:w="2304"/>
+            <w:tcBorders>
+              <w:top w:val="single" w:sz="6" w:color="D9D9E0"/>
+              <w:left w:val="single" w:sz="6" w:color="D9D9E0"/>
+              <w:bottom w:val="single" w:sz="6" w:color="D9D9E0"/>
+              <w:right w:val="single" w:sz="6" w:color="D9D9E0"/>
+            </w:tcBorders>
+            <w:shd w:val="clear" w:fill="F4F4F7"/>
+          </w:tcPr>
+          <w:p>
+            <w:pPr>
+              <w:spacing w:before="50" w:after="50"/>
+            </w:pPr>
+            <w:r>
+              <w:rPr>
+                <w:sz w:val="15"/>
+              </w:rPr>
+              <w:t>Mean time to first reply</w:t>
+            </w:r>
+          </w:p>
+        </w:tc>
+        <w:tc>
+          <w:tcPr>
+            <w:tcW w:type="dxa" w:w="1296"/>
+            <w:tcBorders>
+              <w:top w:val="single" w:sz="6" w:color="D9D9E0"/>
+              <w:left w:val="single" w:sz="6" w:color="D9D9E0"/>
+              <w:bottom w:val="single" w:sz="6" w:color="D9D9E0"/>
+              <w:right w:val="single" w:sz="6" w:color="D9D9E0"/>
+            </w:tcBorders>
+            <w:shd w:val="clear" w:fill="F4F4F7"/>
+          </w:tcPr>
+          <w:p>
+            <w:pPr>
+              <w:spacing w:before="50" w:after="50"/>
+            </w:pPr>
+            <w:r>
+              <w:rPr>
+                <w:sz w:val="15"/>
+              </w:rPr>
+              <w:t>8 to 12 hrs</w:t>
+            </w:r>
+          </w:p>
+        </w:tc>
+        <w:tc>
+          <w:tcPr>
+            <w:tcW w:type="dxa" w:w="1080"/>
+            <w:tcBorders>
+              <w:top w:val="single" w:sz="6" w:color="D9D9E0"/>
+              <w:left w:val="single" w:sz="6" w:color="D9D9E0"/>
+              <w:bottom w:val="single" w:sz="6" w:color="D9D9E0"/>
+              <w:right w:val="single" w:sz="6" w:color="D9D9E0"/>
+            </w:tcBorders>
+            <w:shd w:val="clear" w:fill="F4F4F7"/>
+          </w:tcPr>
+          <w:p>
+            <w:pPr>
+              <w:spacing w:before="50" w:after="50"/>
+            </w:pPr>
+            <w:r>
+              <w:rPr>
+                <w:sz w:val="15"/>
+              </w:rPr>
+              <w:t>&lt; 5 min</w:t>
+            </w:r>
+          </w:p>
+        </w:tc>
+        <w:tc>
+          <w:tcPr>
+            <w:tcW w:type="dxa" w:w="1080"/>
+            <w:tcBorders>
+              <w:top w:val="single" w:sz="6" w:color="D9D9E0"/>
+              <w:left w:val="single" w:sz="6" w:color="D9D9E0"/>
+              <w:bottom w:val="single" w:sz="6" w:color="D9D9E0"/>
+              <w:right w:val="single" w:sz="6" w:color="D9D9E0"/>
+            </w:tcBorders>
+            <w:shd w:val="clear" w:fill="F4F4F7"/>
+          </w:tcPr>
+          <w:p>
+            <w:pPr>
+              <w:spacing w:before="50" w:after="50"/>
+            </w:pPr>
+            <w:r>
+              <w:rPr>
+                <w:b/>
+              </w:rPr>
+              <w:t>5.3 s — MET</w:t>
+            </w:r>
+          </w:p>
+        </w:tc>
+        <w:tc>
+          <w:tcPr>
+            <w:tcW w:type="dxa" w:w="1728"/>
+            <w:tcBorders>
+              <w:top w:val="single" w:sz="6" w:color="D9D9E0"/>
+              <w:left w:val="single" w:sz="6" w:color="D9D9E0"/>
+              <w:bottom w:val="single" w:sz="6" w:color="D9D9E0"/>
+              <w:right w:val="single" w:sz="6" w:color="D9D9E0"/>
+            </w:tcBorders>
+            <w:shd w:val="clear" w:fill="F4F4F7"/>
+          </w:tcPr>
+          <w:p>
+            <w:pPr>
+              <w:spacing w:before="50" w:after="50"/>
+            </w:pPr>
+            <w:r>
+              <w:rPr>
+                <w:b w:val="0"/>
+              </w:rPr>
+              <w:t>n=48 auto-sent tickets; median 5.8 s; 7 partly replayed from the model cache (faster than live)</w:t>
+            </w:r>
+          </w:p>
+        </w:tc>
+        <w:tc>
+          <w:tcPr>
+            <w:tcW w:type="dxa" w:w="2160"/>
+            <w:tcBorders>
+              <w:top w:val="single" w:sz="6" w:color="D9D9E0"/>
+              <w:left w:val="single" w:sz="6" w:color="D9D9E0"/>
+              <w:bottom w:val="single" w:sz="6" w:color="D9D9E0"/>
+              <w:right w:val="single" w:sz="6" w:color="D9D9E0"/>
+            </w:tcBorders>
+            <w:shd w:val="clear" w:fill="F4F4F7"/>
+          </w:tcPr>
+          <w:p>
+            <w:pPr>
+              <w:spacing w:before="50" w:after="50"/>
+            </w:pPr>
+            <w:r>
+              <w:rPr>
+                <w:b w:val="0"/>
+              </w:rPr>
+              <w:t>Harness time from ticket read to reply ready; excludes queueing and delivery. The 32 escalated or blocked tickets get no automated reply (holding reply is out of scope, PRD Table 6), so their first reply comes from the human queue.</w:t>
+            </w:r>
+          </w:p>
+        </w:tc>
+      </w:tr>
+      <w:tr>
+        <w:tc>
+          <w:tcPr>
+            <w:tcW w:type="dxa" w:w="2304"/>
+            <w:tcBorders>
+              <w:top w:val="single" w:sz="6" w:color="D9D9E0"/>
+              <w:left w:val="single" w:sz="6" w:color="D9D9E0"/>
+              <w:bottom w:val="single" w:sz="6" w:color="D9D9E0"/>
+              <w:right w:val="single" w:sz="6" w:color="D9D9E0"/>
+            </w:tcBorders>
+          </w:tcPr>
+          <w:p>
+            <w:pPr>
+              <w:spacing w:before="50" w:after="50"/>
+            </w:pPr>
+            <w:r>
+              <w:rPr>
+                <w:sz w:val="15"/>
+              </w:rPr>
+              <w:t>Satisfaction proxy</w:t>
+            </w:r>
+          </w:p>
+        </w:tc>
+        <w:tc>
+          <w:tcPr>
+            <w:tcW w:type="dxa" w:w="1296"/>
+            <w:tcBorders>
+              <w:top w:val="single" w:sz="6" w:color="D9D9E0"/>
+              <w:left w:val="single" w:sz="6" w:color="D9D9E0"/>
+              <w:bottom w:val="single" w:sz="6" w:color="D9D9E0"/>
+              <w:right w:val="single" w:sz="6" w:color="D9D9E0"/>
+            </w:tcBorders>
+          </w:tcPr>
+          <w:p>
+            <w:pPr>
+              <w:spacing w:before="50" w:after="50"/>
+            </w:pPr>
+            <w:r>
+              <w:rPr>
+                <w:sz w:val="15"/>
+              </w:rPr>
+              <w:t>3.2 / 5</w:t>
+            </w:r>
+          </w:p>
+        </w:tc>
+        <w:tc>
+          <w:tcPr>
+            <w:tcW w:type="dxa" w:w="1080"/>
+            <w:tcBorders>
+              <w:top w:val="single" w:sz="6" w:color="D9D9E0"/>
+              <w:left w:val="single" w:sz="6" w:color="D9D9E0"/>
+              <w:bottom w:val="single" w:sz="6" w:color="D9D9E0"/>
+              <w:right w:val="single" w:sz="6" w:color="D9D9E0"/>
+            </w:tcBorders>
+          </w:tcPr>
+          <w:p>
+            <w:pPr>
+              <w:spacing w:before="50" w:after="50"/>
+            </w:pPr>
+            <w:r>
+              <w:rPr>
+                <w:sz w:val="15"/>
+              </w:rPr>
+              <w:t>4.0</w:t>
+            </w:r>
+          </w:p>
+        </w:tc>
+        <w:tc>
+          <w:tcPr>
+            <w:tcW w:type="dxa" w:w="1080"/>
+            <w:tcBorders>
+              <w:top w:val="single" w:sz="6" w:color="D9D9E0"/>
+              <w:left w:val="single" w:sz="6" w:color="D9D9E0"/>
+              <w:bottom w:val="single" w:sz="6" w:color="D9D9E0"/>
+              <w:right w:val="single" w:sz="6" w:color="D9D9E0"/>
+            </w:tcBorders>
+          </w:tcPr>
+          <w:p>
+            <w:pPr>
+              <w:spacing w:before="50" w:after="50"/>
+            </w:pPr>
+            <w:r>
+              <w:rPr>
+                <w:b/>
+              </w:rPr>
+              <w:t>Not measured — NOT MEASURED</w:t>
+            </w:r>
+          </w:p>
+        </w:tc>
+        <w:tc>
+          <w:tcPr>
+            <w:tcW w:type="dxa" w:w="1728"/>
+            <w:tcBorders>
+              <w:top w:val="single" w:sz="6" w:color="D9D9E0"/>
+              <w:left w:val="single" w:sz="6" w:color="D9D9E0"/>
+              <w:bottom w:val="single" w:sz="6" w:color="D9D9E0"/>
+              <w:right w:val="single" w:sz="6" w:color="D9D9E0"/>
+            </w:tcBorders>
+          </w:tcPr>
+          <w:p>
+            <w:pPr>
+              <w:spacing w:before="50" w:after="50"/>
+            </w:pPr>
+            <w:r>
+              <w:rPr>
+                <w:b w:val="0"/>
+              </w:rPr>
+              <w:t>No scored sample on this run</w:t>
+            </w:r>
+          </w:p>
+        </w:tc>
+        <w:tc>
+          <w:tcPr>
+            <w:tcW w:type="dxa" w:w="2160"/>
+            <w:tcBorders>
+              <w:top w:val="single" w:sz="6" w:color="D9D9E0"/>
+              <w:left w:val="single" w:sz="6" w:color="D9D9E0"/>
+              <w:bottom w:val="single" w:sz="6" w:color="D9D9E0"/>
+              <w:right w:val="single" w:sz="6" w:color="D9D9E0"/>
+            </w:tcBorders>
+          </w:tcPr>
+          <w:p>
+            <w:pPr>
+              <w:spacing w:before="50" w:after="50"/>
+            </w:pPr>
+            <w:r>
+              <w:rPr>
+                <w:b w:val="0"/>
+              </w:rPr>
+              <w:t>The Framework's method is human review of a stated sample of responses against a rubric, reporting sample size, rubric and scorers. Not done for this run. Nearest evidence: B-18, where one person scored 50 drafts from b21_openai_80_20260914 on the judge's RAG rubric (mean answer relevance 4.86/5) — a different rubric, a different run and a single scorer, so not a satisfaction proxy.</w:t>
+            </w:r>
+          </w:p>
+        </w:tc>
+      </w:tr>
+      <w:tr>
+        <w:tc>
+          <w:tcPr>
+            <w:tcW w:type="dxa" w:w="2304"/>
+            <w:tcBorders>
+              <w:top w:val="single" w:sz="6" w:color="D9D9E0"/>
+              <w:left w:val="single" w:sz="6" w:color="D9D9E0"/>
+              <w:bottom w:val="single" w:sz="6" w:color="D9D9E0"/>
+              <w:right w:val="single" w:sz="6" w:color="D9D9E0"/>
+            </w:tcBorders>
+            <w:shd w:val="clear" w:fill="F4F4F7"/>
+          </w:tcPr>
+          <w:p>
+            <w:pPr>
+              <w:spacing w:before="50" w:after="50"/>
+            </w:pPr>
+            <w:r>
+              <w:rPr>
+                <w:sz w:val="15"/>
+              </w:rPr>
+              <w:t>Escalation rate</w:t>
+            </w:r>
+          </w:p>
+        </w:tc>
+        <w:tc>
+          <w:tcPr>
+            <w:tcW w:type="dxa" w:w="1296"/>
+            <w:tcBorders>
+              <w:top w:val="single" w:sz="6" w:color="D9D9E0"/>
+              <w:left w:val="single" w:sz="6" w:color="D9D9E0"/>
+              <w:bottom w:val="single" w:sz="6" w:color="D9D9E0"/>
+              <w:right w:val="single" w:sz="6" w:color="D9D9E0"/>
+            </w:tcBorders>
+            <w:shd w:val="clear" w:fill="F4F4F7"/>
+          </w:tcPr>
+          <w:p>
+            <w:pPr>
+              <w:spacing w:before="50" w:after="50"/>
+            </w:pPr>
+            <w:r>
+              <w:rPr>
+                <w:sz w:val="15"/>
+              </w:rPr>
+              <w:t>58%</w:t>
+            </w:r>
+          </w:p>
+        </w:tc>
+        <w:tc>
+          <w:tcPr>
+            <w:tcW w:type="dxa" w:w="1080"/>
+            <w:tcBorders>
+              <w:top w:val="single" w:sz="6" w:color="D9D9E0"/>
+              <w:left w:val="single" w:sz="6" w:color="D9D9E0"/>
+              <w:bottom w:val="single" w:sz="6" w:color="D9D9E0"/>
+              <w:right w:val="single" w:sz="6" w:color="D9D9E0"/>
+            </w:tcBorders>
+            <w:shd w:val="clear" w:fill="F4F4F7"/>
+          </w:tcPr>
+          <w:p>
+            <w:pPr>
+              <w:spacing w:before="50" w:after="50"/>
+            </w:pPr>
+            <w:r>
+              <w:rPr>
+                <w:sz w:val="15"/>
+              </w:rPr>
+              <w:t>≤ 30%</w:t>
+            </w:r>
+          </w:p>
+        </w:tc>
+        <w:tc>
+          <w:tcPr>
+            <w:tcW w:type="dxa" w:w="1080"/>
+            <w:tcBorders>
+              <w:top w:val="single" w:sz="6" w:color="D9D9E0"/>
+              <w:left w:val="single" w:sz="6" w:color="D9D9E0"/>
+              <w:bottom w:val="single" w:sz="6" w:color="D9D9E0"/>
+              <w:right w:val="single" w:sz="6" w:color="D9D9E0"/>
+            </w:tcBorders>
+            <w:shd w:val="clear" w:fill="F4F4F7"/>
+          </w:tcPr>
+          <w:p>
+            <w:pPr>
+              <w:spacing w:before="50" w:after="50"/>
+            </w:pPr>
+            <w:r>
+              <w:rPr>
+                <w:b/>
+              </w:rPr>
+              <w:t>40.0% — NOT MET</w:t>
+            </w:r>
+          </w:p>
+        </w:tc>
+        <w:tc>
+          <w:tcPr>
+            <w:tcW w:type="dxa" w:w="1728"/>
+            <w:tcBorders>
+              <w:top w:val="single" w:sz="6" w:color="D9D9E0"/>
+              <w:left w:val="single" w:sz="6" w:color="D9D9E0"/>
+              <w:bottom w:val="single" w:sz="6" w:color="D9D9E0"/>
+              <w:right w:val="single" w:sz="6" w:color="D9D9E0"/>
+            </w:tcBorders>
+            <w:shd w:val="clear" w:fill="F4F4F7"/>
+          </w:tcPr>
+          <w:p>
+            <w:pPr>
+              <w:spacing w:before="50" w:after="50"/>
+            </w:pPr>
+            <w:r>
+              <w:rPr>
+                <w:b w:val="0"/>
+              </w:rPr>
+              <w:t>95% CI 30-51% (n=80)</w:t>
+            </w:r>
+          </w:p>
+        </w:tc>
+        <w:tc>
+          <w:tcPr>
+            <w:tcW w:type="dxa" w:w="2160"/>
+            <w:tcBorders>
+              <w:top w:val="single" w:sz="6" w:color="D9D9E0"/>
+              <w:left w:val="single" w:sz="6" w:color="D9D9E0"/>
+              <w:bottom w:val="single" w:sz="6" w:color="D9D9E0"/>
+              <w:right w:val="single" w:sz="6" w:color="D9D9E0"/>
+            </w:tcBorders>
+            <w:shd w:val="clear" w:fill="F4F4F7"/>
+          </w:tcPr>
+          <w:p>
+            <w:pPr>
+              <w:spacing w:before="50" w:after="50"/>
+            </w:pPr>
+            <w:r>
+              <w:rPr>
+                <w:b w:val="0"/>
+              </w:rPr>
+              <w:t>24 escalated by routing and 8 blocked by a guardrail; 0 tickets were blocked because a check could not run (fail-safe), not because it found a fault.</w:t>
+            </w:r>
+          </w:p>
+        </w:tc>
+      </w:tr>
+      <w:tr>
+        <w:tc>
+          <w:tcPr>
+            <w:tcW w:type="dxa" w:w="2304"/>
+            <w:tcBorders>
+              <w:top w:val="single" w:sz="6" w:color="D9D9E0"/>
+              <w:left w:val="single" w:sz="6" w:color="D9D9E0"/>
+              <w:bottom w:val="single" w:sz="6" w:color="D9D9E0"/>
+              <w:right w:val="single" w:sz="6" w:color="D9D9E0"/>
+            </w:tcBorders>
+          </w:tcPr>
+          <w:p>
+            <w:pPr>
+              <w:spacing w:before="50" w:after="50"/>
+            </w:pPr>
+            <w:r>
+              <w:rPr>
+                <w:sz w:val="15"/>
+              </w:rPr>
+              <w:t>Classification precision</w:t>
+            </w:r>
+          </w:p>
+        </w:tc>
+        <w:tc>
+          <w:tcPr>
+            <w:tcW w:type="dxa" w:w="1296"/>
+            <w:tcBorders>
+              <w:top w:val="single" w:sz="6" w:color="D9D9E0"/>
+              <w:left w:val="single" w:sz="6" w:color="D9D9E0"/>
+              <w:bottom w:val="single" w:sz="6" w:color="D9D9E0"/>
+              <w:right w:val="single" w:sz="6" w:color="D9D9E0"/>
+            </w:tcBorders>
+          </w:tcPr>
+          <w:p>
+            <w:pPr>
+              <w:spacing w:before="50" w:after="50"/>
+            </w:pPr>
+            <w:r>
+              <w:rPr>
+                <w:sz w:val="15"/>
+              </w:rPr>
+              <w:t>—</w:t>
+            </w:r>
+          </w:p>
+        </w:tc>
+        <w:tc>
+          <w:tcPr>
+            <w:tcW w:type="dxa" w:w="1080"/>
+            <w:tcBorders>
+              <w:top w:val="single" w:sz="6" w:color="D9D9E0"/>
+              <w:left w:val="single" w:sz="6" w:color="D9D9E0"/>
+              <w:bottom w:val="single" w:sz="6" w:color="D9D9E0"/>
+              <w:right w:val="single" w:sz="6" w:color="D9D9E0"/>
+            </w:tcBorders>
+          </w:tcPr>
+          <w:p>
+            <w:pPr>
+              <w:spacing w:before="50" w:after="50"/>
+            </w:pPr>
+            <w:r>
+              <w:rPr>
+                <w:sz w:val="15"/>
+              </w:rPr>
+              <w:t>85%</w:t>
+            </w:r>
+          </w:p>
+        </w:tc>
+        <w:tc>
+          <w:tcPr>
+            <w:tcW w:type="dxa" w:w="1080"/>
+            <w:tcBorders>
+              <w:top w:val="single" w:sz="6" w:color="D9D9E0"/>
+              <w:left w:val="single" w:sz="6" w:color="D9D9E0"/>
+              <w:bottom w:val="single" w:sz="6" w:color="D9D9E0"/>
+              <w:right w:val="single" w:sz="6" w:color="D9D9E0"/>
+            </w:tcBorders>
+          </w:tcPr>
+          <w:p>
+            <w:pPr>
+              <w:spacing w:before="50" w:after="50"/>
+            </w:pPr>
+            <w:r>
+              <w:rPr>
+                <w:b/>
+              </w:rPr>
+              <w:t>82.0% mean over 22 classes; 15 of 22 at ≥85% — NOT MET</w:t>
+            </w:r>
+          </w:p>
+        </w:tc>
+        <w:tc>
+          <w:tcPr>
+            <w:tcW w:type="dxa" w:w="1728"/>
+            <w:tcBorders>
+              <w:top w:val="single" w:sz="6" w:color="D9D9E0"/>
+              <w:left w:val="single" w:sz="6" w:color="D9D9E0"/>
+              <w:bottom w:val="single" w:sz="6" w:color="D9D9E0"/>
+              <w:right w:val="single" w:sz="6" w:color="D9D9E0"/>
+            </w:tcBorders>
+          </w:tcPr>
+          <w:p>
+            <w:pPr>
+              <w:spacing w:before="50" w:after="50"/>
+            </w:pPr>
+            <w:r>
+              <w:rPr>
+                <w:b w:val="0"/>
+              </w:rPr>
+              <w:t>Per-class n: median 3; 16 classes have fewer than 5 tickets, so per-class figures are indicative only</w:t>
+            </w:r>
+          </w:p>
+        </w:tc>
+        <w:tc>
+          <w:tcPr>
+            <w:tcW w:type="dxa" w:w="2160"/>
+            <w:tcBorders>
+              <w:top w:val="single" w:sz="6" w:color="D9D9E0"/>
+              <w:left w:val="single" w:sz="6" w:color="D9D9E0"/>
+              <w:bottom w:val="single" w:sz="6" w:color="D9D9E0"/>
+              <w:right w:val="single" w:sz="6" w:color="D9D9E0"/>
+            </w:tcBorders>
+          </w:tcPr>
+          <w:p>
+            <w:pPr>
+              <w:spacing w:before="50" w:after="50"/>
+            </w:pPr>
+            <w:r>
+              <w:rPr>
+                <w:b w:val="0"/>
+              </w:rPr>
+              <w:t>Weakest: account_access 0% (n=4); integration_help 0% (n=3); sso_configuration 33% (n=1). Overall intent accuracy 88.8%. The target is per class, so it is met only if every class reaches 85%.</w:t>
+            </w:r>
+          </w:p>
+        </w:tc>
+      </w:tr>
+      <w:tr>
+        <w:tc>
+          <w:tcPr>
+            <w:tcW w:type="dxa" w:w="2304"/>
+            <w:tcBorders>
+              <w:top w:val="single" w:sz="6" w:color="D9D9E0"/>
+              <w:left w:val="single" w:sz="6" w:color="D9D9E0"/>
+              <w:bottom w:val="single" w:sz="6" w:color="D9D9E0"/>
+              <w:right w:val="single" w:sz="6" w:color="D9D9E0"/>
+            </w:tcBorders>
+            <w:shd w:val="clear" w:fill="F4F4F7"/>
+          </w:tcPr>
+          <w:p>
+            <w:pPr>
+              <w:spacing w:before="50" w:after="50"/>
+            </w:pPr>
+            <w:r>
+              <w:rPr>
+                <w:sz w:val="15"/>
+              </w:rPr>
+              <w:t>Hallucination rate</w:t>
+            </w:r>
+          </w:p>
+        </w:tc>
+        <w:tc>
+          <w:tcPr>
+            <w:tcW w:type="dxa" w:w="1296"/>
+            <w:tcBorders>
+              <w:top w:val="single" w:sz="6" w:color="D9D9E0"/>
+              <w:left w:val="single" w:sz="6" w:color="D9D9E0"/>
+              <w:bottom w:val="single" w:sz="6" w:color="D9D9E0"/>
+              <w:right w:val="single" w:sz="6" w:color="D9D9E0"/>
+            </w:tcBorders>
+            <w:shd w:val="clear" w:fill="F4F4F7"/>
+          </w:tcPr>
+          <w:p>
+            <w:pPr>
+              <w:spacing w:before="50" w:after="50"/>
+            </w:pPr>
+            <w:r>
+              <w:rPr>
+                <w:sz w:val="15"/>
+              </w:rPr>
+              <w:t>—</w:t>
+            </w:r>
+          </w:p>
+        </w:tc>
+        <w:tc>
+          <w:tcPr>
+            <w:tcW w:type="dxa" w:w="1080"/>
+            <w:tcBorders>
+              <w:top w:val="single" w:sz="6" w:color="D9D9E0"/>
+              <w:left w:val="single" w:sz="6" w:color="D9D9E0"/>
+              <w:bottom w:val="single" w:sz="6" w:color="D9D9E0"/>
+              <w:right w:val="single" w:sz="6" w:color="D9D9E0"/>
+            </w:tcBorders>
+            <w:shd w:val="clear" w:fill="F4F4F7"/>
+          </w:tcPr>
+          <w:p>
+            <w:pPr>
+              <w:spacing w:before="50" w:after="50"/>
+            </w:pPr>
+            <w:r>
+              <w:rPr>
+                <w:sz w:val="15"/>
+              </w:rPr>
+              <w:t>≤ 5%</w:t>
+            </w:r>
+          </w:p>
+        </w:tc>
+        <w:tc>
+          <w:tcPr>
+            <w:tcW w:type="dxa" w:w="1080"/>
+            <w:tcBorders>
+              <w:top w:val="single" w:sz="6" w:color="D9D9E0"/>
+              <w:left w:val="single" w:sz="6" w:color="D9D9E0"/>
+              <w:bottom w:val="single" w:sz="6" w:color="D9D9E0"/>
+              <w:right w:val="single" w:sz="6" w:color="D9D9E0"/>
+            </w:tcBorders>
+            <w:shd w:val="clear" w:fill="F4F4F7"/>
+          </w:tcPr>
+          <w:p>
+            <w:pPr>
+              <w:spacing w:before="50" w:after="50"/>
+            </w:pPr>
+            <w:r>
+              <w:rPr>
+                <w:b/>
+              </w:rPr>
+              <w:t>Not measured to method — NOT MEASURED</w:t>
+            </w:r>
+          </w:p>
+        </w:tc>
+        <w:tc>
+          <w:tcPr>
+            <w:tcW w:type="dxa" w:w="1728"/>
+            <w:tcBorders>
+              <w:top w:val="single" w:sz="6" w:color="D9D9E0"/>
+              <w:left w:val="single" w:sz="6" w:color="D9D9E0"/>
+              <w:bottom w:val="single" w:sz="6" w:color="D9D9E0"/>
+              <w:right w:val="single" w:sz="6" w:color="D9D9E0"/>
+            </w:tcBorders>
+            <w:shd w:val="clear" w:fill="F4F4F7"/>
+          </w:tcPr>
+          <w:p>
+            <w:pPr>
+              <w:spacing w:before="50" w:after="50"/>
+            </w:pPr>
+            <w:r>
+              <w:rPr>
+                <w:b w:val="0"/>
+              </w:rPr>
+              <w:t>—</w:t>
+            </w:r>
+          </w:p>
+        </w:tc>
+        <w:tc>
+          <w:tcPr>
+            <w:tcW w:type="dxa" w:w="2160"/>
+            <w:tcBorders>
+              <w:top w:val="single" w:sz="6" w:color="D9D9E0"/>
+              <w:left w:val="single" w:sz="6" w:color="D9D9E0"/>
+              <w:bottom w:val="single" w:sz="6" w:color="D9D9E0"/>
+              <w:right w:val="single" w:sz="6" w:color="D9D9E0"/>
+            </w:tcBorders>
+            <w:shd w:val="clear" w:fill="F4F4F7"/>
+          </w:tcPr>
+          <w:p>
+            <w:pPr>
+              <w:spacing w:before="50" w:after="50"/>
+            </w:pPr>
+            <w:r>
+              <w:rPr>
+                <w:b w:val="0"/>
+              </w:rPr>
+              <w:t>The Framework requires at least fifty responses assessed independently by two people, with their agreement reported. This project had one human assessor. Nearest evidence (B-18, drafts from b21_openai_80_20260914): one human found an unsupported claim in 1 of 50 drafts; the LLM judge in 5 of 50; the judge failed calibration (pooled Spearman 0.3492 against 0.70).</w:t>
+            </w:r>
+          </w:p>
+        </w:tc>
+      </w:tr>
+      <w:tr>
+        <w:tc>
+          <w:tcPr>
+            <w:tcW w:type="dxa" w:w="2304"/>
+            <w:tcBorders>
+              <w:top w:val="single" w:sz="6" w:color="D9D9E0"/>
+              <w:left w:val="single" w:sz="6" w:color="D9D9E0"/>
+              <w:bottom w:val="single" w:sz="6" w:color="D9D9E0"/>
+              <w:right w:val="single" w:sz="6" w:color="D9D9E0"/>
+            </w:tcBorders>
+          </w:tcPr>
+          <w:p>
+            <w:pPr>
+              <w:spacing w:before="50" w:after="50"/>
+            </w:pPr>
+            <w:r>
+              <w:rPr>
+                <w:sz w:val="15"/>
+              </w:rPr>
+              <w:t>Citation accuracy</w:t>
+            </w:r>
+          </w:p>
+        </w:tc>
+        <w:tc>
+          <w:tcPr>
+            <w:tcW w:type="dxa" w:w="1296"/>
+            <w:tcBorders>
+              <w:top w:val="single" w:sz="6" w:color="D9D9E0"/>
+              <w:left w:val="single" w:sz="6" w:color="D9D9E0"/>
+              <w:bottom w:val="single" w:sz="6" w:color="D9D9E0"/>
+              <w:right w:val="single" w:sz="6" w:color="D9D9E0"/>
+            </w:tcBorders>
+          </w:tcPr>
+          <w:p>
+            <w:pPr>
+              <w:spacing w:before="50" w:after="50"/>
+            </w:pPr>
+            <w:r>
+              <w:rPr>
+                <w:sz w:val="15"/>
+              </w:rPr>
+              <w:t>—</w:t>
+            </w:r>
+          </w:p>
+        </w:tc>
+        <w:tc>
+          <w:tcPr>
+            <w:tcW w:type="dxa" w:w="1080"/>
+            <w:tcBorders>
+              <w:top w:val="single" w:sz="6" w:color="D9D9E0"/>
+              <w:left w:val="single" w:sz="6" w:color="D9D9E0"/>
+              <w:bottom w:val="single" w:sz="6" w:color="D9D9E0"/>
+              <w:right w:val="single" w:sz="6" w:color="D9D9E0"/>
+            </w:tcBorders>
+          </w:tcPr>
+          <w:p>
+            <w:pPr>
+              <w:spacing w:before="50" w:after="50"/>
+            </w:pPr>
+            <w:r>
+              <w:rPr>
+                <w:sz w:val="15"/>
+              </w:rPr>
+              <w:t>95%</w:t>
+            </w:r>
+          </w:p>
+        </w:tc>
+        <w:tc>
+          <w:tcPr>
+            <w:tcW w:type="dxa" w:w="1080"/>
+            <w:tcBorders>
+              <w:top w:val="single" w:sz="6" w:color="D9D9E0"/>
+              <w:left w:val="single" w:sz="6" w:color="D9D9E0"/>
+              <w:bottom w:val="single" w:sz="6" w:color="D9D9E0"/>
+              <w:right w:val="single" w:sz="6" w:color="D9D9E0"/>
+            </w:tcBorders>
+          </w:tcPr>
+          <w:p>
+            <w:pPr>
+              <w:spacing w:before="50" w:after="50"/>
+            </w:pPr>
+            <w:r>
+              <w:rPr>
+                <w:b/>
+              </w:rPr>
+              <w:t>Not measured to method — NOT MEASURED</w:t>
+            </w:r>
+          </w:p>
+        </w:tc>
+        <w:tc>
+          <w:tcPr>
+            <w:tcW w:type="dxa" w:w="1728"/>
+            <w:tcBorders>
+              <w:top w:val="single" w:sz="6" w:color="D9D9E0"/>
+              <w:left w:val="single" w:sz="6" w:color="D9D9E0"/>
+              <w:bottom w:val="single" w:sz="6" w:color="D9D9E0"/>
+              <w:right w:val="single" w:sz="6" w:color="D9D9E0"/>
+            </w:tcBorders>
+          </w:tcPr>
+          <w:p>
+            <w:pPr>
+              <w:spacing w:before="50" w:after="50"/>
+            </w:pPr>
+            <w:r>
+              <w:rPr>
+                <w:b w:val="0"/>
+              </w:rPr>
+              <w:t>—</w:t>
+            </w:r>
+          </w:p>
+        </w:tc>
+        <w:tc>
+          <w:tcPr>
+            <w:tcW w:type="dxa" w:w="2160"/>
+            <w:tcBorders>
+              <w:top w:val="single" w:sz="6" w:color="D9D9E0"/>
+              <w:left w:val="single" w:sz="6" w:color="D9D9E0"/>
+              <w:bottom w:val="single" w:sz="6" w:color="D9D9E0"/>
+              <w:right w:val="single" w:sz="6" w:color="D9D9E0"/>
+            </w:tcBorders>
+          </w:tcPr>
+          <w:p>
+            <w:pPr>
+              <w:spacing w:before="50" w:after="50"/>
+            </w:pPr>
+            <w:r>
+              <w:rPr>
+                <w:b w:val="0"/>
+              </w:rPr>
+              <w:t>The Framework checks each citation against the sentence it is attached to. Sentence-level support was not assessed. Nearest evidence: the cited ARTICLE was one the labels expect in 95.3% of citations over 53 drafts (recall 82.1%) — a check of the right source, not of support.</w:t>
+            </w:r>
+          </w:p>
+        </w:tc>
+      </w:tr>
+      <w:tr>
+        <w:tc>
+          <w:tcPr>
+            <w:tcW w:type="dxa" w:w="2304"/>
+            <w:tcBorders>
+              <w:top w:val="single" w:sz="6" w:color="D9D9E0"/>
+              <w:left w:val="single" w:sz="6" w:color="D9D9E0"/>
+              <w:bottom w:val="single" w:sz="6" w:color="D9D9E0"/>
+              <w:right w:val="single" w:sz="6" w:color="D9D9E0"/>
+            </w:tcBorders>
+            <w:shd w:val="clear" w:fill="F4F4F7"/>
+          </w:tcPr>
+          <w:p>
+            <w:pPr>
+              <w:spacing w:before="50" w:after="50"/>
+            </w:pPr>
+            <w:r>
+              <w:rPr>
+                <w:sz w:val="15"/>
+              </w:rPr>
+              <w:t>Latency p95</w:t>
+            </w:r>
+          </w:p>
+        </w:tc>
+        <w:tc>
+          <w:tcPr>
+            <w:tcW w:type="dxa" w:w="1296"/>
+            <w:tcBorders>
+              <w:top w:val="single" w:sz="6" w:color="D9D9E0"/>
+              <w:left w:val="single" w:sz="6" w:color="D9D9E0"/>
+              <w:bottom w:val="single" w:sz="6" w:color="D9D9E0"/>
+              <w:right w:val="single" w:sz="6" w:color="D9D9E0"/>
+            </w:tcBorders>
+            <w:shd w:val="clear" w:fill="F4F4F7"/>
+          </w:tcPr>
+          <w:p>
+            <w:pPr>
+              <w:spacing w:before="50" w:after="50"/>
+            </w:pPr>
+            <w:r>
+              <w:rPr>
+                <w:sz w:val="15"/>
+              </w:rPr>
+              <w:t>—</w:t>
+            </w:r>
+          </w:p>
+        </w:tc>
+        <w:tc>
+          <w:tcPr>
+            <w:tcW w:type="dxa" w:w="1080"/>
+            <w:tcBorders>
+              <w:top w:val="single" w:sz="6" w:color="D9D9E0"/>
+              <w:left w:val="single" w:sz="6" w:color="D9D9E0"/>
+              <w:bottom w:val="single" w:sz="6" w:color="D9D9E0"/>
+              <w:right w:val="single" w:sz="6" w:color="D9D9E0"/>
+            </w:tcBorders>
+            <w:shd w:val="clear" w:fill="F4F4F7"/>
+          </w:tcPr>
+          <w:p>
+            <w:pPr>
+              <w:spacing w:before="50" w:after="50"/>
+            </w:pPr>
+            <w:r>
+              <w:rPr>
+                <w:sz w:val="15"/>
+              </w:rPr>
+              <w:t>&lt; 3 s</w:t>
+            </w:r>
+          </w:p>
+        </w:tc>
+        <w:tc>
+          <w:tcPr>
+            <w:tcW w:type="dxa" w:w="1080"/>
+            <w:tcBorders>
+              <w:top w:val="single" w:sz="6" w:color="D9D9E0"/>
+              <w:left w:val="single" w:sz="6" w:color="D9D9E0"/>
+              <w:bottom w:val="single" w:sz="6" w:color="D9D9E0"/>
+              <w:right w:val="single" w:sz="6" w:color="D9D9E0"/>
+            </w:tcBorders>
+            <w:shd w:val="clear" w:fill="F4F4F7"/>
+          </w:tcPr>
+          <w:p>
+            <w:pPr>
+              <w:spacing w:before="50" w:after="50"/>
+            </w:pPr>
+            <w:r>
+              <w:rPr>
+                <w:b/>
+              </w:rPr>
+              <w:t>6.7 s — NOT MET</w:t>
+            </w:r>
+          </w:p>
+        </w:tc>
+        <w:tc>
+          <w:tcPr>
+            <w:tcW w:type="dxa" w:w="1728"/>
+            <w:tcBorders>
+              <w:top w:val="single" w:sz="6" w:color="D9D9E0"/>
+              <w:left w:val="single" w:sz="6" w:color="D9D9E0"/>
+              <w:bottom w:val="single" w:sz="6" w:color="D9D9E0"/>
+              <w:right w:val="single" w:sz="6" w:color="D9D9E0"/>
+            </w:tcBorders>
+            <w:shd w:val="clear" w:fill="F4F4F7"/>
+          </w:tcPr>
+          <w:p>
+            <w:pPr>
+              <w:spacing w:before="50" w:after="50"/>
+            </w:pPr>
+            <w:r>
+              <w:rPr>
+                <w:b w:val="0"/>
+              </w:rPr>
+              <w:t>n=71 live tickets; max 7.0 s; 9 cache-replayed tickets excluded</w:t>
+            </w:r>
+          </w:p>
+        </w:tc>
+        <w:tc>
+          <w:tcPr>
+            <w:tcW w:type="dxa" w:w="2160"/>
+            <w:tcBorders>
+              <w:top w:val="single" w:sz="6" w:color="D9D9E0"/>
+              <w:left w:val="single" w:sz="6" w:color="D9D9E0"/>
+              <w:bottom w:val="single" w:sz="6" w:color="D9D9E0"/>
+              <w:right w:val="single" w:sz="6" w:color="D9D9E0"/>
+            </w:tcBorders>
+            <w:shd w:val="clear" w:fill="F4F4F7"/>
+          </w:tcPr>
+          <w:p>
+            <w:pPr>
+              <w:spacing w:before="50" w:after="50"/>
+            </w:pPr>
+            <w:r>
+              <w:rPr>
+                <w:b w:val="0"/>
+              </w:rPr>
+              <w:t>End to end per ticket, including retrieval and every model call, run in sequence. Models: gpt-4o-mini drafting, gpt-4o guardrails.</w:t>
+            </w:r>
+          </w:p>
+        </w:tc>
+      </w:tr>
+      <w:tr>
+        <w:tc>
+          <w:tcPr>
+            <w:tcW w:type="dxa" w:w="2304"/>
+            <w:tcBorders>
+              <w:top w:val="single" w:sz="6" w:color="D9D9E0"/>
+              <w:left w:val="single" w:sz="6" w:color="D9D9E0"/>
+              <w:bottom w:val="single" w:sz="6" w:color="D9D9E0"/>
+              <w:right w:val="single" w:sz="6" w:color="D9D9E0"/>
+            </w:tcBorders>
+          </w:tcPr>
+          <w:p>
+            <w:pPr>
+              <w:spacing w:before="50" w:after="50"/>
+            </w:pPr>
+            <w:r>
+              <w:rPr>
+                <w:sz w:val="15"/>
+              </w:rPr>
+              <w:t>Private data occurrences</w:t>
+            </w:r>
+          </w:p>
+        </w:tc>
+        <w:tc>
+          <w:tcPr>
+            <w:tcW w:type="dxa" w:w="1296"/>
+            <w:tcBorders>
+              <w:top w:val="single" w:sz="6" w:color="D9D9E0"/>
+              <w:left w:val="single" w:sz="6" w:color="D9D9E0"/>
+              <w:bottom w:val="single" w:sz="6" w:color="D9D9E0"/>
+              <w:right w:val="single" w:sz="6" w:color="D9D9E0"/>
+            </w:tcBorders>
+          </w:tcPr>
+          <w:p>
+            <w:pPr>
+              <w:spacing w:before="50" w:after="50"/>
+            </w:pPr>
+            <w:r>
+              <w:rPr>
+                <w:sz w:val="15"/>
+              </w:rPr>
+              <w:t>—</w:t>
+            </w:r>
+          </w:p>
+        </w:tc>
+        <w:tc>
+          <w:tcPr>
+            <w:tcW w:type="dxa" w:w="1080"/>
+            <w:tcBorders>
+              <w:top w:val="single" w:sz="6" w:color="D9D9E0"/>
+              <w:left w:val="single" w:sz="6" w:color="D9D9E0"/>
+              <w:bottom w:val="single" w:sz="6" w:color="D9D9E0"/>
+              <w:right w:val="single" w:sz="6" w:color="D9D9E0"/>
+            </w:tcBorders>
+          </w:tcPr>
+          <w:p>
+            <w:pPr>
+              <w:spacing w:before="50" w:after="50"/>
+            </w:pPr>
+            <w:r>
+              <w:rPr>
+                <w:sz w:val="15"/>
+              </w:rPr>
+              <w:t>0</w:t>
+            </w:r>
+          </w:p>
+        </w:tc>
+        <w:tc>
+          <w:tcPr>
+            <w:tcW w:type="dxa" w:w="1080"/>
+            <w:tcBorders>
+              <w:top w:val="single" w:sz="6" w:color="D9D9E0"/>
+              <w:left w:val="single" w:sz="6" w:color="D9D9E0"/>
+              <w:bottom w:val="single" w:sz="6" w:color="D9D9E0"/>
+              <w:right w:val="single" w:sz="6" w:color="D9D9E0"/>
+            </w:tcBorders>
+          </w:tcPr>
+          <w:p>
+            <w:pPr>
+              <w:spacing w:before="50" w:after="50"/>
+            </w:pPr>
+            <w:r>
+              <w:rPr>
+                <w:b w:val="0"/>
+              </w:rPr>
+              <w:t>0 — MET</w:t>
+            </w:r>
+          </w:p>
+        </w:tc>
+        <w:tc>
+          <w:tcPr>
+            <w:tcW w:type="dxa" w:w="1728"/>
+            <w:tcBorders>
+              <w:top w:val="single" w:sz="6" w:color="D9D9E0"/>
+              <w:left w:val="single" w:sz="6" w:color="D9D9E0"/>
+              <w:bottom w:val="single" w:sz="6" w:color="D9D9E0"/>
+              <w:right w:val="single" w:sz="6" w:color="D9D9E0"/>
+            </w:tcBorders>
+          </w:tcPr>
+          <w:p>
+            <w:pPr>
+              <w:spacing w:before="50" w:after="50"/>
+            </w:pPr>
+            <w:r>
+              <w:rPr>
+                <w:b w:val="0"/>
+              </w:rPr>
+              <w:t>Automated scan of all 48 sent replies; manual sample review: not done</w:t>
+            </w:r>
+          </w:p>
+        </w:tc>
+        <w:tc>
+          <w:tcPr>
+            <w:tcW w:type="dxa" w:w="2160"/>
+            <w:tcBorders>
+              <w:top w:val="single" w:sz="6" w:color="D9D9E0"/>
+              <w:left w:val="single" w:sz="6" w:color="D9D9E0"/>
+              <w:bottom w:val="single" w:sz="6" w:color="D9D9E0"/>
+              <w:right w:val="single" w:sz="6" w:color="D9D9E0"/>
+            </w:tcBorders>
+          </w:tcPr>
+          <w:p>
+            <w:pPr>
+              <w:spacing w:before="50" w:after="50"/>
+            </w:pPr>
+            <w:r>
+              <w:rPr>
+                <w:b w:val="0"/>
+              </w:rPr>
+              <w:t>The scan uses the PII guardrail's own patterns (email, API key, phone, account number), independently of the judge's verdict. The guardrail blocked 0 drafts for private data before sending.</w:t>
+            </w:r>
+          </w:p>
+        </w:tc>
+      </w:tr>
+      <w:tr>
+        <w:tc>
+          <w:tcPr>
+            <w:tcW w:type="dxa" w:w="2304"/>
+            <w:tcBorders>
+              <w:top w:val="single" w:sz="6" w:color="D9D9E0"/>
+              <w:left w:val="single" w:sz="6" w:color="D9D9E0"/>
+              <w:bottom w:val="single" w:sz="6" w:color="D9D9E0"/>
+              <w:right w:val="single" w:sz="6" w:color="D9D9E0"/>
+            </w:tcBorders>
+            <w:shd w:val="clear" w:fill="F4F4F7"/>
+          </w:tcPr>
+          <w:p>
+            <w:pPr>
+              <w:spacing w:before="50" w:after="50"/>
+            </w:pPr>
+            <w:r>
+              <w:rPr>
+                <w:sz w:val="15"/>
+              </w:rPr>
+              <w:t>Cross-group variation</w:t>
+            </w:r>
+          </w:p>
+        </w:tc>
+        <w:tc>
+          <w:tcPr>
+            <w:tcW w:type="dxa" w:w="1296"/>
+            <w:tcBorders>
+              <w:top w:val="single" w:sz="6" w:color="D9D9E0"/>
+              <w:left w:val="single" w:sz="6" w:color="D9D9E0"/>
+              <w:bottom w:val="single" w:sz="6" w:color="D9D9E0"/>
+              <w:right w:val="single" w:sz="6" w:color="D9D9E0"/>
+            </w:tcBorders>
+            <w:shd w:val="clear" w:fill="F4F4F7"/>
+          </w:tcPr>
+          <w:p>
+            <w:pPr>
+              <w:spacing w:before="50" w:after="50"/>
+            </w:pPr>
+            <w:r>
+              <w:rPr>
+                <w:sz w:val="15"/>
+              </w:rPr>
+              <w:t>—</w:t>
+            </w:r>
+          </w:p>
+        </w:tc>
+        <w:tc>
+          <w:tcPr>
+            <w:tcW w:type="dxa" w:w="1080"/>
+            <w:tcBorders>
+              <w:top w:val="single" w:sz="6" w:color="D9D9E0"/>
+              <w:left w:val="single" w:sz="6" w:color="D9D9E0"/>
+              <w:bottom w:val="single" w:sz="6" w:color="D9D9E0"/>
+              <w:right w:val="single" w:sz="6" w:color="D9D9E0"/>
+            </w:tcBorders>
+            <w:shd w:val="clear" w:fill="F4F4F7"/>
+          </w:tcPr>
+          <w:p>
+            <w:pPr>
+              <w:spacing w:before="50" w:after="50"/>
+            </w:pPr>
+            <w:r>
+              <w:rPr>
+                <w:sz w:val="15"/>
+              </w:rPr>
+              <w:t>&lt; 5 pts</w:t>
+            </w:r>
+          </w:p>
+        </w:tc>
+        <w:tc>
+          <w:tcPr>
+            <w:tcW w:type="dxa" w:w="1080"/>
+            <w:tcBorders>
+              <w:top w:val="single" w:sz="6" w:color="D9D9E0"/>
+              <w:left w:val="single" w:sz="6" w:color="D9D9E0"/>
+              <w:bottom w:val="single" w:sz="6" w:color="D9D9E0"/>
+              <w:right w:val="single" w:sz="6" w:color="D9D9E0"/>
+            </w:tcBorders>
+            <w:shd w:val="clear" w:fill="F4F4F7"/>
+          </w:tcPr>
+          <w:p>
+            <w:pPr>
+              <w:spacing w:before="50" w:after="50"/>
+            </w:pPr>
+            <w:r>
+              <w:rPr>
+                <w:b/>
+              </w:rPr>
+              <w:t>20 pts (language_fluency: non_fluent vs fluent) — NOT MET</w:t>
+            </w:r>
+          </w:p>
+        </w:tc>
+        <w:tc>
+          <w:tcPr>
+            <w:tcW w:type="dxa" w:w="1728"/>
+            <w:tcBorders>
+              <w:top w:val="single" w:sz="6" w:color="D9D9E0"/>
+              <w:left w:val="single" w:sz="6" w:color="D9D9E0"/>
+              <w:bottom w:val="single" w:sz="6" w:color="D9D9E0"/>
+              <w:right w:val="single" w:sz="6" w:color="D9D9E0"/>
+            </w:tcBorders>
+            <w:shd w:val="clear" w:fill="F4F4F7"/>
+          </w:tcPr>
+          <w:p>
+            <w:pPr>
+              <w:spacing w:before="50" w:after="50"/>
+            </w:pPr>
+            <w:r>
+              <w:rPr>
+                <w:b w:val="0"/>
+              </w:rPr>
+              <w:t>breach not significant at n=19; segments under n=10 excluded</w:t>
+            </w:r>
+          </w:p>
+        </w:tc>
+        <w:tc>
+          <w:tcPr>
+            <w:tcW w:type="dxa" w:w="2160"/>
+            <w:tcBorders>
+              <w:top w:val="single" w:sz="6" w:color="D9D9E0"/>
+              <w:left w:val="single" w:sz="6" w:color="D9D9E0"/>
+              <w:bottom w:val="single" w:sz="6" w:color="D9D9E0"/>
+              <w:right w:val="single" w:sz="6" w:color="D9D9E0"/>
+            </w:tcBorders>
+            <w:shd w:val="clear" w:fill="F4F4F7"/>
+          </w:tcPr>
+          <w:p>
+            <w:pPr>
+              <w:spacing w:before="50" w:after="50"/>
+            </w:pPr>
+            <w:r>
+              <w:rPr>
+                <w:b w:val="0"/>
+              </w:rPr>
+              <w:t>Quality here is decision correctness against labels, not a rubric score, across language fluency, region and tier. NFR-05 allows 15 points; this Framework target is 5. Full per-segment figures: fairness audit.</w:t>
+            </w:r>
+          </w:p>
+        </w:tc>
+      </w:tr>
+    </w:tbl>
+    <w:p>
+      <w:pPr>
+        <w:pStyle w:val="Heading3"/>
+      </w:pPr>
+      <w:r>
+        <w:t>Governance conditions on the same run (tier three)</w:t>
+      </w:r>
+    </w:p>
+    <w:tbl>
+      <w:tblPr>
+        <w:tblW w:type="auto" w:w="0"/>
+        <w:jc w:val="center"/>
+        <w:tblLayout w:type="fixed"/>
+        <w:tblLook w:firstColumn="1" w:firstRow="1" w:lastColumn="0" w:lastRow="0" w:noHBand="0" w:noVBand="1" w:val="04A0"/>
+      </w:tblPr>
+      <w:tblGrid>
+        <w:gridCol w:w="3216"/>
+        <w:gridCol w:w="3216"/>
+        <w:gridCol w:w="3216"/>
+      </w:tblGrid>
+      <w:tr>
+        <w:tc>
+          <w:tcPr>
+            <w:tcW w:type="dxa" w:w="2160"/>
+            <w:shd w:val="clear" w:fill="1A1A2E"/>
+            <w:tcBorders>
+              <w:top w:val="single" w:sz="6" w:color="D9D9E0"/>
+              <w:left w:val="single" w:sz="6" w:color="D9D9E0"/>
+              <w:bottom w:val="single" w:sz="6" w:color="D9D9E0"/>
+              <w:right w:val="single" w:sz="6" w:color="D9D9E0"/>
+            </w:tcBorders>
+          </w:tcPr>
+          <w:p>
+            <w:pPr>
+              <w:spacing w:before="60" w:after="60"/>
+            </w:pPr>
+            <w:r>
+              <w:rPr>
+                <w:b/>
+                <w:color w:val="FFFFFF"/>
+                <w:sz w:val="18"/>
+              </w:rPr>
+              <w:t>Condition</w:t>
+            </w:r>
+          </w:p>
+        </w:tc>
+        <w:tc>
+          <w:tcPr>
+            <w:tcW w:type="dxa" w:w="2448"/>
+            <w:shd w:val="clear" w:fill="1A1A2E"/>
+            <w:tcBorders>
+              <w:top w:val="single" w:sz="6" w:color="D9D9E0"/>
+              <w:left w:val="single" w:sz="6" w:color="D9D9E0"/>
+              <w:bottom w:val="single" w:sz="6" w:color="D9D9E0"/>
+              <w:right w:val="single" w:sz="6" w:color="D9D9E0"/>
+            </w:tcBorders>
+          </w:tcPr>
+          <w:p>
+            <w:pPr>
+              <w:spacing w:before="60" w:after="60"/>
+            </w:pPr>
+            <w:r>
+              <w:rPr>
+                <w:b/>
+                <w:color w:val="FFFFFF"/>
+                <w:sz w:val="18"/>
+              </w:rPr>
+              <w:t>Requirement</w:t>
+            </w:r>
+          </w:p>
+        </w:tc>
+        <w:tc>
+          <w:tcPr>
+            <w:tcW w:type="dxa" w:w="5040"/>
+            <w:shd w:val="clear" w:fill="1A1A2E"/>
+            <w:tcBorders>
+              <w:top w:val="single" w:sz="6" w:color="D9D9E0"/>
+              <w:left w:val="single" w:sz="6" w:color="D9D9E0"/>
+              <w:bottom w:val="single" w:sz="6" w:color="D9D9E0"/>
+              <w:right w:val="single" w:sz="6" w:color="D9D9E0"/>
+            </w:tcBorders>
+          </w:tcPr>
+          <w:p>
+            <w:pPr>
+              <w:spacing w:before="60" w:after="60"/>
+            </w:pPr>
+            <w:r>
+              <w:rPr>
+                <w:b/>
+                <w:color w:val="FFFFFF"/>
+                <w:sz w:val="18"/>
+              </w:rPr>
+              <w:t>Result</w:t>
+            </w:r>
+          </w:p>
+        </w:tc>
+      </w:tr>
+      <w:tr>
+        <w:tc>
+          <w:tcPr>
+            <w:tcW w:type="dxa" w:w="2160"/>
+            <w:tcBorders>
+              <w:top w:val="single" w:sz="6" w:color="D9D9E0"/>
+              <w:left w:val="single" w:sz="6" w:color="D9D9E0"/>
+              <w:bottom w:val="single" w:sz="6" w:color="D9D9E0"/>
+              <w:right w:val="single" w:sz="6" w:color="D9D9E0"/>
+            </w:tcBorders>
+          </w:tcPr>
+          <w:p>
+            <w:pPr>
+              <w:spacing w:before="50" w:after="50"/>
+            </w:pPr>
+            <w:r>
+              <w:rPr>
+                <w:sz w:val="17"/>
+              </w:rPr>
+              <w:t>Private data in outbound text</w:t>
+            </w:r>
+          </w:p>
+        </w:tc>
+        <w:tc>
+          <w:tcPr>
+            <w:tcW w:type="dxa" w:w="2448"/>
+            <w:tcBorders>
+              <w:top w:val="single" w:sz="6" w:color="D9D9E0"/>
+              <w:left w:val="single" w:sz="6" w:color="D9D9E0"/>
+              <w:bottom w:val="single" w:sz="6" w:color="D9D9E0"/>
+              <w:right w:val="single" w:sz="6" w:color="D9D9E0"/>
+            </w:tcBorders>
+          </w:tcPr>
+          <w:p>
+            <w:pPr>
+              <w:spacing w:before="50" w:after="50"/>
+            </w:pPr>
+            <w:r>
+              <w:rPr>
+                <w:sz w:val="17"/>
+              </w:rPr>
+              <w:t>Zero occurrences.</w:t>
+            </w:r>
+          </w:p>
+        </w:tc>
+        <w:tc>
+          <w:tcPr>
+            <w:tcW w:type="dxa" w:w="5040"/>
+            <w:tcBorders>
+              <w:top w:val="single" w:sz="6" w:color="D9D9E0"/>
+              <w:left w:val="single" w:sz="6" w:color="D9D9E0"/>
+              <w:bottom w:val="single" w:sz="6" w:color="D9D9E0"/>
+              <w:right w:val="single" w:sz="6" w:color="D9D9E0"/>
+            </w:tcBorders>
+          </w:tcPr>
+          <w:p>
+            <w:pPr>
+              <w:spacing w:before="50" w:after="50"/>
+            </w:pPr>
+            <w:r>
+              <w:rPr>
+                <w:sz w:val="17"/>
+              </w:rPr>
+              <w:t>0 (Automated scan of all 48 sent replies; manual sample review: not done) — MET</w:t>
+            </w:r>
+          </w:p>
+        </w:tc>
+      </w:tr>
+      <w:tr>
+        <w:tc>
+          <w:tcPr>
+            <w:tcW w:type="dxa" w:w="2160"/>
+            <w:tcBorders>
+              <w:top w:val="single" w:sz="6" w:color="D9D9E0"/>
+              <w:left w:val="single" w:sz="6" w:color="D9D9E0"/>
+              <w:bottom w:val="single" w:sz="6" w:color="D9D9E0"/>
+              <w:right w:val="single" w:sz="6" w:color="D9D9E0"/>
+            </w:tcBorders>
+            <w:shd w:val="clear" w:fill="F4F4F7"/>
+          </w:tcPr>
+          <w:p>
+            <w:pPr>
+              <w:spacing w:before="50" w:after="50"/>
+            </w:pPr>
+            <w:r>
+              <w:rPr>
+                <w:sz w:val="17"/>
+              </w:rPr>
+              <w:t>Quality across customer groups</w:t>
+            </w:r>
+          </w:p>
+        </w:tc>
+        <w:tc>
+          <w:tcPr>
+            <w:tcW w:type="dxa" w:w="2448"/>
+            <w:tcBorders>
+              <w:top w:val="single" w:sz="6" w:color="D9D9E0"/>
+              <w:left w:val="single" w:sz="6" w:color="D9D9E0"/>
+              <w:bottom w:val="single" w:sz="6" w:color="D9D9E0"/>
+              <w:right w:val="single" w:sz="6" w:color="D9D9E0"/>
+            </w:tcBorders>
+            <w:shd w:val="clear" w:fill="F4F4F7"/>
+          </w:tcPr>
+          <w:p>
+            <w:pPr>
+              <w:spacing w:before="50" w:after="50"/>
+            </w:pPr>
+            <w:r>
+              <w:rPr>
+                <w:sz w:val="17"/>
+              </w:rPr>
+              <w:t>Under five percentage points of variation.</w:t>
+            </w:r>
+          </w:p>
+        </w:tc>
+        <w:tc>
+          <w:tcPr>
+            <w:tcW w:type="dxa" w:w="5040"/>
+            <w:tcBorders>
+              <w:top w:val="single" w:sz="6" w:color="D9D9E0"/>
+              <w:left w:val="single" w:sz="6" w:color="D9D9E0"/>
+              <w:bottom w:val="single" w:sz="6" w:color="D9D9E0"/>
+              <w:right w:val="single" w:sz="6" w:color="D9D9E0"/>
+            </w:tcBorders>
+            <w:shd w:val="clear" w:fill="F4F4F7"/>
+          </w:tcPr>
+          <w:p>
+            <w:pPr>
+              <w:spacing w:before="50" w:after="50"/>
+            </w:pPr>
+            <w:r>
+              <w:rPr>
+                <w:sz w:val="17"/>
+              </w:rPr>
+              <w:t>20 pts (language_fluency: non_fluent vs fluent) (breach not significant at n=19; segments under n=10 excluded) — NOT MET</w:t>
+            </w:r>
+          </w:p>
+        </w:tc>
+      </w:tr>
+      <w:tr>
+        <w:tc>
+          <w:tcPr>
+            <w:tcW w:type="dxa" w:w="2160"/>
+            <w:tcBorders>
+              <w:top w:val="single" w:sz="6" w:color="D9D9E0"/>
+              <w:left w:val="single" w:sz="6" w:color="D9D9E0"/>
+              <w:bottom w:val="single" w:sz="6" w:color="D9D9E0"/>
+              <w:right w:val="single" w:sz="6" w:color="D9D9E0"/>
+            </w:tcBorders>
+          </w:tcPr>
+          <w:p>
+            <w:pPr>
+              <w:spacing w:before="50" w:after="50"/>
+            </w:pPr>
+            <w:r>
+              <w:rPr>
+                <w:sz w:val="17"/>
+              </w:rPr>
+              <w:t>Decision logging</w:t>
+            </w:r>
+          </w:p>
+        </w:tc>
+        <w:tc>
+          <w:tcPr>
+            <w:tcW w:type="dxa" w:w="2448"/>
+            <w:tcBorders>
+              <w:top w:val="single" w:sz="6" w:color="D9D9E0"/>
+              <w:left w:val="single" w:sz="6" w:color="D9D9E0"/>
+              <w:bottom w:val="single" w:sz="6" w:color="D9D9E0"/>
+              <w:right w:val="single" w:sz="6" w:color="D9D9E0"/>
+            </w:tcBorders>
+          </w:tcPr>
+          <w:p>
+            <w:pPr>
+              <w:spacing w:before="50" w:after="50"/>
+            </w:pPr>
+            <w:r>
+              <w:rPr>
+                <w:sz w:val="17"/>
+              </w:rPr>
+              <w:t>Complete coverage.</w:t>
+            </w:r>
+          </w:p>
+        </w:tc>
+        <w:tc>
+          <w:tcPr>
+            <w:tcW w:type="dxa" w:w="5040"/>
+            <w:tcBorders>
+              <w:top w:val="single" w:sz="6" w:color="D9D9E0"/>
+              <w:left w:val="single" w:sz="6" w:color="D9D9E0"/>
+              <w:bottom w:val="single" w:sz="6" w:color="D9D9E0"/>
+              <w:right w:val="single" w:sz="6" w:color="D9D9E0"/>
+            </w:tcBorders>
+          </w:tcPr>
+          <w:p>
+            <w:pPr>
+              <w:spacing w:before="50" w:after="50"/>
+            </w:pPr>
+            <w:r>
+              <w:rPr>
+                <w:sz w:val="17"/>
+              </w:rPr>
+              <w:t>80 of 80 tickets logged; reconciles=True — MET</w:t>
+            </w:r>
+          </w:p>
+        </w:tc>
+      </w:tr>
+      <w:tr>
+        <w:tc>
+          <w:tcPr>
+            <w:tcW w:type="dxa" w:w="2160"/>
+            <w:tcBorders>
+              <w:top w:val="single" w:sz="6" w:color="D9D9E0"/>
+              <w:left w:val="single" w:sz="6" w:color="D9D9E0"/>
+              <w:bottom w:val="single" w:sz="6" w:color="D9D9E0"/>
+              <w:right w:val="single" w:sz="6" w:color="D9D9E0"/>
+            </w:tcBorders>
+            <w:shd w:val="clear" w:fill="F4F4F7"/>
+          </w:tcPr>
+          <w:p>
+            <w:pPr>
+              <w:spacing w:before="50" w:after="50"/>
+            </w:pPr>
+            <w:r>
+              <w:rPr>
+                <w:sz w:val="17"/>
+              </w:rPr>
+              <w:t>Confidence calibration</w:t>
+            </w:r>
+          </w:p>
+        </w:tc>
+        <w:tc>
+          <w:tcPr>
+            <w:tcW w:type="dxa" w:w="2448"/>
+            <w:tcBorders>
+              <w:top w:val="single" w:sz="6" w:color="D9D9E0"/>
+              <w:left w:val="single" w:sz="6" w:color="D9D9E0"/>
+              <w:bottom w:val="single" w:sz="6" w:color="D9D9E0"/>
+              <w:right w:val="single" w:sz="6" w:color="D9D9E0"/>
+            </w:tcBorders>
+            <w:shd w:val="clear" w:fill="F4F4F7"/>
+          </w:tcPr>
+          <w:p>
+            <w:pPr>
+              <w:spacing w:before="50" w:after="50"/>
+            </w:pPr>
+            <w:r>
+              <w:rPr>
+                <w:sz w:val="17"/>
+              </w:rPr>
+              <w:t>Stated confidence within five points of observed accuracy.</w:t>
+            </w:r>
+          </w:p>
+        </w:tc>
+        <w:tc>
+          <w:tcPr>
+            <w:tcW w:type="dxa" w:w="5040"/>
+            <w:tcBorders>
+              <w:top w:val="single" w:sz="6" w:color="D9D9E0"/>
+              <w:left w:val="single" w:sz="6" w:color="D9D9E0"/>
+              <w:bottom w:val="single" w:sz="6" w:color="D9D9E0"/>
+              <w:right w:val="single" w:sz="6" w:color="D9D9E0"/>
+            </w:tcBorders>
+            <w:shd w:val="clear" w:fill="F4F4F7"/>
+          </w:tcPr>
+          <w:p>
+            <w:pPr>
+              <w:spacing w:before="50" w:after="50"/>
+            </w:pPr>
+            <w:r>
+              <w:rPr>
+                <w:sz w:val="17"/>
+              </w:rPr>
+              <w:t>largest gap -35.0 pts in band 0.7-0.8 (stated 0.75, observed 0.40, n=10); 0.80-0.90 band observed 0.94 (n=53, Framework expects about 0.85) — NOT MET</w:t>
             </w:r>
           </w:p>
         </w:tc>

--- a/docs/Evaluation_Framework.docx
+++ b/docs/Evaluation_Framework.docx
@@ -4229,12 +4229,21 @@
         <w:pStyle w:val="Heading3"/>
       </w:pPr>
       <w:r>
-        <w:t>Results — free local configuration (graded configuration, D-01a)</w:t>
+        <w:t>Results — 80-ticket validation run (graded, paid OpenAI configuration)</w:t>
       </w:r>
     </w:p>
     <w:p>
+      <w:pPr>
+        <w:spacing w:after="400"/>
+        <w:jc w:val="center"/>
+      </w:pPr>
       <w:r>
-        <w:t>Run harness-20260920T133607Z-2394e653 (2026-09-20 UTC), 10 tickets, code 2db514c + uncommitted changes. Drafting llama3.1-8b-ctx8k; guardrails qwen2.5-7b-ctx8k. Confidence threshold 0.85; guardrails on; model cache off (49 live calls, 0 replayed). Runs against the hidden evaluation set: 0. Cost of the run: $0.0000 (73,142 tokens in, 2,480 out).</w:t>
+        <w:rPr>
+          <w:i/>
+          <w:color w:val="4A4A63"/>
+          <w:sz w:val="21"/>
+        </w:rPr>
+        <w:t>Run harness-20260927T101501Z-10995e3f (2026-09-27 UTC), 80 tickets, code a288388 + uncommitted changes. Drafting gpt-4o-mini; guardrails gpt-4o. Confidence threshold 0.85; guardrails on; model cache off (304 live calls, 0 replayed). Runs against the hidden evaluation set: 0. Cost of the run: $0.9130 (650,349 tokens in, 25,828 out). Figures generated by evaluation/results_table.py from evaluation/results/final_val_paid_80_20260927.</w:t>
       </w:r>
     </w:p>
     <w:tbl>
@@ -4489,7 +4498,7 @@
               <w:rPr>
                 <w:b/>
               </w:rPr>
-              <w:t>40.0% correctly resolved (50.0% auto-sent) — NOT MET</w:t>
+              <w:t>56.2% correctly resolved (76.2% auto-sent) — NOT MET</w:t>
             </w:r>
           </w:p>
         </w:tc>
@@ -4511,7 +4520,7 @@
               <w:rPr>
                 <w:b w:val="0"/>
               </w:rPr>
-              <w:t>95% CI 17-69% (n=10)</w:t>
+              <w:t>95% CI 45-67% (n=80)</w:t>
             </w:r>
           </w:p>
         </w:tc>
@@ -4533,7 +4542,7 @@
               <w:rPr>
                 <w:b w:val="0"/>
               </w:rPr>
-              <w:t>1 of 5 sent replies went to tickets the labels say must be held, so they are not counted as resolved: a wrong answer returns as a repeat contact. Correctness is agreement with labels.expected_route, not a check of reply quality.</w:t>
+              <w:t>16 of 61 sent replies went to tickets the labels say must be held, so they are not counted as resolved: a wrong answer returns as a repeat contact. Correctness is agreement with labels.expected_route, not a check of reply quality.</w:t>
             </w:r>
           </w:p>
         </w:tc>
@@ -4625,9 +4634,9 @@
             </w:pPr>
             <w:r>
               <w:rPr>
-                <w:b w:val="0"/>
-              </w:rPr>
-              <w:t>57.4 s — MET</w:t>
+                <w:b/>
+              </w:rPr>
+              <w:t>5.6 s — MET</w:t>
             </w:r>
           </w:p>
         </w:tc>
@@ -4650,7 +4659,7 @@
               <w:rPr>
                 <w:b w:val="0"/>
               </w:rPr>
-              <w:t>n=5 auto-sent tickets; median 56.9 s</w:t>
+              <w:t>n=61 auto-sent tickets; median 5.5 s</w:t>
             </w:r>
           </w:p>
         </w:tc>
@@ -4673,7 +4682,7 @@
               <w:rPr>
                 <w:b w:val="0"/>
               </w:rPr>
-              <w:t>Harness time from ticket read to reply ready; excludes queueing and delivery. The 5 escalated or blocked tickets get no automated reply (holding reply is out of scope, PRD Table 6), so their first reply comes from the human queue.</w:t>
+              <w:t>Harness time from ticket read to reply ready; excludes queueing and delivery. The 19 escalated or blocked tickets get no automated reply (holding reply is out of scope, PRD Table 6), so their first reply comes from the human queue.</w:t>
             </w:r>
           </w:p>
         </w:tc>
@@ -4901,7 +4910,7 @@
               <w:rPr>
                 <w:b/>
               </w:rPr>
-              <w:t>50.0% — NOT MET</w:t>
+              <w:t>23.8% — MET</w:t>
             </w:r>
           </w:p>
         </w:tc>
@@ -4924,7 +4933,7 @@
               <w:rPr>
                 <w:b w:val="0"/>
               </w:rPr>
-              <w:t>95% CI 24-76% (n=10)</w:t>
+              <w:t>95% CI 16-34% (n=80)</w:t>
             </w:r>
           </w:p>
         </w:tc>
@@ -4947,7 +4956,7 @@
               <w:rPr>
                 <w:b w:val="0"/>
               </w:rPr>
-              <w:t>3 escalated by routing and 2 blocked by a guardrail; 0 tickets were blocked because a check could not run (fail-safe), not because it found a fault.</w:t>
+              <w:t>14 escalated by routing and 5 blocked by a guardrail; 0 tickets were blocked because a check could not run (fail-safe), not because it found a fault.</w:t>
             </w:r>
           </w:p>
         </w:tc>
@@ -5037,7 +5046,7 @@
               <w:rPr>
                 <w:b/>
               </w:rPr>
-              <w:t>71.4% mean over 7 classes; 5 of 7 at ≥85% — NOT MET</w:t>
+              <w:t>95.7% mean over the 21 classes with a precision denominator; 18 of 21 at ≥85% — NOT MET</w:t>
             </w:r>
           </w:p>
         </w:tc>
@@ -5059,7 +5068,7 @@
               <w:rPr>
                 <w:b w:val="0"/>
               </w:rPr>
-              <w:t>Per-class n: median 1; 7 classes have fewer than 5 tickets, so per-class figures are indicative only</w:t>
+              <w:t>Precision n (predictions made per class): median 3; 13 classes were predicted fewer than 5 times and 1 never, so per-class figures are indicative only</w:t>
             </w:r>
           </w:p>
         </w:tc>
@@ -5081,7 +5090,7 @@
               <w:rPr>
                 <w:b w:val="0"/>
               </w:rPr>
-              <w:t>Weakest: account_access 0% (n=1); api_usage_question 0% (n=1); api_key_issue 100% (n=1). Overall intent accuracy 80.0%. The target is per class, so it is met only if every class reaches 85%.</w:t>
+              <w:t>Weakest: compliance_request 50% (n=2); account_access 80% (n=5); api_usage_question 80% (n=5). 1 class(es) never predicted, so their precision is undefined rather than 0% and is excluded from the mean: rate_limit. Overall intent accuracy 96.2%. The target is per class, so it is met only if every class reaches 85%.</w:t>
             </w:r>
           </w:p>
         </w:tc>
@@ -5355,7 +5364,7 @@
               <w:rPr>
                 <w:b w:val="0"/>
               </w:rPr>
-              <w:t>The Framework checks each citation against the sentence it is attached to. Sentence-level support was not assessed. Nearest evidence: the cited ARTICLE was one the labels expect in 100.0% of citations over 6 drafts (recall 83.3%) — a check of the right source, not of support.</w:t>
+              <w:t>The Framework checks each citation against the sentence it is attached to. Sentence-level support was not assessed. Nearest evidence: the cited ARTICLE was one the labels expect in 94.3% of citations over 53 drafts (recall 82.1%) — a check of the right source, not of support.</w:t>
             </w:r>
           </w:p>
         </w:tc>
@@ -5449,7 +5458,7 @@
               <w:rPr>
                 <w:b/>
               </w:rPr>
-              <w:t>85.6 s — NOT MET</w:t>
+              <w:t>6.7 s — NOT MET</w:t>
             </w:r>
           </w:p>
         </w:tc>
@@ -5472,7 +5481,7 @@
               <w:rPr>
                 <w:b w:val="0"/>
               </w:rPr>
-              <w:t>n=10 live tickets; max 85.6 s</w:t>
+              <w:t>n=80 live tickets; max 7.2 s</w:t>
             </w:r>
           </w:p>
         </w:tc>
@@ -5495,7 +5504,7 @@
               <w:rPr>
                 <w:b w:val="0"/>
               </w:rPr>
-              <w:t>End to end per ticket, including retrieval and every model call, run in sequence. Models: llama3.1-8b-ctx8k drafting, qwen2.5-7b-ctx8k guardrails.</w:t>
+              <w:t>End to end per ticket, including retrieval and every model call, run in sequence. Models: gpt-4o-mini drafting, gpt-4o guardrails.</w:t>
             </w:r>
           </w:p>
         </w:tc>
@@ -5607,7 +5616,7 @@
               <w:rPr>
                 <w:b w:val="0"/>
               </w:rPr>
-              <w:t>Automated scan of all 5 sent replies; manual sample review: not done</w:t>
+              <w:t>Automated scan of all 61 sent replies; manual sample review: not done</w:t>
             </w:r>
           </w:p>
         </w:tc>
@@ -5723,7 +5732,7 @@
               <w:rPr>
                 <w:b/>
               </w:rPr>
-              <w:t>Not measured — NOT MEASURED</w:t>
+              <w:t>17 pts (language_fluency: non_fluent vs fluent) — NOT MEASURED</w:t>
             </w:r>
           </w:p>
         </w:tc>
@@ -5746,7 +5755,7 @@
               <w:rPr>
                 <w:b w:val="0"/>
               </w:rPr>
-              <w:t>Every segment under n=10</w:t>
+              <w:t>breach not significant: non_fluent n=19 against fluent n=61; 2 segments under n=10 excluded</w:t>
             </w:r>
           </w:p>
         </w:tc>
@@ -5769,7 +5778,287 @@
               <w:rPr>
                 <w:b w:val="0"/>
               </w:rPr>
-              <w:t>No segment reached the audit's minimum size.</w:t>
+              <w:t>Quality here is decision correctness against labels, not a rubric score, across language fluency, region and tier. The status is the audit's own per-segment verdict: a gap wider than the target whose interval overlaps the best segment's is a gap this sample cannot resolve, so it is reported as not measured rather than as a failure. NFR-05 allows 15 points; this Framework target is 5. Full per-segment figures: fairness audit.</w:t>
+            </w:r>
+          </w:p>
+        </w:tc>
+      </w:tr>
+      <w:tr>
+        <w:tc>
+          <w:tcPr>
+            <w:tcW w:type="dxa" w:w="2304"/>
+            <w:tcBorders>
+              <w:top w:val="single" w:sz="6" w:color="D9D9E0"/>
+              <w:left w:val="single" w:sz="6" w:color="D9D9E0"/>
+              <w:bottom w:val="single" w:sz="6" w:color="D9D9E0"/>
+              <w:right w:val="single" w:sz="6" w:color="D9D9E0"/>
+            </w:tcBorders>
+            <w:shd w:val="clear" w:fill="F4F4F7"/>
+          </w:tcPr>
+          <w:p>
+            <w:pPr>
+              <w:spacing w:before="50" w:after="50"/>
+            </w:pPr>
+            <w:r>
+              <w:rPr>
+                <w:sz w:val="15"/>
+              </w:rPr>
+              <w:t>Repeat contacts</w:t>
+            </w:r>
+          </w:p>
+        </w:tc>
+        <w:tc>
+          <w:tcPr>
+            <w:tcW w:type="dxa" w:w="1296"/>
+            <w:tcBorders>
+              <w:top w:val="single" w:sz="6" w:color="D9D9E0"/>
+              <w:left w:val="single" w:sz="6" w:color="D9D9E0"/>
+              <w:bottom w:val="single" w:sz="6" w:color="D9D9E0"/>
+              <w:right w:val="single" w:sz="6" w:color="D9D9E0"/>
+            </w:tcBorders>
+            <w:shd w:val="clear" w:fill="F4F4F7"/>
+          </w:tcPr>
+          <w:p>
+            <w:pPr>
+              <w:spacing w:before="50" w:after="50"/>
+            </w:pPr>
+            <w:r>
+              <w:rPr>
+                <w:sz w:val="15"/>
+              </w:rPr>
+              <w:t>21.2% (history, n=80)</w:t>
+            </w:r>
+          </w:p>
+        </w:tc>
+        <w:tc>
+          <w:tcPr>
+            <w:tcW w:type="dxa" w:w="1080"/>
+            <w:tcBorders>
+              <w:top w:val="single" w:sz="6" w:color="D9D9E0"/>
+              <w:left w:val="single" w:sz="6" w:color="D9D9E0"/>
+              <w:bottom w:val="single" w:sz="6" w:color="D9D9E0"/>
+              <w:right w:val="single" w:sz="6" w:color="D9D9E0"/>
+            </w:tcBorders>
+            <w:shd w:val="clear" w:fill="F4F4F7"/>
+          </w:tcPr>
+          <w:p>
+            <w:pPr>
+              <w:spacing w:before="50" w:after="50"/>
+            </w:pPr>
+            <w:r>
+              <w:rPr>
+                <w:sz w:val="15"/>
+              </w:rPr>
+              <w:t>Halved</w:t>
+            </w:r>
+          </w:p>
+        </w:tc>
+        <w:tc>
+          <w:tcPr>
+            <w:tcW w:type="dxa" w:w="1080"/>
+            <w:tcBorders>
+              <w:top w:val="single" w:sz="6" w:color="D9D9E0"/>
+              <w:left w:val="single" w:sz="6" w:color="D9D9E0"/>
+              <w:bottom w:val="single" w:sz="6" w:color="D9D9E0"/>
+              <w:right w:val="single" w:sz="6" w:color="D9D9E0"/>
+            </w:tcBorders>
+            <w:shd w:val="clear" w:fill="F4F4F7"/>
+          </w:tcPr>
+          <w:p>
+            <w:pPr>
+              <w:spacing w:before="50" w:after="50"/>
+            </w:pPr>
+            <w:r>
+              <w:rPr>
+                <w:b/>
+              </w:rPr>
+              <w:t>Not measured — NOT MEASURED</w:t>
+            </w:r>
+          </w:p>
+        </w:tc>
+        <w:tc>
+          <w:tcPr>
+            <w:tcW w:type="dxa" w:w="1728"/>
+            <w:tcBorders>
+              <w:top w:val="single" w:sz="6" w:color="D9D9E0"/>
+              <w:left w:val="single" w:sz="6" w:color="D9D9E0"/>
+              <w:bottom w:val="single" w:sz="6" w:color="D9D9E0"/>
+              <w:right w:val="single" w:sz="6" w:color="D9D9E0"/>
+            </w:tcBorders>
+            <w:shd w:val="clear" w:fill="F4F4F7"/>
+          </w:tcPr>
+          <w:p>
+            <w:pPr>
+              <w:spacing w:before="50" w:after="50"/>
+            </w:pPr>
+            <w:r>
+              <w:rPr>
+                <w:b w:val="0"/>
+              </w:rPr>
+              <w:t>An offline run cannot observe a customer returning</w:t>
+            </w:r>
+          </w:p>
+        </w:tc>
+        <w:tc>
+          <w:tcPr>
+            <w:tcW w:type="dxa" w:w="2160"/>
+            <w:tcBorders>
+              <w:top w:val="single" w:sz="6" w:color="D9D9E0"/>
+              <w:left w:val="single" w:sz="6" w:color="D9D9E0"/>
+              <w:bottom w:val="single" w:sz="6" w:color="D9D9E0"/>
+              <w:right w:val="single" w:sz="6" w:color="D9D9E0"/>
+            </w:tcBorders>
+            <w:shd w:val="clear" w:fill="F4F4F7"/>
+          </w:tcPr>
+          <w:p>
+            <w:pPr>
+              <w:spacing w:before="50" w:after="50"/>
+            </w:pPr>
+            <w:r>
+              <w:rPr>
+                <w:b w:val="0"/>
+              </w:rPr>
+              <w:t>Baseline from history.repeat_contact: 17 of 80 of these tickets (21.2%) came back under human handling, so halved is 10.6% or lower. Leading indicator: 16 of 61 sent replies went to tickets the labels say must be held, the kind of reply that comes back as a repeat contact.</w:t>
+            </w:r>
+          </w:p>
+        </w:tc>
+      </w:tr>
+      <w:tr>
+        <w:tc>
+          <w:tcPr>
+            <w:tcW w:type="dxa" w:w="2304"/>
+            <w:tcBorders>
+              <w:top w:val="single" w:sz="6" w:color="D9D9E0"/>
+              <w:left w:val="single" w:sz="6" w:color="D9D9E0"/>
+              <w:bottom w:val="single" w:sz="6" w:color="D9D9E0"/>
+              <w:right w:val="single" w:sz="6" w:color="D9D9E0"/>
+            </w:tcBorders>
+            <w:shd w:val="clear" w:fill="F4F4F7"/>
+          </w:tcPr>
+          <w:p>
+            <w:pPr>
+              <w:spacing w:before="50" w:after="50"/>
+            </w:pPr>
+            <w:r>
+              <w:rPr>
+                <w:sz w:val="15"/>
+              </w:rPr>
+              <w:t>Availability</w:t>
+            </w:r>
+          </w:p>
+        </w:tc>
+        <w:tc>
+          <w:tcPr>
+            <w:tcW w:type="dxa" w:w="1296"/>
+            <w:tcBorders>
+              <w:top w:val="single" w:sz="6" w:color="D9D9E0"/>
+              <w:left w:val="single" w:sz="6" w:color="D9D9E0"/>
+              <w:bottom w:val="single" w:sz="6" w:color="D9D9E0"/>
+              <w:right w:val="single" w:sz="6" w:color="D9D9E0"/>
+            </w:tcBorders>
+            <w:shd w:val="clear" w:fill="F4F4F7"/>
+          </w:tcPr>
+          <w:p>
+            <w:pPr>
+              <w:spacing w:before="50" w:after="50"/>
+            </w:pPr>
+            <w:r>
+              <w:rPr>
+                <w:sz w:val="15"/>
+              </w:rPr>
+              <w:t>—</w:t>
+            </w:r>
+          </w:p>
+        </w:tc>
+        <w:tc>
+          <w:tcPr>
+            <w:tcW w:type="dxa" w:w="1080"/>
+            <w:tcBorders>
+              <w:top w:val="single" w:sz="6" w:color="D9D9E0"/>
+              <w:left w:val="single" w:sz="6" w:color="D9D9E0"/>
+              <w:bottom w:val="single" w:sz="6" w:color="D9D9E0"/>
+              <w:right w:val="single" w:sz="6" w:color="D9D9E0"/>
+            </w:tcBorders>
+            <w:shd w:val="clear" w:fill="F4F4F7"/>
+          </w:tcPr>
+          <w:p>
+            <w:pPr>
+              <w:spacing w:before="50" w:after="50"/>
+            </w:pPr>
+            <w:r>
+              <w:rPr>
+                <w:sz w:val="15"/>
+              </w:rPr>
+              <w:t>99.5%</w:t>
+            </w:r>
+          </w:p>
+        </w:tc>
+        <w:tc>
+          <w:tcPr>
+            <w:tcW w:type="dxa" w:w="1080"/>
+            <w:tcBorders>
+              <w:top w:val="single" w:sz="6" w:color="D9D9E0"/>
+              <w:left w:val="single" w:sz="6" w:color="D9D9E0"/>
+              <w:bottom w:val="single" w:sz="6" w:color="D9D9E0"/>
+              <w:right w:val="single" w:sz="6" w:color="D9D9E0"/>
+            </w:tcBorders>
+            <w:shd w:val="clear" w:fill="F4F4F7"/>
+          </w:tcPr>
+          <w:p>
+            <w:pPr>
+              <w:spacing w:before="50" w:after="50"/>
+            </w:pPr>
+            <w:r>
+              <w:rPr>
+                <w:b/>
+              </w:rPr>
+              <w:t>100.0% — MET</w:t>
+            </w:r>
+          </w:p>
+        </w:tc>
+        <w:tc>
+          <w:tcPr>
+            <w:tcW w:type="dxa" w:w="1728"/>
+            <w:tcBorders>
+              <w:top w:val="single" w:sz="6" w:color="D9D9E0"/>
+              <w:left w:val="single" w:sz="6" w:color="D9D9E0"/>
+              <w:bottom w:val="single" w:sz="6" w:color="D9D9E0"/>
+              <w:right w:val="single" w:sz="6" w:color="D9D9E0"/>
+            </w:tcBorders>
+            <w:shd w:val="clear" w:fill="F4F4F7"/>
+          </w:tcPr>
+          <w:p>
+            <w:pPr>
+              <w:spacing w:before="50" w:after="50"/>
+            </w:pPr>
+            <w:r>
+              <w:rPr>
+                <w:b w:val="0"/>
+              </w:rPr>
+              <w:t>95% CI 95-100% (n=80)</w:t>
+            </w:r>
+          </w:p>
+        </w:tc>
+        <w:tc>
+          <w:tcPr>
+            <w:tcW w:type="dxa" w:w="2160"/>
+            <w:tcBorders>
+              <w:top w:val="single" w:sz="6" w:color="D9D9E0"/>
+              <w:left w:val="single" w:sz="6" w:color="D9D9E0"/>
+              <w:bottom w:val="single" w:sz="6" w:color="D9D9E0"/>
+              <w:right w:val="single" w:sz="6" w:color="D9D9E0"/>
+            </w:tcBorders>
+            <w:shd w:val="clear" w:fill="F4F4F7"/>
+          </w:tcPr>
+          <w:p>
+            <w:pPr>
+              <w:spacing w:before="50" w:after="50"/>
+            </w:pPr>
+            <w:r>
+              <w:rPr>
+                <w:b w:val="0"/>
+              </w:rPr>
+              <w:t>80 of 80 tickets had every stage work. 0 hit a model-call or pipeline failure (degraded ticket, classifier or generator error, or a guardrail that could not run); 80 of 80 still received a decision, a failure escalating rather than erroring. One run's tickets are not uptime over time. At this n the interval cannot confirm 99.5%.</w:t>
             </w:r>
           </w:p>
         </w:tc>
@@ -5780,12 +6069,402 @@
         <w:pStyle w:val="Heading3"/>
       </w:pPr>
       <w:r>
-        <w:t>Results — paid OpenAI configuration (comparison)</w:t>
+        <w:t>Governance conditions on the 80-ticket run (tier three)</w:t>
+      </w:r>
+    </w:p>
+    <w:tbl>
+      <w:tblPr>
+        <w:tblW w:type="auto" w:w="0"/>
+        <w:jc w:val="center"/>
+        <w:tblLayout w:type="fixed"/>
+        <w:tblLook w:firstColumn="1" w:firstRow="1" w:lastColumn="0" w:lastRow="0" w:noHBand="0" w:noVBand="1" w:val="04A0"/>
+      </w:tblPr>
+      <w:tblGrid>
+        <w:gridCol w:w="3216"/>
+        <w:gridCol w:w="3216"/>
+        <w:gridCol w:w="3216"/>
+      </w:tblGrid>
+      <w:tr>
+        <w:tc>
+          <w:tcPr>
+            <w:tcW w:type="dxa" w:w="2160"/>
+            <w:shd w:val="clear" w:fill="1A1A2E"/>
+            <w:tcBorders>
+              <w:top w:val="single" w:sz="6" w:color="D9D9E0"/>
+              <w:left w:val="single" w:sz="6" w:color="D9D9E0"/>
+              <w:bottom w:val="single" w:sz="6" w:color="D9D9E0"/>
+              <w:right w:val="single" w:sz="6" w:color="D9D9E0"/>
+            </w:tcBorders>
+          </w:tcPr>
+          <w:p>
+            <w:pPr>
+              <w:spacing w:before="60" w:after="60"/>
+            </w:pPr>
+            <w:r>
+              <w:rPr>
+                <w:b/>
+                <w:color w:val="FFFFFF"/>
+                <w:sz w:val="18"/>
+              </w:rPr>
+              <w:t>Condition</w:t>
+            </w:r>
+          </w:p>
+        </w:tc>
+        <w:tc>
+          <w:tcPr>
+            <w:tcW w:type="dxa" w:w="2448"/>
+            <w:shd w:val="clear" w:fill="1A1A2E"/>
+            <w:tcBorders>
+              <w:top w:val="single" w:sz="6" w:color="D9D9E0"/>
+              <w:left w:val="single" w:sz="6" w:color="D9D9E0"/>
+              <w:bottom w:val="single" w:sz="6" w:color="D9D9E0"/>
+              <w:right w:val="single" w:sz="6" w:color="D9D9E0"/>
+            </w:tcBorders>
+          </w:tcPr>
+          <w:p>
+            <w:pPr>
+              <w:spacing w:before="60" w:after="60"/>
+            </w:pPr>
+            <w:r>
+              <w:rPr>
+                <w:b/>
+                <w:color w:val="FFFFFF"/>
+                <w:sz w:val="18"/>
+              </w:rPr>
+              <w:t>Requirement</w:t>
+            </w:r>
+          </w:p>
+        </w:tc>
+        <w:tc>
+          <w:tcPr>
+            <w:tcW w:type="dxa" w:w="5040"/>
+            <w:shd w:val="clear" w:fill="1A1A2E"/>
+            <w:tcBorders>
+              <w:top w:val="single" w:sz="6" w:color="D9D9E0"/>
+              <w:left w:val="single" w:sz="6" w:color="D9D9E0"/>
+              <w:bottom w:val="single" w:sz="6" w:color="D9D9E0"/>
+              <w:right w:val="single" w:sz="6" w:color="D9D9E0"/>
+            </w:tcBorders>
+          </w:tcPr>
+          <w:p>
+            <w:pPr>
+              <w:spacing w:before="60" w:after="60"/>
+            </w:pPr>
+            <w:r>
+              <w:rPr>
+                <w:b/>
+                <w:color w:val="FFFFFF"/>
+                <w:sz w:val="18"/>
+              </w:rPr>
+              <w:t>Result</w:t>
+            </w:r>
+          </w:p>
+        </w:tc>
+      </w:tr>
+      <w:tr>
+        <w:tc>
+          <w:tcPr>
+            <w:tcW w:type="dxa" w:w="2160"/>
+            <w:tcBorders>
+              <w:top w:val="single" w:sz="6" w:color="D9D9E0"/>
+              <w:left w:val="single" w:sz="6" w:color="D9D9E0"/>
+              <w:bottom w:val="single" w:sz="6" w:color="D9D9E0"/>
+              <w:right w:val="single" w:sz="6" w:color="D9D9E0"/>
+            </w:tcBorders>
+          </w:tcPr>
+          <w:p>
+            <w:pPr>
+              <w:spacing w:before="50" w:after="50"/>
+            </w:pPr>
+            <w:r>
+              <w:rPr>
+                <w:sz w:val="17"/>
+              </w:rPr>
+              <w:t>Private data in outbound text</w:t>
+            </w:r>
+          </w:p>
+        </w:tc>
+        <w:tc>
+          <w:tcPr>
+            <w:tcW w:type="dxa" w:w="2448"/>
+            <w:tcBorders>
+              <w:top w:val="single" w:sz="6" w:color="D9D9E0"/>
+              <w:left w:val="single" w:sz="6" w:color="D9D9E0"/>
+              <w:bottom w:val="single" w:sz="6" w:color="D9D9E0"/>
+              <w:right w:val="single" w:sz="6" w:color="D9D9E0"/>
+            </w:tcBorders>
+          </w:tcPr>
+          <w:p>
+            <w:pPr>
+              <w:spacing w:before="50" w:after="50"/>
+            </w:pPr>
+            <w:r>
+              <w:rPr>
+                <w:sz w:val="17"/>
+              </w:rPr>
+              <w:t>Zero occurrences.</w:t>
+            </w:r>
+          </w:p>
+        </w:tc>
+        <w:tc>
+          <w:tcPr>
+            <w:tcW w:type="dxa" w:w="5040"/>
+            <w:tcBorders>
+              <w:top w:val="single" w:sz="6" w:color="D9D9E0"/>
+              <w:left w:val="single" w:sz="6" w:color="D9D9E0"/>
+              <w:bottom w:val="single" w:sz="6" w:color="D9D9E0"/>
+              <w:right w:val="single" w:sz="6" w:color="D9D9E0"/>
+            </w:tcBorders>
+          </w:tcPr>
+          <w:p>
+            <w:pPr>
+              <w:spacing w:before="50" w:after="50"/>
+            </w:pPr>
+            <w:r>
+              <w:rPr>
+                <w:sz w:val="17"/>
+              </w:rPr>
+              <w:t>0 (Automated scan of all 61 sent replies; manual sample review: not done) — MET</w:t>
+            </w:r>
+          </w:p>
+        </w:tc>
+      </w:tr>
+      <w:tr>
+        <w:tc>
+          <w:tcPr>
+            <w:tcW w:type="dxa" w:w="2160"/>
+            <w:tcBorders>
+              <w:top w:val="single" w:sz="6" w:color="D9D9E0"/>
+              <w:left w:val="single" w:sz="6" w:color="D9D9E0"/>
+              <w:bottom w:val="single" w:sz="6" w:color="D9D9E0"/>
+              <w:right w:val="single" w:sz="6" w:color="D9D9E0"/>
+            </w:tcBorders>
+            <w:shd w:val="clear" w:fill="F4F4F7"/>
+          </w:tcPr>
+          <w:p>
+            <w:pPr>
+              <w:spacing w:before="50" w:after="50"/>
+            </w:pPr>
+            <w:r>
+              <w:rPr>
+                <w:sz w:val="17"/>
+              </w:rPr>
+              <w:t>Quality across customer groups</w:t>
+            </w:r>
+          </w:p>
+        </w:tc>
+        <w:tc>
+          <w:tcPr>
+            <w:tcW w:type="dxa" w:w="2448"/>
+            <w:tcBorders>
+              <w:top w:val="single" w:sz="6" w:color="D9D9E0"/>
+              <w:left w:val="single" w:sz="6" w:color="D9D9E0"/>
+              <w:bottom w:val="single" w:sz="6" w:color="D9D9E0"/>
+              <w:right w:val="single" w:sz="6" w:color="D9D9E0"/>
+            </w:tcBorders>
+            <w:shd w:val="clear" w:fill="F4F4F7"/>
+          </w:tcPr>
+          <w:p>
+            <w:pPr>
+              <w:spacing w:before="50" w:after="50"/>
+            </w:pPr>
+            <w:r>
+              <w:rPr>
+                <w:sz w:val="17"/>
+              </w:rPr>
+              <w:t>Under five percentage points of variation.</w:t>
+            </w:r>
+          </w:p>
+        </w:tc>
+        <w:tc>
+          <w:tcPr>
+            <w:tcW w:type="dxa" w:w="5040"/>
+            <w:tcBorders>
+              <w:top w:val="single" w:sz="6" w:color="D9D9E0"/>
+              <w:left w:val="single" w:sz="6" w:color="D9D9E0"/>
+              <w:bottom w:val="single" w:sz="6" w:color="D9D9E0"/>
+              <w:right w:val="single" w:sz="6" w:color="D9D9E0"/>
+            </w:tcBorders>
+            <w:shd w:val="clear" w:fill="F4F4F7"/>
+          </w:tcPr>
+          <w:p>
+            <w:pPr>
+              <w:spacing w:before="50" w:after="50"/>
+            </w:pPr>
+            <w:r>
+              <w:rPr>
+                <w:sz w:val="17"/>
+              </w:rPr>
+              <w:t>17 pts (language_fluency: non_fluent vs fluent) (breach not significant: non_fluent n=19 against fluent n=61; 2 segments under n=10 excluded) — NOT MEASURED</w:t>
+            </w:r>
+          </w:p>
+        </w:tc>
+      </w:tr>
+      <w:tr>
+        <w:tc>
+          <w:tcPr>
+            <w:tcW w:type="dxa" w:w="2160"/>
+            <w:tcBorders>
+              <w:top w:val="single" w:sz="6" w:color="D9D9E0"/>
+              <w:left w:val="single" w:sz="6" w:color="D9D9E0"/>
+              <w:bottom w:val="single" w:sz="6" w:color="D9D9E0"/>
+              <w:right w:val="single" w:sz="6" w:color="D9D9E0"/>
+            </w:tcBorders>
+          </w:tcPr>
+          <w:p>
+            <w:pPr>
+              <w:spacing w:before="50" w:after="50"/>
+            </w:pPr>
+            <w:r>
+              <w:rPr>
+                <w:sz w:val="17"/>
+              </w:rPr>
+              <w:t>Decision logging</w:t>
+            </w:r>
+          </w:p>
+        </w:tc>
+        <w:tc>
+          <w:tcPr>
+            <w:tcW w:type="dxa" w:w="2448"/>
+            <w:tcBorders>
+              <w:top w:val="single" w:sz="6" w:color="D9D9E0"/>
+              <w:left w:val="single" w:sz="6" w:color="D9D9E0"/>
+              <w:bottom w:val="single" w:sz="6" w:color="D9D9E0"/>
+              <w:right w:val="single" w:sz="6" w:color="D9D9E0"/>
+            </w:tcBorders>
+          </w:tcPr>
+          <w:p>
+            <w:pPr>
+              <w:spacing w:before="50" w:after="50"/>
+            </w:pPr>
+            <w:r>
+              <w:rPr>
+                <w:sz w:val="17"/>
+              </w:rPr>
+              <w:t>Complete coverage.</w:t>
+            </w:r>
+          </w:p>
+        </w:tc>
+        <w:tc>
+          <w:tcPr>
+            <w:tcW w:type="dxa" w:w="5040"/>
+            <w:tcBorders>
+              <w:top w:val="single" w:sz="6" w:color="D9D9E0"/>
+              <w:left w:val="single" w:sz="6" w:color="D9D9E0"/>
+              <w:bottom w:val="single" w:sz="6" w:color="D9D9E0"/>
+              <w:right w:val="single" w:sz="6" w:color="D9D9E0"/>
+            </w:tcBorders>
+          </w:tcPr>
+          <w:p>
+            <w:pPr>
+              <w:spacing w:before="50" w:after="50"/>
+            </w:pPr>
+            <w:r>
+              <w:rPr>
+                <w:sz w:val="17"/>
+              </w:rPr>
+              <w:t>80 of 80 tickets logged; reconciles=True — MET</w:t>
+            </w:r>
+          </w:p>
+        </w:tc>
+      </w:tr>
+      <w:tr>
+        <w:tc>
+          <w:tcPr>
+            <w:tcW w:type="dxa" w:w="2160"/>
+            <w:tcBorders>
+              <w:top w:val="single" w:sz="6" w:color="D9D9E0"/>
+              <w:left w:val="single" w:sz="6" w:color="D9D9E0"/>
+              <w:bottom w:val="single" w:sz="6" w:color="D9D9E0"/>
+              <w:right w:val="single" w:sz="6" w:color="D9D9E0"/>
+            </w:tcBorders>
+            <w:shd w:val="clear" w:fill="F4F4F7"/>
+          </w:tcPr>
+          <w:p>
+            <w:pPr>
+              <w:spacing w:before="50" w:after="50"/>
+            </w:pPr>
+            <w:r>
+              <w:rPr>
+                <w:sz w:val="17"/>
+              </w:rPr>
+              <w:t>Confidence calibration</w:t>
+            </w:r>
+          </w:p>
+        </w:tc>
+        <w:tc>
+          <w:tcPr>
+            <w:tcW w:type="dxa" w:w="2448"/>
+            <w:tcBorders>
+              <w:top w:val="single" w:sz="6" w:color="D9D9E0"/>
+              <w:left w:val="single" w:sz="6" w:color="D9D9E0"/>
+              <w:bottom w:val="single" w:sz="6" w:color="D9D9E0"/>
+              <w:right w:val="single" w:sz="6" w:color="D9D9E0"/>
+            </w:tcBorders>
+            <w:shd w:val="clear" w:fill="F4F4F7"/>
+          </w:tcPr>
+          <w:p>
+            <w:pPr>
+              <w:spacing w:before="50" w:after="50"/>
+            </w:pPr>
+            <w:r>
+              <w:rPr>
+                <w:sz w:val="17"/>
+              </w:rPr>
+              <w:t>Stated confidence within five points of observed accuracy.</w:t>
+            </w:r>
+          </w:p>
+        </w:tc>
+        <w:tc>
+          <w:tcPr>
+            <w:tcW w:type="dxa" w:w="5040"/>
+            <w:tcBorders>
+              <w:top w:val="single" w:sz="6" w:color="D9D9E0"/>
+              <w:left w:val="single" w:sz="6" w:color="D9D9E0"/>
+              <w:bottom w:val="single" w:sz="6" w:color="D9D9E0"/>
+              <w:right w:val="single" w:sz="6" w:color="D9D9E0"/>
+            </w:tcBorders>
+            <w:shd w:val="clear" w:fill="F4F4F7"/>
+          </w:tcPr>
+          <w:p>
+            <w:pPr>
+              <w:spacing w:before="50" w:after="50"/>
+            </w:pPr>
+            <w:r>
+              <w:rPr>
+                <w:sz w:val="17"/>
+              </w:rPr>
+              <w:t>largest gap +9.9 pts in band 0.8-0.9 (stated 0.85, observed 0.95, n=59); 0.80-0.90 band observed 0.95 (n=59, Framework expects about 0.85) — NOT MET</w:t>
+            </w:r>
+          </w:p>
+        </w:tc>
+      </w:tr>
+    </w:tbl>
+    <w:p>
+      <w:pPr>
+        <w:spacing w:after="80"/>
+      </w:pPr>
+    </w:p>
+    <w:p>
+      <w:pPr>
+        <w:pStyle w:val="Heading3"/>
+      </w:pPr>
+      <w:r>
+        <w:t>Results — 50-ticket development run (free local configuration, D-01a)</w:t>
       </w:r>
     </w:p>
     <w:p>
+      <w:pPr>
+        <w:spacing w:after="400"/>
+        <w:jc w:val="center"/>
+      </w:pPr>
       <w:r>
-        <w:t>Run harness-20260920T133455Z-5a0eff3d (2026-09-20 UTC), 10 tickets, code 2db514c + uncommitted changes. Drafting gpt-4o-mini; guardrails gpt-4o. Confidence threshold 0.85; guardrails on; model cache off (48 live calls, 0 replayed). Runs against the hidden evaluation set: 0. Cost of the run: $0.1237 (72,565 tokens in, 2,538 out).</w:t>
+        <w:rPr>
+          <w:i/>
+          <w:color w:val="4A4A63"/>
+          <w:sz w:val="21"/>
+        </w:rPr>
+        <w:t>Run harness-20260927T101501Z-32ab3564 (2026-09-27 UTC), 50 tickets, code a288388 + uncommitted changes. Drafting llama3.1-8b-ctx8k; guardrails qwen2.5-7b-ctx8k. Confidence threshold 0.85; guardrails on; model cache off (198 live calls, 0 replayed). Runs against the hidden evaluation set: 0. Cost of the run: $0.0000 (429,130 tokens in, 16,449 out). Figures generated by evaluation/results_table.py from evaluation/results/final_dev_local_50_20260927.</w:t>
       </w:r>
     </w:p>
     <w:tbl>
@@ -6040,7 +6719,7 @@
               <w:rPr>
                 <w:b/>
               </w:rPr>
-              <w:t>40.0% correctly resolved (50.0% auto-sent) — NOT MET</w:t>
+              <w:t>60.0% correctly resolved (80.0% auto-sent) — MET</w:t>
             </w:r>
           </w:p>
         </w:tc>
@@ -6062,7 +6741,7 @@
               <w:rPr>
                 <w:b w:val="0"/>
               </w:rPr>
-              <w:t>95% CI 17-69% (n=10)</w:t>
+              <w:t>95% CI 46-72% (n=50)</w:t>
             </w:r>
           </w:p>
         </w:tc>
@@ -6084,7 +6763,7 @@
               <w:rPr>
                 <w:b w:val="0"/>
               </w:rPr>
-              <w:t>1 of 5 sent replies went to tickets the labels say must be held, so they are not counted as resolved: a wrong answer returns as a repeat contact. Correctness is agreement with labels.expected_route, not a check of reply quality.</w:t>
+              <w:t>10 of 40 sent replies went to tickets the labels say must be held, so they are not counted as resolved: a wrong answer returns as a repeat contact. Correctness is agreement with labels.expected_route, not a check of reply quality.</w:t>
             </w:r>
           </w:p>
         </w:tc>
@@ -6176,9 +6855,9 @@
             </w:pPr>
             <w:r>
               <w:rPr>
-                <w:b w:val="0"/>
-              </w:rPr>
-              <w:t>8.5 s — MET</w:t>
+                <w:b/>
+              </w:rPr>
+              <w:t>52.2 s — MET</w:t>
             </w:r>
           </w:p>
         </w:tc>
@@ -6201,7 +6880,7 @@
               <w:rPr>
                 <w:b w:val="0"/>
               </w:rPr>
-              <w:t>n=5 auto-sent tickets; median 4.9 s</w:t>
+              <w:t>n=40 auto-sent tickets; median 51.1 s</w:t>
             </w:r>
           </w:p>
         </w:tc>
@@ -6224,7 +6903,7 @@
               <w:rPr>
                 <w:b w:val="0"/>
               </w:rPr>
-              <w:t>Harness time from ticket read to reply ready; excludes queueing and delivery. The 5 escalated or blocked tickets get no automated reply (holding reply is out of scope, PRD Table 6), so their first reply comes from the human queue.</w:t>
+              <w:t>Harness time from ticket read to reply ready; excludes queueing and delivery. The 10 escalated or blocked tickets get no automated reply (holding reply is out of scope, PRD Table 6), so their first reply comes from the human queue.</w:t>
             </w:r>
           </w:p>
         </w:tc>
@@ -6452,7 +7131,7 @@
               <w:rPr>
                 <w:b/>
               </w:rPr>
-              <w:t>50.0% — NOT MET</w:t>
+              <w:t>20.0% — MET</w:t>
             </w:r>
           </w:p>
         </w:tc>
@@ -6475,7 +7154,7 @@
               <w:rPr>
                 <w:b w:val="0"/>
               </w:rPr>
-              <w:t>95% CI 24-76% (n=10)</w:t>
+              <w:t>95% CI 11-33% (n=50)</w:t>
             </w:r>
           </w:p>
         </w:tc>
@@ -6498,7 +7177,7 @@
               <w:rPr>
                 <w:b w:val="0"/>
               </w:rPr>
-              <w:t>5 escalated by routing and 0 blocked by a guardrail; 0 tickets were blocked because a check could not run (fail-safe), not because it found a fault.</w:t>
+              <w:t>6 escalated by routing and 4 blocked by a guardrail; 0 tickets were blocked because a check could not run (fail-safe), not because it found a fault.</w:t>
             </w:r>
           </w:p>
         </w:tc>
@@ -6588,7 +7267,7 @@
               <w:rPr>
                 <w:b/>
               </w:rPr>
-              <w:t>71.4% mean over 7 classes; 5 of 7 at ≥85% — NOT MET</w:t>
+              <w:t>97.8% mean over the 18 classes with a precision denominator; 17 of 18 at ≥85% — NOT MET</w:t>
             </w:r>
           </w:p>
         </w:tc>
@@ -6610,7 +7289,7 @@
               <w:rPr>
                 <w:b w:val="0"/>
               </w:rPr>
-              <w:t>Per-class n: median 1; 7 classes have fewer than 5 tickets, so per-class figures are indicative only</w:t>
+              <w:t>Precision n (predictions made per class): median 2; 16 classes were predicted fewer than 5 times and 0 never, so per-class figures are indicative only</w:t>
             </w:r>
           </w:p>
         </w:tc>
@@ -6632,7 +7311,7 @@
               <w:rPr>
                 <w:b w:val="0"/>
               </w:rPr>
-              <w:t>Weakest: account_access 0% (n=1); api_usage_question 0% (n=1); api_key_issue 100% (n=1). Overall intent accuracy 80.0%. The target is per class, so it is met only if every class reaches 85%.</w:t>
+              <w:t>Weakest: account_access 60% (n=5); api_key_issue 100% (n=2); api_usage_question 100% (n=3). Overall intent accuracy 96.0%. The target is per class, so it is met only if every class reaches 85%.</w:t>
             </w:r>
           </w:p>
         </w:tc>
@@ -6906,7 +7585,7 @@
               <w:rPr>
                 <w:b w:val="0"/>
               </w:rPr>
-              <w:t>The Framework checks each citation against the sentence it is attached to. Sentence-level support was not assessed. Nearest evidence: the cited ARTICLE was one the labels expect in 100.0% of citations over 6 drafts (recall 83.3%) — a check of the right source, not of support.</w:t>
+              <w:t>The Framework checks each citation against the sentence it is attached to. Sentence-level support was not assessed. Nearest evidence: the cited ARTICLE was one the labels expect in 88.9% of citations over 36 drafts (recall 84.7%) — a check of the right source, not of support.</w:t>
             </w:r>
           </w:p>
         </w:tc>
@@ -7000,7 +7679,7 @@
               <w:rPr>
                 <w:b/>
               </w:rPr>
-              <w:t>23.4 s — NOT MET</w:t>
+              <w:t>77.9 s — NOT MET</w:t>
             </w:r>
           </w:p>
         </w:tc>
@@ -7023,7 +7702,7 @@
               <w:rPr>
                 <w:b w:val="0"/>
               </w:rPr>
-              <w:t>n=10 live tickets; max 23.4 s</w:t>
+              <w:t>n=50 live tickets; max 88.0 s</w:t>
             </w:r>
           </w:p>
         </w:tc>
@@ -7046,7 +7725,7 @@
               <w:rPr>
                 <w:b w:val="0"/>
               </w:rPr>
-              <w:t>End to end per ticket, including retrieval and every model call, run in sequence. Models: gpt-4o-mini drafting, gpt-4o guardrails.</w:t>
+              <w:t>End to end per ticket, including retrieval and every model call, run in sequence. Models: llama3.1-8b-ctx8k drafting, qwen2.5-7b-ctx8k guardrails.</w:t>
             </w:r>
           </w:p>
         </w:tc>
@@ -7158,7 +7837,7 @@
               <w:rPr>
                 <w:b w:val="0"/>
               </w:rPr>
-              <w:t>Automated scan of all 5 sent replies; manual sample review: not done</w:t>
+              <w:t>Automated scan of all 40 sent replies; manual sample review: not done</w:t>
             </w:r>
           </w:p>
         </w:tc>
@@ -7274,7 +7953,7 @@
               <w:rPr>
                 <w:b/>
               </w:rPr>
-              <w:t>Not measured — NOT MEASURED</w:t>
+              <w:t>30 pts (language_fluency: fluent vs non_fluent) — NOT MEASURED</w:t>
             </w:r>
           </w:p>
         </w:tc>
@@ -7297,7 +7976,7 @@
               <w:rPr>
                 <w:b w:val="0"/>
               </w:rPr>
-              <w:t>Every segment under n=10</w:t>
+              <w:t>breach not significant: fluent n=40 against non_fluent n=10; 1 segments under n=10 excluded</w:t>
             </w:r>
           </w:p>
         </w:tc>
@@ -7320,322 +7999,7 @@
               <w:rPr>
                 <w:b w:val="0"/>
               </w:rPr>
-              <w:t>No segment reached the audit's minimum size.</w:t>
-            </w:r>
-          </w:p>
-        </w:tc>
-      </w:tr>
-    </w:tbl>
-    <w:p>
-      <w:pPr>
-        <w:pStyle w:val="Heading3"/>
-      </w:pPr>
-      <w:r>
-        <w:t>Results — free hosted configuration (OpenRouter free tier)</w:t>
-      </w:r>
-    </w:p>
-    <w:p>
-      <w:r>
-        <w:t>Run harness-20260920T154501Z-78b497af (2026-09-20 UTC), 5 tickets, code a288388. Drafting nvidia/nemotron-3-super-120b-a12b:free; guardrails nex-agi/nex-n2.5-pro:free. Confidence threshold 0.85; guardrails on; model cache off (16 live calls). Cost of the run: $0.0000 (20,653 tokens in, 3,730 out). Runs against the hidden evaluation set: 0. This is the FIRST free-tier configuration to complete a run, and the figures are poor: 0 of 5 tickets answered, 3 of 16 calls returned HTTP 200 carrying no choices, p95 195s against a 3s target. Google's free models were rate-limited upstream for every call of an earlier attempt the same day, so this pairing is what was available rather than what was chosen. At n=5 one ticket moves any rate by 20 points.</w:t>
-      </w:r>
-    </w:p>
-    <w:tbl>
-      <w:tblPr>
-        <w:tblW w:type="auto" w:w="0"/>
-        <w:jc w:val="center"/>
-        <w:tblLayout w:type="fixed"/>
-        <w:tblLook w:firstColumn="1" w:firstRow="1" w:lastColumn="0" w:lastRow="0" w:noHBand="0" w:noVBand="1" w:val="04A0"/>
-      </w:tblPr>
-      <w:tblGrid>
-        <w:gridCol w:w="1608"/>
-        <w:gridCol w:w="1608"/>
-        <w:gridCol w:w="1608"/>
-        <w:gridCol w:w="1608"/>
-        <w:gridCol w:w="1608"/>
-        <w:gridCol w:w="1608"/>
-      </w:tblGrid>
-      <w:tr>
-        <w:tc>
-          <w:tcPr>
-            <w:tcW w:type="dxa" w:w="2304"/>
-            <w:shd w:val="clear" w:fill="E8660A"/>
-            <w:tcBorders>
-              <w:top w:val="single" w:sz="6" w:color="D9D9E0"/>
-              <w:left w:val="single" w:sz="6" w:color="D9D9E0"/>
-              <w:bottom w:val="single" w:sz="6" w:color="D9D9E0"/>
-              <w:right w:val="single" w:sz="6" w:color="D9D9E0"/>
-            </w:tcBorders>
-          </w:tcPr>
-          <w:p>
-            <w:pPr>
-              <w:spacing w:before="60" w:after="60"/>
-            </w:pPr>
-            <w:r>
-              <w:rPr>
-                <w:b/>
-                <w:color w:val="FFFFFF"/>
-                <w:sz w:val="16"/>
-              </w:rPr>
-              <w:t>Measure</w:t>
-            </w:r>
-          </w:p>
-        </w:tc>
-        <w:tc>
-          <w:tcPr>
-            <w:tcW w:type="dxa" w:w="1296"/>
-            <w:shd w:val="clear" w:fill="E8660A"/>
-            <w:tcBorders>
-              <w:top w:val="single" w:sz="6" w:color="D9D9E0"/>
-              <w:left w:val="single" w:sz="6" w:color="D9D9E0"/>
-              <w:bottom w:val="single" w:sz="6" w:color="D9D9E0"/>
-              <w:right w:val="single" w:sz="6" w:color="D9D9E0"/>
-            </w:tcBorders>
-          </w:tcPr>
-          <w:p>
-            <w:pPr>
-              <w:spacing w:before="60" w:after="60"/>
-            </w:pPr>
-            <w:r>
-              <w:rPr>
-                <w:b/>
-                <w:color w:val="FFFFFF"/>
-                <w:sz w:val="16"/>
-              </w:rPr>
-              <w:t>Baseline</w:t>
-            </w:r>
-          </w:p>
-        </w:tc>
-        <w:tc>
-          <w:tcPr>
-            <w:tcW w:type="dxa" w:w="1080"/>
-            <w:shd w:val="clear" w:fill="E8660A"/>
-            <w:tcBorders>
-              <w:top w:val="single" w:sz="6" w:color="D9D9E0"/>
-              <w:left w:val="single" w:sz="6" w:color="D9D9E0"/>
-              <w:bottom w:val="single" w:sz="6" w:color="D9D9E0"/>
-              <w:right w:val="single" w:sz="6" w:color="D9D9E0"/>
-            </w:tcBorders>
-          </w:tcPr>
-          <w:p>
-            <w:pPr>
-              <w:spacing w:before="60" w:after="60"/>
-            </w:pPr>
-            <w:r>
-              <w:rPr>
-                <w:b/>
-                <w:color w:val="FFFFFF"/>
-                <w:sz w:val="16"/>
-              </w:rPr>
-              <w:t>Target</w:t>
-            </w:r>
-          </w:p>
-        </w:tc>
-        <w:tc>
-          <w:tcPr>
-            <w:tcW w:type="dxa" w:w="1080"/>
-            <w:shd w:val="clear" w:fill="E8660A"/>
-            <w:tcBorders>
-              <w:top w:val="single" w:sz="6" w:color="D9D9E0"/>
-              <w:left w:val="single" w:sz="6" w:color="D9D9E0"/>
-              <w:bottom w:val="single" w:sz="6" w:color="D9D9E0"/>
-              <w:right w:val="single" w:sz="6" w:color="D9D9E0"/>
-            </w:tcBorders>
-          </w:tcPr>
-          <w:p>
-            <w:pPr>
-              <w:spacing w:before="60" w:after="60"/>
-            </w:pPr>
-            <w:r>
-              <w:rPr>
-                <w:b/>
-                <w:color w:val="FFFFFF"/>
-                <w:sz w:val="16"/>
-              </w:rPr>
-              <w:t>Achieved</w:t>
-            </w:r>
-          </w:p>
-        </w:tc>
-        <w:tc>
-          <w:tcPr>
-            <w:tcW w:type="dxa" w:w="1728"/>
-            <w:shd w:val="clear" w:fill="E8660A"/>
-            <w:tcBorders>
-              <w:top w:val="single" w:sz="6" w:color="D9D9E0"/>
-              <w:left w:val="single" w:sz="6" w:color="D9D9E0"/>
-              <w:bottom w:val="single" w:sz="6" w:color="D9D9E0"/>
-              <w:right w:val="single" w:sz="6" w:color="D9D9E0"/>
-            </w:tcBorders>
-          </w:tcPr>
-          <w:p>
-            <w:pPr>
-              <w:spacing w:before="60" w:after="60"/>
-            </w:pPr>
-            <w:r>
-              <w:rPr>
-                <w:b/>
-                <w:color w:val="FFFFFF"/>
-                <w:sz w:val="16"/>
-              </w:rPr>
-              <w:t>Confidence in the figure</w:t>
-            </w:r>
-          </w:p>
-        </w:tc>
-        <w:tc>
-          <w:tcPr>
-            <w:tcW w:type="dxa" w:w="2160"/>
-            <w:shd w:val="clear" w:fill="E8660A"/>
-            <w:tcBorders>
-              <w:top w:val="single" w:sz="6" w:color="D9D9E0"/>
-              <w:left w:val="single" w:sz="6" w:color="D9D9E0"/>
-              <w:bottom w:val="single" w:sz="6" w:color="D9D9E0"/>
-              <w:right w:val="single" w:sz="6" w:color="D9D9E0"/>
-            </w:tcBorders>
-          </w:tcPr>
-          <w:p>
-            <w:pPr>
-              <w:spacing w:before="60" w:after="60"/>
-            </w:pPr>
-            <w:r>
-              <w:rPr>
-                <w:b/>
-                <w:color w:val="FFFFFF"/>
-                <w:sz w:val="16"/>
-              </w:rPr>
-              <w:t>Notes</w:t>
-            </w:r>
-          </w:p>
-        </w:tc>
-      </w:tr>
-      <w:tr>
-        <w:tc>
-          <w:tcPr>
-            <w:tcW w:type="dxa" w:w="2304"/>
-            <w:tcBorders>
-              <w:top w:val="single" w:sz="6" w:color="D9D9E0"/>
-              <w:left w:val="single" w:sz="6" w:color="D9D9E0"/>
-              <w:bottom w:val="single" w:sz="6" w:color="D9D9E0"/>
-              <w:right w:val="single" w:sz="6" w:color="D9D9E0"/>
-            </w:tcBorders>
-          </w:tcPr>
-          <w:p>
-            <w:pPr>
-              <w:spacing w:before="50" w:after="50"/>
-            </w:pPr>
-            <w:r>
-              <w:rPr>
-                <w:sz w:val="15"/>
-              </w:rPr>
-              <w:t>First contact resolution</w:t>
-            </w:r>
-          </w:p>
-        </w:tc>
-        <w:tc>
-          <w:tcPr>
-            <w:tcW w:type="dxa" w:w="1296"/>
-            <w:tcBorders>
-              <w:top w:val="single" w:sz="6" w:color="D9D9E0"/>
-              <w:left w:val="single" w:sz="6" w:color="D9D9E0"/>
-              <w:bottom w:val="single" w:sz="6" w:color="D9D9E0"/>
-              <w:right w:val="single" w:sz="6" w:color="D9D9E0"/>
-            </w:tcBorders>
-          </w:tcPr>
-          <w:p>
-            <w:pPr>
-              <w:spacing w:before="50" w:after="50"/>
-            </w:pPr>
-            <w:r>
-              <w:rPr>
-                <w:sz w:val="15"/>
-              </w:rPr>
-              <w:t>42%</w:t>
-            </w:r>
-          </w:p>
-        </w:tc>
-        <w:tc>
-          <w:tcPr>
-            <w:tcW w:type="dxa" w:w="1080"/>
-            <w:tcBorders>
-              <w:top w:val="single" w:sz="6" w:color="D9D9E0"/>
-              <w:left w:val="single" w:sz="6" w:color="D9D9E0"/>
-              <w:bottom w:val="single" w:sz="6" w:color="D9D9E0"/>
-              <w:right w:val="single" w:sz="6" w:color="D9D9E0"/>
-            </w:tcBorders>
-          </w:tcPr>
-          <w:p>
-            <w:pPr>
-              <w:spacing w:before="50" w:after="50"/>
-            </w:pPr>
-            <w:r>
-              <w:rPr>
-                <w:sz w:val="15"/>
-              </w:rPr>
-              <w:t>60%</w:t>
-            </w:r>
-          </w:p>
-        </w:tc>
-        <w:tc>
-          <w:tcPr>
-            <w:tcW w:type="dxa" w:w="1080"/>
-            <w:tcBorders>
-              <w:top w:val="single" w:sz="6" w:color="D9D9E0"/>
-              <w:left w:val="single" w:sz="6" w:color="D9D9E0"/>
-              <w:bottom w:val="single" w:sz="6" w:color="D9D9E0"/>
-              <w:right w:val="single" w:sz="6" w:color="D9D9E0"/>
-            </w:tcBorders>
-          </w:tcPr>
-          <w:p>
-            <w:pPr>
-              <w:spacing w:before="50" w:after="50"/>
-            </w:pPr>
-            <w:r>
-              <w:rPr>
-                <w:b/>
-              </w:rPr>
-              <w:t>0.0% correctly resolved (0.0% auto-sent) — NOT MET</w:t>
-            </w:r>
-          </w:p>
-        </w:tc>
-        <w:tc>
-          <w:tcPr>
-            <w:tcW w:type="dxa" w:w="1728"/>
-            <w:tcBorders>
-              <w:top w:val="single" w:sz="6" w:color="D9D9E0"/>
-              <w:left w:val="single" w:sz="6" w:color="D9D9E0"/>
-              <w:bottom w:val="single" w:sz="6" w:color="D9D9E0"/>
-              <w:right w:val="single" w:sz="6" w:color="D9D9E0"/>
-            </w:tcBorders>
-          </w:tcPr>
-          <w:p>
-            <w:pPr>
-              <w:spacing w:before="50" w:after="50"/>
-            </w:pPr>
-            <w:r>
-              <w:rPr>
-                <w:b w:val="0"/>
-              </w:rPr>
-              <w:t>95% CI 0-43% (n=5)</w:t>
-            </w:r>
-          </w:p>
-        </w:tc>
-        <w:tc>
-          <w:tcPr>
-            <w:tcW w:type="dxa" w:w="2160"/>
-            <w:tcBorders>
-              <w:top w:val="single" w:sz="6" w:color="D9D9E0"/>
-              <w:left w:val="single" w:sz="6" w:color="D9D9E0"/>
-              <w:bottom w:val="single" w:sz="6" w:color="D9D9E0"/>
-              <w:right w:val="single" w:sz="6" w:color="D9D9E0"/>
-            </w:tcBorders>
-          </w:tcPr>
-          <w:p>
-            <w:pPr>
-              <w:spacing w:before="50" w:after="50"/>
-            </w:pPr>
-            <w:r>
-              <w:rPr>
-                <w:b w:val="0"/>
-              </w:rPr>
-              <w:t>0 of 0 sent replies went to tickets the labels say must be held, so they are not counted as resolved: a wrong answer returns as a repeat contact. Correctness is agreement with labels.expected_route, not a check of reply quality.</w:t>
+              <w:t>Quality here is decision correctness against labels, not a rubric score, across language fluency, region and tier. The status is the audit's own per-segment verdict: a gap wider than the target whose interval overlaps the best segment's is a gap this sample cannot resolve, so it is reported as not measured rather than as a failure. NFR-05 allows 15 points; this Framework target is 5. Full per-segment figures: fairness audit.</w:t>
             </w:r>
           </w:p>
         </w:tc>
@@ -7660,7 +8024,7 @@
               <w:rPr>
                 <w:sz w:val="15"/>
               </w:rPr>
-              <w:t>Mean time to first reply</w:t>
+              <w:t>Repeat contacts</w:t>
             </w:r>
           </w:p>
         </w:tc>
@@ -7683,7 +8047,7 @@
               <w:rPr>
                 <w:sz w:val="15"/>
               </w:rPr>
-              <w:t>8 to 12 hrs</w:t>
+              <w:t>24.0% (history, n=50)</w:t>
             </w:r>
           </w:p>
         </w:tc>
@@ -7706,7 +8070,7 @@
               <w:rPr>
                 <w:sz w:val="15"/>
               </w:rPr>
-              <w:t>&lt; 5 min</w:t>
+              <w:t>Halved</w:t>
             </w:r>
           </w:p>
         </w:tc>
@@ -7729,7 +8093,7 @@
               <w:rPr>
                 <w:b/>
               </w:rPr>
-              <w:t>No automated replies — NOT MET</w:t>
+              <w:t>Not measured — NOT MEASURED</w:t>
             </w:r>
           </w:p>
         </w:tc>
@@ -7752,7 +8116,7 @@
               <w:rPr>
                 <w:b w:val="0"/>
               </w:rPr>
-              <w:t>n=0</w:t>
+              <w:t>An offline run cannot observe a customer returning</w:t>
             </w:r>
           </w:p>
         </w:tc>
@@ -7775,141 +8139,7 @@
               <w:rPr>
                 <w:b w:val="0"/>
               </w:rPr>
-              <w:t>All 5 tickets were escalated or blocked.</w:t>
-            </w:r>
-          </w:p>
-        </w:tc>
-      </w:tr>
-      <w:tr>
-        <w:tc>
-          <w:tcPr>
-            <w:tcW w:type="dxa" w:w="2304"/>
-            <w:tcBorders>
-              <w:top w:val="single" w:sz="6" w:color="D9D9E0"/>
-              <w:left w:val="single" w:sz="6" w:color="D9D9E0"/>
-              <w:bottom w:val="single" w:sz="6" w:color="D9D9E0"/>
-              <w:right w:val="single" w:sz="6" w:color="D9D9E0"/>
-            </w:tcBorders>
-          </w:tcPr>
-          <w:p>
-            <w:pPr>
-              <w:spacing w:before="50" w:after="50"/>
-            </w:pPr>
-            <w:r>
-              <w:rPr>
-                <w:sz w:val="15"/>
-              </w:rPr>
-              <w:t>Satisfaction proxy</w:t>
-            </w:r>
-          </w:p>
-        </w:tc>
-        <w:tc>
-          <w:tcPr>
-            <w:tcW w:type="dxa" w:w="1296"/>
-            <w:tcBorders>
-              <w:top w:val="single" w:sz="6" w:color="D9D9E0"/>
-              <w:left w:val="single" w:sz="6" w:color="D9D9E0"/>
-              <w:bottom w:val="single" w:sz="6" w:color="D9D9E0"/>
-              <w:right w:val="single" w:sz="6" w:color="D9D9E0"/>
-            </w:tcBorders>
-          </w:tcPr>
-          <w:p>
-            <w:pPr>
-              <w:spacing w:before="50" w:after="50"/>
-            </w:pPr>
-            <w:r>
-              <w:rPr>
-                <w:sz w:val="15"/>
-              </w:rPr>
-              <w:t>3.2 / 5</w:t>
-            </w:r>
-          </w:p>
-        </w:tc>
-        <w:tc>
-          <w:tcPr>
-            <w:tcW w:type="dxa" w:w="1080"/>
-            <w:tcBorders>
-              <w:top w:val="single" w:sz="6" w:color="D9D9E0"/>
-              <w:left w:val="single" w:sz="6" w:color="D9D9E0"/>
-              <w:bottom w:val="single" w:sz="6" w:color="D9D9E0"/>
-              <w:right w:val="single" w:sz="6" w:color="D9D9E0"/>
-            </w:tcBorders>
-          </w:tcPr>
-          <w:p>
-            <w:pPr>
-              <w:spacing w:before="50" w:after="50"/>
-            </w:pPr>
-            <w:r>
-              <w:rPr>
-                <w:sz w:val="15"/>
-              </w:rPr>
-              <w:t>4.0</w:t>
-            </w:r>
-          </w:p>
-        </w:tc>
-        <w:tc>
-          <w:tcPr>
-            <w:tcW w:type="dxa" w:w="1080"/>
-            <w:tcBorders>
-              <w:top w:val="single" w:sz="6" w:color="D9D9E0"/>
-              <w:left w:val="single" w:sz="6" w:color="D9D9E0"/>
-              <w:bottom w:val="single" w:sz="6" w:color="D9D9E0"/>
-              <w:right w:val="single" w:sz="6" w:color="D9D9E0"/>
-            </w:tcBorders>
-          </w:tcPr>
-          <w:p>
-            <w:pPr>
-              <w:spacing w:before="50" w:after="50"/>
-            </w:pPr>
-            <w:r>
-              <w:rPr>
-                <w:b/>
-              </w:rPr>
-              <w:t>Not measured — NOT MEASURED</w:t>
-            </w:r>
-          </w:p>
-        </w:tc>
-        <w:tc>
-          <w:tcPr>
-            <w:tcW w:type="dxa" w:w="1728"/>
-            <w:tcBorders>
-              <w:top w:val="single" w:sz="6" w:color="D9D9E0"/>
-              <w:left w:val="single" w:sz="6" w:color="D9D9E0"/>
-              <w:bottom w:val="single" w:sz="6" w:color="D9D9E0"/>
-              <w:right w:val="single" w:sz="6" w:color="D9D9E0"/>
-            </w:tcBorders>
-          </w:tcPr>
-          <w:p>
-            <w:pPr>
-              <w:spacing w:before="50" w:after="50"/>
-            </w:pPr>
-            <w:r>
-              <w:rPr>
-                <w:b w:val="0"/>
-              </w:rPr>
-              <w:t>No scored sample on this run</w:t>
-            </w:r>
-          </w:p>
-        </w:tc>
-        <w:tc>
-          <w:tcPr>
-            <w:tcW w:type="dxa" w:w="2160"/>
-            <w:tcBorders>
-              <w:top w:val="single" w:sz="6" w:color="D9D9E0"/>
-              <w:left w:val="single" w:sz="6" w:color="D9D9E0"/>
-              <w:bottom w:val="single" w:sz="6" w:color="D9D9E0"/>
-              <w:right w:val="single" w:sz="6" w:color="D9D9E0"/>
-            </w:tcBorders>
-          </w:tcPr>
-          <w:p>
-            <w:pPr>
-              <w:spacing w:before="50" w:after="50"/>
-            </w:pPr>
-            <w:r>
-              <w:rPr>
-                <w:b w:val="0"/>
-              </w:rPr>
-              <w:t>The Framework's method is human review of a stated sample of responses against a rubric, reporting sample size, rubric and scorers. Not done for this run. Nearest evidence: B-18, where one person scored 50 drafts from b21_openai_80_20260914 on the judge's RAG rubric (mean answer relevance 4.86/5) — a different rubric, a different run and a single scorer, so not a satisfaction proxy.</w:t>
+              <w:t>Baseline from history.repeat_contact: 12 of 50 of these tickets (24.0%) came back under human handling, so halved is 12.0% or lower. Leading indicator: 10 of 40 sent replies went to tickets the labels say must be held, the kind of reply that comes back as a repeat contact.</w:t>
             </w:r>
           </w:p>
         </w:tc>
@@ -7934,7 +8164,7 @@
               <w:rPr>
                 <w:sz w:val="15"/>
               </w:rPr>
-              <w:t>Escalation rate</w:t>
+              <w:t>Availability</w:t>
             </w:r>
           </w:p>
         </w:tc>
@@ -7957,7 +8187,7 @@
               <w:rPr>
                 <w:sz w:val="15"/>
               </w:rPr>
-              <w:t>58%</w:t>
+              <w:t>—</w:t>
             </w:r>
           </w:p>
         </w:tc>
@@ -7980,7 +8210,7 @@
               <w:rPr>
                 <w:sz w:val="15"/>
               </w:rPr>
-              <w:t>≤ 30%</w:t>
+              <w:t>99.5%</w:t>
             </w:r>
           </w:p>
         </w:tc>
@@ -8003,7 +8233,7 @@
               <w:rPr>
                 <w:b/>
               </w:rPr>
-              <w:t>100.0% — NOT MET</w:t>
+              <w:t>98.0% — NOT MET</w:t>
             </w:r>
           </w:p>
         </w:tc>
@@ -8026,7 +8256,7 @@
               <w:rPr>
                 <w:b w:val="0"/>
               </w:rPr>
-              <w:t>95% CI 57-100% (n=5)</w:t>
+              <w:t>95% CI 90-100% (n=50)</w:t>
             </w:r>
           </w:p>
         </w:tc>
@@ -8049,829 +8279,7 @@
               <w:rPr>
                 <w:b w:val="0"/>
               </w:rPr>
-              <w:t>5 escalated by routing and 0 blocked by a guardrail; 0 tickets were blocked because a check could not run (fail-safe), not because it found a fault.</w:t>
-            </w:r>
-          </w:p>
-        </w:tc>
-      </w:tr>
-      <w:tr>
-        <w:tc>
-          <w:tcPr>
-            <w:tcW w:type="dxa" w:w="2304"/>
-            <w:tcBorders>
-              <w:top w:val="single" w:sz="6" w:color="D9D9E0"/>
-              <w:left w:val="single" w:sz="6" w:color="D9D9E0"/>
-              <w:bottom w:val="single" w:sz="6" w:color="D9D9E0"/>
-              <w:right w:val="single" w:sz="6" w:color="D9D9E0"/>
-            </w:tcBorders>
-          </w:tcPr>
-          <w:p>
-            <w:pPr>
-              <w:spacing w:before="50" w:after="50"/>
-            </w:pPr>
-            <w:r>
-              <w:rPr>
-                <w:sz w:val="15"/>
-              </w:rPr>
-              <w:t>Classification precision</w:t>
-            </w:r>
-          </w:p>
-        </w:tc>
-        <w:tc>
-          <w:tcPr>
-            <w:tcW w:type="dxa" w:w="1296"/>
-            <w:tcBorders>
-              <w:top w:val="single" w:sz="6" w:color="D9D9E0"/>
-              <w:left w:val="single" w:sz="6" w:color="D9D9E0"/>
-              <w:bottom w:val="single" w:sz="6" w:color="D9D9E0"/>
-              <w:right w:val="single" w:sz="6" w:color="D9D9E0"/>
-            </w:tcBorders>
-          </w:tcPr>
-          <w:p>
-            <w:pPr>
-              <w:spacing w:before="50" w:after="50"/>
-            </w:pPr>
-            <w:r>
-              <w:rPr>
-                <w:sz w:val="15"/>
-              </w:rPr>
-              <w:t>—</w:t>
-            </w:r>
-          </w:p>
-        </w:tc>
-        <w:tc>
-          <w:tcPr>
-            <w:tcW w:type="dxa" w:w="1080"/>
-            <w:tcBorders>
-              <w:top w:val="single" w:sz="6" w:color="D9D9E0"/>
-              <w:left w:val="single" w:sz="6" w:color="D9D9E0"/>
-              <w:bottom w:val="single" w:sz="6" w:color="D9D9E0"/>
-              <w:right w:val="single" w:sz="6" w:color="D9D9E0"/>
-            </w:tcBorders>
-          </w:tcPr>
-          <w:p>
-            <w:pPr>
-              <w:spacing w:before="50" w:after="50"/>
-            </w:pPr>
-            <w:r>
-              <w:rPr>
-                <w:sz w:val="15"/>
-              </w:rPr>
-              <w:t>85%</w:t>
-            </w:r>
-          </w:p>
-        </w:tc>
-        <w:tc>
-          <w:tcPr>
-            <w:tcW w:type="dxa" w:w="1080"/>
-            <w:tcBorders>
-              <w:top w:val="single" w:sz="6" w:color="D9D9E0"/>
-              <w:left w:val="single" w:sz="6" w:color="D9D9E0"/>
-              <w:bottom w:val="single" w:sz="6" w:color="D9D9E0"/>
-              <w:right w:val="single" w:sz="6" w:color="D9D9E0"/>
-            </w:tcBorders>
-          </w:tcPr>
-          <w:p>
-            <w:pPr>
-              <w:spacing w:before="50" w:after="50"/>
-            </w:pPr>
-            <w:r>
-              <w:rPr>
-                <w:b/>
-              </w:rPr>
-              <w:t>75.0% mean over 4 classes; 3 of 4 at ≥85% — NOT MET</w:t>
-            </w:r>
-          </w:p>
-        </w:tc>
-        <w:tc>
-          <w:tcPr>
-            <w:tcW w:type="dxa" w:w="1728"/>
-            <w:tcBorders>
-              <w:top w:val="single" w:sz="6" w:color="D9D9E0"/>
-              <w:left w:val="single" w:sz="6" w:color="D9D9E0"/>
-              <w:bottom w:val="single" w:sz="6" w:color="D9D9E0"/>
-              <w:right w:val="single" w:sz="6" w:color="D9D9E0"/>
-            </w:tcBorders>
-          </w:tcPr>
-          <w:p>
-            <w:pPr>
-              <w:spacing w:before="50" w:after="50"/>
-            </w:pPr>
-            <w:r>
-              <w:rPr>
-                <w:b w:val="0"/>
-              </w:rPr>
-              <w:t>Per-class n: median 1; 4 classes have fewer than 5 tickets, so per-class figures are indicative only</w:t>
-            </w:r>
-          </w:p>
-        </w:tc>
-        <w:tc>
-          <w:tcPr>
-            <w:tcW w:type="dxa" w:w="2160"/>
-            <w:tcBorders>
-              <w:top w:val="single" w:sz="6" w:color="D9D9E0"/>
-              <w:left w:val="single" w:sz="6" w:color="D9D9E0"/>
-              <w:bottom w:val="single" w:sz="6" w:color="D9D9E0"/>
-              <w:right w:val="single" w:sz="6" w:color="D9D9E0"/>
-            </w:tcBorders>
-          </w:tcPr>
-          <w:p>
-            <w:pPr>
-              <w:spacing w:before="50" w:after="50"/>
-            </w:pPr>
-            <w:r>
-              <w:rPr>
-                <w:b w:val="0"/>
-              </w:rPr>
-              <w:t>Weakest: authentication_failure 0% (n=1); api_key_issue 100% (n=1); api_usage_question 100% (n=1). Overall intent accuracy 60.0%. The target is per class, so it is met only if every class reaches 85%.</w:t>
-            </w:r>
-          </w:p>
-        </w:tc>
-      </w:tr>
-      <w:tr>
-        <w:tc>
-          <w:tcPr>
-            <w:tcW w:type="dxa" w:w="2304"/>
-            <w:tcBorders>
-              <w:top w:val="single" w:sz="6" w:color="D9D9E0"/>
-              <w:left w:val="single" w:sz="6" w:color="D9D9E0"/>
-              <w:bottom w:val="single" w:sz="6" w:color="D9D9E0"/>
-              <w:right w:val="single" w:sz="6" w:color="D9D9E0"/>
-            </w:tcBorders>
-            <w:shd w:val="clear" w:fill="F4F4F7"/>
-          </w:tcPr>
-          <w:p>
-            <w:pPr>
-              <w:spacing w:before="50" w:after="50"/>
-            </w:pPr>
-            <w:r>
-              <w:rPr>
-                <w:sz w:val="15"/>
-              </w:rPr>
-              <w:t>Hallucination rate</w:t>
-            </w:r>
-          </w:p>
-        </w:tc>
-        <w:tc>
-          <w:tcPr>
-            <w:tcW w:type="dxa" w:w="1296"/>
-            <w:tcBorders>
-              <w:top w:val="single" w:sz="6" w:color="D9D9E0"/>
-              <w:left w:val="single" w:sz="6" w:color="D9D9E0"/>
-              <w:bottom w:val="single" w:sz="6" w:color="D9D9E0"/>
-              <w:right w:val="single" w:sz="6" w:color="D9D9E0"/>
-            </w:tcBorders>
-            <w:shd w:val="clear" w:fill="F4F4F7"/>
-          </w:tcPr>
-          <w:p>
-            <w:pPr>
-              <w:spacing w:before="50" w:after="50"/>
-            </w:pPr>
-            <w:r>
-              <w:rPr>
-                <w:sz w:val="15"/>
-              </w:rPr>
-              <w:t>—</w:t>
-            </w:r>
-          </w:p>
-        </w:tc>
-        <w:tc>
-          <w:tcPr>
-            <w:tcW w:type="dxa" w:w="1080"/>
-            <w:tcBorders>
-              <w:top w:val="single" w:sz="6" w:color="D9D9E0"/>
-              <w:left w:val="single" w:sz="6" w:color="D9D9E0"/>
-              <w:bottom w:val="single" w:sz="6" w:color="D9D9E0"/>
-              <w:right w:val="single" w:sz="6" w:color="D9D9E0"/>
-            </w:tcBorders>
-            <w:shd w:val="clear" w:fill="F4F4F7"/>
-          </w:tcPr>
-          <w:p>
-            <w:pPr>
-              <w:spacing w:before="50" w:after="50"/>
-            </w:pPr>
-            <w:r>
-              <w:rPr>
-                <w:sz w:val="15"/>
-              </w:rPr>
-              <w:t>≤ 5%</w:t>
-            </w:r>
-          </w:p>
-        </w:tc>
-        <w:tc>
-          <w:tcPr>
-            <w:tcW w:type="dxa" w:w="1080"/>
-            <w:tcBorders>
-              <w:top w:val="single" w:sz="6" w:color="D9D9E0"/>
-              <w:left w:val="single" w:sz="6" w:color="D9D9E0"/>
-              <w:bottom w:val="single" w:sz="6" w:color="D9D9E0"/>
-              <w:right w:val="single" w:sz="6" w:color="D9D9E0"/>
-            </w:tcBorders>
-            <w:shd w:val="clear" w:fill="F4F4F7"/>
-          </w:tcPr>
-          <w:p>
-            <w:pPr>
-              <w:spacing w:before="50" w:after="50"/>
-            </w:pPr>
-            <w:r>
-              <w:rPr>
-                <w:b/>
-              </w:rPr>
-              <w:t>Not measured to method — NOT MEASURED</w:t>
-            </w:r>
-          </w:p>
-        </w:tc>
-        <w:tc>
-          <w:tcPr>
-            <w:tcW w:type="dxa" w:w="1728"/>
-            <w:tcBorders>
-              <w:top w:val="single" w:sz="6" w:color="D9D9E0"/>
-              <w:left w:val="single" w:sz="6" w:color="D9D9E0"/>
-              <w:bottom w:val="single" w:sz="6" w:color="D9D9E0"/>
-              <w:right w:val="single" w:sz="6" w:color="D9D9E0"/>
-            </w:tcBorders>
-            <w:shd w:val="clear" w:fill="F4F4F7"/>
-          </w:tcPr>
-          <w:p>
-            <w:pPr>
-              <w:spacing w:before="50" w:after="50"/>
-            </w:pPr>
-            <w:r>
-              <w:rPr>
-                <w:b w:val="0"/>
-              </w:rPr>
-              <w:t>—</w:t>
-            </w:r>
-          </w:p>
-        </w:tc>
-        <w:tc>
-          <w:tcPr>
-            <w:tcW w:type="dxa" w:w="2160"/>
-            <w:tcBorders>
-              <w:top w:val="single" w:sz="6" w:color="D9D9E0"/>
-              <w:left w:val="single" w:sz="6" w:color="D9D9E0"/>
-              <w:bottom w:val="single" w:sz="6" w:color="D9D9E0"/>
-              <w:right w:val="single" w:sz="6" w:color="D9D9E0"/>
-            </w:tcBorders>
-            <w:shd w:val="clear" w:fill="F4F4F7"/>
-          </w:tcPr>
-          <w:p>
-            <w:pPr>
-              <w:spacing w:before="50" w:after="50"/>
-            </w:pPr>
-            <w:r>
-              <w:rPr>
-                <w:b w:val="0"/>
-              </w:rPr>
-              <w:t>The Framework requires at least fifty responses assessed independently by two people, with their agreement reported. This project had one human assessor. Nearest evidence (B-18, drafts from b21_openai_80_20260914): one human found an unsupported claim in 1 of 50 drafts; the LLM judge in 5 of 50; the judge failed calibration (pooled Spearman 0.3492 against 0.70).</w:t>
-            </w:r>
-          </w:p>
-        </w:tc>
-      </w:tr>
-      <w:tr>
-        <w:tc>
-          <w:tcPr>
-            <w:tcW w:type="dxa" w:w="2304"/>
-            <w:tcBorders>
-              <w:top w:val="single" w:sz="6" w:color="D9D9E0"/>
-              <w:left w:val="single" w:sz="6" w:color="D9D9E0"/>
-              <w:bottom w:val="single" w:sz="6" w:color="D9D9E0"/>
-              <w:right w:val="single" w:sz="6" w:color="D9D9E0"/>
-            </w:tcBorders>
-          </w:tcPr>
-          <w:p>
-            <w:pPr>
-              <w:spacing w:before="50" w:after="50"/>
-            </w:pPr>
-            <w:r>
-              <w:rPr>
-                <w:sz w:val="15"/>
-              </w:rPr>
-              <w:t>Citation accuracy</w:t>
-            </w:r>
-          </w:p>
-        </w:tc>
-        <w:tc>
-          <w:tcPr>
-            <w:tcW w:type="dxa" w:w="1296"/>
-            <w:tcBorders>
-              <w:top w:val="single" w:sz="6" w:color="D9D9E0"/>
-              <w:left w:val="single" w:sz="6" w:color="D9D9E0"/>
-              <w:bottom w:val="single" w:sz="6" w:color="D9D9E0"/>
-              <w:right w:val="single" w:sz="6" w:color="D9D9E0"/>
-            </w:tcBorders>
-          </w:tcPr>
-          <w:p>
-            <w:pPr>
-              <w:spacing w:before="50" w:after="50"/>
-            </w:pPr>
-            <w:r>
-              <w:rPr>
-                <w:sz w:val="15"/>
-              </w:rPr>
-              <w:t>—</w:t>
-            </w:r>
-          </w:p>
-        </w:tc>
-        <w:tc>
-          <w:tcPr>
-            <w:tcW w:type="dxa" w:w="1080"/>
-            <w:tcBorders>
-              <w:top w:val="single" w:sz="6" w:color="D9D9E0"/>
-              <w:left w:val="single" w:sz="6" w:color="D9D9E0"/>
-              <w:bottom w:val="single" w:sz="6" w:color="D9D9E0"/>
-              <w:right w:val="single" w:sz="6" w:color="D9D9E0"/>
-            </w:tcBorders>
-          </w:tcPr>
-          <w:p>
-            <w:pPr>
-              <w:spacing w:before="50" w:after="50"/>
-            </w:pPr>
-            <w:r>
-              <w:rPr>
-                <w:sz w:val="15"/>
-              </w:rPr>
-              <w:t>95%</w:t>
-            </w:r>
-          </w:p>
-        </w:tc>
-        <w:tc>
-          <w:tcPr>
-            <w:tcW w:type="dxa" w:w="1080"/>
-            <w:tcBorders>
-              <w:top w:val="single" w:sz="6" w:color="D9D9E0"/>
-              <w:left w:val="single" w:sz="6" w:color="D9D9E0"/>
-              <w:bottom w:val="single" w:sz="6" w:color="D9D9E0"/>
-              <w:right w:val="single" w:sz="6" w:color="D9D9E0"/>
-            </w:tcBorders>
-          </w:tcPr>
-          <w:p>
-            <w:pPr>
-              <w:spacing w:before="50" w:after="50"/>
-            </w:pPr>
-            <w:r>
-              <w:rPr>
-                <w:b/>
-              </w:rPr>
-              <w:t>Not measured to method — NOT MEASURED</w:t>
-            </w:r>
-          </w:p>
-        </w:tc>
-        <w:tc>
-          <w:tcPr>
-            <w:tcW w:type="dxa" w:w="1728"/>
-            <w:tcBorders>
-              <w:top w:val="single" w:sz="6" w:color="D9D9E0"/>
-              <w:left w:val="single" w:sz="6" w:color="D9D9E0"/>
-              <w:bottom w:val="single" w:sz="6" w:color="D9D9E0"/>
-              <w:right w:val="single" w:sz="6" w:color="D9D9E0"/>
-            </w:tcBorders>
-          </w:tcPr>
-          <w:p>
-            <w:pPr>
-              <w:spacing w:before="50" w:after="50"/>
-            </w:pPr>
-            <w:r>
-              <w:rPr>
-                <w:b w:val="0"/>
-              </w:rPr>
-              <w:t>—</w:t>
-            </w:r>
-          </w:p>
-        </w:tc>
-        <w:tc>
-          <w:tcPr>
-            <w:tcW w:type="dxa" w:w="2160"/>
-            <w:tcBorders>
-              <w:top w:val="single" w:sz="6" w:color="D9D9E0"/>
-              <w:left w:val="single" w:sz="6" w:color="D9D9E0"/>
-              <w:bottom w:val="single" w:sz="6" w:color="D9D9E0"/>
-              <w:right w:val="single" w:sz="6" w:color="D9D9E0"/>
-            </w:tcBorders>
-          </w:tcPr>
-          <w:p>
-            <w:pPr>
-              <w:spacing w:before="50" w:after="50"/>
-            </w:pPr>
-            <w:r>
-              <w:rPr>
-                <w:b w:val="0"/>
-              </w:rPr>
-              <w:t>The Framework checks each citation against the sentence it is attached to. Sentence-level support was not assessed. Nearest evidence: the cited ARTICLE was one the labels expect in 100.0% of citations over 1 drafts (recall 100.0%) — a check of the right source, not of support.</w:t>
-            </w:r>
-          </w:p>
-        </w:tc>
-      </w:tr>
-      <w:tr>
-        <w:tc>
-          <w:tcPr>
-            <w:tcW w:type="dxa" w:w="2304"/>
-            <w:tcBorders>
-              <w:top w:val="single" w:sz="6" w:color="D9D9E0"/>
-              <w:left w:val="single" w:sz="6" w:color="D9D9E0"/>
-              <w:bottom w:val="single" w:sz="6" w:color="D9D9E0"/>
-              <w:right w:val="single" w:sz="6" w:color="D9D9E0"/>
-            </w:tcBorders>
-            <w:shd w:val="clear" w:fill="F4F4F7"/>
-          </w:tcPr>
-          <w:p>
-            <w:pPr>
-              <w:spacing w:before="50" w:after="50"/>
-            </w:pPr>
-            <w:r>
-              <w:rPr>
-                <w:sz w:val="15"/>
-              </w:rPr>
-              <w:t>Latency p95</w:t>
-            </w:r>
-          </w:p>
-        </w:tc>
-        <w:tc>
-          <w:tcPr>
-            <w:tcW w:type="dxa" w:w="1296"/>
-            <w:tcBorders>
-              <w:top w:val="single" w:sz="6" w:color="D9D9E0"/>
-              <w:left w:val="single" w:sz="6" w:color="D9D9E0"/>
-              <w:bottom w:val="single" w:sz="6" w:color="D9D9E0"/>
-              <w:right w:val="single" w:sz="6" w:color="D9D9E0"/>
-            </w:tcBorders>
-            <w:shd w:val="clear" w:fill="F4F4F7"/>
-          </w:tcPr>
-          <w:p>
-            <w:pPr>
-              <w:spacing w:before="50" w:after="50"/>
-            </w:pPr>
-            <w:r>
-              <w:rPr>
-                <w:sz w:val="15"/>
-              </w:rPr>
-              <w:t>—</w:t>
-            </w:r>
-          </w:p>
-        </w:tc>
-        <w:tc>
-          <w:tcPr>
-            <w:tcW w:type="dxa" w:w="1080"/>
-            <w:tcBorders>
-              <w:top w:val="single" w:sz="6" w:color="D9D9E0"/>
-              <w:left w:val="single" w:sz="6" w:color="D9D9E0"/>
-              <w:bottom w:val="single" w:sz="6" w:color="D9D9E0"/>
-              <w:right w:val="single" w:sz="6" w:color="D9D9E0"/>
-            </w:tcBorders>
-            <w:shd w:val="clear" w:fill="F4F4F7"/>
-          </w:tcPr>
-          <w:p>
-            <w:pPr>
-              <w:spacing w:before="50" w:after="50"/>
-            </w:pPr>
-            <w:r>
-              <w:rPr>
-                <w:sz w:val="15"/>
-              </w:rPr>
-              <w:t>&lt; 3 s</w:t>
-            </w:r>
-          </w:p>
-        </w:tc>
-        <w:tc>
-          <w:tcPr>
-            <w:tcW w:type="dxa" w:w="1080"/>
-            <w:tcBorders>
-              <w:top w:val="single" w:sz="6" w:color="D9D9E0"/>
-              <w:left w:val="single" w:sz="6" w:color="D9D9E0"/>
-              <w:bottom w:val="single" w:sz="6" w:color="D9D9E0"/>
-              <w:right w:val="single" w:sz="6" w:color="D9D9E0"/>
-            </w:tcBorders>
-            <w:shd w:val="clear" w:fill="F4F4F7"/>
-          </w:tcPr>
-          <w:p>
-            <w:pPr>
-              <w:spacing w:before="50" w:after="50"/>
-            </w:pPr>
-            <w:r>
-              <w:rPr>
-                <w:b/>
-              </w:rPr>
-              <w:t>195.2 s — NOT MET</w:t>
-            </w:r>
-          </w:p>
-        </w:tc>
-        <w:tc>
-          <w:tcPr>
-            <w:tcW w:type="dxa" w:w="1728"/>
-            <w:tcBorders>
-              <w:top w:val="single" w:sz="6" w:color="D9D9E0"/>
-              <w:left w:val="single" w:sz="6" w:color="D9D9E0"/>
-              <w:bottom w:val="single" w:sz="6" w:color="D9D9E0"/>
-              <w:right w:val="single" w:sz="6" w:color="D9D9E0"/>
-            </w:tcBorders>
-            <w:shd w:val="clear" w:fill="F4F4F7"/>
-          </w:tcPr>
-          <w:p>
-            <w:pPr>
-              <w:spacing w:before="50" w:after="50"/>
-            </w:pPr>
-            <w:r>
-              <w:rPr>
-                <w:b w:val="0"/>
-              </w:rPr>
-              <w:t>n=5 live tickets; max 195.2 s</w:t>
-            </w:r>
-          </w:p>
-        </w:tc>
-        <w:tc>
-          <w:tcPr>
-            <w:tcW w:type="dxa" w:w="2160"/>
-            <w:tcBorders>
-              <w:top w:val="single" w:sz="6" w:color="D9D9E0"/>
-              <w:left w:val="single" w:sz="6" w:color="D9D9E0"/>
-              <w:bottom w:val="single" w:sz="6" w:color="D9D9E0"/>
-              <w:right w:val="single" w:sz="6" w:color="D9D9E0"/>
-            </w:tcBorders>
-            <w:shd w:val="clear" w:fill="F4F4F7"/>
-          </w:tcPr>
-          <w:p>
-            <w:pPr>
-              <w:spacing w:before="50" w:after="50"/>
-            </w:pPr>
-            <w:r>
-              <w:rPr>
-                <w:b w:val="0"/>
-              </w:rPr>
-              <w:t>End to end per ticket, including retrieval and every model call, run in sequence. Models: nvidia/nemotron-3-super-120b-a12b:free drafting, nex-agi/nex-n2.5-pro:free guardrails.</w:t>
-            </w:r>
-          </w:p>
-        </w:tc>
-      </w:tr>
-      <w:tr>
-        <w:tc>
-          <w:tcPr>
-            <w:tcW w:type="dxa" w:w="2304"/>
-            <w:tcBorders>
-              <w:top w:val="single" w:sz="6" w:color="D9D9E0"/>
-              <w:left w:val="single" w:sz="6" w:color="D9D9E0"/>
-              <w:bottom w:val="single" w:sz="6" w:color="D9D9E0"/>
-              <w:right w:val="single" w:sz="6" w:color="D9D9E0"/>
-            </w:tcBorders>
-          </w:tcPr>
-          <w:p>
-            <w:pPr>
-              <w:spacing w:before="50" w:after="50"/>
-            </w:pPr>
-            <w:r>
-              <w:rPr>
-                <w:sz w:val="15"/>
-              </w:rPr>
-              <w:t>Private data occurrences</w:t>
-            </w:r>
-          </w:p>
-        </w:tc>
-        <w:tc>
-          <w:tcPr>
-            <w:tcW w:type="dxa" w:w="1296"/>
-            <w:tcBorders>
-              <w:top w:val="single" w:sz="6" w:color="D9D9E0"/>
-              <w:left w:val="single" w:sz="6" w:color="D9D9E0"/>
-              <w:bottom w:val="single" w:sz="6" w:color="D9D9E0"/>
-              <w:right w:val="single" w:sz="6" w:color="D9D9E0"/>
-            </w:tcBorders>
-          </w:tcPr>
-          <w:p>
-            <w:pPr>
-              <w:spacing w:before="50" w:after="50"/>
-            </w:pPr>
-            <w:r>
-              <w:rPr>
-                <w:sz w:val="15"/>
-              </w:rPr>
-              <w:t>—</w:t>
-            </w:r>
-          </w:p>
-        </w:tc>
-        <w:tc>
-          <w:tcPr>
-            <w:tcW w:type="dxa" w:w="1080"/>
-            <w:tcBorders>
-              <w:top w:val="single" w:sz="6" w:color="D9D9E0"/>
-              <w:left w:val="single" w:sz="6" w:color="D9D9E0"/>
-              <w:bottom w:val="single" w:sz="6" w:color="D9D9E0"/>
-              <w:right w:val="single" w:sz="6" w:color="D9D9E0"/>
-            </w:tcBorders>
-          </w:tcPr>
-          <w:p>
-            <w:pPr>
-              <w:spacing w:before="50" w:after="50"/>
-            </w:pPr>
-            <w:r>
-              <w:rPr>
-                <w:sz w:val="15"/>
-              </w:rPr>
-              <w:t>0</w:t>
-            </w:r>
-          </w:p>
-        </w:tc>
-        <w:tc>
-          <w:tcPr>
-            <w:tcW w:type="dxa" w:w="1080"/>
-            <w:tcBorders>
-              <w:top w:val="single" w:sz="6" w:color="D9D9E0"/>
-              <w:left w:val="single" w:sz="6" w:color="D9D9E0"/>
-              <w:bottom w:val="single" w:sz="6" w:color="D9D9E0"/>
-              <w:right w:val="single" w:sz="6" w:color="D9D9E0"/>
-            </w:tcBorders>
-          </w:tcPr>
-          <w:p>
-            <w:pPr>
-              <w:spacing w:before="50" w:after="50"/>
-            </w:pPr>
-            <w:r>
-              <w:rPr>
-                <w:b w:val="0"/>
-              </w:rPr>
-              <w:t>0 — MET</w:t>
-            </w:r>
-          </w:p>
-        </w:tc>
-        <w:tc>
-          <w:tcPr>
-            <w:tcW w:type="dxa" w:w="1728"/>
-            <w:tcBorders>
-              <w:top w:val="single" w:sz="6" w:color="D9D9E0"/>
-              <w:left w:val="single" w:sz="6" w:color="D9D9E0"/>
-              <w:bottom w:val="single" w:sz="6" w:color="D9D9E0"/>
-              <w:right w:val="single" w:sz="6" w:color="D9D9E0"/>
-            </w:tcBorders>
-          </w:tcPr>
-          <w:p>
-            <w:pPr>
-              <w:spacing w:before="50" w:after="50"/>
-            </w:pPr>
-            <w:r>
-              <w:rPr>
-                <w:b w:val="0"/>
-              </w:rPr>
-              <w:t>Automated scan of all 0 sent replies; manual sample review: not done</w:t>
-            </w:r>
-          </w:p>
-        </w:tc>
-        <w:tc>
-          <w:tcPr>
-            <w:tcW w:type="dxa" w:w="2160"/>
-            <w:tcBorders>
-              <w:top w:val="single" w:sz="6" w:color="D9D9E0"/>
-              <w:left w:val="single" w:sz="6" w:color="D9D9E0"/>
-              <w:bottom w:val="single" w:sz="6" w:color="D9D9E0"/>
-              <w:right w:val="single" w:sz="6" w:color="D9D9E0"/>
-            </w:tcBorders>
-          </w:tcPr>
-          <w:p>
-            <w:pPr>
-              <w:spacing w:before="50" w:after="50"/>
-            </w:pPr>
-            <w:r>
-              <w:rPr>
-                <w:b w:val="0"/>
-              </w:rPr>
-              <w:t>The scan uses the PII guardrail's own patterns (email, API key, phone, account number), independently of the judge's verdict. The guardrail blocked 0 drafts for private data before sending.</w:t>
-            </w:r>
-          </w:p>
-        </w:tc>
-      </w:tr>
-      <w:tr>
-        <w:tc>
-          <w:tcPr>
-            <w:tcW w:type="dxa" w:w="2304"/>
-            <w:tcBorders>
-              <w:top w:val="single" w:sz="6" w:color="D9D9E0"/>
-              <w:left w:val="single" w:sz="6" w:color="D9D9E0"/>
-              <w:bottom w:val="single" w:sz="6" w:color="D9D9E0"/>
-              <w:right w:val="single" w:sz="6" w:color="D9D9E0"/>
-            </w:tcBorders>
-            <w:shd w:val="clear" w:fill="F4F4F7"/>
-          </w:tcPr>
-          <w:p>
-            <w:pPr>
-              <w:spacing w:before="50" w:after="50"/>
-            </w:pPr>
-            <w:r>
-              <w:rPr>
-                <w:sz w:val="15"/>
-              </w:rPr>
-              <w:t>Cross-group variation</w:t>
-            </w:r>
-          </w:p>
-        </w:tc>
-        <w:tc>
-          <w:tcPr>
-            <w:tcW w:type="dxa" w:w="1296"/>
-            <w:tcBorders>
-              <w:top w:val="single" w:sz="6" w:color="D9D9E0"/>
-              <w:left w:val="single" w:sz="6" w:color="D9D9E0"/>
-              <w:bottom w:val="single" w:sz="6" w:color="D9D9E0"/>
-              <w:right w:val="single" w:sz="6" w:color="D9D9E0"/>
-            </w:tcBorders>
-            <w:shd w:val="clear" w:fill="F4F4F7"/>
-          </w:tcPr>
-          <w:p>
-            <w:pPr>
-              <w:spacing w:before="50" w:after="50"/>
-            </w:pPr>
-            <w:r>
-              <w:rPr>
-                <w:sz w:val="15"/>
-              </w:rPr>
-              <w:t>—</w:t>
-            </w:r>
-          </w:p>
-        </w:tc>
-        <w:tc>
-          <w:tcPr>
-            <w:tcW w:type="dxa" w:w="1080"/>
-            <w:tcBorders>
-              <w:top w:val="single" w:sz="6" w:color="D9D9E0"/>
-              <w:left w:val="single" w:sz="6" w:color="D9D9E0"/>
-              <w:bottom w:val="single" w:sz="6" w:color="D9D9E0"/>
-              <w:right w:val="single" w:sz="6" w:color="D9D9E0"/>
-            </w:tcBorders>
-            <w:shd w:val="clear" w:fill="F4F4F7"/>
-          </w:tcPr>
-          <w:p>
-            <w:pPr>
-              <w:spacing w:before="50" w:after="50"/>
-            </w:pPr>
-            <w:r>
-              <w:rPr>
-                <w:sz w:val="15"/>
-              </w:rPr>
-              <w:t>&lt; 5 pts</w:t>
-            </w:r>
-          </w:p>
-        </w:tc>
-        <w:tc>
-          <w:tcPr>
-            <w:tcW w:type="dxa" w:w="1080"/>
-            <w:tcBorders>
-              <w:top w:val="single" w:sz="6" w:color="D9D9E0"/>
-              <w:left w:val="single" w:sz="6" w:color="D9D9E0"/>
-              <w:bottom w:val="single" w:sz="6" w:color="D9D9E0"/>
-              <w:right w:val="single" w:sz="6" w:color="D9D9E0"/>
-            </w:tcBorders>
-            <w:shd w:val="clear" w:fill="F4F4F7"/>
-          </w:tcPr>
-          <w:p>
-            <w:pPr>
-              <w:spacing w:before="50" w:after="50"/>
-            </w:pPr>
-            <w:r>
-              <w:rPr>
-                <w:b/>
-              </w:rPr>
-              <w:t>Not measured — NOT MEASURED</w:t>
-            </w:r>
-          </w:p>
-        </w:tc>
-        <w:tc>
-          <w:tcPr>
-            <w:tcW w:type="dxa" w:w="1728"/>
-            <w:tcBorders>
-              <w:top w:val="single" w:sz="6" w:color="D9D9E0"/>
-              <w:left w:val="single" w:sz="6" w:color="D9D9E0"/>
-              <w:bottom w:val="single" w:sz="6" w:color="D9D9E0"/>
-              <w:right w:val="single" w:sz="6" w:color="D9D9E0"/>
-            </w:tcBorders>
-            <w:shd w:val="clear" w:fill="F4F4F7"/>
-          </w:tcPr>
-          <w:p>
-            <w:pPr>
-              <w:spacing w:before="50" w:after="50"/>
-            </w:pPr>
-            <w:r>
-              <w:rPr>
-                <w:b w:val="0"/>
-              </w:rPr>
-              <w:t>Every segment under n=10</w:t>
-            </w:r>
-          </w:p>
-        </w:tc>
-        <w:tc>
-          <w:tcPr>
-            <w:tcW w:type="dxa" w:w="2160"/>
-            <w:tcBorders>
-              <w:top w:val="single" w:sz="6" w:color="D9D9E0"/>
-              <w:left w:val="single" w:sz="6" w:color="D9D9E0"/>
-              <w:bottom w:val="single" w:sz="6" w:color="D9D9E0"/>
-              <w:right w:val="single" w:sz="6" w:color="D9D9E0"/>
-            </w:tcBorders>
-            <w:shd w:val="clear" w:fill="F4F4F7"/>
-          </w:tcPr>
-          <w:p>
-            <w:pPr>
-              <w:spacing w:before="50" w:after="50"/>
-            </w:pPr>
-            <w:r>
-              <w:rPr>
-                <w:b w:val="0"/>
-              </w:rPr>
-              <w:t>No segment reached the audit's minimum size.</w:t>
+              <w:t>49 of 50 tickets had every stage work. 1 hit a model-call or pipeline failure (degraded ticket, classifier or generator error, or a guardrail that could not run); 50 of 50 still received a decision, a failure escalating rather than erroring. One run's tickets are not uptime over time. At this n the interval cannot confirm 99.5%.</w:t>
             </w:r>
           </w:p>
         </w:tc>
@@ -8882,1558 +8290,7 @@
         <w:pStyle w:val="Heading3"/>
       </w:pPr>
       <w:r>
-        <w:t>Results — 80-ticket validation run (paid OpenAI configuration)</w:t>
-      </w:r>
-    </w:p>
-    <w:p>
-      <w:r>
-        <w:t>Run harness-20260920T173736Z-8eee28c5 (2026-09-20 UTC), 80 tickets, code a288388. Drafting gpt-4o-mini; guardrails gpt-4o. Confidence threshold 0.85; guardrails on; model cache on (31 cached calls, 273 live), so 9 of the 80 tickets were partly replayed. Runs against the hidden evaluation set: 0. Cost of the run: $0.8033 (489,124 tokens in, 23,147 out); wall clock 6.8 minutes. This is the full validation set and supersedes the 10-ticket paid run above and the 15 September 80-ticket run cited in the Governance Framework.</w:t>
-      </w:r>
-    </w:p>
-    <w:tbl>
-      <w:tblPr>
-        <w:tblW w:type="auto" w:w="0"/>
-        <w:jc w:val="center"/>
-        <w:tblLayout w:type="fixed"/>
-        <w:tblLook w:firstColumn="1" w:firstRow="1" w:lastColumn="0" w:lastRow="0" w:noHBand="0" w:noVBand="1" w:val="04A0"/>
-      </w:tblPr>
-      <w:tblGrid>
-        <w:gridCol w:w="1608"/>
-        <w:gridCol w:w="1608"/>
-        <w:gridCol w:w="1608"/>
-        <w:gridCol w:w="1608"/>
-        <w:gridCol w:w="1608"/>
-        <w:gridCol w:w="1608"/>
-      </w:tblGrid>
-      <w:tr>
-        <w:tc>
-          <w:tcPr>
-            <w:tcW w:type="dxa" w:w="2304"/>
-            <w:shd w:val="clear" w:fill="E8660A"/>
-            <w:tcBorders>
-              <w:top w:val="single" w:sz="6" w:color="D9D9E0"/>
-              <w:left w:val="single" w:sz="6" w:color="D9D9E0"/>
-              <w:bottom w:val="single" w:sz="6" w:color="D9D9E0"/>
-              <w:right w:val="single" w:sz="6" w:color="D9D9E0"/>
-            </w:tcBorders>
-          </w:tcPr>
-          <w:p>
-            <w:pPr>
-              <w:spacing w:before="60" w:after="60"/>
-            </w:pPr>
-            <w:r>
-              <w:rPr>
-                <w:b/>
-                <w:color w:val="FFFFFF"/>
-                <w:sz w:val="16"/>
-              </w:rPr>
-              <w:t>Measure</w:t>
-            </w:r>
-          </w:p>
-        </w:tc>
-        <w:tc>
-          <w:tcPr>
-            <w:tcW w:type="dxa" w:w="1296"/>
-            <w:shd w:val="clear" w:fill="E8660A"/>
-            <w:tcBorders>
-              <w:top w:val="single" w:sz="6" w:color="D9D9E0"/>
-              <w:left w:val="single" w:sz="6" w:color="D9D9E0"/>
-              <w:bottom w:val="single" w:sz="6" w:color="D9D9E0"/>
-              <w:right w:val="single" w:sz="6" w:color="D9D9E0"/>
-            </w:tcBorders>
-          </w:tcPr>
-          <w:p>
-            <w:pPr>
-              <w:spacing w:before="60" w:after="60"/>
-            </w:pPr>
-            <w:r>
-              <w:rPr>
-                <w:b/>
-                <w:color w:val="FFFFFF"/>
-                <w:sz w:val="16"/>
-              </w:rPr>
-              <w:t>Baseline</w:t>
-            </w:r>
-          </w:p>
-        </w:tc>
-        <w:tc>
-          <w:tcPr>
-            <w:tcW w:type="dxa" w:w="1080"/>
-            <w:shd w:val="clear" w:fill="E8660A"/>
-            <w:tcBorders>
-              <w:top w:val="single" w:sz="6" w:color="D9D9E0"/>
-              <w:left w:val="single" w:sz="6" w:color="D9D9E0"/>
-              <w:bottom w:val="single" w:sz="6" w:color="D9D9E0"/>
-              <w:right w:val="single" w:sz="6" w:color="D9D9E0"/>
-            </w:tcBorders>
-          </w:tcPr>
-          <w:p>
-            <w:pPr>
-              <w:spacing w:before="60" w:after="60"/>
-            </w:pPr>
-            <w:r>
-              <w:rPr>
-                <w:b/>
-                <w:color w:val="FFFFFF"/>
-                <w:sz w:val="16"/>
-              </w:rPr>
-              <w:t>Target</w:t>
-            </w:r>
-          </w:p>
-        </w:tc>
-        <w:tc>
-          <w:tcPr>
-            <w:tcW w:type="dxa" w:w="1080"/>
-            <w:shd w:val="clear" w:fill="E8660A"/>
-            <w:tcBorders>
-              <w:top w:val="single" w:sz="6" w:color="D9D9E0"/>
-              <w:left w:val="single" w:sz="6" w:color="D9D9E0"/>
-              <w:bottom w:val="single" w:sz="6" w:color="D9D9E0"/>
-              <w:right w:val="single" w:sz="6" w:color="D9D9E0"/>
-            </w:tcBorders>
-          </w:tcPr>
-          <w:p>
-            <w:pPr>
-              <w:spacing w:before="60" w:after="60"/>
-            </w:pPr>
-            <w:r>
-              <w:rPr>
-                <w:b/>
-                <w:color w:val="FFFFFF"/>
-                <w:sz w:val="16"/>
-              </w:rPr>
-              <w:t>Achieved</w:t>
-            </w:r>
-          </w:p>
-        </w:tc>
-        <w:tc>
-          <w:tcPr>
-            <w:tcW w:type="dxa" w:w="1728"/>
-            <w:shd w:val="clear" w:fill="E8660A"/>
-            <w:tcBorders>
-              <w:top w:val="single" w:sz="6" w:color="D9D9E0"/>
-              <w:left w:val="single" w:sz="6" w:color="D9D9E0"/>
-              <w:bottom w:val="single" w:sz="6" w:color="D9D9E0"/>
-              <w:right w:val="single" w:sz="6" w:color="D9D9E0"/>
-            </w:tcBorders>
-          </w:tcPr>
-          <w:p>
-            <w:pPr>
-              <w:spacing w:before="60" w:after="60"/>
-            </w:pPr>
-            <w:r>
-              <w:rPr>
-                <w:b/>
-                <w:color w:val="FFFFFF"/>
-                <w:sz w:val="16"/>
-              </w:rPr>
-              <w:t>Confidence in the figure</w:t>
-            </w:r>
-          </w:p>
-        </w:tc>
-        <w:tc>
-          <w:tcPr>
-            <w:tcW w:type="dxa" w:w="2160"/>
-            <w:shd w:val="clear" w:fill="E8660A"/>
-            <w:tcBorders>
-              <w:top w:val="single" w:sz="6" w:color="D9D9E0"/>
-              <w:left w:val="single" w:sz="6" w:color="D9D9E0"/>
-              <w:bottom w:val="single" w:sz="6" w:color="D9D9E0"/>
-              <w:right w:val="single" w:sz="6" w:color="D9D9E0"/>
-            </w:tcBorders>
-          </w:tcPr>
-          <w:p>
-            <w:pPr>
-              <w:spacing w:before="60" w:after="60"/>
-            </w:pPr>
-            <w:r>
-              <w:rPr>
-                <w:b/>
-                <w:color w:val="FFFFFF"/>
-                <w:sz w:val="16"/>
-              </w:rPr>
-              <w:t>Notes</w:t>
-            </w:r>
-          </w:p>
-        </w:tc>
-      </w:tr>
-      <w:tr>
-        <w:tc>
-          <w:tcPr>
-            <w:tcW w:type="dxa" w:w="2304"/>
-            <w:tcBorders>
-              <w:top w:val="single" w:sz="6" w:color="D9D9E0"/>
-              <w:left w:val="single" w:sz="6" w:color="D9D9E0"/>
-              <w:bottom w:val="single" w:sz="6" w:color="D9D9E0"/>
-              <w:right w:val="single" w:sz="6" w:color="D9D9E0"/>
-            </w:tcBorders>
-          </w:tcPr>
-          <w:p>
-            <w:pPr>
-              <w:spacing w:before="50" w:after="50"/>
-            </w:pPr>
-            <w:r>
-              <w:rPr>
-                <w:sz w:val="15"/>
-              </w:rPr>
-              <w:t>First contact resolution</w:t>
-            </w:r>
-          </w:p>
-        </w:tc>
-        <w:tc>
-          <w:tcPr>
-            <w:tcW w:type="dxa" w:w="1296"/>
-            <w:tcBorders>
-              <w:top w:val="single" w:sz="6" w:color="D9D9E0"/>
-              <w:left w:val="single" w:sz="6" w:color="D9D9E0"/>
-              <w:bottom w:val="single" w:sz="6" w:color="D9D9E0"/>
-              <w:right w:val="single" w:sz="6" w:color="D9D9E0"/>
-            </w:tcBorders>
-          </w:tcPr>
-          <w:p>
-            <w:pPr>
-              <w:spacing w:before="50" w:after="50"/>
-            </w:pPr>
-            <w:r>
-              <w:rPr>
-                <w:sz w:val="15"/>
-              </w:rPr>
-              <w:t>42%</w:t>
-            </w:r>
-          </w:p>
-        </w:tc>
-        <w:tc>
-          <w:tcPr>
-            <w:tcW w:type="dxa" w:w="1080"/>
-            <w:tcBorders>
-              <w:top w:val="single" w:sz="6" w:color="D9D9E0"/>
-              <w:left w:val="single" w:sz="6" w:color="D9D9E0"/>
-              <w:bottom w:val="single" w:sz="6" w:color="D9D9E0"/>
-              <w:right w:val="single" w:sz="6" w:color="D9D9E0"/>
-            </w:tcBorders>
-          </w:tcPr>
-          <w:p>
-            <w:pPr>
-              <w:spacing w:before="50" w:after="50"/>
-            </w:pPr>
-            <w:r>
-              <w:rPr>
-                <w:sz w:val="15"/>
-              </w:rPr>
-              <w:t>60%</w:t>
-            </w:r>
-          </w:p>
-        </w:tc>
-        <w:tc>
-          <w:tcPr>
-            <w:tcW w:type="dxa" w:w="1080"/>
-            <w:tcBorders>
-              <w:top w:val="single" w:sz="6" w:color="D9D9E0"/>
-              <w:left w:val="single" w:sz="6" w:color="D9D9E0"/>
-              <w:bottom w:val="single" w:sz="6" w:color="D9D9E0"/>
-              <w:right w:val="single" w:sz="6" w:color="D9D9E0"/>
-            </w:tcBorders>
-          </w:tcPr>
-          <w:p>
-            <w:pPr>
-              <w:spacing w:before="50" w:after="50"/>
-            </w:pPr>
-            <w:r>
-              <w:rPr>
-                <w:b/>
-              </w:rPr>
-              <w:t>43.8% correctly resolved (60.0% auto-sent) — NOT MET</w:t>
-            </w:r>
-          </w:p>
-        </w:tc>
-        <w:tc>
-          <w:tcPr>
-            <w:tcW w:type="dxa" w:w="1728"/>
-            <w:tcBorders>
-              <w:top w:val="single" w:sz="6" w:color="D9D9E0"/>
-              <w:left w:val="single" w:sz="6" w:color="D9D9E0"/>
-              <w:bottom w:val="single" w:sz="6" w:color="D9D9E0"/>
-              <w:right w:val="single" w:sz="6" w:color="D9D9E0"/>
-            </w:tcBorders>
-          </w:tcPr>
-          <w:p>
-            <w:pPr>
-              <w:spacing w:before="50" w:after="50"/>
-            </w:pPr>
-            <w:r>
-              <w:rPr>
-                <w:b w:val="0"/>
-              </w:rPr>
-              <w:t>95% CI 33-55% (n=80)</w:t>
-            </w:r>
-          </w:p>
-        </w:tc>
-        <w:tc>
-          <w:tcPr>
-            <w:tcW w:type="dxa" w:w="2160"/>
-            <w:tcBorders>
-              <w:top w:val="single" w:sz="6" w:color="D9D9E0"/>
-              <w:left w:val="single" w:sz="6" w:color="D9D9E0"/>
-              <w:bottom w:val="single" w:sz="6" w:color="D9D9E0"/>
-              <w:right w:val="single" w:sz="6" w:color="D9D9E0"/>
-            </w:tcBorders>
-          </w:tcPr>
-          <w:p>
-            <w:pPr>
-              <w:spacing w:before="50" w:after="50"/>
-            </w:pPr>
-            <w:r>
-              <w:rPr>
-                <w:b w:val="0"/>
-              </w:rPr>
-              <w:t>13 of 48 sent replies went to tickets the labels say must be held, so they are not counted as resolved: a wrong answer returns as a repeat contact. Correctness is agreement with labels.expected_route, not a check of reply quality.</w:t>
-            </w:r>
-          </w:p>
-        </w:tc>
-      </w:tr>
-      <w:tr>
-        <w:tc>
-          <w:tcPr>
-            <w:tcW w:type="dxa" w:w="2304"/>
-            <w:tcBorders>
-              <w:top w:val="single" w:sz="6" w:color="D9D9E0"/>
-              <w:left w:val="single" w:sz="6" w:color="D9D9E0"/>
-              <w:bottom w:val="single" w:sz="6" w:color="D9D9E0"/>
-              <w:right w:val="single" w:sz="6" w:color="D9D9E0"/>
-            </w:tcBorders>
-            <w:shd w:val="clear" w:fill="F4F4F7"/>
-          </w:tcPr>
-          <w:p>
-            <w:pPr>
-              <w:spacing w:before="50" w:after="50"/>
-            </w:pPr>
-            <w:r>
-              <w:rPr>
-                <w:sz w:val="15"/>
-              </w:rPr>
-              <w:t>Mean time to first reply</w:t>
-            </w:r>
-          </w:p>
-        </w:tc>
-        <w:tc>
-          <w:tcPr>
-            <w:tcW w:type="dxa" w:w="1296"/>
-            <w:tcBorders>
-              <w:top w:val="single" w:sz="6" w:color="D9D9E0"/>
-              <w:left w:val="single" w:sz="6" w:color="D9D9E0"/>
-              <w:bottom w:val="single" w:sz="6" w:color="D9D9E0"/>
-              <w:right w:val="single" w:sz="6" w:color="D9D9E0"/>
-            </w:tcBorders>
-            <w:shd w:val="clear" w:fill="F4F4F7"/>
-          </w:tcPr>
-          <w:p>
-            <w:pPr>
-              <w:spacing w:before="50" w:after="50"/>
-            </w:pPr>
-            <w:r>
-              <w:rPr>
-                <w:sz w:val="15"/>
-              </w:rPr>
-              <w:t>8 to 12 hrs</w:t>
-            </w:r>
-          </w:p>
-        </w:tc>
-        <w:tc>
-          <w:tcPr>
-            <w:tcW w:type="dxa" w:w="1080"/>
-            <w:tcBorders>
-              <w:top w:val="single" w:sz="6" w:color="D9D9E0"/>
-              <w:left w:val="single" w:sz="6" w:color="D9D9E0"/>
-              <w:bottom w:val="single" w:sz="6" w:color="D9D9E0"/>
-              <w:right w:val="single" w:sz="6" w:color="D9D9E0"/>
-            </w:tcBorders>
-            <w:shd w:val="clear" w:fill="F4F4F7"/>
-          </w:tcPr>
-          <w:p>
-            <w:pPr>
-              <w:spacing w:before="50" w:after="50"/>
-            </w:pPr>
-            <w:r>
-              <w:rPr>
-                <w:sz w:val="15"/>
-              </w:rPr>
-              <w:t>&lt; 5 min</w:t>
-            </w:r>
-          </w:p>
-        </w:tc>
-        <w:tc>
-          <w:tcPr>
-            <w:tcW w:type="dxa" w:w="1080"/>
-            <w:tcBorders>
-              <w:top w:val="single" w:sz="6" w:color="D9D9E0"/>
-              <w:left w:val="single" w:sz="6" w:color="D9D9E0"/>
-              <w:bottom w:val="single" w:sz="6" w:color="D9D9E0"/>
-              <w:right w:val="single" w:sz="6" w:color="D9D9E0"/>
-            </w:tcBorders>
-            <w:shd w:val="clear" w:fill="F4F4F7"/>
-          </w:tcPr>
-          <w:p>
-            <w:pPr>
-              <w:spacing w:before="50" w:after="50"/>
-            </w:pPr>
-            <w:r>
-              <w:rPr>
-                <w:b/>
-              </w:rPr>
-              <w:t>5.3 s — MET</w:t>
-            </w:r>
-          </w:p>
-        </w:tc>
-        <w:tc>
-          <w:tcPr>
-            <w:tcW w:type="dxa" w:w="1728"/>
-            <w:tcBorders>
-              <w:top w:val="single" w:sz="6" w:color="D9D9E0"/>
-              <w:left w:val="single" w:sz="6" w:color="D9D9E0"/>
-              <w:bottom w:val="single" w:sz="6" w:color="D9D9E0"/>
-              <w:right w:val="single" w:sz="6" w:color="D9D9E0"/>
-            </w:tcBorders>
-            <w:shd w:val="clear" w:fill="F4F4F7"/>
-          </w:tcPr>
-          <w:p>
-            <w:pPr>
-              <w:spacing w:before="50" w:after="50"/>
-            </w:pPr>
-            <w:r>
-              <w:rPr>
-                <w:b w:val="0"/>
-              </w:rPr>
-              <w:t>n=48 auto-sent tickets; median 5.8 s; 7 partly replayed from the model cache (faster than live)</w:t>
-            </w:r>
-          </w:p>
-        </w:tc>
-        <w:tc>
-          <w:tcPr>
-            <w:tcW w:type="dxa" w:w="2160"/>
-            <w:tcBorders>
-              <w:top w:val="single" w:sz="6" w:color="D9D9E0"/>
-              <w:left w:val="single" w:sz="6" w:color="D9D9E0"/>
-              <w:bottom w:val="single" w:sz="6" w:color="D9D9E0"/>
-              <w:right w:val="single" w:sz="6" w:color="D9D9E0"/>
-            </w:tcBorders>
-            <w:shd w:val="clear" w:fill="F4F4F7"/>
-          </w:tcPr>
-          <w:p>
-            <w:pPr>
-              <w:spacing w:before="50" w:after="50"/>
-            </w:pPr>
-            <w:r>
-              <w:rPr>
-                <w:b w:val="0"/>
-              </w:rPr>
-              <w:t>Harness time from ticket read to reply ready; excludes queueing and delivery. The 32 escalated or blocked tickets get no automated reply (holding reply is out of scope, PRD Table 6), so their first reply comes from the human queue.</w:t>
-            </w:r>
-          </w:p>
-        </w:tc>
-      </w:tr>
-      <w:tr>
-        <w:tc>
-          <w:tcPr>
-            <w:tcW w:type="dxa" w:w="2304"/>
-            <w:tcBorders>
-              <w:top w:val="single" w:sz="6" w:color="D9D9E0"/>
-              <w:left w:val="single" w:sz="6" w:color="D9D9E0"/>
-              <w:bottom w:val="single" w:sz="6" w:color="D9D9E0"/>
-              <w:right w:val="single" w:sz="6" w:color="D9D9E0"/>
-            </w:tcBorders>
-          </w:tcPr>
-          <w:p>
-            <w:pPr>
-              <w:spacing w:before="50" w:after="50"/>
-            </w:pPr>
-            <w:r>
-              <w:rPr>
-                <w:sz w:val="15"/>
-              </w:rPr>
-              <w:t>Satisfaction proxy</w:t>
-            </w:r>
-          </w:p>
-        </w:tc>
-        <w:tc>
-          <w:tcPr>
-            <w:tcW w:type="dxa" w:w="1296"/>
-            <w:tcBorders>
-              <w:top w:val="single" w:sz="6" w:color="D9D9E0"/>
-              <w:left w:val="single" w:sz="6" w:color="D9D9E0"/>
-              <w:bottom w:val="single" w:sz="6" w:color="D9D9E0"/>
-              <w:right w:val="single" w:sz="6" w:color="D9D9E0"/>
-            </w:tcBorders>
-          </w:tcPr>
-          <w:p>
-            <w:pPr>
-              <w:spacing w:before="50" w:after="50"/>
-            </w:pPr>
-            <w:r>
-              <w:rPr>
-                <w:sz w:val="15"/>
-              </w:rPr>
-              <w:t>3.2 / 5</w:t>
-            </w:r>
-          </w:p>
-        </w:tc>
-        <w:tc>
-          <w:tcPr>
-            <w:tcW w:type="dxa" w:w="1080"/>
-            <w:tcBorders>
-              <w:top w:val="single" w:sz="6" w:color="D9D9E0"/>
-              <w:left w:val="single" w:sz="6" w:color="D9D9E0"/>
-              <w:bottom w:val="single" w:sz="6" w:color="D9D9E0"/>
-              <w:right w:val="single" w:sz="6" w:color="D9D9E0"/>
-            </w:tcBorders>
-          </w:tcPr>
-          <w:p>
-            <w:pPr>
-              <w:spacing w:before="50" w:after="50"/>
-            </w:pPr>
-            <w:r>
-              <w:rPr>
-                <w:sz w:val="15"/>
-              </w:rPr>
-              <w:t>4.0</w:t>
-            </w:r>
-          </w:p>
-        </w:tc>
-        <w:tc>
-          <w:tcPr>
-            <w:tcW w:type="dxa" w:w="1080"/>
-            <w:tcBorders>
-              <w:top w:val="single" w:sz="6" w:color="D9D9E0"/>
-              <w:left w:val="single" w:sz="6" w:color="D9D9E0"/>
-              <w:bottom w:val="single" w:sz="6" w:color="D9D9E0"/>
-              <w:right w:val="single" w:sz="6" w:color="D9D9E0"/>
-            </w:tcBorders>
-          </w:tcPr>
-          <w:p>
-            <w:pPr>
-              <w:spacing w:before="50" w:after="50"/>
-            </w:pPr>
-            <w:r>
-              <w:rPr>
-                <w:b/>
-              </w:rPr>
-              <w:t>Not measured — NOT MEASURED</w:t>
-            </w:r>
-          </w:p>
-        </w:tc>
-        <w:tc>
-          <w:tcPr>
-            <w:tcW w:type="dxa" w:w="1728"/>
-            <w:tcBorders>
-              <w:top w:val="single" w:sz="6" w:color="D9D9E0"/>
-              <w:left w:val="single" w:sz="6" w:color="D9D9E0"/>
-              <w:bottom w:val="single" w:sz="6" w:color="D9D9E0"/>
-              <w:right w:val="single" w:sz="6" w:color="D9D9E0"/>
-            </w:tcBorders>
-          </w:tcPr>
-          <w:p>
-            <w:pPr>
-              <w:spacing w:before="50" w:after="50"/>
-            </w:pPr>
-            <w:r>
-              <w:rPr>
-                <w:b w:val="0"/>
-              </w:rPr>
-              <w:t>No scored sample on this run</w:t>
-            </w:r>
-          </w:p>
-        </w:tc>
-        <w:tc>
-          <w:tcPr>
-            <w:tcW w:type="dxa" w:w="2160"/>
-            <w:tcBorders>
-              <w:top w:val="single" w:sz="6" w:color="D9D9E0"/>
-              <w:left w:val="single" w:sz="6" w:color="D9D9E0"/>
-              <w:bottom w:val="single" w:sz="6" w:color="D9D9E0"/>
-              <w:right w:val="single" w:sz="6" w:color="D9D9E0"/>
-            </w:tcBorders>
-          </w:tcPr>
-          <w:p>
-            <w:pPr>
-              <w:spacing w:before="50" w:after="50"/>
-            </w:pPr>
-            <w:r>
-              <w:rPr>
-                <w:b w:val="0"/>
-              </w:rPr>
-              <w:t>The Framework's method is human review of a stated sample of responses against a rubric, reporting sample size, rubric and scorers. Not done for this run. Nearest evidence: B-18, where one person scored 50 drafts from b21_openai_80_20260914 on the judge's RAG rubric (mean answer relevance 4.86/5) — a different rubric, a different run and a single scorer, so not a satisfaction proxy.</w:t>
-            </w:r>
-          </w:p>
-        </w:tc>
-      </w:tr>
-      <w:tr>
-        <w:tc>
-          <w:tcPr>
-            <w:tcW w:type="dxa" w:w="2304"/>
-            <w:tcBorders>
-              <w:top w:val="single" w:sz="6" w:color="D9D9E0"/>
-              <w:left w:val="single" w:sz="6" w:color="D9D9E0"/>
-              <w:bottom w:val="single" w:sz="6" w:color="D9D9E0"/>
-              <w:right w:val="single" w:sz="6" w:color="D9D9E0"/>
-            </w:tcBorders>
-            <w:shd w:val="clear" w:fill="F4F4F7"/>
-          </w:tcPr>
-          <w:p>
-            <w:pPr>
-              <w:spacing w:before="50" w:after="50"/>
-            </w:pPr>
-            <w:r>
-              <w:rPr>
-                <w:sz w:val="15"/>
-              </w:rPr>
-              <w:t>Escalation rate</w:t>
-            </w:r>
-          </w:p>
-        </w:tc>
-        <w:tc>
-          <w:tcPr>
-            <w:tcW w:type="dxa" w:w="1296"/>
-            <w:tcBorders>
-              <w:top w:val="single" w:sz="6" w:color="D9D9E0"/>
-              <w:left w:val="single" w:sz="6" w:color="D9D9E0"/>
-              <w:bottom w:val="single" w:sz="6" w:color="D9D9E0"/>
-              <w:right w:val="single" w:sz="6" w:color="D9D9E0"/>
-            </w:tcBorders>
-            <w:shd w:val="clear" w:fill="F4F4F7"/>
-          </w:tcPr>
-          <w:p>
-            <w:pPr>
-              <w:spacing w:before="50" w:after="50"/>
-            </w:pPr>
-            <w:r>
-              <w:rPr>
-                <w:sz w:val="15"/>
-              </w:rPr>
-              <w:t>58%</w:t>
-            </w:r>
-          </w:p>
-        </w:tc>
-        <w:tc>
-          <w:tcPr>
-            <w:tcW w:type="dxa" w:w="1080"/>
-            <w:tcBorders>
-              <w:top w:val="single" w:sz="6" w:color="D9D9E0"/>
-              <w:left w:val="single" w:sz="6" w:color="D9D9E0"/>
-              <w:bottom w:val="single" w:sz="6" w:color="D9D9E0"/>
-              <w:right w:val="single" w:sz="6" w:color="D9D9E0"/>
-            </w:tcBorders>
-            <w:shd w:val="clear" w:fill="F4F4F7"/>
-          </w:tcPr>
-          <w:p>
-            <w:pPr>
-              <w:spacing w:before="50" w:after="50"/>
-            </w:pPr>
-            <w:r>
-              <w:rPr>
-                <w:sz w:val="15"/>
-              </w:rPr>
-              <w:t>≤ 30%</w:t>
-            </w:r>
-          </w:p>
-        </w:tc>
-        <w:tc>
-          <w:tcPr>
-            <w:tcW w:type="dxa" w:w="1080"/>
-            <w:tcBorders>
-              <w:top w:val="single" w:sz="6" w:color="D9D9E0"/>
-              <w:left w:val="single" w:sz="6" w:color="D9D9E0"/>
-              <w:bottom w:val="single" w:sz="6" w:color="D9D9E0"/>
-              <w:right w:val="single" w:sz="6" w:color="D9D9E0"/>
-            </w:tcBorders>
-            <w:shd w:val="clear" w:fill="F4F4F7"/>
-          </w:tcPr>
-          <w:p>
-            <w:pPr>
-              <w:spacing w:before="50" w:after="50"/>
-            </w:pPr>
-            <w:r>
-              <w:rPr>
-                <w:b/>
-              </w:rPr>
-              <w:t>40.0% — NOT MET</w:t>
-            </w:r>
-          </w:p>
-        </w:tc>
-        <w:tc>
-          <w:tcPr>
-            <w:tcW w:type="dxa" w:w="1728"/>
-            <w:tcBorders>
-              <w:top w:val="single" w:sz="6" w:color="D9D9E0"/>
-              <w:left w:val="single" w:sz="6" w:color="D9D9E0"/>
-              <w:bottom w:val="single" w:sz="6" w:color="D9D9E0"/>
-              <w:right w:val="single" w:sz="6" w:color="D9D9E0"/>
-            </w:tcBorders>
-            <w:shd w:val="clear" w:fill="F4F4F7"/>
-          </w:tcPr>
-          <w:p>
-            <w:pPr>
-              <w:spacing w:before="50" w:after="50"/>
-            </w:pPr>
-            <w:r>
-              <w:rPr>
-                <w:b w:val="0"/>
-              </w:rPr>
-              <w:t>95% CI 30-51% (n=80)</w:t>
-            </w:r>
-          </w:p>
-        </w:tc>
-        <w:tc>
-          <w:tcPr>
-            <w:tcW w:type="dxa" w:w="2160"/>
-            <w:tcBorders>
-              <w:top w:val="single" w:sz="6" w:color="D9D9E0"/>
-              <w:left w:val="single" w:sz="6" w:color="D9D9E0"/>
-              <w:bottom w:val="single" w:sz="6" w:color="D9D9E0"/>
-              <w:right w:val="single" w:sz="6" w:color="D9D9E0"/>
-            </w:tcBorders>
-            <w:shd w:val="clear" w:fill="F4F4F7"/>
-          </w:tcPr>
-          <w:p>
-            <w:pPr>
-              <w:spacing w:before="50" w:after="50"/>
-            </w:pPr>
-            <w:r>
-              <w:rPr>
-                <w:b w:val="0"/>
-              </w:rPr>
-              <w:t>24 escalated by routing and 8 blocked by a guardrail; 0 tickets were blocked because a check could not run (fail-safe), not because it found a fault.</w:t>
-            </w:r>
-          </w:p>
-        </w:tc>
-      </w:tr>
-      <w:tr>
-        <w:tc>
-          <w:tcPr>
-            <w:tcW w:type="dxa" w:w="2304"/>
-            <w:tcBorders>
-              <w:top w:val="single" w:sz="6" w:color="D9D9E0"/>
-              <w:left w:val="single" w:sz="6" w:color="D9D9E0"/>
-              <w:bottom w:val="single" w:sz="6" w:color="D9D9E0"/>
-              <w:right w:val="single" w:sz="6" w:color="D9D9E0"/>
-            </w:tcBorders>
-          </w:tcPr>
-          <w:p>
-            <w:pPr>
-              <w:spacing w:before="50" w:after="50"/>
-            </w:pPr>
-            <w:r>
-              <w:rPr>
-                <w:sz w:val="15"/>
-              </w:rPr>
-              <w:t>Classification precision</w:t>
-            </w:r>
-          </w:p>
-        </w:tc>
-        <w:tc>
-          <w:tcPr>
-            <w:tcW w:type="dxa" w:w="1296"/>
-            <w:tcBorders>
-              <w:top w:val="single" w:sz="6" w:color="D9D9E0"/>
-              <w:left w:val="single" w:sz="6" w:color="D9D9E0"/>
-              <w:bottom w:val="single" w:sz="6" w:color="D9D9E0"/>
-              <w:right w:val="single" w:sz="6" w:color="D9D9E0"/>
-            </w:tcBorders>
-          </w:tcPr>
-          <w:p>
-            <w:pPr>
-              <w:spacing w:before="50" w:after="50"/>
-            </w:pPr>
-            <w:r>
-              <w:rPr>
-                <w:sz w:val="15"/>
-              </w:rPr>
-              <w:t>—</w:t>
-            </w:r>
-          </w:p>
-        </w:tc>
-        <w:tc>
-          <w:tcPr>
-            <w:tcW w:type="dxa" w:w="1080"/>
-            <w:tcBorders>
-              <w:top w:val="single" w:sz="6" w:color="D9D9E0"/>
-              <w:left w:val="single" w:sz="6" w:color="D9D9E0"/>
-              <w:bottom w:val="single" w:sz="6" w:color="D9D9E0"/>
-              <w:right w:val="single" w:sz="6" w:color="D9D9E0"/>
-            </w:tcBorders>
-          </w:tcPr>
-          <w:p>
-            <w:pPr>
-              <w:spacing w:before="50" w:after="50"/>
-            </w:pPr>
-            <w:r>
-              <w:rPr>
-                <w:sz w:val="15"/>
-              </w:rPr>
-              <w:t>85%</w:t>
-            </w:r>
-          </w:p>
-        </w:tc>
-        <w:tc>
-          <w:tcPr>
-            <w:tcW w:type="dxa" w:w="1080"/>
-            <w:tcBorders>
-              <w:top w:val="single" w:sz="6" w:color="D9D9E0"/>
-              <w:left w:val="single" w:sz="6" w:color="D9D9E0"/>
-              <w:bottom w:val="single" w:sz="6" w:color="D9D9E0"/>
-              <w:right w:val="single" w:sz="6" w:color="D9D9E0"/>
-            </w:tcBorders>
-          </w:tcPr>
-          <w:p>
-            <w:pPr>
-              <w:spacing w:before="50" w:after="50"/>
-            </w:pPr>
-            <w:r>
-              <w:rPr>
-                <w:b/>
-              </w:rPr>
-              <w:t>82.0% mean over 22 classes; 15 of 22 at ≥85% — NOT MET</w:t>
-            </w:r>
-          </w:p>
-        </w:tc>
-        <w:tc>
-          <w:tcPr>
-            <w:tcW w:type="dxa" w:w="1728"/>
-            <w:tcBorders>
-              <w:top w:val="single" w:sz="6" w:color="D9D9E0"/>
-              <w:left w:val="single" w:sz="6" w:color="D9D9E0"/>
-              <w:bottom w:val="single" w:sz="6" w:color="D9D9E0"/>
-              <w:right w:val="single" w:sz="6" w:color="D9D9E0"/>
-            </w:tcBorders>
-          </w:tcPr>
-          <w:p>
-            <w:pPr>
-              <w:spacing w:before="50" w:after="50"/>
-            </w:pPr>
-            <w:r>
-              <w:rPr>
-                <w:b w:val="0"/>
-              </w:rPr>
-              <w:t>Per-class n: median 3; 16 classes have fewer than 5 tickets, so per-class figures are indicative only</w:t>
-            </w:r>
-          </w:p>
-        </w:tc>
-        <w:tc>
-          <w:tcPr>
-            <w:tcW w:type="dxa" w:w="2160"/>
-            <w:tcBorders>
-              <w:top w:val="single" w:sz="6" w:color="D9D9E0"/>
-              <w:left w:val="single" w:sz="6" w:color="D9D9E0"/>
-              <w:bottom w:val="single" w:sz="6" w:color="D9D9E0"/>
-              <w:right w:val="single" w:sz="6" w:color="D9D9E0"/>
-            </w:tcBorders>
-          </w:tcPr>
-          <w:p>
-            <w:pPr>
-              <w:spacing w:before="50" w:after="50"/>
-            </w:pPr>
-            <w:r>
-              <w:rPr>
-                <w:b w:val="0"/>
-              </w:rPr>
-              <w:t>Weakest: account_access 0% (n=4); integration_help 0% (n=3); sso_configuration 33% (n=1). Overall intent accuracy 88.8%. The target is per class, so it is met only if every class reaches 85%.</w:t>
-            </w:r>
-          </w:p>
-        </w:tc>
-      </w:tr>
-      <w:tr>
-        <w:tc>
-          <w:tcPr>
-            <w:tcW w:type="dxa" w:w="2304"/>
-            <w:tcBorders>
-              <w:top w:val="single" w:sz="6" w:color="D9D9E0"/>
-              <w:left w:val="single" w:sz="6" w:color="D9D9E0"/>
-              <w:bottom w:val="single" w:sz="6" w:color="D9D9E0"/>
-              <w:right w:val="single" w:sz="6" w:color="D9D9E0"/>
-            </w:tcBorders>
-            <w:shd w:val="clear" w:fill="F4F4F7"/>
-          </w:tcPr>
-          <w:p>
-            <w:pPr>
-              <w:spacing w:before="50" w:after="50"/>
-            </w:pPr>
-            <w:r>
-              <w:rPr>
-                <w:sz w:val="15"/>
-              </w:rPr>
-              <w:t>Hallucination rate</w:t>
-            </w:r>
-          </w:p>
-        </w:tc>
-        <w:tc>
-          <w:tcPr>
-            <w:tcW w:type="dxa" w:w="1296"/>
-            <w:tcBorders>
-              <w:top w:val="single" w:sz="6" w:color="D9D9E0"/>
-              <w:left w:val="single" w:sz="6" w:color="D9D9E0"/>
-              <w:bottom w:val="single" w:sz="6" w:color="D9D9E0"/>
-              <w:right w:val="single" w:sz="6" w:color="D9D9E0"/>
-            </w:tcBorders>
-            <w:shd w:val="clear" w:fill="F4F4F7"/>
-          </w:tcPr>
-          <w:p>
-            <w:pPr>
-              <w:spacing w:before="50" w:after="50"/>
-            </w:pPr>
-            <w:r>
-              <w:rPr>
-                <w:sz w:val="15"/>
-              </w:rPr>
-              <w:t>—</w:t>
-            </w:r>
-          </w:p>
-        </w:tc>
-        <w:tc>
-          <w:tcPr>
-            <w:tcW w:type="dxa" w:w="1080"/>
-            <w:tcBorders>
-              <w:top w:val="single" w:sz="6" w:color="D9D9E0"/>
-              <w:left w:val="single" w:sz="6" w:color="D9D9E0"/>
-              <w:bottom w:val="single" w:sz="6" w:color="D9D9E0"/>
-              <w:right w:val="single" w:sz="6" w:color="D9D9E0"/>
-            </w:tcBorders>
-            <w:shd w:val="clear" w:fill="F4F4F7"/>
-          </w:tcPr>
-          <w:p>
-            <w:pPr>
-              <w:spacing w:before="50" w:after="50"/>
-            </w:pPr>
-            <w:r>
-              <w:rPr>
-                <w:sz w:val="15"/>
-              </w:rPr>
-              <w:t>≤ 5%</w:t>
-            </w:r>
-          </w:p>
-        </w:tc>
-        <w:tc>
-          <w:tcPr>
-            <w:tcW w:type="dxa" w:w="1080"/>
-            <w:tcBorders>
-              <w:top w:val="single" w:sz="6" w:color="D9D9E0"/>
-              <w:left w:val="single" w:sz="6" w:color="D9D9E0"/>
-              <w:bottom w:val="single" w:sz="6" w:color="D9D9E0"/>
-              <w:right w:val="single" w:sz="6" w:color="D9D9E0"/>
-            </w:tcBorders>
-            <w:shd w:val="clear" w:fill="F4F4F7"/>
-          </w:tcPr>
-          <w:p>
-            <w:pPr>
-              <w:spacing w:before="50" w:after="50"/>
-            </w:pPr>
-            <w:r>
-              <w:rPr>
-                <w:b/>
-              </w:rPr>
-              <w:t>Not measured to method — NOT MEASURED</w:t>
-            </w:r>
-          </w:p>
-        </w:tc>
-        <w:tc>
-          <w:tcPr>
-            <w:tcW w:type="dxa" w:w="1728"/>
-            <w:tcBorders>
-              <w:top w:val="single" w:sz="6" w:color="D9D9E0"/>
-              <w:left w:val="single" w:sz="6" w:color="D9D9E0"/>
-              <w:bottom w:val="single" w:sz="6" w:color="D9D9E0"/>
-              <w:right w:val="single" w:sz="6" w:color="D9D9E0"/>
-            </w:tcBorders>
-            <w:shd w:val="clear" w:fill="F4F4F7"/>
-          </w:tcPr>
-          <w:p>
-            <w:pPr>
-              <w:spacing w:before="50" w:after="50"/>
-            </w:pPr>
-            <w:r>
-              <w:rPr>
-                <w:b w:val="0"/>
-              </w:rPr>
-              <w:t>—</w:t>
-            </w:r>
-          </w:p>
-        </w:tc>
-        <w:tc>
-          <w:tcPr>
-            <w:tcW w:type="dxa" w:w="2160"/>
-            <w:tcBorders>
-              <w:top w:val="single" w:sz="6" w:color="D9D9E0"/>
-              <w:left w:val="single" w:sz="6" w:color="D9D9E0"/>
-              <w:bottom w:val="single" w:sz="6" w:color="D9D9E0"/>
-              <w:right w:val="single" w:sz="6" w:color="D9D9E0"/>
-            </w:tcBorders>
-            <w:shd w:val="clear" w:fill="F4F4F7"/>
-          </w:tcPr>
-          <w:p>
-            <w:pPr>
-              <w:spacing w:before="50" w:after="50"/>
-            </w:pPr>
-            <w:r>
-              <w:rPr>
-                <w:b w:val="0"/>
-              </w:rPr>
-              <w:t>The Framework requires at least fifty responses assessed independently by two people, with their agreement reported. This project had one human assessor. Nearest evidence (B-18, drafts from b21_openai_80_20260914): one human found an unsupported claim in 1 of 50 drafts; the LLM judge in 5 of 50; the judge failed calibration (pooled Spearman 0.3492 against 0.70).</w:t>
-            </w:r>
-          </w:p>
-        </w:tc>
-      </w:tr>
-      <w:tr>
-        <w:tc>
-          <w:tcPr>
-            <w:tcW w:type="dxa" w:w="2304"/>
-            <w:tcBorders>
-              <w:top w:val="single" w:sz="6" w:color="D9D9E0"/>
-              <w:left w:val="single" w:sz="6" w:color="D9D9E0"/>
-              <w:bottom w:val="single" w:sz="6" w:color="D9D9E0"/>
-              <w:right w:val="single" w:sz="6" w:color="D9D9E0"/>
-            </w:tcBorders>
-          </w:tcPr>
-          <w:p>
-            <w:pPr>
-              <w:spacing w:before="50" w:after="50"/>
-            </w:pPr>
-            <w:r>
-              <w:rPr>
-                <w:sz w:val="15"/>
-              </w:rPr>
-              <w:t>Citation accuracy</w:t>
-            </w:r>
-          </w:p>
-        </w:tc>
-        <w:tc>
-          <w:tcPr>
-            <w:tcW w:type="dxa" w:w="1296"/>
-            <w:tcBorders>
-              <w:top w:val="single" w:sz="6" w:color="D9D9E0"/>
-              <w:left w:val="single" w:sz="6" w:color="D9D9E0"/>
-              <w:bottom w:val="single" w:sz="6" w:color="D9D9E0"/>
-              <w:right w:val="single" w:sz="6" w:color="D9D9E0"/>
-            </w:tcBorders>
-          </w:tcPr>
-          <w:p>
-            <w:pPr>
-              <w:spacing w:before="50" w:after="50"/>
-            </w:pPr>
-            <w:r>
-              <w:rPr>
-                <w:sz w:val="15"/>
-              </w:rPr>
-              <w:t>—</w:t>
-            </w:r>
-          </w:p>
-        </w:tc>
-        <w:tc>
-          <w:tcPr>
-            <w:tcW w:type="dxa" w:w="1080"/>
-            <w:tcBorders>
-              <w:top w:val="single" w:sz="6" w:color="D9D9E0"/>
-              <w:left w:val="single" w:sz="6" w:color="D9D9E0"/>
-              <w:bottom w:val="single" w:sz="6" w:color="D9D9E0"/>
-              <w:right w:val="single" w:sz="6" w:color="D9D9E0"/>
-            </w:tcBorders>
-          </w:tcPr>
-          <w:p>
-            <w:pPr>
-              <w:spacing w:before="50" w:after="50"/>
-            </w:pPr>
-            <w:r>
-              <w:rPr>
-                <w:sz w:val="15"/>
-              </w:rPr>
-              <w:t>95%</w:t>
-            </w:r>
-          </w:p>
-        </w:tc>
-        <w:tc>
-          <w:tcPr>
-            <w:tcW w:type="dxa" w:w="1080"/>
-            <w:tcBorders>
-              <w:top w:val="single" w:sz="6" w:color="D9D9E0"/>
-              <w:left w:val="single" w:sz="6" w:color="D9D9E0"/>
-              <w:bottom w:val="single" w:sz="6" w:color="D9D9E0"/>
-              <w:right w:val="single" w:sz="6" w:color="D9D9E0"/>
-            </w:tcBorders>
-          </w:tcPr>
-          <w:p>
-            <w:pPr>
-              <w:spacing w:before="50" w:after="50"/>
-            </w:pPr>
-            <w:r>
-              <w:rPr>
-                <w:b/>
-              </w:rPr>
-              <w:t>Not measured to method — NOT MEASURED</w:t>
-            </w:r>
-          </w:p>
-        </w:tc>
-        <w:tc>
-          <w:tcPr>
-            <w:tcW w:type="dxa" w:w="1728"/>
-            <w:tcBorders>
-              <w:top w:val="single" w:sz="6" w:color="D9D9E0"/>
-              <w:left w:val="single" w:sz="6" w:color="D9D9E0"/>
-              <w:bottom w:val="single" w:sz="6" w:color="D9D9E0"/>
-              <w:right w:val="single" w:sz="6" w:color="D9D9E0"/>
-            </w:tcBorders>
-          </w:tcPr>
-          <w:p>
-            <w:pPr>
-              <w:spacing w:before="50" w:after="50"/>
-            </w:pPr>
-            <w:r>
-              <w:rPr>
-                <w:b w:val="0"/>
-              </w:rPr>
-              <w:t>—</w:t>
-            </w:r>
-          </w:p>
-        </w:tc>
-        <w:tc>
-          <w:tcPr>
-            <w:tcW w:type="dxa" w:w="2160"/>
-            <w:tcBorders>
-              <w:top w:val="single" w:sz="6" w:color="D9D9E0"/>
-              <w:left w:val="single" w:sz="6" w:color="D9D9E0"/>
-              <w:bottom w:val="single" w:sz="6" w:color="D9D9E0"/>
-              <w:right w:val="single" w:sz="6" w:color="D9D9E0"/>
-            </w:tcBorders>
-          </w:tcPr>
-          <w:p>
-            <w:pPr>
-              <w:spacing w:before="50" w:after="50"/>
-            </w:pPr>
-            <w:r>
-              <w:rPr>
-                <w:b w:val="0"/>
-              </w:rPr>
-              <w:t>The Framework checks each citation against the sentence it is attached to. Sentence-level support was not assessed. Nearest evidence: the cited ARTICLE was one the labels expect in 95.3% of citations over 53 drafts (recall 82.1%) — a check of the right source, not of support.</w:t>
-            </w:r>
-          </w:p>
-        </w:tc>
-      </w:tr>
-      <w:tr>
-        <w:tc>
-          <w:tcPr>
-            <w:tcW w:type="dxa" w:w="2304"/>
-            <w:tcBorders>
-              <w:top w:val="single" w:sz="6" w:color="D9D9E0"/>
-              <w:left w:val="single" w:sz="6" w:color="D9D9E0"/>
-              <w:bottom w:val="single" w:sz="6" w:color="D9D9E0"/>
-              <w:right w:val="single" w:sz="6" w:color="D9D9E0"/>
-            </w:tcBorders>
-            <w:shd w:val="clear" w:fill="F4F4F7"/>
-          </w:tcPr>
-          <w:p>
-            <w:pPr>
-              <w:spacing w:before="50" w:after="50"/>
-            </w:pPr>
-            <w:r>
-              <w:rPr>
-                <w:sz w:val="15"/>
-              </w:rPr>
-              <w:t>Latency p95</w:t>
-            </w:r>
-          </w:p>
-        </w:tc>
-        <w:tc>
-          <w:tcPr>
-            <w:tcW w:type="dxa" w:w="1296"/>
-            <w:tcBorders>
-              <w:top w:val="single" w:sz="6" w:color="D9D9E0"/>
-              <w:left w:val="single" w:sz="6" w:color="D9D9E0"/>
-              <w:bottom w:val="single" w:sz="6" w:color="D9D9E0"/>
-              <w:right w:val="single" w:sz="6" w:color="D9D9E0"/>
-            </w:tcBorders>
-            <w:shd w:val="clear" w:fill="F4F4F7"/>
-          </w:tcPr>
-          <w:p>
-            <w:pPr>
-              <w:spacing w:before="50" w:after="50"/>
-            </w:pPr>
-            <w:r>
-              <w:rPr>
-                <w:sz w:val="15"/>
-              </w:rPr>
-              <w:t>—</w:t>
-            </w:r>
-          </w:p>
-        </w:tc>
-        <w:tc>
-          <w:tcPr>
-            <w:tcW w:type="dxa" w:w="1080"/>
-            <w:tcBorders>
-              <w:top w:val="single" w:sz="6" w:color="D9D9E0"/>
-              <w:left w:val="single" w:sz="6" w:color="D9D9E0"/>
-              <w:bottom w:val="single" w:sz="6" w:color="D9D9E0"/>
-              <w:right w:val="single" w:sz="6" w:color="D9D9E0"/>
-            </w:tcBorders>
-            <w:shd w:val="clear" w:fill="F4F4F7"/>
-          </w:tcPr>
-          <w:p>
-            <w:pPr>
-              <w:spacing w:before="50" w:after="50"/>
-            </w:pPr>
-            <w:r>
-              <w:rPr>
-                <w:sz w:val="15"/>
-              </w:rPr>
-              <w:t>&lt; 3 s</w:t>
-            </w:r>
-          </w:p>
-        </w:tc>
-        <w:tc>
-          <w:tcPr>
-            <w:tcW w:type="dxa" w:w="1080"/>
-            <w:tcBorders>
-              <w:top w:val="single" w:sz="6" w:color="D9D9E0"/>
-              <w:left w:val="single" w:sz="6" w:color="D9D9E0"/>
-              <w:bottom w:val="single" w:sz="6" w:color="D9D9E0"/>
-              <w:right w:val="single" w:sz="6" w:color="D9D9E0"/>
-            </w:tcBorders>
-            <w:shd w:val="clear" w:fill="F4F4F7"/>
-          </w:tcPr>
-          <w:p>
-            <w:pPr>
-              <w:spacing w:before="50" w:after="50"/>
-            </w:pPr>
-            <w:r>
-              <w:rPr>
-                <w:b/>
-              </w:rPr>
-              <w:t>6.7 s — NOT MET</w:t>
-            </w:r>
-          </w:p>
-        </w:tc>
-        <w:tc>
-          <w:tcPr>
-            <w:tcW w:type="dxa" w:w="1728"/>
-            <w:tcBorders>
-              <w:top w:val="single" w:sz="6" w:color="D9D9E0"/>
-              <w:left w:val="single" w:sz="6" w:color="D9D9E0"/>
-              <w:bottom w:val="single" w:sz="6" w:color="D9D9E0"/>
-              <w:right w:val="single" w:sz="6" w:color="D9D9E0"/>
-            </w:tcBorders>
-            <w:shd w:val="clear" w:fill="F4F4F7"/>
-          </w:tcPr>
-          <w:p>
-            <w:pPr>
-              <w:spacing w:before="50" w:after="50"/>
-            </w:pPr>
-            <w:r>
-              <w:rPr>
-                <w:b w:val="0"/>
-              </w:rPr>
-              <w:t>n=71 live tickets; max 7.0 s; 9 cache-replayed tickets excluded</w:t>
-            </w:r>
-          </w:p>
-        </w:tc>
-        <w:tc>
-          <w:tcPr>
-            <w:tcW w:type="dxa" w:w="2160"/>
-            <w:tcBorders>
-              <w:top w:val="single" w:sz="6" w:color="D9D9E0"/>
-              <w:left w:val="single" w:sz="6" w:color="D9D9E0"/>
-              <w:bottom w:val="single" w:sz="6" w:color="D9D9E0"/>
-              <w:right w:val="single" w:sz="6" w:color="D9D9E0"/>
-            </w:tcBorders>
-            <w:shd w:val="clear" w:fill="F4F4F7"/>
-          </w:tcPr>
-          <w:p>
-            <w:pPr>
-              <w:spacing w:before="50" w:after="50"/>
-            </w:pPr>
-            <w:r>
-              <w:rPr>
-                <w:b w:val="0"/>
-              </w:rPr>
-              <w:t>End to end per ticket, including retrieval and every model call, run in sequence. Models: gpt-4o-mini drafting, gpt-4o guardrails.</w:t>
-            </w:r>
-          </w:p>
-        </w:tc>
-      </w:tr>
-      <w:tr>
-        <w:tc>
-          <w:tcPr>
-            <w:tcW w:type="dxa" w:w="2304"/>
-            <w:tcBorders>
-              <w:top w:val="single" w:sz="6" w:color="D9D9E0"/>
-              <w:left w:val="single" w:sz="6" w:color="D9D9E0"/>
-              <w:bottom w:val="single" w:sz="6" w:color="D9D9E0"/>
-              <w:right w:val="single" w:sz="6" w:color="D9D9E0"/>
-            </w:tcBorders>
-          </w:tcPr>
-          <w:p>
-            <w:pPr>
-              <w:spacing w:before="50" w:after="50"/>
-            </w:pPr>
-            <w:r>
-              <w:rPr>
-                <w:sz w:val="15"/>
-              </w:rPr>
-              <w:t>Private data occurrences</w:t>
-            </w:r>
-          </w:p>
-        </w:tc>
-        <w:tc>
-          <w:tcPr>
-            <w:tcW w:type="dxa" w:w="1296"/>
-            <w:tcBorders>
-              <w:top w:val="single" w:sz="6" w:color="D9D9E0"/>
-              <w:left w:val="single" w:sz="6" w:color="D9D9E0"/>
-              <w:bottom w:val="single" w:sz="6" w:color="D9D9E0"/>
-              <w:right w:val="single" w:sz="6" w:color="D9D9E0"/>
-            </w:tcBorders>
-          </w:tcPr>
-          <w:p>
-            <w:pPr>
-              <w:spacing w:before="50" w:after="50"/>
-            </w:pPr>
-            <w:r>
-              <w:rPr>
-                <w:sz w:val="15"/>
-              </w:rPr>
-              <w:t>—</w:t>
-            </w:r>
-          </w:p>
-        </w:tc>
-        <w:tc>
-          <w:tcPr>
-            <w:tcW w:type="dxa" w:w="1080"/>
-            <w:tcBorders>
-              <w:top w:val="single" w:sz="6" w:color="D9D9E0"/>
-              <w:left w:val="single" w:sz="6" w:color="D9D9E0"/>
-              <w:bottom w:val="single" w:sz="6" w:color="D9D9E0"/>
-              <w:right w:val="single" w:sz="6" w:color="D9D9E0"/>
-            </w:tcBorders>
-          </w:tcPr>
-          <w:p>
-            <w:pPr>
-              <w:spacing w:before="50" w:after="50"/>
-            </w:pPr>
-            <w:r>
-              <w:rPr>
-                <w:sz w:val="15"/>
-              </w:rPr>
-              <w:t>0</w:t>
-            </w:r>
-          </w:p>
-        </w:tc>
-        <w:tc>
-          <w:tcPr>
-            <w:tcW w:type="dxa" w:w="1080"/>
-            <w:tcBorders>
-              <w:top w:val="single" w:sz="6" w:color="D9D9E0"/>
-              <w:left w:val="single" w:sz="6" w:color="D9D9E0"/>
-              <w:bottom w:val="single" w:sz="6" w:color="D9D9E0"/>
-              <w:right w:val="single" w:sz="6" w:color="D9D9E0"/>
-            </w:tcBorders>
-          </w:tcPr>
-          <w:p>
-            <w:pPr>
-              <w:spacing w:before="50" w:after="50"/>
-            </w:pPr>
-            <w:r>
-              <w:rPr>
-                <w:b w:val="0"/>
-              </w:rPr>
-              <w:t>0 — MET</w:t>
-            </w:r>
-          </w:p>
-        </w:tc>
-        <w:tc>
-          <w:tcPr>
-            <w:tcW w:type="dxa" w:w="1728"/>
-            <w:tcBorders>
-              <w:top w:val="single" w:sz="6" w:color="D9D9E0"/>
-              <w:left w:val="single" w:sz="6" w:color="D9D9E0"/>
-              <w:bottom w:val="single" w:sz="6" w:color="D9D9E0"/>
-              <w:right w:val="single" w:sz="6" w:color="D9D9E0"/>
-            </w:tcBorders>
-          </w:tcPr>
-          <w:p>
-            <w:pPr>
-              <w:spacing w:before="50" w:after="50"/>
-            </w:pPr>
-            <w:r>
-              <w:rPr>
-                <w:b w:val="0"/>
-              </w:rPr>
-              <w:t>Automated scan of all 48 sent replies; manual sample review: not done</w:t>
-            </w:r>
-          </w:p>
-        </w:tc>
-        <w:tc>
-          <w:tcPr>
-            <w:tcW w:type="dxa" w:w="2160"/>
-            <w:tcBorders>
-              <w:top w:val="single" w:sz="6" w:color="D9D9E0"/>
-              <w:left w:val="single" w:sz="6" w:color="D9D9E0"/>
-              <w:bottom w:val="single" w:sz="6" w:color="D9D9E0"/>
-              <w:right w:val="single" w:sz="6" w:color="D9D9E0"/>
-            </w:tcBorders>
-          </w:tcPr>
-          <w:p>
-            <w:pPr>
-              <w:spacing w:before="50" w:after="50"/>
-            </w:pPr>
-            <w:r>
-              <w:rPr>
-                <w:b w:val="0"/>
-              </w:rPr>
-              <w:t>The scan uses the PII guardrail's own patterns (email, API key, phone, account number), independently of the judge's verdict. The guardrail blocked 0 drafts for private data before sending.</w:t>
-            </w:r>
-          </w:p>
-        </w:tc>
-      </w:tr>
-      <w:tr>
-        <w:tc>
-          <w:tcPr>
-            <w:tcW w:type="dxa" w:w="2304"/>
-            <w:tcBorders>
-              <w:top w:val="single" w:sz="6" w:color="D9D9E0"/>
-              <w:left w:val="single" w:sz="6" w:color="D9D9E0"/>
-              <w:bottom w:val="single" w:sz="6" w:color="D9D9E0"/>
-              <w:right w:val="single" w:sz="6" w:color="D9D9E0"/>
-            </w:tcBorders>
-            <w:shd w:val="clear" w:fill="F4F4F7"/>
-          </w:tcPr>
-          <w:p>
-            <w:pPr>
-              <w:spacing w:before="50" w:after="50"/>
-            </w:pPr>
-            <w:r>
-              <w:rPr>
-                <w:sz w:val="15"/>
-              </w:rPr>
-              <w:t>Cross-group variation</w:t>
-            </w:r>
-          </w:p>
-        </w:tc>
-        <w:tc>
-          <w:tcPr>
-            <w:tcW w:type="dxa" w:w="1296"/>
-            <w:tcBorders>
-              <w:top w:val="single" w:sz="6" w:color="D9D9E0"/>
-              <w:left w:val="single" w:sz="6" w:color="D9D9E0"/>
-              <w:bottom w:val="single" w:sz="6" w:color="D9D9E0"/>
-              <w:right w:val="single" w:sz="6" w:color="D9D9E0"/>
-            </w:tcBorders>
-            <w:shd w:val="clear" w:fill="F4F4F7"/>
-          </w:tcPr>
-          <w:p>
-            <w:pPr>
-              <w:spacing w:before="50" w:after="50"/>
-            </w:pPr>
-            <w:r>
-              <w:rPr>
-                <w:sz w:val="15"/>
-              </w:rPr>
-              <w:t>—</w:t>
-            </w:r>
-          </w:p>
-        </w:tc>
-        <w:tc>
-          <w:tcPr>
-            <w:tcW w:type="dxa" w:w="1080"/>
-            <w:tcBorders>
-              <w:top w:val="single" w:sz="6" w:color="D9D9E0"/>
-              <w:left w:val="single" w:sz="6" w:color="D9D9E0"/>
-              <w:bottom w:val="single" w:sz="6" w:color="D9D9E0"/>
-              <w:right w:val="single" w:sz="6" w:color="D9D9E0"/>
-            </w:tcBorders>
-            <w:shd w:val="clear" w:fill="F4F4F7"/>
-          </w:tcPr>
-          <w:p>
-            <w:pPr>
-              <w:spacing w:before="50" w:after="50"/>
-            </w:pPr>
-            <w:r>
-              <w:rPr>
-                <w:sz w:val="15"/>
-              </w:rPr>
-              <w:t>&lt; 5 pts</w:t>
-            </w:r>
-          </w:p>
-        </w:tc>
-        <w:tc>
-          <w:tcPr>
-            <w:tcW w:type="dxa" w:w="1080"/>
-            <w:tcBorders>
-              <w:top w:val="single" w:sz="6" w:color="D9D9E0"/>
-              <w:left w:val="single" w:sz="6" w:color="D9D9E0"/>
-              <w:bottom w:val="single" w:sz="6" w:color="D9D9E0"/>
-              <w:right w:val="single" w:sz="6" w:color="D9D9E0"/>
-            </w:tcBorders>
-            <w:shd w:val="clear" w:fill="F4F4F7"/>
-          </w:tcPr>
-          <w:p>
-            <w:pPr>
-              <w:spacing w:before="50" w:after="50"/>
-            </w:pPr>
-            <w:r>
-              <w:rPr>
-                <w:b/>
-              </w:rPr>
-              <w:t>20 pts (language_fluency: non_fluent vs fluent) — NOT MET</w:t>
-            </w:r>
-          </w:p>
-        </w:tc>
-        <w:tc>
-          <w:tcPr>
-            <w:tcW w:type="dxa" w:w="1728"/>
-            <w:tcBorders>
-              <w:top w:val="single" w:sz="6" w:color="D9D9E0"/>
-              <w:left w:val="single" w:sz="6" w:color="D9D9E0"/>
-              <w:bottom w:val="single" w:sz="6" w:color="D9D9E0"/>
-              <w:right w:val="single" w:sz="6" w:color="D9D9E0"/>
-            </w:tcBorders>
-            <w:shd w:val="clear" w:fill="F4F4F7"/>
-          </w:tcPr>
-          <w:p>
-            <w:pPr>
-              <w:spacing w:before="50" w:after="50"/>
-            </w:pPr>
-            <w:r>
-              <w:rPr>
-                <w:b w:val="0"/>
-              </w:rPr>
-              <w:t>breach not significant at n=19; segments under n=10 excluded</w:t>
-            </w:r>
-          </w:p>
-        </w:tc>
-        <w:tc>
-          <w:tcPr>
-            <w:tcW w:type="dxa" w:w="2160"/>
-            <w:tcBorders>
-              <w:top w:val="single" w:sz="6" w:color="D9D9E0"/>
-              <w:left w:val="single" w:sz="6" w:color="D9D9E0"/>
-              <w:bottom w:val="single" w:sz="6" w:color="D9D9E0"/>
-              <w:right w:val="single" w:sz="6" w:color="D9D9E0"/>
-            </w:tcBorders>
-            <w:shd w:val="clear" w:fill="F4F4F7"/>
-          </w:tcPr>
-          <w:p>
-            <w:pPr>
-              <w:spacing w:before="50" w:after="50"/>
-            </w:pPr>
-            <w:r>
-              <w:rPr>
-                <w:b w:val="0"/>
-              </w:rPr>
-              <w:t>Quality here is decision correctness against labels, not a rubric score, across language fluency, region and tier. NFR-05 allows 15 points; this Framework target is 5. Full per-segment figures: fairness audit.</w:t>
-            </w:r>
-          </w:p>
-        </w:tc>
-      </w:tr>
-    </w:tbl>
-    <w:p>
-      <w:pPr>
-        <w:pStyle w:val="Heading3"/>
-      </w:pPr>
-      <w:r>
-        <w:t>Governance conditions on the same run (tier three)</w:t>
+        <w:t>Governance conditions on the 50-ticket run (tier three)</w:t>
       </w:r>
     </w:p>
     <w:tbl>
@@ -10588,7 +8445,7 @@
               <w:rPr>
                 <w:sz w:val="17"/>
               </w:rPr>
-              <w:t>0 (Automated scan of all 48 sent replies; manual sample review: not done) — MET</w:t>
+              <w:t>0 (Automated scan of all 40 sent replies; manual sample review: not done) — MET</w:t>
             </w:r>
           </w:p>
         </w:tc>
@@ -10659,7 +8516,7 @@
               <w:rPr>
                 <w:sz w:val="17"/>
               </w:rPr>
-              <w:t>20 pts (language_fluency: non_fluent vs fluent) (breach not significant at n=19; segments under n=10 excluded) — NOT MET</w:t>
+              <w:t>30 pts (language_fluency: fluent vs non_fluent) (breach not significant: fluent n=40 against non_fluent n=10; 1 segments under n=10 excluded) — NOT MEASURED</w:t>
             </w:r>
           </w:p>
         </w:tc>
@@ -10727,7 +8584,7 @@
               <w:rPr>
                 <w:sz w:val="17"/>
               </w:rPr>
-              <w:t>80 of 80 tickets logged; reconciles=True — MET</w:t>
+              <w:t>50 of 50 tickets logged; reconciles=True — MET</w:t>
             </w:r>
           </w:p>
         </w:tc>
@@ -10798,7 +8655,7 @@
               <w:rPr>
                 <w:sz w:val="17"/>
               </w:rPr>
-              <w:t>largest gap -35.0 pts in band 0.7-0.8 (stated 0.75, observed 0.40, n=10); 0.80-0.90 band observed 0.94 (n=53, Framework expects about 0.85) — NOT MET</w:t>
+              <w:t>largest gap +1.0 pts in band 0.9-1.0 (stated 0.95, observed 0.96, n=50) — MET</w:t>
             </w:r>
           </w:p>
         </w:tc>

--- a/docs/Evaluation_Framework.docx
+++ b/docs/Evaluation_Framework.docx
@@ -4243,7 +4243,7 @@
           <w:color w:val="4A4A63"/>
           <w:sz w:val="21"/>
         </w:rPr>
-        <w:t>Run harness-20260927T101501Z-10995e3f (2026-09-27 UTC), 80 tickets, code a288388 + uncommitted changes. Drafting gpt-4o-mini; guardrails gpt-4o. Confidence threshold 0.85; guardrails on; model cache off (304 live calls, 0 replayed). Runs against the hidden evaluation set: 0. Cost of the run: $0.9130 (650,349 tokens in, 25,828 out). Figures generated by evaluation/results_table.py from evaluation/results/final_val_paid_80_20260927.</w:t>
+        <w:t>Run harness-20260927T101501Z-10995e3f (2026-09-27 UTC), 80 tickets, code 47e0bc1. Drafting gpt-4o-mini; guardrails gpt-4o. Confidence threshold 0.85; guardrails on; model cache off (304 live calls, 0 replayed). Runs against the hidden evaluation set: 0. Cost of the run: $0.9130 (650,349 tokens in, 25,828 out). Figures generated by evaluation/results_table.py from evaluation/results/final_val_paid_80_20260927.</w:t>
       </w:r>
     </w:p>
     <w:tbl>
@@ -6464,7 +6464,7 @@
           <w:color w:val="4A4A63"/>
           <w:sz w:val="21"/>
         </w:rPr>
-        <w:t>Run harness-20260927T101501Z-32ab3564 (2026-09-27 UTC), 50 tickets, code a288388 + uncommitted changes. Drafting llama3.1-8b-ctx8k; guardrails qwen2.5-7b-ctx8k. Confidence threshold 0.85; guardrails on; model cache off (198 live calls, 0 replayed). Runs against the hidden evaluation set: 0. Cost of the run: $0.0000 (429,130 tokens in, 16,449 out). Figures generated by evaluation/results_table.py from evaluation/results/final_dev_local_50_20260927.</w:t>
+        <w:t>Run harness-20260927T101501Z-32ab3564 (2026-09-27 UTC), 50 tickets, code 47e0bc1. Drafting llama3.1-8b-ctx8k; guardrails qwen2.5-7b-ctx8k. Confidence threshold 0.85; guardrails on; model cache off (198 live calls, 0 replayed). Runs against the hidden evaluation set: 0. Cost of the run: $0.0000 (429,130 tokens in, 16,449 out). Figures generated by evaluation/results_table.py from evaluation/results/final_dev_local_50_20260927.</w:t>
       </w:r>
     </w:p>
     <w:tbl>
